--- a/docs/sprints/Sprint1_Plan.docx
+++ b/docs/sprints/Sprint1_Plan.docx
@@ -634,10 +634,10 @@
         </w:tblBorders>
       </w:tblPr>
       <w:tblGrid>
-        <w:gridCol w:w="1800"/>
-        <w:gridCol w:w="3400"/>
-        <w:gridCol w:w="6078"/>
-        <w:gridCol w:w="2200"/>
+        <w:gridCol w:w="1700"/>
+        <w:gridCol w:w="3000"/>
+        <w:gridCol w:w="4978"/>
+        <w:gridCol w:w="3800"/>
         <w:gridCol w:w="1200"/>
       </w:tblGrid>
       <w:tr>
@@ -646,7 +646,7 @@
         </w:trPr>
         <w:tc>
           <w:tcPr>
-            <w:tcW w:type="dxa" w:w="1800"/>
+            <w:tcW w:type="dxa" w:w="1700"/>
             <w:tcBorders>
               <w:top w:val="single" w:color="BFBFBF" w:sz="4"/>
               <w:left w:val="single" w:color="BFBFBF" w:sz="4"/>
@@ -678,7 +678,7 @@
         </w:tc>
         <w:tc>
           <w:tcPr>
-            <w:tcW w:type="dxa" w:w="3400"/>
+            <w:tcW w:type="dxa" w:w="3000"/>
             <w:tcBorders>
               <w:top w:val="single" w:color="BFBFBF" w:sz="4"/>
               <w:left w:val="single" w:color="BFBFBF" w:sz="4"/>
@@ -710,7 +710,7 @@
         </w:tc>
         <w:tc>
           <w:tcPr>
-            <w:tcW w:type="dxa" w:w="6078"/>
+            <w:tcW w:type="dxa" w:w="4978"/>
             <w:tcBorders>
               <w:top w:val="single" w:color="BFBFBF" w:sz="4"/>
               <w:left w:val="single" w:color="BFBFBF" w:sz="4"/>
@@ -742,7 +742,7 @@
         </w:tc>
         <w:tc>
           <w:tcPr>
-            <w:tcW w:type="dxa" w:w="2200"/>
+            <w:tcW w:type="dxa" w:w="3800"/>
             <w:tcBorders>
               <w:top w:val="single" w:color="BFBFBF" w:sz="4"/>
               <w:left w:val="single" w:color="BFBFBF" w:sz="4"/>
@@ -800,7 +800,7 @@
                 <w:sz w:val="19"/>
                 <w:szCs w:val="19"/>
               </w:rPr>
-              <w:t xml:space="preserve">Points</w:t>
+              <w:t xml:space="preserve">Stories</w:t>
             </w:r>
           </w:p>
         </w:tc>
@@ -808,7 +808,7 @@
       <w:tr>
         <w:tc>
           <w:tcPr>
-            <w:tcW w:type="dxa" w:w="1800"/>
+            <w:tcW w:type="dxa" w:w="1700"/>
             <w:tcBorders>
               <w:top w:val="single" w:color="BFBFBF" w:sz="4"/>
               <w:left w:val="single" w:color="BFBFBF" w:sz="4"/>
@@ -838,7 +838,7 @@
         </w:tc>
         <w:tc>
           <w:tcPr>
-            <w:tcW w:type="dxa" w:w="3400"/>
+            <w:tcW w:type="dxa" w:w="3000"/>
             <w:tcBorders>
               <w:top w:val="single" w:color="BFBFBF" w:sz="4"/>
               <w:left w:val="single" w:color="BFBFBF" w:sz="4"/>
@@ -868,7 +868,7 @@
         </w:tc>
         <w:tc>
           <w:tcPr>
-            <w:tcW w:type="dxa" w:w="6078"/>
+            <w:tcW w:type="dxa" w:w="4978"/>
             <w:tcBorders>
               <w:top w:val="single" w:color="BFBFBF" w:sz="4"/>
               <w:left w:val="single" w:color="BFBFBF" w:sz="4"/>
@@ -892,13 +892,13 @@
                 <w:sz w:val="20"/>
                 <w:szCs w:val="20"/>
               </w:rPr>
-              <w:t xml:space="preserve">Repo and auto-deploy, Supabase database, login with roles, architecture document</w:t>
-            </w:r>
-          </w:p>
-        </w:tc>
-        <w:tc>
-          <w:tcPr>
-            <w:tcW w:type="dxa" w:w="2200"/>
+              <w:t xml:space="preserve">Supabase database, project setup, sign-in and privacy, architecture document</w:t>
+            </w:r>
+          </w:p>
+        </w:tc>
+        <w:tc>
+          <w:tcPr>
+            <w:tcW w:type="dxa" w:w="3800"/>
             <w:tcBorders>
               <w:top w:val="single" w:color="BFBFBF" w:sz="4"/>
               <w:left w:val="single" w:color="BFBFBF" w:sz="4"/>
@@ -922,7 +922,7 @@
                 <w:sz w:val="20"/>
                 <w:szCs w:val="20"/>
               </w:rPr>
-              <w:t xml:space="preserve">S1-01 to S1-04</w:t>
+              <w:t xml:space="preserve">S1-01, S1-05, S1-09, S1-15, S1-20, S1-24</w:t>
             </w:r>
           </w:p>
         </w:tc>
@@ -955,7 +955,7 @@
                 <w:sz w:val="20"/>
                 <w:szCs w:val="20"/>
               </w:rPr>
-              <w:t xml:space="preserve">16</w:t>
+              <w:t xml:space="preserve">6</w:t>
             </w:r>
           </w:p>
         </w:tc>
@@ -963,7 +963,7 @@
       <w:tr>
         <w:tc>
           <w:tcPr>
-            <w:tcW w:type="dxa" w:w="1800"/>
+            <w:tcW w:type="dxa" w:w="1700"/>
             <w:tcBorders>
               <w:top w:val="single" w:color="BFBFBF" w:sz="4"/>
               <w:left w:val="single" w:color="BFBFBF" w:sz="4"/>
@@ -993,7 +993,7 @@
         </w:tc>
         <w:tc>
           <w:tcPr>
-            <w:tcW w:type="dxa" w:w="3400"/>
+            <w:tcW w:type="dxa" w:w="3000"/>
             <w:tcBorders>
               <w:top w:val="single" w:color="BFBFBF" w:sz="4"/>
               <w:left w:val="single" w:color="BFBFBF" w:sz="4"/>
@@ -1023,7 +1023,7 @@
         </w:tc>
         <w:tc>
           <w:tcPr>
-            <w:tcW w:type="dxa" w:w="6078"/>
+            <w:tcW w:type="dxa" w:w="4978"/>
             <w:tcBorders>
               <w:top w:val="single" w:color="BFBFBF" w:sz="4"/>
               <w:left w:val="single" w:color="BFBFBF" w:sz="4"/>
@@ -1047,13 +1047,13 @@
                 <w:sz w:val="20"/>
                 <w:szCs w:val="20"/>
               </w:rPr>
-              <w:t xml:space="preserve">Kopano Freight dataset, trained classifier, classify API, low-confidence flagging, historical data</w:t>
-            </w:r>
-          </w:p>
-        </w:tc>
-        <w:tc>
-          <w:tcPr>
-            <w:tcW w:type="dxa" w:w="2200"/>
+              <w:t xml:space="preserve">Ticket dataset, trained classifier, automatic routing, low-confidence flagging, historical data</w:t>
+            </w:r>
+          </w:p>
+        </w:tc>
+        <w:tc>
+          <w:tcPr>
+            <w:tcW w:type="dxa" w:w="3800"/>
             <w:tcBorders>
               <w:top w:val="single" w:color="BFBFBF" w:sz="4"/>
               <w:left w:val="single" w:color="BFBFBF" w:sz="4"/>
@@ -1077,7 +1077,7 @@
                 <w:sz w:val="20"/>
                 <w:szCs w:val="20"/>
               </w:rPr>
-              <w:t xml:space="preserve">S1-05 to S1-09</w:t>
+              <w:t xml:space="preserve">S1-02, S1-06, S1-10, S1-16, S1-17, S1-21, S1-25</w:t>
             </w:r>
           </w:p>
         </w:tc>
@@ -1110,7 +1110,7 @@
                 <w:sz w:val="20"/>
                 <w:szCs w:val="20"/>
               </w:rPr>
-              <w:t xml:space="preserve">20</w:t>
+              <w:t xml:space="preserve">7</w:t>
             </w:r>
           </w:p>
         </w:tc>
@@ -1118,7 +1118,7 @@
       <w:tr>
         <w:tc>
           <w:tcPr>
-            <w:tcW w:type="dxa" w:w="1800"/>
+            <w:tcW w:type="dxa" w:w="1700"/>
             <w:tcBorders>
               <w:top w:val="single" w:color="BFBFBF" w:sz="4"/>
               <w:left w:val="single" w:color="BFBFBF" w:sz="4"/>
@@ -1148,7 +1148,7 @@
         </w:tc>
         <w:tc>
           <w:tcPr>
-            <w:tcW w:type="dxa" w:w="3400"/>
+            <w:tcW w:type="dxa" w:w="3000"/>
             <w:tcBorders>
               <w:top w:val="single" w:color="BFBFBF" w:sz="4"/>
               <w:left w:val="single" w:color="BFBFBF" w:sz="4"/>
@@ -1178,7 +1178,7 @@
         </w:tc>
         <w:tc>
           <w:tcPr>
-            <w:tcW w:type="dxa" w:w="6078"/>
+            <w:tcW w:type="dxa" w:w="4978"/>
             <w:tcBorders>
               <w:top w:val="single" w:color="BFBFBF" w:sz="4"/>
               <w:left w:val="single" w:color="BFBFBF" w:sz="4"/>
@@ -1202,13 +1202,13 @@
                 <w:sz w:val="20"/>
                 <w:szCs w:val="20"/>
               </w:rPr>
-              <w:t xml:space="preserve">Personas, wireframes, design system, submit form, My requests</w:t>
-            </w:r>
-          </w:p>
-        </w:tc>
-        <w:tc>
-          <w:tcPr>
-            <w:tcW w:type="dxa" w:w="2200"/>
+              <w:t xml:space="preserve">Personas, wireframes, design system, role menu, submit form, My requests</w:t>
+            </w:r>
+          </w:p>
+        </w:tc>
+        <w:tc>
+          <w:tcPr>
+            <w:tcW w:type="dxa" w:w="3800"/>
             <w:tcBorders>
               <w:top w:val="single" w:color="BFBFBF" w:sz="4"/>
               <w:left w:val="single" w:color="BFBFBF" w:sz="4"/>
@@ -1232,7 +1232,7 @@
                 <w:sz w:val="20"/>
                 <w:szCs w:val="20"/>
               </w:rPr>
-              <w:t xml:space="preserve">S1-10 to S1-13</w:t>
+              <w:t xml:space="preserve">S1-03, S1-07, S1-11, S1-12, S1-18, S1-22, S1-26</w:t>
             </w:r>
           </w:p>
         </w:tc>
@@ -1265,7 +1265,7 @@
                 <w:sz w:val="20"/>
                 <w:szCs w:val="20"/>
               </w:rPr>
-              <w:t xml:space="preserve">16</w:t>
+              <w:t xml:space="preserve">7</w:t>
             </w:r>
           </w:p>
         </w:tc>
@@ -1273,7 +1273,7 @@
       <w:tr>
         <w:tc>
           <w:tcPr>
-            <w:tcW w:type="dxa" w:w="1800"/>
+            <w:tcW w:type="dxa" w:w="1700"/>
             <w:tcBorders>
               <w:top w:val="single" w:color="BFBFBF" w:sz="4"/>
               <w:left w:val="single" w:color="BFBFBF" w:sz="4"/>
@@ -1303,7 +1303,7 @@
         </w:tc>
         <w:tc>
           <w:tcPr>
-            <w:tcW w:type="dxa" w:w="3400"/>
+            <w:tcW w:type="dxa" w:w="3000"/>
             <w:tcBorders>
               <w:top w:val="single" w:color="BFBFBF" w:sz="4"/>
               <w:left w:val="single" w:color="BFBFBF" w:sz="4"/>
@@ -1333,7 +1333,7 @@
         </w:tc>
         <w:tc>
           <w:tcPr>
-            <w:tcW w:type="dxa" w:w="6078"/>
+            <w:tcW w:type="dxa" w:w="4978"/>
             <w:tcBorders>
               <w:top w:val="single" w:color="BFBFBF" w:sz="4"/>
               <w:left w:val="single" w:color="BFBFBF" w:sz="4"/>
@@ -1357,13 +1357,13 @@
                 <w:sz w:val="20"/>
                 <w:szCs w:val="20"/>
               </w:rPr>
-              <w:t xml:space="preserve">Gemini drafts, templates, tone control, agent inbox, review and send</w:t>
-            </w:r>
-          </w:p>
-        </w:tc>
-        <w:tc>
-          <w:tcPr>
-            <w:tcW w:type="dxa" w:w="2200"/>
+              <w:t xml:space="preserve">Reply templates, AI drafts, tone control, agent inbox, edit and send, template library</w:t>
+            </w:r>
+          </w:p>
+        </w:tc>
+        <w:tc>
+          <w:tcPr>
+            <w:tcW w:type="dxa" w:w="3800"/>
             <w:tcBorders>
               <w:top w:val="single" w:color="BFBFBF" w:sz="4"/>
               <w:left w:val="single" w:color="BFBFBF" w:sz="4"/>
@@ -1387,7 +1387,7 @@
                 <w:sz w:val="20"/>
                 <w:szCs w:val="20"/>
               </w:rPr>
-              <w:t xml:space="preserve">S1-14 to S1-18</w:t>
+              <w:t xml:space="preserve">S1-04, S1-08, S1-13, S1-14, S1-19, S1-23, S1-27, S1-28</w:t>
             </w:r>
           </w:p>
         </w:tc>
@@ -1420,7 +1420,7 @@
                 <w:sz w:val="20"/>
                 <w:szCs w:val="20"/>
               </w:rPr>
-              <w:t xml:space="preserve">21</w:t>
+              <w:t xml:space="preserve">8</w:t>
             </w:r>
           </w:p>
         </w:tc>
@@ -1602,7 +1602,7 @@
                 <w:sz w:val="19"/>
                 <w:szCs w:val="19"/>
               </w:rPr>
-              <w:t xml:space="preserve">Task (user story)</w:t>
+              <w:t xml:space="preserve">User story</w:t>
             </w:r>
           </w:p>
         </w:tc>
@@ -1764,7 +1764,7 @@
                 <w:sz w:val="19"/>
                 <w:szCs w:val="19"/>
               </w:rPr>
-              <w:t xml:space="preserve">Project planning</w:t>
+              <w:t xml:space="preserve">As the team, I want an agreed project idea and roadmap, so that everyone works towards the same product.</w:t>
             </w:r>
           </w:p>
         </w:tc>
@@ -1925,7 +1925,7 @@
                 <w:sz w:val="19"/>
                 <w:szCs w:val="19"/>
               </w:rPr>
-              <w:t xml:space="preserve">Sprint planning</w:t>
+              <w:t xml:space="preserve">As the team, I want the sprint planned and our tools set up, so that everyone knows what to build and where.</w:t>
             </w:r>
           </w:p>
         </w:tc>
@@ -1956,7 +1956,7 @@
                 <w:sz w:val="19"/>
                 <w:szCs w:val="19"/>
               </w:rPr>
-              <w:t xml:space="preserve">Sprint 1 features and user stories written; owners assigned; GitHub repo created; Vercel connected and live</w:t>
+              <w:t xml:space="preserve">Sprint 1 user stories written; owners assigned; GitHub repo created; Vercel connected and live</w:t>
             </w:r>
           </w:p>
         </w:tc>
@@ -2086,7 +2086,7 @@
                 <w:sz w:val="19"/>
                 <w:szCs w:val="19"/>
               </w:rPr>
-              <w:t xml:space="preserve">S1-02 · As a team member, I want the database designed for all eight weeks, so that later modules don't need rework.</w:t>
+              <w:t xml:space="preserve">S1-01 · As a developer, I want the database tables set up in Supabase, so that the team has one place to store tickets, classifications and replies.</w:t>
             </w:r>
           </w:p>
         </w:tc>
@@ -2116,7 +2116,7 @@
                 <w:sz w:val="19"/>
                 <w:szCs w:val="19"/>
               </w:rPr>
-              <w:t xml:space="preserve">Supabase project created; migration 0001 run; tickets, classifications, responses, templates and audit_log tables exist; all four ticket timestamps present; row-level security on</w:t>
+              <w:t xml:space="preserve">Supabase project created; migration 0001 run; tickets, classifications, responses, templates and audit_log tables exist; each ticket has created, assigned, answered and closed times; row-level security switched on</w:t>
             </w:r>
           </w:p>
         </w:tc>
@@ -2223,19 +2223,7 @@
                 <w:sz w:val="19"/>
                 <w:szCs w:val="19"/>
               </w:rPr>
-              <w:t xml:space="preserve">S1-05 · As the team, I want a realistic ticket dataset, so that we can train the classifier and power later dashboards. </w:t>
-            </w:r>
-            <w:r>
-              <w:rPr>
-                <w:rFonts w:ascii="Calibri" w:cs="Calibri" w:eastAsia="Calibri" w:hAnsi="Calibri"/>
-                <w:b w:val="false"/>
-                <w:bCs w:val="false"/>
-                <w:i/>
-                <w:iCs/>
-                <w:sz w:val="19"/>
-                <w:szCs w:val="19"/>
-              </w:rPr>
-              <w:t xml:space="preserve">(part 1)</w:t>
+              <w:t xml:space="preserve">S1-02 · As the data developer, I want real IT support tickets downloaded and sorted into our four departments, so that the classifier learns from real examples.</w:t>
             </w:r>
           </w:p>
         </w:tc>
@@ -2265,7 +2253,7 @@
                 <w:sz w:val="19"/>
                 <w:szCs w:val="19"/>
               </w:rPr>
-              <w:t xml:space="preserve">Kaggle IT ticket dataset downloaded into data/raw; its categories mapped to HR, IT, Finance and Operations</w:t>
+              <w:t xml:space="preserve">Kaggle IT ticket dataset saved in data/raw; its categories mapped to HR, IT, Finance and Operations</w:t>
             </w:r>
           </w:p>
         </w:tc>
@@ -2372,19 +2360,7 @@
                 <w:sz w:val="19"/>
                 <w:szCs w:val="19"/>
               </w:rPr>
-              <w:t xml:space="preserve">S1-10 · As the team, I want personas and wireframes agreed early, so that everyone builds screens that fit together. </w:t>
-            </w:r>
-            <w:r>
-              <w:rPr>
-                <w:rFonts w:ascii="Calibri" w:cs="Calibri" w:eastAsia="Calibri" w:hAnsi="Calibri"/>
-                <w:b w:val="false"/>
-                <w:bCs w:val="false"/>
-                <w:i/>
-                <w:iCs/>
-                <w:sz w:val="19"/>
-                <w:szCs w:val="19"/>
-              </w:rPr>
-              <w:t xml:space="preserve">(part 1)</w:t>
+              <w:t xml:space="preserve">S1-03 · As the designer, I want a persona for each user role and a journey map, so that the team designs screens around real needs.</w:t>
             </w:r>
           </w:p>
         </w:tc>
@@ -2414,7 +2390,7 @@
                 <w:sz w:val="19"/>
                 <w:szCs w:val="19"/>
               </w:rPr>
-              <w:t xml:space="preserve">One persona per role (staff, agent, manager, compliance); one journey map from problem to resolution</w:t>
+              <w:t xml:space="preserve">One persona each for staff, agent, manager and compliance; one journey map from problem to resolution</w:t>
             </w:r>
           </w:p>
         </w:tc>
@@ -2521,19 +2497,7 @@
                 <w:sz w:val="19"/>
                 <w:szCs w:val="19"/>
               </w:rPr>
-              <w:t xml:space="preserve">S1-15 · As an agent, I want professional templates for each department, so that replies are consistent. </w:t>
-            </w:r>
-            <w:r>
-              <w:rPr>
-                <w:rFonts w:ascii="Calibri" w:cs="Calibri" w:eastAsia="Calibri" w:hAnsi="Calibri"/>
-                <w:b w:val="false"/>
-                <w:bCs w:val="false"/>
-                <w:i/>
-                <w:iCs/>
-                <w:sz w:val="19"/>
-                <w:szCs w:val="19"/>
-              </w:rPr>
-              <w:t xml:space="preserve">(part 1)</w:t>
+              <w:t xml:space="preserve">S1-04 · As an agent, I want ready-made reply templates for each department, so that every reply starts from approved wording.</w:t>
             </w:r>
           </w:p>
         </w:tc>
@@ -2563,7 +2527,7 @@
                 <w:sz w:val="19"/>
                 <w:szCs w:val="19"/>
               </w:rPr>
-              <w:t xml:space="preserve">At least three templates per department written; Gemini API key created and shared securely with the team</w:t>
+              <w:t xml:space="preserve">At least three templates per department written; Gemini API key created and kept out of the code</w:t>
             </w:r>
           </w:p>
         </w:tc>
@@ -2695,7 +2659,7 @@
                 <w:sz w:val="19"/>
                 <w:szCs w:val="19"/>
               </w:rPr>
-              <w:t xml:space="preserve">S1-01 · As a team member, I want a shared repo that deploys automatically, so that everyone builds on the same live app.</w:t>
+              <w:t xml:space="preserve">S1-05 · As a developer, I want the project running on my own computer with its keys set up, so that I can build and test my feature.</w:t>
             </w:r>
           </w:p>
         </w:tc>
@@ -2726,7 +2690,7 @@
                 <w:sz w:val="19"/>
                 <w:szCs w:val="19"/>
               </w:rPr>
-              <w:t xml:space="preserve">Supabase and Gemini keys added to Vercel; all four members clone the repo and run the app locally; branch rule on main switched on</w:t>
+              <w:t xml:space="preserve">Supabase and Gemini keys added to Vercel; all four members clone the repo and run the app locally; rule on main switched on so changes need a reviewed pull request</w:t>
             </w:r>
           </w:p>
         </w:tc>
@@ -2836,19 +2800,7 @@
                 <w:sz w:val="19"/>
                 <w:szCs w:val="19"/>
               </w:rPr>
-              <w:t xml:space="preserve">S1-05 · Realistic ticket dataset </w:t>
-            </w:r>
-            <w:r>
-              <w:rPr>
-                <w:rFonts w:ascii="Calibri" w:cs="Calibri" w:eastAsia="Calibri" w:hAnsi="Calibri"/>
-                <w:b w:val="false"/>
-                <w:bCs w:val="false"/>
-                <w:i/>
-                <w:iCs/>
-                <w:sz w:val="19"/>
-                <w:szCs w:val="19"/>
-              </w:rPr>
-              <w:t xml:space="preserve">(part 2)</w:t>
+              <w:t xml:space="preserve">S1-06 · As the data developer, I want HR, Finance and Operations tickets written for Kopano Freight, so that every department has enough examples to train on.</w:t>
             </w:r>
           </w:p>
         </w:tc>
@@ -2879,7 +2831,7 @@
                 <w:sz w:val="19"/>
                 <w:szCs w:val="19"/>
               </w:rPr>
-              <w:t xml:space="preserve">Synthetic HR, Finance and Operations tickets written; every ticket has a 12-month timestamp, depot and priority; categories reasonably balanced; CSV and data dictionary saved</w:t>
+              <w:t xml:space="preserve">Synthetic HR, Finance and Operations tickets written; every ticket has a date within the last 12 months, a depot and a priority; departments reasonably balanced; CSV and data dictionary saved</w:t>
             </w:r>
           </w:p>
         </w:tc>
@@ -2989,19 +2941,7 @@
                 <w:sz w:val="19"/>
                 <w:szCs w:val="19"/>
               </w:rPr>
-              <w:t xml:space="preserve">S1-10 · Personas and wireframes </w:t>
-            </w:r>
-            <w:r>
-              <w:rPr>
-                <w:rFonts w:ascii="Calibri" w:cs="Calibri" w:eastAsia="Calibri" w:hAnsi="Calibri"/>
-                <w:b w:val="false"/>
-                <w:bCs w:val="false"/>
-                <w:i/>
-                <w:iCs/>
-                <w:sz w:val="19"/>
-                <w:szCs w:val="19"/>
-              </w:rPr>
-              <w:t xml:space="preserve">(part 2)</w:t>
+              <w:t xml:space="preserve">S1-07 · As a developer, I want wireframes of every Sprint 1 screen, so that I know what each page should contain before I build it.</w:t>
             </w:r>
           </w:p>
         </w:tc>
@@ -3032,7 +2972,7 @@
                 <w:sz w:val="19"/>
                 <w:szCs w:val="19"/>
               </w:rPr>
-              <w:t xml:space="preserve">Low-fidelity wireframes for all Sprint 1 screens: login, submit request, My requests, request detail, agent inbox, ticket view, template library</w:t>
+              <w:t xml:space="preserve">Low-fidelity wireframes for login, submit request, My requests, request detail, agent inbox, ticket view and template library</w:t>
             </w:r>
           </w:p>
         </w:tc>
@@ -3142,19 +3082,7 @@
                 <w:sz w:val="19"/>
                 <w:szCs w:val="19"/>
               </w:rPr>
-              <w:t xml:space="preserve">S1-14 · As an agent, I want a reply drafted by AI when a ticket arrives, so that I can respond faster. </w:t>
-            </w:r>
-            <w:r>
-              <w:rPr>
-                <w:rFonts w:ascii="Calibri" w:cs="Calibri" w:eastAsia="Calibri" w:hAnsi="Calibri"/>
-                <w:b w:val="false"/>
-                <w:bCs w:val="false"/>
-                <w:i/>
-                <w:iCs/>
-                <w:sz w:val="19"/>
-                <w:szCs w:val="19"/>
-              </w:rPr>
-              <w:t xml:space="preserve">(part 1)</w:t>
+              <w:t xml:space="preserve">S1-08 · As an agent, I want the system to draft a reply with AI using the ticket and its department template, so that I don't write every reply from scratch.</w:t>
             </w:r>
           </w:p>
         </w:tc>
@@ -3185,7 +3113,7 @@
                 <w:sz w:val="19"/>
                 <w:szCs w:val="19"/>
               </w:rPr>
-              <w:t xml:space="preserve">Gemini called from a server-side API route; key never reaches the browser; draft builds on the category's template</w:t>
+              <w:t xml:space="preserve">Gemini called from a server-side API route; key never reaches the browser; draft builds on the template for the ticket's department</w:t>
             </w:r>
           </w:p>
         </w:tc>
@@ -3315,19 +3243,7 @@
                 <w:sz w:val="19"/>
                 <w:szCs w:val="19"/>
               </w:rPr>
-              <w:t xml:space="preserve">S1-03 · As a staff member, I want to sign in, so that my requests are linked to me and I only see my own. </w:t>
-            </w:r>
-            <w:r>
-              <w:rPr>
-                <w:rFonts w:ascii="Calibri" w:cs="Calibri" w:eastAsia="Calibri" w:hAnsi="Calibri"/>
-                <w:b w:val="false"/>
-                <w:bCs w:val="false"/>
-                <w:i/>
-                <w:iCs/>
-                <w:sz w:val="19"/>
-                <w:szCs w:val="19"/>
-              </w:rPr>
-              <w:t xml:space="preserve">(part 1)</w:t>
+              <w:t xml:space="preserve">S1-09 · As a staff member, I want to sign in with my email, so that Relay knows who I am and shows me the right home screen.</w:t>
             </w:r>
           </w:p>
         </w:tc>
@@ -3357,7 +3273,7 @@
                 <w:sz w:val="19"/>
                 <w:szCs w:val="19"/>
               </w:rPr>
-              <w:t xml:space="preserve">Email sign-in with Supabase Auth; profiles created with roles staff, agent, manager and compliance; each role lands on its own home screen</w:t>
+              <w:t xml:space="preserve">Email sign-in with Supabase Auth; each user has a role (staff, agent, manager or compliance); each role lands on its own home screen</w:t>
             </w:r>
           </w:p>
         </w:tc>
@@ -3464,19 +3380,7 @@
                 <w:sz w:val="19"/>
                 <w:szCs w:val="19"/>
               </w:rPr>
-              <w:t xml:space="preserve">S1-06 · As the team, I want a trained classifier with honest accuracy figures, so that we know how reliable the routing is. </w:t>
-            </w:r>
-            <w:r>
-              <w:rPr>
-                <w:rFonts w:ascii="Calibri" w:cs="Calibri" w:eastAsia="Calibri" w:hAnsi="Calibri"/>
-                <w:b w:val="false"/>
-                <w:bCs w:val="false"/>
-                <w:i/>
-                <w:iCs/>
-                <w:sz w:val="19"/>
-                <w:szCs w:val="19"/>
-              </w:rPr>
-              <w:t xml:space="preserve">(part 1)</w:t>
+              <w:t xml:space="preserve">S1-10 · As the data developer, I want a first classifier trained and tested, so that we know how accurately it routes tickets.</w:t>
             </w:r>
           </w:p>
         </w:tc>
@@ -3506,7 +3410,7 @@
                 <w:sz w:val="19"/>
                 <w:szCs w:val="19"/>
               </w:rPr>
-              <w:t xml:space="preserve">TF-IDF + logistic regression trained in Google Colab; accuracy reported separately on held-out real tickets and on synthetic tickets</w:t>
+              <w:t xml:space="preserve">TF-IDF + logistic regression trained in Google Colab; accuracy reported separately on real tickets it hasn't seen and on synthetic tickets</w:t>
             </w:r>
           </w:p>
         </w:tc>
@@ -3613,41 +3517,7 @@
                 <w:sz w:val="19"/>
                 <w:szCs w:val="19"/>
               </w:rPr>
-              <w:t xml:space="preserve">S1-10 · Wireframe review </w:t>
-            </w:r>
-            <w:r>
-              <w:rPr>
-                <w:rFonts w:ascii="Calibri" w:cs="Calibri" w:eastAsia="Calibri" w:hAnsi="Calibri"/>
-                <w:b w:val="false"/>
-                <w:bCs w:val="false"/>
-                <w:i/>
-                <w:iCs/>
-                <w:sz w:val="19"/>
-                <w:szCs w:val="19"/>
-              </w:rPr>
-              <w:t xml:space="preserve">(part 3)</w:t>
-            </w:r>
-            <w:r>
-              <w:rPr>
-                <w:rFonts w:ascii="Calibri" w:cs="Calibri" w:eastAsia="Calibri" w:hAnsi="Calibri"/>
-                <w:b w:val="false"/>
-                <w:bCs w:val="false"/>
-                <w:sz w:val="19"/>
-                <w:szCs w:val="19"/>
-              </w:rPr>
-              <w:t xml:space="preserve"> and S1-11 · As the team, I want one design system, so that every module looks like the same product. </w:t>
-            </w:r>
-            <w:r>
-              <w:rPr>
-                <w:rFonts w:ascii="Calibri" w:cs="Calibri" w:eastAsia="Calibri" w:hAnsi="Calibri"/>
-                <w:b w:val="false"/>
-                <w:bCs w:val="false"/>
-                <w:i/>
-                <w:iCs/>
-                <w:sz w:val="19"/>
-                <w:szCs w:val="19"/>
-              </w:rPr>
-              <w:t xml:space="preserve">(part 1)</w:t>
+              <w:t xml:space="preserve">S1-11 · As the team, I want the wireframes reviewed by classmates, so that confusing screens are fixed before we build them.</w:t>
             </w:r>
           </w:p>
         </w:tc>
@@ -3677,7 +3547,7 @@
                 <w:sz w:val="19"/>
                 <w:szCs w:val="19"/>
               </w:rPr>
-              <w:t xml:space="preserve">Wireframes reviewed with 2–3 classmates and changes noted; colours, type and spacing defined; Tailwind and shadcn/ui set up</w:t>
+              <w:t xml:space="preserve">Wireframes walked through with 2–3 classmates; problems noted; wireframes updated</w:t>
             </w:r>
           </w:p>
         </w:tc>
@@ -3754,7 +3624,7 @@
                 <w:sz w:val="19"/>
                 <w:szCs w:val="19"/>
               </w:rPr>
-              <w:t xml:space="preserve">Baphakamise</w:t>
+              <w:t xml:space="preserve">Mihlali</w:t>
             </w:r>
           </w:p>
         </w:tc>
@@ -3784,29 +3654,7 @@
                 <w:sz w:val="19"/>
                 <w:szCs w:val="19"/>
               </w:rPr>
-              <w:t xml:space="preserve">S1-14 · AI drafts </w:t>
-            </w:r>
-            <w:r>
-              <w:rPr>
-                <w:rFonts w:ascii="Calibri" w:cs="Calibri" w:eastAsia="Calibri" w:hAnsi="Calibri"/>
-                <w:b w:val="false"/>
-                <w:bCs w:val="false"/>
-                <w:i/>
-                <w:iCs/>
-                <w:sz w:val="19"/>
-                <w:szCs w:val="19"/>
-              </w:rPr>
-              <w:t xml:space="preserve">(part 2)</w:t>
-            </w:r>
-            <w:r>
-              <w:rPr>
-                <w:rFonts w:ascii="Calibri" w:cs="Calibri" w:eastAsia="Calibri" w:hAnsi="Calibri"/>
-                <w:b w:val="false"/>
-                <w:bCs w:val="false"/>
-                <w:sz w:val="19"/>
-                <w:szCs w:val="19"/>
-              </w:rPr>
-              <w:t xml:space="preserve"> and S1-16 · As an agent, I want to switch the reply's tone, so that it suits the situation.</w:t>
+              <w:t xml:space="preserve">S1-12 · As a developer, I want shared colours, fonts and components set up, so that every screen looks like the same product.</w:t>
             </w:r>
           </w:p>
         </w:tc>
@@ -3836,7 +3684,7 @@
                 <w:sz w:val="19"/>
                 <w:szCs w:val="19"/>
               </w:rPr>
-              <w:t xml:space="preserve">Draft saved to the responses table; template used if Gemini fails or times out; tone toggle (formal, friendly, urgent) regenerates the draft; tone saved</w:t>
+              <w:t xml:space="preserve">Colours, type and spacing defined; Tailwind and shadcn/ui set up in the repo</w:t>
             </w:r>
           </w:p>
         </w:tc>
@@ -3877,27 +3725,34 @@
         </w:trPr>
         <w:tc>
           <w:tcPr>
-            <w:tcW w:type="dxa" w:w="1500"/>
-            <w:vMerge w:val="restart"/>
-            <w:tcBorders>
-              <w:top w:val="single" w:color="BFBFBF" w:sz="4"/>
-              <w:left w:val="single" w:color="BFBFBF" w:sz="4"/>
-              <w:bottom w:val="single" w:color="BFBFBF" w:sz="4"/>
-              <w:right w:val="single" w:color="BFBFBF" w:sz="4"/>
-            </w:tcBorders>
-            <w:shd w:fill="F0EFEC" w:color="auto" w:val="clear"/>
-            <w:tcMar>
-              <w:top w:type="dxa" w:w="70"/>
-              <w:left w:type="dxa" w:w="110"/>
-              <w:bottom w:type="dxa" w:w="70"/>
-              <w:right w:type="dxa" w:w="110"/>
-            </w:tcMar>
-            <w:vAlign w:val="center"/>
-          </w:tcPr>
-          <w:p>
-            <w:pPr>
-              <w:jc w:val="center"/>
-            </w:pPr>
+            <w:vMerge w:val="continue"/>
+            <w:tcBorders>
+              <w:top w:val="single" w:color="BFBFBF" w:sz="4"/>
+              <w:left w:val="single" w:color="BFBFBF" w:sz="4"/>
+              <w:bottom w:val="single" w:color="BFBFBF" w:sz="4"/>
+              <w:right w:val="single" w:color="BFBFBF" w:sz="4"/>
+            </w:tcBorders>
+          </w:tcPr>
+          <w:p/>
+        </w:tc>
+        <w:tc>
+          <w:tcPr>
+            <w:tcW w:type="dxa" w:w="1700"/>
+            <w:tcBorders>
+              <w:top w:val="single" w:color="BFBFBF" w:sz="4"/>
+              <w:left w:val="single" w:color="BFBFBF" w:sz="4"/>
+              <w:bottom w:val="single" w:color="BFBFBF" w:sz="4"/>
+              <w:right w:val="single" w:color="BFBFBF" w:sz="4"/>
+            </w:tcBorders>
+            <w:tcMar>
+              <w:top w:type="dxa" w:w="70"/>
+              <w:left w:type="dxa" w:w="110"/>
+              <w:bottom w:type="dxa" w:w="70"/>
+              <w:right w:type="dxa" w:w="110"/>
+            </w:tcMar>
+            <w:vAlign w:val="top"/>
+          </w:tcPr>
+          <w:p>
             <w:r>
               <w:rPr>
                 <w:rFonts w:ascii="Calibri" w:cs="Calibri" w:eastAsia="Calibri" w:hAnsi="Calibri"/>
@@ -3906,38 +3761,7 @@
                 <w:sz w:val="19"/>
                 <w:szCs w:val="19"/>
               </w:rPr>
-              <w:t xml:space="preserve">Mon 26 Oct</w:t>
-            </w:r>
-          </w:p>
-        </w:tc>
-        <w:tc>
-          <w:tcPr>
-            <w:tcW w:type="dxa" w:w="1700"/>
-            <w:tcBorders>
-              <w:top w:val="single" w:color="BFBFBF" w:sz="4"/>
-              <w:left w:val="single" w:color="BFBFBF" w:sz="4"/>
-              <w:bottom w:val="single" w:color="BFBFBF" w:sz="4"/>
-              <w:right w:val="single" w:color="BFBFBF" w:sz="4"/>
-            </w:tcBorders>
-            <w:shd w:fill="F0EFEC" w:color="auto" w:val="clear"/>
-            <w:tcMar>
-              <w:top w:type="dxa" w:w="70"/>
-              <w:left w:type="dxa" w:w="110"/>
-              <w:bottom w:type="dxa" w:w="70"/>
-              <w:right w:type="dxa" w:w="110"/>
-            </w:tcMar>
-            <w:vAlign w:val="top"/>
-          </w:tcPr>
-          <w:p>
-            <w:r>
-              <w:rPr>
-                <w:rFonts w:ascii="Calibri" w:cs="Calibri" w:eastAsia="Calibri" w:hAnsi="Calibri"/>
-                <w:b/>
-                <w:bCs/>
-                <w:sz w:val="19"/>
-                <w:szCs w:val="19"/>
-              </w:rPr>
-              <w:t xml:space="preserve">Samukelo</w:t>
+              <w:t xml:space="preserve">Baphakamise</w:t>
             </w:r>
           </w:p>
         </w:tc>
@@ -3950,37 +3774,24 @@
               <w:bottom w:val="single" w:color="BFBFBF" w:sz="4"/>
               <w:right w:val="single" w:color="BFBFBF" w:sz="4"/>
             </w:tcBorders>
-            <w:shd w:fill="F0EFEC" w:color="auto" w:val="clear"/>
-            <w:tcMar>
-              <w:top w:type="dxa" w:w="70"/>
-              <w:left w:type="dxa" w:w="110"/>
-              <w:bottom w:type="dxa" w:w="70"/>
-              <w:right w:type="dxa" w:w="110"/>
-            </w:tcMar>
-            <w:vAlign w:val="top"/>
-          </w:tcPr>
-          <w:p>
-            <w:r>
-              <w:rPr>
-                <w:rFonts w:ascii="Calibri" w:cs="Calibri" w:eastAsia="Calibri" w:hAnsi="Calibri"/>
-                <w:b w:val="false"/>
-                <w:bCs w:val="false"/>
-                <w:sz w:val="19"/>
-                <w:szCs w:val="19"/>
-              </w:rPr>
-              <w:t xml:space="preserve">S1-03 · Sign in with roles </w:t>
-            </w:r>
-            <w:r>
-              <w:rPr>
-                <w:rFonts w:ascii="Calibri" w:cs="Calibri" w:eastAsia="Calibri" w:hAnsi="Calibri"/>
-                <w:b w:val="false"/>
-                <w:bCs w:val="false"/>
-                <w:i/>
-                <w:iCs/>
-                <w:sz w:val="19"/>
-                <w:szCs w:val="19"/>
-              </w:rPr>
-              <w:t xml:space="preserve">(part 2)</w:t>
+            <w:tcMar>
+              <w:top w:type="dxa" w:w="70"/>
+              <w:left w:type="dxa" w:w="110"/>
+              <w:bottom w:type="dxa" w:w="70"/>
+              <w:right w:type="dxa" w:w="110"/>
+            </w:tcMar>
+            <w:vAlign w:val="top"/>
+          </w:tcPr>
+          <w:p>
+            <w:r>
+              <w:rPr>
+                <w:rFonts w:ascii="Calibri" w:cs="Calibri" w:eastAsia="Calibri" w:hAnsi="Calibri"/>
+                <w:b w:val="false"/>
+                <w:bCs w:val="false"/>
+                <w:sz w:val="19"/>
+                <w:szCs w:val="19"/>
+              </w:rPr>
+              <w:t xml:space="preserve">S1-13 · As an agent, I want every AI draft saved, with the template used if the AI fails, so that a reply is always ready for me.</w:t>
             </w:r>
           </w:p>
         </w:tc>
@@ -3993,25 +3804,24 @@
               <w:bottom w:val="single" w:color="BFBFBF" w:sz="4"/>
               <w:right w:val="single" w:color="BFBFBF" w:sz="4"/>
             </w:tcBorders>
-            <w:shd w:fill="F0EFEC" w:color="auto" w:val="clear"/>
-            <w:tcMar>
-              <w:top w:type="dxa" w:w="70"/>
-              <w:left w:type="dxa" w:w="110"/>
-              <w:bottom w:type="dxa" w:w="70"/>
-              <w:right w:type="dxa" w:w="110"/>
-            </w:tcMar>
-            <w:vAlign w:val="top"/>
-          </w:tcPr>
-          <w:p>
-            <w:r>
-              <w:rPr>
-                <w:rFonts w:ascii="Calibri" w:cs="Calibri" w:eastAsia="Calibri" w:hAnsi="Calibri"/>
-                <w:b w:val="false"/>
-                <w:bCs w:val="false"/>
-                <w:sz w:val="19"/>
-                <w:szCs w:val="19"/>
-              </w:rPr>
-              <w:t xml:space="preserve">Row-level security policies added; staff see only their own requests; staff cannot open agent or manager pages</w:t>
+            <w:tcMar>
+              <w:top w:type="dxa" w:w="70"/>
+              <w:left w:type="dxa" w:w="110"/>
+              <w:bottom w:type="dxa" w:w="70"/>
+              <w:right w:type="dxa" w:w="110"/>
+            </w:tcMar>
+            <w:vAlign w:val="top"/>
+          </w:tcPr>
+          <w:p>
+            <w:r>
+              <w:rPr>
+                <w:rFonts w:ascii="Calibri" w:cs="Calibri" w:eastAsia="Calibri" w:hAnsi="Calibri"/>
+                <w:b w:val="false"/>
+                <w:bCs w:val="false"/>
+                <w:sz w:val="19"/>
+                <w:szCs w:val="19"/>
+              </w:rPr>
+              <w:t xml:space="preserve">Draft saved to the responses table; template text used if Gemini fails or takes too long</w:t>
             </w:r>
           </w:p>
         </w:tc>
@@ -4024,7 +3834,6 @@
               <w:bottom w:val="single" w:color="BFBFBF" w:sz="4"/>
               <w:right w:val="single" w:color="BFBFBF" w:sz="4"/>
             </w:tcBorders>
-            <w:shd w:fill="F0EFEC" w:color="auto" w:val="clear"/>
             <w:tcMar>
               <w:top w:type="dxa" w:w="70"/>
               <w:left w:type="dxa" w:w="110"/>
@@ -4072,7 +3881,6 @@
               <w:bottom w:val="single" w:color="BFBFBF" w:sz="4"/>
               <w:right w:val="single" w:color="BFBFBF" w:sz="4"/>
             </w:tcBorders>
-            <w:shd w:fill="F0EFEC" w:color="auto" w:val="clear"/>
             <w:tcMar>
               <w:top w:type="dxa" w:w="70"/>
               <w:left w:type="dxa" w:w="110"/>
@@ -4090,7 +3898,7 @@
                 <w:sz w:val="19"/>
                 <w:szCs w:val="19"/>
               </w:rPr>
-              <w:t xml:space="preserve">Elzel</w:t>
+              <w:t xml:space="preserve">Baphakamise</w:t>
             </w:r>
           </w:p>
         </w:tc>
@@ -4103,47 +3911,24 @@
               <w:bottom w:val="single" w:color="BFBFBF" w:sz="4"/>
               <w:right w:val="single" w:color="BFBFBF" w:sz="4"/>
             </w:tcBorders>
-            <w:shd w:fill="F0EFEC" w:color="auto" w:val="clear"/>
-            <w:tcMar>
-              <w:top w:type="dxa" w:w="70"/>
-              <w:left w:type="dxa" w:w="110"/>
-              <w:bottom w:type="dxa" w:w="70"/>
-              <w:right w:type="dxa" w:w="110"/>
-            </w:tcMar>
-            <w:vAlign w:val="top"/>
-          </w:tcPr>
-          <w:p>
-            <w:r>
-              <w:rPr>
-                <w:rFonts w:ascii="Calibri" w:cs="Calibri" w:eastAsia="Calibri" w:hAnsi="Calibri"/>
-                <w:b w:val="false"/>
-                <w:bCs w:val="false"/>
-                <w:sz w:val="19"/>
-                <w:szCs w:val="19"/>
-              </w:rPr>
-              <w:t xml:space="preserve">S1-06 · Trained classifier </w:t>
-            </w:r>
-            <w:r>
-              <w:rPr>
-                <w:rFonts w:ascii="Calibri" w:cs="Calibri" w:eastAsia="Calibri" w:hAnsi="Calibri"/>
-                <w:b w:val="false"/>
-                <w:bCs w:val="false"/>
-                <w:i/>
-                <w:iCs/>
-                <w:sz w:val="19"/>
-                <w:szCs w:val="19"/>
-              </w:rPr>
-              <w:t xml:space="preserve">(part 2)</w:t>
-            </w:r>
-            <w:r>
-              <w:rPr>
-                <w:rFonts w:ascii="Calibri" w:cs="Calibri" w:eastAsia="Calibri" w:hAnsi="Calibri"/>
-                <w:b w:val="false"/>
-                <w:bCs w:val="false"/>
-                <w:sz w:val="19"/>
-                <w:szCs w:val="19"/>
-              </w:rPr>
-              <w:t xml:space="preserve"> and S1-09 · As the team, I want the database loaded with historical tickets, so that the next sprint's dashboard has data from day one.</w:t>
+            <w:tcMar>
+              <w:top w:type="dxa" w:w="70"/>
+              <w:left w:type="dxa" w:w="110"/>
+              <w:bottom w:type="dxa" w:w="70"/>
+              <w:right w:type="dxa" w:w="110"/>
+            </w:tcMar>
+            <w:vAlign w:val="top"/>
+          </w:tcPr>
+          <w:p>
+            <w:r>
+              <w:rPr>
+                <w:rFonts w:ascii="Calibri" w:cs="Calibri" w:eastAsia="Calibri" w:hAnsi="Calibri"/>
+                <w:b w:val="false"/>
+                <w:bCs w:val="false"/>
+                <w:sz w:val="19"/>
+                <w:szCs w:val="19"/>
+              </w:rPr>
+              <w:t xml:space="preserve">S1-14 · As an agent, I want to switch the reply's tone between formal, friendly and urgent, so that it suits the situation.</w:t>
             </w:r>
           </w:p>
         </w:tc>
@@ -4156,25 +3941,24 @@
               <w:bottom w:val="single" w:color="BFBFBF" w:sz="4"/>
               <w:right w:val="single" w:color="BFBFBF" w:sz="4"/>
             </w:tcBorders>
-            <w:shd w:fill="F0EFEC" w:color="auto" w:val="clear"/>
-            <w:tcMar>
-              <w:top w:type="dxa" w:w="70"/>
-              <w:left w:type="dxa" w:w="110"/>
-              <w:bottom w:type="dxa" w:w="70"/>
-              <w:right w:type="dxa" w:w="110"/>
-            </w:tcMar>
-            <w:vAlign w:val="top"/>
-          </w:tcPr>
-          <w:p>
-            <w:r>
-              <w:rPr>
-                <w:rFonts w:ascii="Calibri" w:cs="Calibri" w:eastAsia="Calibri" w:hAnsi="Calibri"/>
-                <w:b w:val="false"/>
-                <w:bCs w:val="false"/>
-                <w:sz w:val="19"/>
-                <w:szCs w:val="19"/>
-              </w:rPr>
-              <w:t xml:space="preserve">Confusion matrix included; 85% or higher on held-out real tickets; notebook saved in ml/notebooks; model weights exported to JSON; historical tickets imported with original timestamps by a repeatable seed script</w:t>
+            <w:tcMar>
+              <w:top w:type="dxa" w:w="70"/>
+              <w:left w:type="dxa" w:w="110"/>
+              <w:bottom w:type="dxa" w:w="70"/>
+              <w:right w:type="dxa" w:w="110"/>
+            </w:tcMar>
+            <w:vAlign w:val="top"/>
+          </w:tcPr>
+          <w:p>
+            <w:r>
+              <w:rPr>
+                <w:rFonts w:ascii="Calibri" w:cs="Calibri" w:eastAsia="Calibri" w:hAnsi="Calibri"/>
+                <w:b w:val="false"/>
+                <w:bCs w:val="false"/>
+                <w:sz w:val="19"/>
+                <w:szCs w:val="19"/>
+              </w:rPr>
+              <w:t xml:space="preserve">Tone toggle with three options; switching tone creates a new draft; the tone used is saved with the reply</w:t>
             </w:r>
           </w:p>
         </w:tc>
@@ -4187,7 +3971,6 @@
               <w:bottom w:val="single" w:color="BFBFBF" w:sz="4"/>
               <w:right w:val="single" w:color="BFBFBF" w:sz="4"/>
             </w:tcBorders>
-            <w:shd w:fill="F0EFEC" w:color="auto" w:val="clear"/>
             <w:tcMar>
               <w:top w:type="dxa" w:w="70"/>
               <w:left w:type="dxa" w:w="110"/>
@@ -4216,35 +3999,27 @@
         </w:trPr>
         <w:tc>
           <w:tcPr>
-            <w:vMerge w:val="continue"/>
-            <w:tcBorders>
-              <w:top w:val="single" w:color="BFBFBF" w:sz="4"/>
-              <w:left w:val="single" w:color="BFBFBF" w:sz="4"/>
-              <w:bottom w:val="single" w:color="BFBFBF" w:sz="4"/>
-              <w:right w:val="single" w:color="BFBFBF" w:sz="4"/>
-            </w:tcBorders>
-          </w:tcPr>
-          <w:p/>
-        </w:tc>
-        <w:tc>
-          <w:tcPr>
-            <w:tcW w:type="dxa" w:w="1700"/>
-            <w:tcBorders>
-              <w:top w:val="single" w:color="BFBFBF" w:sz="4"/>
-              <w:left w:val="single" w:color="BFBFBF" w:sz="4"/>
-              <w:bottom w:val="single" w:color="BFBFBF" w:sz="4"/>
-              <w:right w:val="single" w:color="BFBFBF" w:sz="4"/>
-            </w:tcBorders>
-            <w:shd w:fill="F0EFEC" w:color="auto" w:val="clear"/>
-            <w:tcMar>
-              <w:top w:type="dxa" w:w="70"/>
-              <w:left w:type="dxa" w:w="110"/>
-              <w:bottom w:type="dxa" w:w="70"/>
-              <w:right w:type="dxa" w:w="110"/>
-            </w:tcMar>
-            <w:vAlign w:val="top"/>
-          </w:tcPr>
-          <w:p>
+            <w:tcW w:type="dxa" w:w="1500"/>
+            <w:vMerge w:val="restart"/>
+            <w:tcBorders>
+              <w:top w:val="single" w:color="BFBFBF" w:sz="4"/>
+              <w:left w:val="single" w:color="BFBFBF" w:sz="4"/>
+              <w:bottom w:val="single" w:color="BFBFBF" w:sz="4"/>
+              <w:right w:val="single" w:color="BFBFBF" w:sz="4"/>
+            </w:tcBorders>
+            <w:shd w:fill="F0EFEC" w:color="auto" w:val="clear"/>
+            <w:tcMar>
+              <w:top w:type="dxa" w:w="70"/>
+              <w:left w:type="dxa" w:w="110"/>
+              <w:bottom w:type="dxa" w:w="70"/>
+              <w:right w:type="dxa" w:w="110"/>
+            </w:tcMar>
+            <w:vAlign w:val="center"/>
+          </w:tcPr>
+          <w:p>
+            <w:pPr>
+              <w:jc w:val="center"/>
+            </w:pPr>
             <w:r>
               <w:rPr>
                 <w:rFonts w:ascii="Calibri" w:cs="Calibri" w:eastAsia="Calibri" w:hAnsi="Calibri"/>
@@ -4253,7 +4028,38 @@
                 <w:sz w:val="19"/>
                 <w:szCs w:val="19"/>
               </w:rPr>
-              <w:t xml:space="preserve">Mihlali</w:t>
+              <w:t xml:space="preserve">Mon 26 Oct</w:t>
+            </w:r>
+          </w:p>
+        </w:tc>
+        <w:tc>
+          <w:tcPr>
+            <w:tcW w:type="dxa" w:w="1700"/>
+            <w:tcBorders>
+              <w:top w:val="single" w:color="BFBFBF" w:sz="4"/>
+              <w:left w:val="single" w:color="BFBFBF" w:sz="4"/>
+              <w:bottom w:val="single" w:color="BFBFBF" w:sz="4"/>
+              <w:right w:val="single" w:color="BFBFBF" w:sz="4"/>
+            </w:tcBorders>
+            <w:shd w:fill="F0EFEC" w:color="auto" w:val="clear"/>
+            <w:tcMar>
+              <w:top w:type="dxa" w:w="70"/>
+              <w:left w:type="dxa" w:w="110"/>
+              <w:bottom w:type="dxa" w:w="70"/>
+              <w:right w:type="dxa" w:w="110"/>
+            </w:tcMar>
+            <w:vAlign w:val="top"/>
+          </w:tcPr>
+          <w:p>
+            <w:r>
+              <w:rPr>
+                <w:rFonts w:ascii="Calibri" w:cs="Calibri" w:eastAsia="Calibri" w:hAnsi="Calibri"/>
+                <w:b/>
+                <w:bCs/>
+                <w:sz w:val="19"/>
+                <w:szCs w:val="19"/>
+              </w:rPr>
+              <w:t xml:space="preserve">Samukelo</w:t>
             </w:r>
           </w:p>
         </w:tc>
@@ -4284,19 +4090,7 @@
                 <w:sz w:val="19"/>
                 <w:szCs w:val="19"/>
               </w:rPr>
-              <w:t xml:space="preserve">S1-11 · Design system </w:t>
-            </w:r>
-            <w:r>
-              <w:rPr>
-                <w:rFonts w:ascii="Calibri" w:cs="Calibri" w:eastAsia="Calibri" w:hAnsi="Calibri"/>
-                <w:b w:val="false"/>
-                <w:bCs w:val="false"/>
-                <w:i/>
-                <w:iCs/>
-                <w:sz w:val="19"/>
-                <w:szCs w:val="19"/>
-              </w:rPr>
-              <w:t xml:space="preserve">(part 2)</w:t>
+              <w:t xml:space="preserve">S1-15 · As a staff member, I want only me to see my requests, so that my information stays private.</w:t>
             </w:r>
           </w:p>
         </w:tc>
@@ -4327,7 +4121,7 @@
                 <w:sz w:val="19"/>
                 <w:szCs w:val="19"/>
               </w:rPr>
-              <w:t xml:space="preserve">App layout with navigation that changes by role; colour contrast meets WCAG 2.1 AA</w:t>
+              <w:t xml:space="preserve">Row-level security rules added; staff see only their own requests; staff cannot open agent or manager pages</w:t>
             </w:r>
           </w:p>
         </w:tc>
@@ -4406,7 +4200,7 @@
                 <w:sz w:val="19"/>
                 <w:szCs w:val="19"/>
               </w:rPr>
-              <w:t xml:space="preserve">Baphakamise</w:t>
+              <w:t xml:space="preserve">Elzel</w:t>
             </w:r>
           </w:p>
         </w:tc>
@@ -4437,7 +4231,7 @@
                 <w:sz w:val="19"/>
                 <w:szCs w:val="19"/>
               </w:rPr>
-              <w:t xml:space="preserve">S1-17 · As an agent, I want an inbox of my department's tickets, so that I know what to work on next.</w:t>
+              <w:t xml:space="preserve">S1-16 · As the team, I want the classifier to reach 85% accuracy and be saved in a format the app can use, so that it can run inside Relay.</w:t>
             </w:r>
           </w:p>
         </w:tc>
@@ -4468,7 +4262,7 @@
                 <w:sz w:val="19"/>
                 <w:szCs w:val="19"/>
               </w:rPr>
-              <w:t xml:space="preserve">Shows only my department's tickets; sorted by priority then oldest first; filter by status; "Needs review" tickets clearly marked</w:t>
+              <w:t xml:space="preserve">Confusion matrix included; 85% or higher on real tickets it hasn't seen; notebook saved in ml/notebooks; model exported to JSON in ml/model</w:t>
             </w:r>
           </w:p>
         </w:tc>
@@ -4510,26 +4304,35 @@
         </w:trPr>
         <w:tc>
           <w:tcPr>
-            <w:tcW w:type="dxa" w:w="1500"/>
-            <w:vMerge w:val="restart"/>
-            <w:tcBorders>
-              <w:top w:val="single" w:color="BFBFBF" w:sz="4"/>
-              <w:left w:val="single" w:color="BFBFBF" w:sz="4"/>
-              <w:bottom w:val="single" w:color="BFBFBF" w:sz="4"/>
-              <w:right w:val="single" w:color="BFBFBF" w:sz="4"/>
-            </w:tcBorders>
-            <w:tcMar>
-              <w:top w:type="dxa" w:w="70"/>
-              <w:left w:type="dxa" w:w="110"/>
-              <w:bottom w:type="dxa" w:w="70"/>
-              <w:right w:type="dxa" w:w="110"/>
-            </w:tcMar>
-            <w:vAlign w:val="center"/>
-          </w:tcPr>
-          <w:p>
-            <w:pPr>
-              <w:jc w:val="center"/>
-            </w:pPr>
+            <w:vMerge w:val="continue"/>
+            <w:tcBorders>
+              <w:top w:val="single" w:color="BFBFBF" w:sz="4"/>
+              <w:left w:val="single" w:color="BFBFBF" w:sz="4"/>
+              <w:bottom w:val="single" w:color="BFBFBF" w:sz="4"/>
+              <w:right w:val="single" w:color="BFBFBF" w:sz="4"/>
+            </w:tcBorders>
+          </w:tcPr>
+          <w:p/>
+        </w:tc>
+        <w:tc>
+          <w:tcPr>
+            <w:tcW w:type="dxa" w:w="1700"/>
+            <w:tcBorders>
+              <w:top w:val="single" w:color="BFBFBF" w:sz="4"/>
+              <w:left w:val="single" w:color="BFBFBF" w:sz="4"/>
+              <w:bottom w:val="single" w:color="BFBFBF" w:sz="4"/>
+              <w:right w:val="single" w:color="BFBFBF" w:sz="4"/>
+            </w:tcBorders>
+            <w:shd w:fill="F0EFEC" w:color="auto" w:val="clear"/>
+            <w:tcMar>
+              <w:top w:type="dxa" w:w="70"/>
+              <w:left w:type="dxa" w:w="110"/>
+              <w:bottom w:type="dxa" w:w="70"/>
+              <w:right w:type="dxa" w:w="110"/>
+            </w:tcMar>
+            <w:vAlign w:val="top"/>
+          </w:tcPr>
+          <w:p>
             <w:r>
               <w:rPr>
                 <w:rFonts w:ascii="Calibri" w:cs="Calibri" w:eastAsia="Calibri" w:hAnsi="Calibri"/>
@@ -4538,37 +4341,7 @@
                 <w:sz w:val="19"/>
                 <w:szCs w:val="19"/>
               </w:rPr>
-              <w:t xml:space="preserve">Tue 27 Oct</w:t>
-            </w:r>
-          </w:p>
-        </w:tc>
-        <w:tc>
-          <w:tcPr>
-            <w:tcW w:type="dxa" w:w="1700"/>
-            <w:tcBorders>
-              <w:top w:val="single" w:color="BFBFBF" w:sz="4"/>
-              <w:left w:val="single" w:color="BFBFBF" w:sz="4"/>
-              <w:bottom w:val="single" w:color="BFBFBF" w:sz="4"/>
-              <w:right w:val="single" w:color="BFBFBF" w:sz="4"/>
-            </w:tcBorders>
-            <w:tcMar>
-              <w:top w:type="dxa" w:w="70"/>
-              <w:left w:type="dxa" w:w="110"/>
-              <w:bottom w:type="dxa" w:w="70"/>
-              <w:right w:type="dxa" w:w="110"/>
-            </w:tcMar>
-            <w:vAlign w:val="top"/>
-          </w:tcPr>
-          <w:p>
-            <w:r>
-              <w:rPr>
-                <w:rFonts w:ascii="Calibri" w:cs="Calibri" w:eastAsia="Calibri" w:hAnsi="Calibri"/>
-                <w:b/>
-                <w:bCs/>
-                <w:sz w:val="19"/>
-                <w:szCs w:val="19"/>
-              </w:rPr>
-              <w:t xml:space="preserve">Samukelo</w:t>
+              <w:t xml:space="preserve">Elzel</w:t>
             </w:r>
           </w:p>
         </w:tc>
@@ -4581,36 +4354,25 @@
               <w:bottom w:val="single" w:color="BFBFBF" w:sz="4"/>
               <w:right w:val="single" w:color="BFBFBF" w:sz="4"/>
             </w:tcBorders>
-            <w:tcMar>
-              <w:top w:type="dxa" w:w="70"/>
-              <w:left w:type="dxa" w:w="110"/>
-              <w:bottom w:type="dxa" w:w="70"/>
-              <w:right w:type="dxa" w:w="110"/>
-            </w:tcMar>
-            <w:vAlign w:val="top"/>
-          </w:tcPr>
-          <w:p>
-            <w:r>
-              <w:rPr>
-                <w:rFonts w:ascii="Calibri" w:cs="Calibri" w:eastAsia="Calibri" w:hAnsi="Calibri"/>
-                <w:b w:val="false"/>
-                <w:bCs w:val="false"/>
-                <w:sz w:val="19"/>
-                <w:szCs w:val="19"/>
-              </w:rPr>
-              <w:t xml:space="preserve">S1-04 · As a CAPACITI assessor, I want an architecture document, so that I can understand how Relay is built without reading the code. </w:t>
-            </w:r>
-            <w:r>
-              <w:rPr>
-                <w:rFonts w:ascii="Calibri" w:cs="Calibri" w:eastAsia="Calibri" w:hAnsi="Calibri"/>
-                <w:b w:val="false"/>
-                <w:bCs w:val="false"/>
-                <w:i/>
-                <w:iCs/>
-                <w:sz w:val="19"/>
-                <w:szCs w:val="19"/>
-              </w:rPr>
-              <w:t xml:space="preserve">(part 1)</w:t>
+            <w:shd w:fill="F0EFEC" w:color="auto" w:val="clear"/>
+            <w:tcMar>
+              <w:top w:type="dxa" w:w="70"/>
+              <w:left w:type="dxa" w:w="110"/>
+              <w:bottom w:type="dxa" w:w="70"/>
+              <w:right w:type="dxa" w:w="110"/>
+            </w:tcMar>
+            <w:vAlign w:val="top"/>
+          </w:tcPr>
+          <w:p>
+            <w:r>
+              <w:rPr>
+                <w:rFonts w:ascii="Calibri" w:cs="Calibri" w:eastAsia="Calibri" w:hAnsi="Calibri"/>
+                <w:b w:val="false"/>
+                <w:bCs w:val="false"/>
+                <w:sz w:val="19"/>
+                <w:szCs w:val="19"/>
+              </w:rPr>
+              <w:t xml:space="preserve">S1-17 · As a manager, I want past tickets loaded into the database, so that next sprint's dashboard has history to show.</w:t>
             </w:r>
           </w:p>
         </w:tc>
@@ -4623,24 +4385,25 @@
               <w:bottom w:val="single" w:color="BFBFBF" w:sz="4"/>
               <w:right w:val="single" w:color="BFBFBF" w:sz="4"/>
             </w:tcBorders>
-            <w:tcMar>
-              <w:top w:type="dxa" w:w="70"/>
-              <w:left w:type="dxa" w:w="110"/>
-              <w:bottom w:type="dxa" w:w="70"/>
-              <w:right w:type="dxa" w:w="110"/>
-            </w:tcMar>
-            <w:vAlign w:val="top"/>
-          </w:tcPr>
-          <w:p>
-            <w:r>
-              <w:rPr>
-                <w:rFonts w:ascii="Calibri" w:cs="Calibri" w:eastAsia="Calibri" w:hAnsi="Calibri"/>
-                <w:b w:val="false"/>
-                <w:bCs w:val="false"/>
-                <w:sz w:val="19"/>
-                <w:szCs w:val="19"/>
-              </w:rPr>
-              <w:t xml:space="preserve">Architecture diagram; components and why they were chosen; data model</w:t>
+            <w:shd w:fill="F0EFEC" w:color="auto" w:val="clear"/>
+            <w:tcMar>
+              <w:top w:type="dxa" w:w="70"/>
+              <w:left w:type="dxa" w:w="110"/>
+              <w:bottom w:type="dxa" w:w="70"/>
+              <w:right w:type="dxa" w:w="110"/>
+            </w:tcMar>
+            <w:vAlign w:val="top"/>
+          </w:tcPr>
+          <w:p>
+            <w:r>
+              <w:rPr>
+                <w:rFonts w:ascii="Calibri" w:cs="Calibri" w:eastAsia="Calibri" w:hAnsi="Calibri"/>
+                <w:b w:val="false"/>
+                <w:bCs w:val="false"/>
+                <w:sz w:val="19"/>
+                <w:szCs w:val="19"/>
+              </w:rPr>
+              <w:t xml:space="preserve">Historical tickets imported with their original dates; seed script saved in supabase/seed so it can be run again</w:t>
             </w:r>
           </w:p>
         </w:tc>
@@ -4653,6 +4416,7 @@
               <w:bottom w:val="single" w:color="BFBFBF" w:sz="4"/>
               <w:right w:val="single" w:color="BFBFBF" w:sz="4"/>
             </w:tcBorders>
+            <w:shd w:fill="F0EFEC" w:color="auto" w:val="clear"/>
             <w:tcMar>
               <w:top w:type="dxa" w:w="70"/>
               <w:left w:type="dxa" w:w="110"/>
@@ -4700,6 +4464,7 @@
               <w:bottom w:val="single" w:color="BFBFBF" w:sz="4"/>
               <w:right w:val="single" w:color="BFBFBF" w:sz="4"/>
             </w:tcBorders>
+            <w:shd w:fill="F0EFEC" w:color="auto" w:val="clear"/>
             <w:tcMar>
               <w:top w:type="dxa" w:w="70"/>
               <w:left w:type="dxa" w:w="110"/>
@@ -4717,7 +4482,7 @@
                 <w:sz w:val="19"/>
                 <w:szCs w:val="19"/>
               </w:rPr>
-              <w:t xml:space="preserve">Elzel</w:t>
+              <w:t xml:space="preserve">Mihlali</w:t>
             </w:r>
           </w:p>
         </w:tc>
@@ -4730,24 +4495,25 @@
               <w:bottom w:val="single" w:color="BFBFBF" w:sz="4"/>
               <w:right w:val="single" w:color="BFBFBF" w:sz="4"/>
             </w:tcBorders>
-            <w:tcMar>
-              <w:top w:type="dxa" w:w="70"/>
-              <w:left w:type="dxa" w:w="110"/>
-              <w:bottom w:type="dxa" w:w="70"/>
-              <w:right w:type="dxa" w:w="110"/>
-            </w:tcMar>
-            <w:vAlign w:val="top"/>
-          </w:tcPr>
-          <w:p>
-            <w:r>
-              <w:rPr>
-                <w:rFonts w:ascii="Calibri" w:cs="Calibri" w:eastAsia="Calibri" w:hAnsi="Calibri"/>
-                <w:b w:val="false"/>
-                <w:bCs w:val="false"/>
-                <w:sz w:val="19"/>
-                <w:szCs w:val="19"/>
-              </w:rPr>
-              <w:t xml:space="preserve">S1-07 · As a staff member, I want my request sent to the right department automatically, so that I don't need to know who handles what.</w:t>
+            <w:shd w:fill="F0EFEC" w:color="auto" w:val="clear"/>
+            <w:tcMar>
+              <w:top w:type="dxa" w:w="70"/>
+              <w:left w:type="dxa" w:w="110"/>
+              <w:bottom w:type="dxa" w:w="70"/>
+              <w:right w:type="dxa" w:w="110"/>
+            </w:tcMar>
+            <w:vAlign w:val="top"/>
+          </w:tcPr>
+          <w:p>
+            <w:r>
+              <w:rPr>
+                <w:rFonts w:ascii="Calibri" w:cs="Calibri" w:eastAsia="Calibri" w:hAnsi="Calibri"/>
+                <w:b w:val="false"/>
+                <w:bCs w:val="false"/>
+                <w:sz w:val="19"/>
+                <w:szCs w:val="19"/>
+              </w:rPr>
+              <w:t xml:space="preserve">S1-18 · As a user, I want a menu that shows only the pages for my role, so that I can find what I need quickly.</w:t>
             </w:r>
           </w:p>
         </w:tc>
@@ -4760,24 +4526,25 @@
               <w:bottom w:val="single" w:color="BFBFBF" w:sz="4"/>
               <w:right w:val="single" w:color="BFBFBF" w:sz="4"/>
             </w:tcBorders>
-            <w:tcMar>
-              <w:top w:type="dxa" w:w="70"/>
-              <w:left w:type="dxa" w:w="110"/>
-              <w:bottom w:type="dxa" w:w="70"/>
-              <w:right w:type="dxa" w:w="110"/>
-            </w:tcMar>
-            <w:vAlign w:val="top"/>
-          </w:tcPr>
-          <w:p>
-            <w:r>
-              <w:rPr>
-                <w:rFonts w:ascii="Calibri" w:cs="Calibri" w:eastAsia="Calibri" w:hAnsi="Calibri"/>
-                <w:b w:val="false"/>
-                <w:bCs w:val="false"/>
-                <w:sz w:val="19"/>
-                <w:szCs w:val="19"/>
-              </w:rPr>
-              <w:t xml:space="preserve">Stub in /api/classify replaced by the real model; returns category and confidence in under one second; result saved to classifications with the model version</w:t>
+            <w:shd w:fill="F0EFEC" w:color="auto" w:val="clear"/>
+            <w:tcMar>
+              <w:top w:type="dxa" w:w="70"/>
+              <w:left w:type="dxa" w:w="110"/>
+              <w:bottom w:type="dxa" w:w="70"/>
+              <w:right w:type="dxa" w:w="110"/>
+            </w:tcMar>
+            <w:vAlign w:val="top"/>
+          </w:tcPr>
+          <w:p>
+            <w:r>
+              <w:rPr>
+                <w:rFonts w:ascii="Calibri" w:cs="Calibri" w:eastAsia="Calibri" w:hAnsi="Calibri"/>
+                <w:b w:val="false"/>
+                <w:bCs w:val="false"/>
+                <w:sz w:val="19"/>
+                <w:szCs w:val="19"/>
+              </w:rPr>
+              <w:t xml:space="preserve">App layout with a menu that changes by role; colour contrast meets WCAG 2.1 AA</w:t>
             </w:r>
           </w:p>
         </w:tc>
@@ -4790,6 +4557,7 @@
               <w:bottom w:val="single" w:color="BFBFBF" w:sz="4"/>
               <w:right w:val="single" w:color="BFBFBF" w:sz="4"/>
             </w:tcBorders>
+            <w:shd w:fill="F0EFEC" w:color="auto" w:val="clear"/>
             <w:tcMar>
               <w:top w:type="dxa" w:w="70"/>
               <w:left w:type="dxa" w:w="110"/>
@@ -4837,6 +4605,7 @@
               <w:bottom w:val="single" w:color="BFBFBF" w:sz="4"/>
               <w:right w:val="single" w:color="BFBFBF" w:sz="4"/>
             </w:tcBorders>
+            <w:shd w:fill="F0EFEC" w:color="auto" w:val="clear"/>
             <w:tcMar>
               <w:top w:type="dxa" w:w="70"/>
               <w:left w:type="dxa" w:w="110"/>
@@ -4854,7 +4623,7 @@
                 <w:sz w:val="19"/>
                 <w:szCs w:val="19"/>
               </w:rPr>
-              <w:t xml:space="preserve">Mihlali</w:t>
+              <w:t xml:space="preserve">Baphakamise</w:t>
             </w:r>
           </w:p>
         </w:tc>
@@ -4867,24 +4636,25 @@
               <w:bottom w:val="single" w:color="BFBFBF" w:sz="4"/>
               <w:right w:val="single" w:color="BFBFBF" w:sz="4"/>
             </w:tcBorders>
-            <w:tcMar>
-              <w:top w:type="dxa" w:w="70"/>
-              <w:left w:type="dxa" w:w="110"/>
-              <w:bottom w:type="dxa" w:w="70"/>
-              <w:right w:type="dxa" w:w="110"/>
-            </w:tcMar>
-            <w:vAlign w:val="top"/>
-          </w:tcPr>
-          <w:p>
-            <w:r>
-              <w:rPr>
-                <w:rFonts w:ascii="Calibri" w:cs="Calibri" w:eastAsia="Calibri" w:hAnsi="Calibri"/>
-                <w:b w:val="false"/>
-                <w:bCs w:val="false"/>
-                <w:sz w:val="19"/>
-                <w:szCs w:val="19"/>
-              </w:rPr>
-              <w:t xml:space="preserve">S1-12 · As a driver, I want to submit a request from my phone, so that I can get help without calling the office.</w:t>
+            <w:shd w:fill="F0EFEC" w:color="auto" w:val="clear"/>
+            <w:tcMar>
+              <w:top w:type="dxa" w:w="70"/>
+              <w:left w:type="dxa" w:w="110"/>
+              <w:bottom w:type="dxa" w:w="70"/>
+              <w:right w:type="dxa" w:w="110"/>
+            </w:tcMar>
+            <w:vAlign w:val="top"/>
+          </w:tcPr>
+          <w:p>
+            <w:r>
+              <w:rPr>
+                <w:rFonts w:ascii="Calibri" w:cs="Calibri" w:eastAsia="Calibri" w:hAnsi="Calibri"/>
+                <w:b w:val="false"/>
+                <w:bCs w:val="false"/>
+                <w:sz w:val="19"/>
+                <w:szCs w:val="19"/>
+              </w:rPr>
+              <w:t xml:space="preserve">S1-19 · As an agent, I want an inbox of my department's tickets, so that I know what to work on next.</w:t>
             </w:r>
           </w:p>
         </w:tc>
@@ -4897,24 +4667,25 @@
               <w:bottom w:val="single" w:color="BFBFBF" w:sz="4"/>
               <w:right w:val="single" w:color="BFBFBF" w:sz="4"/>
             </w:tcBorders>
-            <w:tcMar>
-              <w:top w:type="dxa" w:w="70"/>
-              <w:left w:type="dxa" w:w="110"/>
-              <w:bottom w:type="dxa" w:w="70"/>
-              <w:right w:type="dxa" w:w="110"/>
-            </w:tcMar>
-            <w:vAlign w:val="top"/>
-          </w:tcPr>
-          <w:p>
-            <w:r>
-              <w:rPr>
-                <w:rFonts w:ascii="Calibri" w:cs="Calibri" w:eastAsia="Calibri" w:hAnsi="Calibri"/>
-                <w:b w:val="false"/>
-                <w:bCs w:val="false"/>
-                <w:sz w:val="19"/>
-                <w:szCs w:val="19"/>
-              </w:rPr>
-              <w:t xml:space="preserve">Subject, description and depot fields, all labelled; works on a 360px screen; clear error messages; after submitting, shows a reference number and the department it went to</w:t>
+            <w:shd w:fill="F0EFEC" w:color="auto" w:val="clear"/>
+            <w:tcMar>
+              <w:top w:type="dxa" w:w="70"/>
+              <w:left w:type="dxa" w:w="110"/>
+              <w:bottom w:type="dxa" w:w="70"/>
+              <w:right w:type="dxa" w:w="110"/>
+            </w:tcMar>
+            <w:vAlign w:val="top"/>
+          </w:tcPr>
+          <w:p>
+            <w:r>
+              <w:rPr>
+                <w:rFonts w:ascii="Calibri" w:cs="Calibri" w:eastAsia="Calibri" w:hAnsi="Calibri"/>
+                <w:b w:val="false"/>
+                <w:bCs w:val="false"/>
+                <w:sz w:val="19"/>
+                <w:szCs w:val="19"/>
+              </w:rPr>
+              <w:t xml:space="preserve">Shows only my department's tickets; most urgent first, then oldest; filter by status; "Needs review" tickets clearly marked</w:t>
             </w:r>
           </w:p>
         </w:tc>
@@ -4927,6 +4698,7 @@
               <w:bottom w:val="single" w:color="BFBFBF" w:sz="4"/>
               <w:right w:val="single" w:color="BFBFBF" w:sz="4"/>
             </w:tcBorders>
+            <w:shd w:fill="F0EFEC" w:color="auto" w:val="clear"/>
             <w:tcMar>
               <w:top w:type="dxa" w:w="70"/>
               <w:left w:type="dxa" w:w="110"/>
@@ -4955,34 +4727,26 @@
         </w:trPr>
         <w:tc>
           <w:tcPr>
-            <w:vMerge w:val="continue"/>
-            <w:tcBorders>
-              <w:top w:val="single" w:color="BFBFBF" w:sz="4"/>
-              <w:left w:val="single" w:color="BFBFBF" w:sz="4"/>
-              <w:bottom w:val="single" w:color="BFBFBF" w:sz="4"/>
-              <w:right w:val="single" w:color="BFBFBF" w:sz="4"/>
-            </w:tcBorders>
-          </w:tcPr>
-          <w:p/>
-        </w:tc>
-        <w:tc>
-          <w:tcPr>
-            <w:tcW w:type="dxa" w:w="1700"/>
-            <w:tcBorders>
-              <w:top w:val="single" w:color="BFBFBF" w:sz="4"/>
-              <w:left w:val="single" w:color="BFBFBF" w:sz="4"/>
-              <w:bottom w:val="single" w:color="BFBFBF" w:sz="4"/>
-              <w:right w:val="single" w:color="BFBFBF" w:sz="4"/>
-            </w:tcBorders>
-            <w:tcMar>
-              <w:top w:type="dxa" w:w="70"/>
-              <w:left w:type="dxa" w:w="110"/>
-              <w:bottom w:type="dxa" w:w="70"/>
-              <w:right w:type="dxa" w:w="110"/>
-            </w:tcMar>
-            <w:vAlign w:val="top"/>
-          </w:tcPr>
-          <w:p>
+            <w:tcW w:type="dxa" w:w="1500"/>
+            <w:vMerge w:val="restart"/>
+            <w:tcBorders>
+              <w:top w:val="single" w:color="BFBFBF" w:sz="4"/>
+              <w:left w:val="single" w:color="BFBFBF" w:sz="4"/>
+              <w:bottom w:val="single" w:color="BFBFBF" w:sz="4"/>
+              <w:right w:val="single" w:color="BFBFBF" w:sz="4"/>
+            </w:tcBorders>
+            <w:tcMar>
+              <w:top w:type="dxa" w:w="70"/>
+              <w:left w:type="dxa" w:w="110"/>
+              <w:bottom w:type="dxa" w:w="70"/>
+              <w:right w:type="dxa" w:w="110"/>
+            </w:tcMar>
+            <w:vAlign w:val="center"/>
+          </w:tcPr>
+          <w:p>
+            <w:pPr>
+              <w:jc w:val="center"/>
+            </w:pPr>
             <w:r>
               <w:rPr>
                 <w:rFonts w:ascii="Calibri" w:cs="Calibri" w:eastAsia="Calibri" w:hAnsi="Calibri"/>
@@ -4991,7 +4755,37 @@
                 <w:sz w:val="19"/>
                 <w:szCs w:val="19"/>
               </w:rPr>
-              <w:t xml:space="preserve">Baphakamise</w:t>
+              <w:t xml:space="preserve">Tue 27 Oct</w:t>
+            </w:r>
+          </w:p>
+        </w:tc>
+        <w:tc>
+          <w:tcPr>
+            <w:tcW w:type="dxa" w:w="1700"/>
+            <w:tcBorders>
+              <w:top w:val="single" w:color="BFBFBF" w:sz="4"/>
+              <w:left w:val="single" w:color="BFBFBF" w:sz="4"/>
+              <w:bottom w:val="single" w:color="BFBFBF" w:sz="4"/>
+              <w:right w:val="single" w:color="BFBFBF" w:sz="4"/>
+            </w:tcBorders>
+            <w:tcMar>
+              <w:top w:type="dxa" w:w="70"/>
+              <w:left w:type="dxa" w:w="110"/>
+              <w:bottom w:type="dxa" w:w="70"/>
+              <w:right w:type="dxa" w:w="110"/>
+            </w:tcMar>
+            <w:vAlign w:val="top"/>
+          </w:tcPr>
+          <w:p>
+            <w:r>
+              <w:rPr>
+                <w:rFonts w:ascii="Calibri" w:cs="Calibri" w:eastAsia="Calibri" w:hAnsi="Calibri"/>
+                <w:b/>
+                <w:bCs/>
+                <w:sz w:val="19"/>
+                <w:szCs w:val="19"/>
+              </w:rPr>
+              <w:t xml:space="preserve">Samukelo</w:t>
             </w:r>
           </w:p>
         </w:tc>
@@ -5021,19 +4815,7 @@
                 <w:sz w:val="19"/>
                 <w:szCs w:val="19"/>
               </w:rPr>
-              <w:t xml:space="preserve">S1-18 · As an agent, I want to review and edit the AI draft before sending, so that I stay in control of what goes out. </w:t>
-            </w:r>
-            <w:r>
-              <w:rPr>
-                <w:rFonts w:ascii="Calibri" w:cs="Calibri" w:eastAsia="Calibri" w:hAnsi="Calibri"/>
-                <w:b w:val="false"/>
-                <w:bCs w:val="false"/>
-                <w:i/>
-                <w:iCs/>
-                <w:sz w:val="19"/>
-                <w:szCs w:val="19"/>
-              </w:rPr>
-              <w:t xml:space="preserve">(part 1)</w:t>
+              <w:t xml:space="preserve">S1-20 · As a CAPACITI assessor, I want a diagram and description of Relay's parts, so that I understand how it is built without reading the code.</w:t>
             </w:r>
           </w:p>
         </w:tc>
@@ -5063,7 +4845,7 @@
                 <w:sz w:val="19"/>
                 <w:szCs w:val="19"/>
               </w:rPr>
-              <w:t xml:space="preserve">Draft shown with an "AI-drafted" label; agent can edit before sending; sending sets the ticket to answered and records the time</w:t>
+              <w:t xml:space="preserve">Architecture diagram; each component and why it was chosen; data model</w:t>
             </w:r>
           </w:p>
         </w:tc>
@@ -5104,27 +4886,34 @@
         </w:trPr>
         <w:tc>
           <w:tcPr>
-            <w:tcW w:type="dxa" w:w="1500"/>
-            <w:vMerge w:val="restart"/>
-            <w:tcBorders>
-              <w:top w:val="single" w:color="BFBFBF" w:sz="4"/>
-              <w:left w:val="single" w:color="BFBFBF" w:sz="4"/>
-              <w:bottom w:val="single" w:color="BFBFBF" w:sz="4"/>
-              <w:right w:val="single" w:color="BFBFBF" w:sz="4"/>
-            </w:tcBorders>
-            <w:shd w:fill="F0EFEC" w:color="auto" w:val="clear"/>
-            <w:tcMar>
-              <w:top w:type="dxa" w:w="70"/>
-              <w:left w:type="dxa" w:w="110"/>
-              <w:bottom w:type="dxa" w:w="70"/>
-              <w:right w:type="dxa" w:w="110"/>
-            </w:tcMar>
-            <w:vAlign w:val="center"/>
-          </w:tcPr>
-          <w:p>
-            <w:pPr>
-              <w:jc w:val="center"/>
-            </w:pPr>
+            <w:vMerge w:val="continue"/>
+            <w:tcBorders>
+              <w:top w:val="single" w:color="BFBFBF" w:sz="4"/>
+              <w:left w:val="single" w:color="BFBFBF" w:sz="4"/>
+              <w:bottom w:val="single" w:color="BFBFBF" w:sz="4"/>
+              <w:right w:val="single" w:color="BFBFBF" w:sz="4"/>
+            </w:tcBorders>
+          </w:tcPr>
+          <w:p/>
+        </w:tc>
+        <w:tc>
+          <w:tcPr>
+            <w:tcW w:type="dxa" w:w="1700"/>
+            <w:tcBorders>
+              <w:top w:val="single" w:color="BFBFBF" w:sz="4"/>
+              <w:left w:val="single" w:color="BFBFBF" w:sz="4"/>
+              <w:bottom w:val="single" w:color="BFBFBF" w:sz="4"/>
+              <w:right w:val="single" w:color="BFBFBF" w:sz="4"/>
+            </w:tcBorders>
+            <w:tcMar>
+              <w:top w:type="dxa" w:w="70"/>
+              <w:left w:type="dxa" w:w="110"/>
+              <w:bottom w:type="dxa" w:w="70"/>
+              <w:right w:type="dxa" w:w="110"/>
+            </w:tcMar>
+            <w:vAlign w:val="top"/>
+          </w:tcPr>
+          <w:p>
             <w:r>
               <w:rPr>
                 <w:rFonts w:ascii="Calibri" w:cs="Calibri" w:eastAsia="Calibri" w:hAnsi="Calibri"/>
@@ -5133,38 +4922,7 @@
                 <w:sz w:val="19"/>
                 <w:szCs w:val="19"/>
               </w:rPr>
-              <w:t xml:space="preserve">Wed 28 Oct</w:t>
-            </w:r>
-          </w:p>
-        </w:tc>
-        <w:tc>
-          <w:tcPr>
-            <w:tcW w:type="dxa" w:w="1700"/>
-            <w:tcBorders>
-              <w:top w:val="single" w:color="BFBFBF" w:sz="4"/>
-              <w:left w:val="single" w:color="BFBFBF" w:sz="4"/>
-              <w:bottom w:val="single" w:color="BFBFBF" w:sz="4"/>
-              <w:right w:val="single" w:color="BFBFBF" w:sz="4"/>
-            </w:tcBorders>
-            <w:shd w:fill="F0EFEC" w:color="auto" w:val="clear"/>
-            <w:tcMar>
-              <w:top w:type="dxa" w:w="70"/>
-              <w:left w:type="dxa" w:w="110"/>
-              <w:bottom w:type="dxa" w:w="70"/>
-              <w:right w:type="dxa" w:w="110"/>
-            </w:tcMar>
-            <w:vAlign w:val="top"/>
-          </w:tcPr>
-          <w:p>
-            <w:r>
-              <w:rPr>
-                <w:rFonts w:ascii="Calibri" w:cs="Calibri" w:eastAsia="Calibri" w:hAnsi="Calibri"/>
-                <w:b/>
-                <w:bCs/>
-                <w:sz w:val="19"/>
-                <w:szCs w:val="19"/>
-              </w:rPr>
-              <w:t xml:space="preserve">Samukelo</w:t>
+              <w:t xml:space="preserve">Elzel</w:t>
             </w:r>
           </w:p>
         </w:tc>
@@ -5177,37 +4935,24 @@
               <w:bottom w:val="single" w:color="BFBFBF" w:sz="4"/>
               <w:right w:val="single" w:color="BFBFBF" w:sz="4"/>
             </w:tcBorders>
-            <w:shd w:fill="F0EFEC" w:color="auto" w:val="clear"/>
-            <w:tcMar>
-              <w:top w:type="dxa" w:w="70"/>
-              <w:left w:type="dxa" w:w="110"/>
-              <w:bottom w:type="dxa" w:w="70"/>
-              <w:right w:type="dxa" w:w="110"/>
-            </w:tcMar>
-            <w:vAlign w:val="top"/>
-          </w:tcPr>
-          <w:p>
-            <w:r>
-              <w:rPr>
-                <w:rFonts w:ascii="Calibri" w:cs="Calibri" w:eastAsia="Calibri" w:hAnsi="Calibri"/>
-                <w:b w:val="false"/>
-                <w:bCs w:val="false"/>
-                <w:sz w:val="19"/>
-                <w:szCs w:val="19"/>
-              </w:rPr>
-              <w:t xml:space="preserve">S1-04 · Architecture document </w:t>
-            </w:r>
-            <w:r>
-              <w:rPr>
-                <w:rFonts w:ascii="Calibri" w:cs="Calibri" w:eastAsia="Calibri" w:hAnsi="Calibri"/>
-                <w:b w:val="false"/>
-                <w:bCs w:val="false"/>
-                <w:i/>
-                <w:iCs/>
-                <w:sz w:val="19"/>
-                <w:szCs w:val="19"/>
-              </w:rPr>
-              <w:t xml:space="preserve">(part 2)</w:t>
+            <w:tcMar>
+              <w:top w:type="dxa" w:w="70"/>
+              <w:left w:type="dxa" w:w="110"/>
+              <w:bottom w:type="dxa" w:w="70"/>
+              <w:right w:type="dxa" w:w="110"/>
+            </w:tcMar>
+            <w:vAlign w:val="top"/>
+          </w:tcPr>
+          <w:p>
+            <w:r>
+              <w:rPr>
+                <w:rFonts w:ascii="Calibri" w:cs="Calibri" w:eastAsia="Calibri" w:hAnsi="Calibri"/>
+                <w:b w:val="false"/>
+                <w:bCs w:val="false"/>
+                <w:sz w:val="19"/>
+                <w:szCs w:val="19"/>
+              </w:rPr>
+              <w:t xml:space="preserve">S1-21 · As a staff member, I want my request sent to the right department automatically, so that I don't need to know who handles what.</w:t>
             </w:r>
           </w:p>
         </w:tc>
@@ -5220,25 +4965,24 @@
               <w:bottom w:val="single" w:color="BFBFBF" w:sz="4"/>
               <w:right w:val="single" w:color="BFBFBF" w:sz="4"/>
             </w:tcBorders>
-            <w:shd w:fill="F0EFEC" w:color="auto" w:val="clear"/>
-            <w:tcMar>
-              <w:top w:type="dxa" w:w="70"/>
-              <w:left w:type="dxa" w:w="110"/>
-              <w:bottom w:type="dxa" w:w="70"/>
-              <w:right w:type="dxa" w:w="110"/>
-            </w:tcMar>
-            <w:vAlign w:val="top"/>
-          </w:tcPr>
-          <w:p>
-            <w:r>
-              <w:rPr>
-                <w:rFonts w:ascii="Calibri" w:cs="Calibri" w:eastAsia="Calibri" w:hAnsi="Calibri"/>
-                <w:b w:val="false"/>
-                <w:bCs w:val="false"/>
-                <w:sz w:val="19"/>
-                <w:szCs w:val="19"/>
-              </w:rPr>
-              <w:t xml:space="preserve">Request flow from submit to reply; how the design supports the later sprints; security and roles; saved in /docs</w:t>
+            <w:tcMar>
+              <w:top w:type="dxa" w:w="70"/>
+              <w:left w:type="dxa" w:w="110"/>
+              <w:bottom w:type="dxa" w:w="70"/>
+              <w:right w:type="dxa" w:w="110"/>
+            </w:tcMar>
+            <w:vAlign w:val="top"/>
+          </w:tcPr>
+          <w:p>
+            <w:r>
+              <w:rPr>
+                <w:rFonts w:ascii="Calibri" w:cs="Calibri" w:eastAsia="Calibri" w:hAnsi="Calibri"/>
+                <w:b w:val="false"/>
+                <w:bCs w:val="false"/>
+                <w:sz w:val="19"/>
+                <w:szCs w:val="19"/>
+              </w:rPr>
+              <w:t xml:space="preserve">The test version of /api/classify replaced by the real model; returns department and confidence in under one second; result saved to classifications with the model version</w:t>
             </w:r>
           </w:p>
         </w:tc>
@@ -5251,7 +4995,6 @@
               <w:bottom w:val="single" w:color="BFBFBF" w:sz="4"/>
               <w:right w:val="single" w:color="BFBFBF" w:sz="4"/>
             </w:tcBorders>
-            <w:shd w:fill="F0EFEC" w:color="auto" w:val="clear"/>
             <w:tcMar>
               <w:top w:type="dxa" w:w="70"/>
               <w:left w:type="dxa" w:w="110"/>
@@ -5299,7 +5042,6 @@
               <w:bottom w:val="single" w:color="BFBFBF" w:sz="4"/>
               <w:right w:val="single" w:color="BFBFBF" w:sz="4"/>
             </w:tcBorders>
-            <w:shd w:fill="F0EFEC" w:color="auto" w:val="clear"/>
             <w:tcMar>
               <w:top w:type="dxa" w:w="70"/>
               <w:left w:type="dxa" w:w="110"/>
@@ -5317,7 +5059,7 @@
                 <w:sz w:val="19"/>
                 <w:szCs w:val="19"/>
               </w:rPr>
-              <w:t xml:space="preserve">Elzel</w:t>
+              <w:t xml:space="preserve">Mihlali</w:t>
             </w:r>
           </w:p>
         </w:tc>
@@ -5330,25 +5072,24 @@
               <w:bottom w:val="single" w:color="BFBFBF" w:sz="4"/>
               <w:right w:val="single" w:color="BFBFBF" w:sz="4"/>
             </w:tcBorders>
-            <w:shd w:fill="F0EFEC" w:color="auto" w:val="clear"/>
-            <w:tcMar>
-              <w:top w:type="dxa" w:w="70"/>
-              <w:left w:type="dxa" w:w="110"/>
-              <w:bottom w:type="dxa" w:w="70"/>
-              <w:right w:type="dxa" w:w="110"/>
-            </w:tcMar>
-            <w:vAlign w:val="top"/>
-          </w:tcPr>
-          <w:p>
-            <w:r>
-              <w:rPr>
-                <w:rFonts w:ascii="Calibri" w:cs="Calibri" w:eastAsia="Calibri" w:hAnsi="Calibri"/>
-                <w:b w:val="false"/>
-                <w:bCs w:val="false"/>
-                <w:sz w:val="19"/>
-                <w:szCs w:val="19"/>
-              </w:rPr>
-              <w:t xml:space="preserve">S1-08 · As an agent, I want unsure classifications flagged, so that wrongly routed tickets are caught.</w:t>
+            <w:tcMar>
+              <w:top w:type="dxa" w:w="70"/>
+              <w:left w:type="dxa" w:w="110"/>
+              <w:bottom w:type="dxa" w:w="70"/>
+              <w:right w:type="dxa" w:w="110"/>
+            </w:tcMar>
+            <w:vAlign w:val="top"/>
+          </w:tcPr>
+          <w:p>
+            <w:r>
+              <w:rPr>
+                <w:rFonts w:ascii="Calibri" w:cs="Calibri" w:eastAsia="Calibri" w:hAnsi="Calibri"/>
+                <w:b w:val="false"/>
+                <w:bCs w:val="false"/>
+                <w:sz w:val="19"/>
+                <w:szCs w:val="19"/>
+              </w:rPr>
+              <w:t xml:space="preserve">S1-22 · As a driver, I want to submit a request from my phone, so that I can get help without calling the office.</w:t>
             </w:r>
           </w:p>
         </w:tc>
@@ -5361,25 +5102,24 @@
               <w:bottom w:val="single" w:color="BFBFBF" w:sz="4"/>
               <w:right w:val="single" w:color="BFBFBF" w:sz="4"/>
             </w:tcBorders>
-            <w:shd w:fill="F0EFEC" w:color="auto" w:val="clear"/>
-            <w:tcMar>
-              <w:top w:type="dxa" w:w="70"/>
-              <w:left w:type="dxa" w:w="110"/>
-              <w:bottom w:type="dxa" w:w="70"/>
-              <w:right w:type="dxa" w:w="110"/>
-            </w:tcMar>
-            <w:vAlign w:val="top"/>
-          </w:tcPr>
-          <w:p>
-            <w:r>
-              <w:rPr>
-                <w:rFonts w:ascii="Calibri" w:cs="Calibri" w:eastAsia="Calibri" w:hAnsi="Calibri"/>
-                <w:b w:val="false"/>
-                <w:bCs w:val="false"/>
-                <w:sz w:val="19"/>
-                <w:szCs w:val="19"/>
-              </w:rPr>
-              <w:t xml:space="preserve">Tickets below 0.6 confidence marked "Needs review"; agent can change the category; every change saved with who and when</w:t>
+            <w:tcMar>
+              <w:top w:type="dxa" w:w="70"/>
+              <w:left w:type="dxa" w:w="110"/>
+              <w:bottom w:type="dxa" w:w="70"/>
+              <w:right w:type="dxa" w:w="110"/>
+            </w:tcMar>
+            <w:vAlign w:val="top"/>
+          </w:tcPr>
+          <w:p>
+            <w:r>
+              <w:rPr>
+                <w:rFonts w:ascii="Calibri" w:cs="Calibri" w:eastAsia="Calibri" w:hAnsi="Calibri"/>
+                <w:b w:val="false"/>
+                <w:bCs w:val="false"/>
+                <w:sz w:val="19"/>
+                <w:szCs w:val="19"/>
+              </w:rPr>
+              <w:t xml:space="preserve">Subject, description and depot fields, all labelled; works on a 360px-wide screen; clear error messages; after submitting, shows a reference number and the department it went to</w:t>
             </w:r>
           </w:p>
         </w:tc>
@@ -5392,7 +5132,6 @@
               <w:bottom w:val="single" w:color="BFBFBF" w:sz="4"/>
               <w:right w:val="single" w:color="BFBFBF" w:sz="4"/>
             </w:tcBorders>
-            <w:shd w:fill="F0EFEC" w:color="auto" w:val="clear"/>
             <w:tcMar>
               <w:top w:type="dxa" w:w="70"/>
               <w:left w:type="dxa" w:w="110"/>
@@ -5440,7 +5179,6 @@
               <w:bottom w:val="single" w:color="BFBFBF" w:sz="4"/>
               <w:right w:val="single" w:color="BFBFBF" w:sz="4"/>
             </w:tcBorders>
-            <w:shd w:fill="F0EFEC" w:color="auto" w:val="clear"/>
             <w:tcMar>
               <w:top w:type="dxa" w:w="70"/>
               <w:left w:type="dxa" w:w="110"/>
@@ -5458,7 +5196,7 @@
                 <w:sz w:val="19"/>
                 <w:szCs w:val="19"/>
               </w:rPr>
-              <w:t xml:space="preserve">Mihlali</w:t>
+              <w:t xml:space="preserve">Baphakamise</w:t>
             </w:r>
           </w:p>
         </w:tc>
@@ -5471,25 +5209,24 @@
               <w:bottom w:val="single" w:color="BFBFBF" w:sz="4"/>
               <w:right w:val="single" w:color="BFBFBF" w:sz="4"/>
             </w:tcBorders>
-            <w:shd w:fill="F0EFEC" w:color="auto" w:val="clear"/>
-            <w:tcMar>
-              <w:top w:type="dxa" w:w="70"/>
-              <w:left w:type="dxa" w:w="110"/>
-              <w:bottom w:type="dxa" w:w="70"/>
-              <w:right w:type="dxa" w:w="110"/>
-            </w:tcMar>
-            <w:vAlign w:val="top"/>
-          </w:tcPr>
-          <w:p>
-            <w:r>
-              <w:rPr>
-                <w:rFonts w:ascii="Calibri" w:cs="Calibri" w:eastAsia="Calibri" w:hAnsi="Calibri"/>
-                <w:b w:val="false"/>
-                <w:bCs w:val="false"/>
-                <w:sz w:val="19"/>
-                <w:szCs w:val="19"/>
-              </w:rPr>
-              <w:t xml:space="preserve">S1-13 · As a staff member, I want to see my requests and their status, so that I don't have to chase anyone on WhatsApp.</w:t>
+            <w:tcMar>
+              <w:top w:type="dxa" w:w="70"/>
+              <w:left w:type="dxa" w:w="110"/>
+              <w:bottom w:type="dxa" w:w="70"/>
+              <w:right w:type="dxa" w:w="110"/>
+            </w:tcMar>
+            <w:vAlign w:val="top"/>
+          </w:tcPr>
+          <w:p>
+            <w:r>
+              <w:rPr>
+                <w:rFonts w:ascii="Calibri" w:cs="Calibri" w:eastAsia="Calibri" w:hAnsi="Calibri"/>
+                <w:b w:val="false"/>
+                <w:bCs w:val="false"/>
+                <w:sz w:val="19"/>
+                <w:szCs w:val="19"/>
+              </w:rPr>
+              <w:t xml:space="preserve">S1-23 · As an agent, I want to edit the AI draft and then send it, so that I stay in control of what goes out.</w:t>
             </w:r>
           </w:p>
         </w:tc>
@@ -5502,25 +5239,24 @@
               <w:bottom w:val="single" w:color="BFBFBF" w:sz="4"/>
               <w:right w:val="single" w:color="BFBFBF" w:sz="4"/>
             </w:tcBorders>
-            <w:shd w:fill="F0EFEC" w:color="auto" w:val="clear"/>
-            <w:tcMar>
-              <w:top w:type="dxa" w:w="70"/>
-              <w:left w:type="dxa" w:w="110"/>
-              <w:bottom w:type="dxa" w:w="70"/>
-              <w:right w:type="dxa" w:w="110"/>
-            </w:tcMar>
-            <w:vAlign w:val="top"/>
-          </w:tcPr>
-          <w:p>
-            <w:r>
-              <w:rPr>
-                <w:rFonts w:ascii="Calibri" w:cs="Calibri" w:eastAsia="Calibri" w:hAnsi="Calibri"/>
-                <w:b w:val="false"/>
-                <w:bCs w:val="false"/>
-                <w:sz w:val="19"/>
-                <w:szCs w:val="19"/>
-              </w:rPr>
-              <w:t xml:space="preserve">My requests list, newest first; status in words and colour; detail page shows department, status history and the reply once sent</w:t>
+            <w:tcMar>
+              <w:top w:type="dxa" w:w="70"/>
+              <w:left w:type="dxa" w:w="110"/>
+              <w:bottom w:type="dxa" w:w="70"/>
+              <w:right w:type="dxa" w:w="110"/>
+            </w:tcMar>
+            <w:vAlign w:val="top"/>
+          </w:tcPr>
+          <w:p>
+            <w:r>
+              <w:rPr>
+                <w:rFonts w:ascii="Calibri" w:cs="Calibri" w:eastAsia="Calibri" w:hAnsi="Calibri"/>
+                <w:b w:val="false"/>
+                <w:bCs w:val="false"/>
+                <w:sz w:val="19"/>
+                <w:szCs w:val="19"/>
+              </w:rPr>
+              <w:t xml:space="preserve">Draft shown with an "AI-drafted" label; agent can edit it; sending sets the ticket to answered and records the time</w:t>
             </w:r>
           </w:p>
         </w:tc>
@@ -5533,7 +5269,6 @@
               <w:bottom w:val="single" w:color="BFBFBF" w:sz="4"/>
               <w:right w:val="single" w:color="BFBFBF" w:sz="4"/>
             </w:tcBorders>
-            <w:shd w:fill="F0EFEC" w:color="auto" w:val="clear"/>
             <w:tcMar>
               <w:top w:type="dxa" w:w="70"/>
               <w:left w:type="dxa" w:w="110"/>
@@ -5562,35 +5297,27 @@
         </w:trPr>
         <w:tc>
           <w:tcPr>
-            <w:vMerge w:val="continue"/>
-            <w:tcBorders>
-              <w:top w:val="single" w:color="BFBFBF" w:sz="4"/>
-              <w:left w:val="single" w:color="BFBFBF" w:sz="4"/>
-              <w:bottom w:val="single" w:color="BFBFBF" w:sz="4"/>
-              <w:right w:val="single" w:color="BFBFBF" w:sz="4"/>
-            </w:tcBorders>
-          </w:tcPr>
-          <w:p/>
-        </w:tc>
-        <w:tc>
-          <w:tcPr>
-            <w:tcW w:type="dxa" w:w="1700"/>
-            <w:tcBorders>
-              <w:top w:val="single" w:color="BFBFBF" w:sz="4"/>
-              <w:left w:val="single" w:color="BFBFBF" w:sz="4"/>
-              <w:bottom w:val="single" w:color="BFBFBF" w:sz="4"/>
-              <w:right w:val="single" w:color="BFBFBF" w:sz="4"/>
-            </w:tcBorders>
-            <w:shd w:fill="F0EFEC" w:color="auto" w:val="clear"/>
-            <w:tcMar>
-              <w:top w:type="dxa" w:w="70"/>
-              <w:left w:type="dxa" w:w="110"/>
-              <w:bottom w:type="dxa" w:w="70"/>
-              <w:right w:type="dxa" w:w="110"/>
-            </w:tcMar>
-            <w:vAlign w:val="top"/>
-          </w:tcPr>
-          <w:p>
+            <w:tcW w:type="dxa" w:w="1500"/>
+            <w:vMerge w:val="restart"/>
+            <w:tcBorders>
+              <w:top w:val="single" w:color="BFBFBF" w:sz="4"/>
+              <w:left w:val="single" w:color="BFBFBF" w:sz="4"/>
+              <w:bottom w:val="single" w:color="BFBFBF" w:sz="4"/>
+              <w:right w:val="single" w:color="BFBFBF" w:sz="4"/>
+            </w:tcBorders>
+            <w:shd w:fill="F0EFEC" w:color="auto" w:val="clear"/>
+            <w:tcMar>
+              <w:top w:type="dxa" w:w="70"/>
+              <w:left w:type="dxa" w:w="110"/>
+              <w:bottom w:type="dxa" w:w="70"/>
+              <w:right w:type="dxa" w:w="110"/>
+            </w:tcMar>
+            <w:vAlign w:val="center"/>
+          </w:tcPr>
+          <w:p>
+            <w:pPr>
+              <w:jc w:val="center"/>
+            </w:pPr>
             <w:r>
               <w:rPr>
                 <w:rFonts w:ascii="Calibri" w:cs="Calibri" w:eastAsia="Calibri" w:hAnsi="Calibri"/>
@@ -5599,7 +5326,38 @@
                 <w:sz w:val="19"/>
                 <w:szCs w:val="19"/>
               </w:rPr>
-              <w:t xml:space="preserve">Baphakamise</w:t>
+              <w:t xml:space="preserve">Wed 28 Oct</w:t>
+            </w:r>
+          </w:p>
+        </w:tc>
+        <w:tc>
+          <w:tcPr>
+            <w:tcW w:type="dxa" w:w="1700"/>
+            <w:tcBorders>
+              <w:top w:val="single" w:color="BFBFBF" w:sz="4"/>
+              <w:left w:val="single" w:color="BFBFBF" w:sz="4"/>
+              <w:bottom w:val="single" w:color="BFBFBF" w:sz="4"/>
+              <w:right w:val="single" w:color="BFBFBF" w:sz="4"/>
+            </w:tcBorders>
+            <w:shd w:fill="F0EFEC" w:color="auto" w:val="clear"/>
+            <w:tcMar>
+              <w:top w:type="dxa" w:w="70"/>
+              <w:left w:type="dxa" w:w="110"/>
+              <w:bottom w:type="dxa" w:w="70"/>
+              <w:right w:type="dxa" w:w="110"/>
+            </w:tcMar>
+            <w:vAlign w:val="top"/>
+          </w:tcPr>
+          <w:p>
+            <w:r>
+              <w:rPr>
+                <w:rFonts w:ascii="Calibri" w:cs="Calibri" w:eastAsia="Calibri" w:hAnsi="Calibri"/>
+                <w:b/>
+                <w:bCs/>
+                <w:sz w:val="19"/>
+                <w:szCs w:val="19"/>
+              </w:rPr>
+              <w:t xml:space="preserve">Samukelo</w:t>
             </w:r>
           </w:p>
         </w:tc>
@@ -5630,41 +5388,7 @@
                 <w:sz w:val="19"/>
                 <w:szCs w:val="19"/>
               </w:rPr>
-              <w:t xml:space="preserve">S1-15 · Templates </w:t>
-            </w:r>
-            <w:r>
-              <w:rPr>
-                <w:rFonts w:ascii="Calibri" w:cs="Calibri" w:eastAsia="Calibri" w:hAnsi="Calibri"/>
-                <w:b w:val="false"/>
-                <w:bCs w:val="false"/>
-                <w:i/>
-                <w:iCs/>
-                <w:sz w:val="19"/>
-                <w:szCs w:val="19"/>
-              </w:rPr>
-              <w:t xml:space="preserve">(part 2)</w:t>
-            </w:r>
-            <w:r>
-              <w:rPr>
-                <w:rFonts w:ascii="Calibri" w:cs="Calibri" w:eastAsia="Calibri" w:hAnsi="Calibri"/>
-                <w:b w:val="false"/>
-                <w:bCs w:val="false"/>
-                <w:sz w:val="19"/>
-                <w:szCs w:val="19"/>
-              </w:rPr>
-              <w:t xml:space="preserve"> and S1-18 · Review and send </w:t>
-            </w:r>
-            <w:r>
-              <w:rPr>
-                <w:rFonts w:ascii="Calibri" w:cs="Calibri" w:eastAsia="Calibri" w:hAnsi="Calibri"/>
-                <w:b w:val="false"/>
-                <w:bCs w:val="false"/>
-                <w:i/>
-                <w:iCs/>
-                <w:sz w:val="19"/>
-                <w:szCs w:val="19"/>
-              </w:rPr>
-              <w:t xml:space="preserve">(part 2)</w:t>
+              <w:t xml:space="preserve">S1-24 · As a new team member, I want the request flow, security and future plans written down, so that I understand how a ticket moves through Relay and how it will grow.</w:t>
             </w:r>
           </w:p>
         </w:tc>
@@ -5695,7 +5419,7 @@
                 <w:sz w:val="19"/>
                 <w:szCs w:val="19"/>
               </w:rPr>
-              <w:t xml:space="preserve">Template library screen to view and edit templates; staff member sees the sent reply on their request (tested with Mihlali)</w:t>
+              <w:t xml:space="preserve">Request flow from submit to reply; roles and security; how the design supports the later sprints; saved in /docs</w:t>
             </w:r>
           </w:p>
         </w:tc>
@@ -5737,25 +5461,35 @@
         </w:trPr>
         <w:tc>
           <w:tcPr>
-            <w:tcW w:type="dxa" w:w="1500"/>
-            <w:tcBorders>
-              <w:top w:val="single" w:color="BFBFBF" w:sz="4"/>
-              <w:left w:val="single" w:color="BFBFBF" w:sz="4"/>
-              <w:bottom w:val="single" w:color="BFBFBF" w:sz="4"/>
-              <w:right w:val="single" w:color="BFBFBF" w:sz="4"/>
-            </w:tcBorders>
-            <w:tcMar>
-              <w:top w:type="dxa" w:w="70"/>
-              <w:left w:type="dxa" w:w="110"/>
-              <w:bottom w:type="dxa" w:w="70"/>
-              <w:right w:type="dxa" w:w="110"/>
-            </w:tcMar>
-            <w:vAlign w:val="center"/>
-          </w:tcPr>
-          <w:p>
-            <w:pPr>
-              <w:jc w:val="center"/>
-            </w:pPr>
+            <w:vMerge w:val="continue"/>
+            <w:tcBorders>
+              <w:top w:val="single" w:color="BFBFBF" w:sz="4"/>
+              <w:left w:val="single" w:color="BFBFBF" w:sz="4"/>
+              <w:bottom w:val="single" w:color="BFBFBF" w:sz="4"/>
+              <w:right w:val="single" w:color="BFBFBF" w:sz="4"/>
+            </w:tcBorders>
+          </w:tcPr>
+          <w:p/>
+        </w:tc>
+        <w:tc>
+          <w:tcPr>
+            <w:tcW w:type="dxa" w:w="1700"/>
+            <w:tcBorders>
+              <w:top w:val="single" w:color="BFBFBF" w:sz="4"/>
+              <w:left w:val="single" w:color="BFBFBF" w:sz="4"/>
+              <w:bottom w:val="single" w:color="BFBFBF" w:sz="4"/>
+              <w:right w:val="single" w:color="BFBFBF" w:sz="4"/>
+            </w:tcBorders>
+            <w:shd w:fill="F0EFEC" w:color="auto" w:val="clear"/>
+            <w:tcMar>
+              <w:top w:type="dxa" w:w="70"/>
+              <w:left w:type="dxa" w:w="110"/>
+              <w:bottom w:type="dxa" w:w="70"/>
+              <w:right w:type="dxa" w:w="110"/>
+            </w:tcMar>
+            <w:vAlign w:val="top"/>
+          </w:tcPr>
+          <w:p>
             <w:r>
               <w:rPr>
                 <w:rFonts w:ascii="Calibri" w:cs="Calibri" w:eastAsia="Calibri" w:hAnsi="Calibri"/>
@@ -5764,37 +5498,7 @@
                 <w:sz w:val="19"/>
                 <w:szCs w:val="19"/>
               </w:rPr>
-              <w:t xml:space="preserve">Thu 29 Oct</w:t>
-            </w:r>
-          </w:p>
-        </w:tc>
-        <w:tc>
-          <w:tcPr>
-            <w:tcW w:type="dxa" w:w="1700"/>
-            <w:tcBorders>
-              <w:top w:val="single" w:color="BFBFBF" w:sz="4"/>
-              <w:left w:val="single" w:color="BFBFBF" w:sz="4"/>
-              <w:bottom w:val="single" w:color="BFBFBF" w:sz="4"/>
-              <w:right w:val="single" w:color="BFBFBF" w:sz="4"/>
-            </w:tcBorders>
-            <w:tcMar>
-              <w:top w:type="dxa" w:w="70"/>
-              <w:left w:type="dxa" w:w="110"/>
-              <w:bottom w:type="dxa" w:w="70"/>
-              <w:right w:type="dxa" w:w="110"/>
-            </w:tcMar>
-            <w:vAlign w:val="top"/>
-          </w:tcPr>
-          <w:p>
-            <w:r>
-              <w:rPr>
-                <w:rFonts w:ascii="Calibri" w:cs="Calibri" w:eastAsia="Calibri" w:hAnsi="Calibri"/>
-                <w:b/>
-                <w:bCs/>
-                <w:sz w:val="19"/>
-                <w:szCs w:val="19"/>
-              </w:rPr>
-              <w:t xml:space="preserve">All members</w:t>
+              <w:t xml:space="preserve">Elzel</w:t>
             </w:r>
           </w:p>
         </w:tc>
@@ -5807,24 +5511,25 @@
               <w:bottom w:val="single" w:color="BFBFBF" w:sz="4"/>
               <w:right w:val="single" w:color="BFBFBF" w:sz="4"/>
             </w:tcBorders>
-            <w:tcMar>
-              <w:top w:type="dxa" w:w="70"/>
-              <w:left w:type="dxa" w:w="110"/>
-              <w:bottom w:type="dxa" w:w="70"/>
-              <w:right w:type="dxa" w:w="110"/>
-            </w:tcMar>
-            <w:vAlign w:val="top"/>
-          </w:tcPr>
-          <w:p>
-            <w:r>
-              <w:rPr>
-                <w:rFonts w:ascii="Calibri" w:cs="Calibri" w:eastAsia="Calibri" w:hAnsi="Calibri"/>
-                <w:b w:val="false"/>
-                <w:bCs w:val="false"/>
-                <w:sz w:val="19"/>
-                <w:szCs w:val="19"/>
-              </w:rPr>
-              <w:t xml:space="preserve">Integration test and bug fixing</w:t>
+            <w:shd w:fill="F0EFEC" w:color="auto" w:val="clear"/>
+            <w:tcMar>
+              <w:top w:type="dxa" w:w="70"/>
+              <w:left w:type="dxa" w:w="110"/>
+              <w:bottom w:type="dxa" w:w="70"/>
+              <w:right w:type="dxa" w:w="110"/>
+            </w:tcMar>
+            <w:vAlign w:val="top"/>
+          </w:tcPr>
+          <w:p>
+            <w:r>
+              <w:rPr>
+                <w:rFonts w:ascii="Calibri" w:cs="Calibri" w:eastAsia="Calibri" w:hAnsi="Calibri"/>
+                <w:b w:val="false"/>
+                <w:bCs w:val="false"/>
+                <w:sz w:val="19"/>
+                <w:szCs w:val="19"/>
+              </w:rPr>
+              <w:t xml:space="preserve">S1-25 · As an agent, I want unsure classifications flagged, so that wrongly routed tickets are caught.</w:t>
             </w:r>
           </w:p>
         </w:tc>
@@ -5837,24 +5542,25 @@
               <w:bottom w:val="single" w:color="BFBFBF" w:sz="4"/>
               <w:right w:val="single" w:color="BFBFBF" w:sz="4"/>
             </w:tcBorders>
-            <w:tcMar>
-              <w:top w:type="dxa" w:w="70"/>
-              <w:left w:type="dxa" w:w="110"/>
-              <w:bottom w:type="dxa" w:w="70"/>
-              <w:right w:type="dxa" w:w="110"/>
-            </w:tcMar>
-            <w:vAlign w:val="top"/>
-          </w:tcPr>
-          <w:p>
-            <w:r>
-              <w:rPr>
-                <w:rFonts w:ascii="Calibri" w:cs="Calibri" w:eastAsia="Calibri" w:hAnsi="Calibri"/>
-                <w:b w:val="false"/>
-                <w:bCs w:val="false"/>
-                <w:sz w:val="19"/>
-                <w:szCs w:val="19"/>
-              </w:rPr>
-              <w:t xml:space="preserve">Full demo path works on the live site: submit on a phone → classified → agent switches tone, edits and sends → staff member sees reply; bugs logged in Jira and fixed</w:t>
+            <w:shd w:fill="F0EFEC" w:color="auto" w:val="clear"/>
+            <w:tcMar>
+              <w:top w:type="dxa" w:w="70"/>
+              <w:left w:type="dxa" w:w="110"/>
+              <w:bottom w:type="dxa" w:w="70"/>
+              <w:right w:type="dxa" w:w="110"/>
+            </w:tcMar>
+            <w:vAlign w:val="top"/>
+          </w:tcPr>
+          <w:p>
+            <w:r>
+              <w:rPr>
+                <w:rFonts w:ascii="Calibri" w:cs="Calibri" w:eastAsia="Calibri" w:hAnsi="Calibri"/>
+                <w:b w:val="false"/>
+                <w:bCs w:val="false"/>
+                <w:sz w:val="19"/>
+                <w:szCs w:val="19"/>
+              </w:rPr>
+              <w:t xml:space="preserve">Tickets below 0.6 confidence marked "Needs review"; agent can change the department; every change saved with who made it and when</w:t>
             </w:r>
           </w:p>
         </w:tc>
@@ -5867,6 +5573,7 @@
               <w:bottom w:val="single" w:color="BFBFBF" w:sz="4"/>
               <w:right w:val="single" w:color="BFBFBF" w:sz="4"/>
             </w:tcBorders>
+            <w:shd w:fill="F0EFEC" w:color="auto" w:val="clear"/>
             <w:tcMar>
               <w:top w:type="dxa" w:w="70"/>
               <w:left w:type="dxa" w:w="110"/>
@@ -5895,6 +5602,429 @@
         </w:trPr>
         <w:tc>
           <w:tcPr>
+            <w:vMerge w:val="continue"/>
+            <w:tcBorders>
+              <w:top w:val="single" w:color="BFBFBF" w:sz="4"/>
+              <w:left w:val="single" w:color="BFBFBF" w:sz="4"/>
+              <w:bottom w:val="single" w:color="BFBFBF" w:sz="4"/>
+              <w:right w:val="single" w:color="BFBFBF" w:sz="4"/>
+            </w:tcBorders>
+          </w:tcPr>
+          <w:p/>
+        </w:tc>
+        <w:tc>
+          <w:tcPr>
+            <w:tcW w:type="dxa" w:w="1700"/>
+            <w:tcBorders>
+              <w:top w:val="single" w:color="BFBFBF" w:sz="4"/>
+              <w:left w:val="single" w:color="BFBFBF" w:sz="4"/>
+              <w:bottom w:val="single" w:color="BFBFBF" w:sz="4"/>
+              <w:right w:val="single" w:color="BFBFBF" w:sz="4"/>
+            </w:tcBorders>
+            <w:shd w:fill="F0EFEC" w:color="auto" w:val="clear"/>
+            <w:tcMar>
+              <w:top w:type="dxa" w:w="70"/>
+              <w:left w:type="dxa" w:w="110"/>
+              <w:bottom w:type="dxa" w:w="70"/>
+              <w:right w:type="dxa" w:w="110"/>
+            </w:tcMar>
+            <w:vAlign w:val="top"/>
+          </w:tcPr>
+          <w:p>
+            <w:r>
+              <w:rPr>
+                <w:rFonts w:ascii="Calibri" w:cs="Calibri" w:eastAsia="Calibri" w:hAnsi="Calibri"/>
+                <w:b/>
+                <w:bCs/>
+                <w:sz w:val="19"/>
+                <w:szCs w:val="19"/>
+              </w:rPr>
+              <w:t xml:space="preserve">Mihlali</w:t>
+            </w:r>
+          </w:p>
+        </w:tc>
+        <w:tc>
+          <w:tcPr>
+            <w:tcW w:type="dxa" w:w="5000"/>
+            <w:tcBorders>
+              <w:top w:val="single" w:color="BFBFBF" w:sz="4"/>
+              <w:left w:val="single" w:color="BFBFBF" w:sz="4"/>
+              <w:bottom w:val="single" w:color="BFBFBF" w:sz="4"/>
+              <w:right w:val="single" w:color="BFBFBF" w:sz="4"/>
+            </w:tcBorders>
+            <w:shd w:fill="F0EFEC" w:color="auto" w:val="clear"/>
+            <w:tcMar>
+              <w:top w:type="dxa" w:w="70"/>
+              <w:left w:type="dxa" w:w="110"/>
+              <w:bottom w:type="dxa" w:w="70"/>
+              <w:right w:type="dxa" w:w="110"/>
+            </w:tcMar>
+            <w:vAlign w:val="top"/>
+          </w:tcPr>
+          <w:p>
+            <w:r>
+              <w:rPr>
+                <w:rFonts w:ascii="Calibri" w:cs="Calibri" w:eastAsia="Calibri" w:hAnsi="Calibri"/>
+                <w:b w:val="false"/>
+                <w:bCs w:val="false"/>
+                <w:sz w:val="19"/>
+                <w:szCs w:val="19"/>
+              </w:rPr>
+              <w:t xml:space="preserve">S1-26 · As a staff member, I want to see my requests and their status, so that I don't have to chase anyone on WhatsApp.</w:t>
+            </w:r>
+          </w:p>
+        </w:tc>
+        <w:tc>
+          <w:tcPr>
+            <w:tcW w:type="dxa" w:w="5078"/>
+            <w:tcBorders>
+              <w:top w:val="single" w:color="BFBFBF" w:sz="4"/>
+              <w:left w:val="single" w:color="BFBFBF" w:sz="4"/>
+              <w:bottom w:val="single" w:color="BFBFBF" w:sz="4"/>
+              <w:right w:val="single" w:color="BFBFBF" w:sz="4"/>
+            </w:tcBorders>
+            <w:shd w:fill="F0EFEC" w:color="auto" w:val="clear"/>
+            <w:tcMar>
+              <w:top w:type="dxa" w:w="70"/>
+              <w:left w:type="dxa" w:w="110"/>
+              <w:bottom w:type="dxa" w:w="70"/>
+              <w:right w:type="dxa" w:w="110"/>
+            </w:tcMar>
+            <w:vAlign w:val="top"/>
+          </w:tcPr>
+          <w:p>
+            <w:r>
+              <w:rPr>
+                <w:rFonts w:ascii="Calibri" w:cs="Calibri" w:eastAsia="Calibri" w:hAnsi="Calibri"/>
+                <w:b w:val="false"/>
+                <w:bCs w:val="false"/>
+                <w:sz w:val="19"/>
+                <w:szCs w:val="19"/>
+              </w:rPr>
+              <w:t xml:space="preserve">My requests list, newest first; status shown in words and colour; detail page shows department, status history and the reply once sent</w:t>
+            </w:r>
+          </w:p>
+        </w:tc>
+        <w:tc>
+          <w:tcPr>
+            <w:tcW w:type="dxa" w:w="1400"/>
+            <w:tcBorders>
+              <w:top w:val="single" w:color="BFBFBF" w:sz="4"/>
+              <w:left w:val="single" w:color="BFBFBF" w:sz="4"/>
+              <w:bottom w:val="single" w:color="BFBFBF" w:sz="4"/>
+              <w:right w:val="single" w:color="BFBFBF" w:sz="4"/>
+            </w:tcBorders>
+            <w:shd w:fill="F0EFEC" w:color="auto" w:val="clear"/>
+            <w:tcMar>
+              <w:top w:type="dxa" w:w="70"/>
+              <w:left w:type="dxa" w:w="110"/>
+              <w:bottom w:type="dxa" w:w="70"/>
+              <w:right w:type="dxa" w:w="110"/>
+            </w:tcMar>
+            <w:vAlign w:val="top"/>
+          </w:tcPr>
+          <w:p>
+            <w:r>
+              <w:rPr>
+                <w:rFonts w:ascii="Calibri" w:cs="Calibri" w:eastAsia="Calibri" w:hAnsi="Calibri"/>
+                <w:b w:val="false"/>
+                <w:bCs w:val="false"/>
+                <w:sz w:val="19"/>
+                <w:szCs w:val="19"/>
+              </w:rPr>
+              <w:t xml:space="preserve">Not started</w:t>
+            </w:r>
+          </w:p>
+        </w:tc>
+      </w:tr>
+      <w:tr>
+        <w:trPr>
+          <w:cantSplit/>
+        </w:trPr>
+        <w:tc>
+          <w:tcPr>
+            <w:vMerge w:val="continue"/>
+            <w:tcBorders>
+              <w:top w:val="single" w:color="BFBFBF" w:sz="4"/>
+              <w:left w:val="single" w:color="BFBFBF" w:sz="4"/>
+              <w:bottom w:val="single" w:color="BFBFBF" w:sz="4"/>
+              <w:right w:val="single" w:color="BFBFBF" w:sz="4"/>
+            </w:tcBorders>
+          </w:tcPr>
+          <w:p/>
+        </w:tc>
+        <w:tc>
+          <w:tcPr>
+            <w:tcW w:type="dxa" w:w="1700"/>
+            <w:tcBorders>
+              <w:top w:val="single" w:color="BFBFBF" w:sz="4"/>
+              <w:left w:val="single" w:color="BFBFBF" w:sz="4"/>
+              <w:bottom w:val="single" w:color="BFBFBF" w:sz="4"/>
+              <w:right w:val="single" w:color="BFBFBF" w:sz="4"/>
+            </w:tcBorders>
+            <w:shd w:fill="F0EFEC" w:color="auto" w:val="clear"/>
+            <w:tcMar>
+              <w:top w:type="dxa" w:w="70"/>
+              <w:left w:type="dxa" w:w="110"/>
+              <w:bottom w:type="dxa" w:w="70"/>
+              <w:right w:type="dxa" w:w="110"/>
+            </w:tcMar>
+            <w:vAlign w:val="top"/>
+          </w:tcPr>
+          <w:p>
+            <w:r>
+              <w:rPr>
+                <w:rFonts w:ascii="Calibri" w:cs="Calibri" w:eastAsia="Calibri" w:hAnsi="Calibri"/>
+                <w:b/>
+                <w:bCs/>
+                <w:sz w:val="19"/>
+                <w:szCs w:val="19"/>
+              </w:rPr>
+              <w:t xml:space="preserve">Baphakamise</w:t>
+            </w:r>
+          </w:p>
+        </w:tc>
+        <w:tc>
+          <w:tcPr>
+            <w:tcW w:type="dxa" w:w="5000"/>
+            <w:tcBorders>
+              <w:top w:val="single" w:color="BFBFBF" w:sz="4"/>
+              <w:left w:val="single" w:color="BFBFBF" w:sz="4"/>
+              <w:bottom w:val="single" w:color="BFBFBF" w:sz="4"/>
+              <w:right w:val="single" w:color="BFBFBF" w:sz="4"/>
+            </w:tcBorders>
+            <w:shd w:fill="F0EFEC" w:color="auto" w:val="clear"/>
+            <w:tcMar>
+              <w:top w:type="dxa" w:w="70"/>
+              <w:left w:type="dxa" w:w="110"/>
+              <w:bottom w:type="dxa" w:w="70"/>
+              <w:right w:type="dxa" w:w="110"/>
+            </w:tcMar>
+            <w:vAlign w:val="top"/>
+          </w:tcPr>
+          <w:p>
+            <w:r>
+              <w:rPr>
+                <w:rFonts w:ascii="Calibri" w:cs="Calibri" w:eastAsia="Calibri" w:hAnsi="Calibri"/>
+                <w:b w:val="false"/>
+                <w:bCs w:val="false"/>
+                <w:sz w:val="19"/>
+                <w:szCs w:val="19"/>
+              </w:rPr>
+              <w:t xml:space="preserve">S1-27 · As an agent, I want a template library screen, so that I can view and update the reply templates.</w:t>
+            </w:r>
+          </w:p>
+        </w:tc>
+        <w:tc>
+          <w:tcPr>
+            <w:tcW w:type="dxa" w:w="5078"/>
+            <w:tcBorders>
+              <w:top w:val="single" w:color="BFBFBF" w:sz="4"/>
+              <w:left w:val="single" w:color="BFBFBF" w:sz="4"/>
+              <w:bottom w:val="single" w:color="BFBFBF" w:sz="4"/>
+              <w:right w:val="single" w:color="BFBFBF" w:sz="4"/>
+            </w:tcBorders>
+            <w:shd w:fill="F0EFEC" w:color="auto" w:val="clear"/>
+            <w:tcMar>
+              <w:top w:type="dxa" w:w="70"/>
+              <w:left w:type="dxa" w:w="110"/>
+              <w:bottom w:type="dxa" w:w="70"/>
+              <w:right w:type="dxa" w:w="110"/>
+            </w:tcMar>
+            <w:vAlign w:val="top"/>
+          </w:tcPr>
+          <w:p>
+            <w:r>
+              <w:rPr>
+                <w:rFonts w:ascii="Calibri" w:cs="Calibri" w:eastAsia="Calibri" w:hAnsi="Calibri"/>
+                <w:b w:val="false"/>
+                <w:bCs w:val="false"/>
+                <w:sz w:val="19"/>
+                <w:szCs w:val="19"/>
+              </w:rPr>
+              <w:t xml:space="preserve">Screen lists templates by department; agent can edit a template; changes saved</w:t>
+            </w:r>
+          </w:p>
+        </w:tc>
+        <w:tc>
+          <w:tcPr>
+            <w:tcW w:type="dxa" w:w="1400"/>
+            <w:tcBorders>
+              <w:top w:val="single" w:color="BFBFBF" w:sz="4"/>
+              <w:left w:val="single" w:color="BFBFBF" w:sz="4"/>
+              <w:bottom w:val="single" w:color="BFBFBF" w:sz="4"/>
+              <w:right w:val="single" w:color="BFBFBF" w:sz="4"/>
+            </w:tcBorders>
+            <w:shd w:fill="F0EFEC" w:color="auto" w:val="clear"/>
+            <w:tcMar>
+              <w:top w:type="dxa" w:w="70"/>
+              <w:left w:type="dxa" w:w="110"/>
+              <w:bottom w:type="dxa" w:w="70"/>
+              <w:right w:type="dxa" w:w="110"/>
+            </w:tcMar>
+            <w:vAlign w:val="top"/>
+          </w:tcPr>
+          <w:p>
+            <w:r>
+              <w:rPr>
+                <w:rFonts w:ascii="Calibri" w:cs="Calibri" w:eastAsia="Calibri" w:hAnsi="Calibri"/>
+                <w:b w:val="false"/>
+                <w:bCs w:val="false"/>
+                <w:sz w:val="19"/>
+                <w:szCs w:val="19"/>
+              </w:rPr>
+              <w:t xml:space="preserve">Not started</w:t>
+            </w:r>
+          </w:p>
+        </w:tc>
+      </w:tr>
+      <w:tr>
+        <w:trPr>
+          <w:cantSplit/>
+        </w:trPr>
+        <w:tc>
+          <w:tcPr>
+            <w:vMerge w:val="continue"/>
+            <w:tcBorders>
+              <w:top w:val="single" w:color="BFBFBF" w:sz="4"/>
+              <w:left w:val="single" w:color="BFBFBF" w:sz="4"/>
+              <w:bottom w:val="single" w:color="BFBFBF" w:sz="4"/>
+              <w:right w:val="single" w:color="BFBFBF" w:sz="4"/>
+            </w:tcBorders>
+          </w:tcPr>
+          <w:p/>
+        </w:tc>
+        <w:tc>
+          <w:tcPr>
+            <w:tcW w:type="dxa" w:w="1700"/>
+            <w:tcBorders>
+              <w:top w:val="single" w:color="BFBFBF" w:sz="4"/>
+              <w:left w:val="single" w:color="BFBFBF" w:sz="4"/>
+              <w:bottom w:val="single" w:color="BFBFBF" w:sz="4"/>
+              <w:right w:val="single" w:color="BFBFBF" w:sz="4"/>
+            </w:tcBorders>
+            <w:shd w:fill="F0EFEC" w:color="auto" w:val="clear"/>
+            <w:tcMar>
+              <w:top w:type="dxa" w:w="70"/>
+              <w:left w:type="dxa" w:w="110"/>
+              <w:bottom w:type="dxa" w:w="70"/>
+              <w:right w:type="dxa" w:w="110"/>
+            </w:tcMar>
+            <w:vAlign w:val="top"/>
+          </w:tcPr>
+          <w:p>
+            <w:r>
+              <w:rPr>
+                <w:rFonts w:ascii="Calibri" w:cs="Calibri" w:eastAsia="Calibri" w:hAnsi="Calibri"/>
+                <w:b/>
+                <w:bCs/>
+                <w:sz w:val="19"/>
+                <w:szCs w:val="19"/>
+              </w:rPr>
+              <w:t xml:space="preserve">Baphakamise</w:t>
+            </w:r>
+          </w:p>
+        </w:tc>
+        <w:tc>
+          <w:tcPr>
+            <w:tcW w:type="dxa" w:w="5000"/>
+            <w:tcBorders>
+              <w:top w:val="single" w:color="BFBFBF" w:sz="4"/>
+              <w:left w:val="single" w:color="BFBFBF" w:sz="4"/>
+              <w:bottom w:val="single" w:color="BFBFBF" w:sz="4"/>
+              <w:right w:val="single" w:color="BFBFBF" w:sz="4"/>
+            </w:tcBorders>
+            <w:shd w:fill="F0EFEC" w:color="auto" w:val="clear"/>
+            <w:tcMar>
+              <w:top w:type="dxa" w:w="70"/>
+              <w:left w:type="dxa" w:w="110"/>
+              <w:bottom w:type="dxa" w:w="70"/>
+              <w:right w:type="dxa" w:w="110"/>
+            </w:tcMar>
+            <w:vAlign w:val="top"/>
+          </w:tcPr>
+          <w:p>
+            <w:r>
+              <w:rPr>
+                <w:rFonts w:ascii="Calibri" w:cs="Calibri" w:eastAsia="Calibri" w:hAnsi="Calibri"/>
+                <w:b w:val="false"/>
+                <w:bCs w:val="false"/>
+                <w:sz w:val="19"/>
+                <w:szCs w:val="19"/>
+              </w:rPr>
+              <w:t xml:space="preserve">S1-28 · As a staff member, I want to see the agent's reply on my request, so that I get my answer in one place.</w:t>
+            </w:r>
+          </w:p>
+        </w:tc>
+        <w:tc>
+          <w:tcPr>
+            <w:tcW w:type="dxa" w:w="5078"/>
+            <w:tcBorders>
+              <w:top w:val="single" w:color="BFBFBF" w:sz="4"/>
+              <w:left w:val="single" w:color="BFBFBF" w:sz="4"/>
+              <w:bottom w:val="single" w:color="BFBFBF" w:sz="4"/>
+              <w:right w:val="single" w:color="BFBFBF" w:sz="4"/>
+            </w:tcBorders>
+            <w:shd w:fill="F0EFEC" w:color="auto" w:val="clear"/>
+            <w:tcMar>
+              <w:top w:type="dxa" w:w="70"/>
+              <w:left w:type="dxa" w:w="110"/>
+              <w:bottom w:type="dxa" w:w="70"/>
+              <w:right w:type="dxa" w:w="110"/>
+            </w:tcMar>
+            <w:vAlign w:val="top"/>
+          </w:tcPr>
+          <w:p>
+            <w:r>
+              <w:rPr>
+                <w:rFonts w:ascii="Calibri" w:cs="Calibri" w:eastAsia="Calibri" w:hAnsi="Calibri"/>
+                <w:b w:val="false"/>
+                <w:bCs w:val="false"/>
+                <w:sz w:val="19"/>
+                <w:szCs w:val="19"/>
+              </w:rPr>
+              <w:t xml:space="preserve">Sent reply appears on the staff member's request detail page; tested together with Mihlali</w:t>
+            </w:r>
+          </w:p>
+        </w:tc>
+        <w:tc>
+          <w:tcPr>
+            <w:tcW w:type="dxa" w:w="1400"/>
+            <w:tcBorders>
+              <w:top w:val="single" w:color="BFBFBF" w:sz="4"/>
+              <w:left w:val="single" w:color="BFBFBF" w:sz="4"/>
+              <w:bottom w:val="single" w:color="BFBFBF" w:sz="4"/>
+              <w:right w:val="single" w:color="BFBFBF" w:sz="4"/>
+            </w:tcBorders>
+            <w:shd w:fill="F0EFEC" w:color="auto" w:val="clear"/>
+            <w:tcMar>
+              <w:top w:type="dxa" w:w="70"/>
+              <w:left w:type="dxa" w:w="110"/>
+              <w:bottom w:type="dxa" w:w="70"/>
+              <w:right w:type="dxa" w:w="110"/>
+            </w:tcMar>
+            <w:vAlign w:val="top"/>
+          </w:tcPr>
+          <w:p>
+            <w:r>
+              <w:rPr>
+                <w:rFonts w:ascii="Calibri" w:cs="Calibri" w:eastAsia="Calibri" w:hAnsi="Calibri"/>
+                <w:b w:val="false"/>
+                <w:bCs w:val="false"/>
+                <w:sz w:val="19"/>
+                <w:szCs w:val="19"/>
+              </w:rPr>
+              <w:t xml:space="preserve">Not started</w:t>
+            </w:r>
+          </w:p>
+        </w:tc>
+      </w:tr>
+      <w:tr>
+        <w:trPr>
+          <w:cantSplit/>
+        </w:trPr>
+        <w:tc>
+          <w:tcPr>
             <w:tcW w:type="dxa" w:w="1500"/>
             <w:tcBorders>
               <w:top w:val="single" w:color="BFBFBF" w:sz="4"/>
@@ -5902,7 +6032,6 @@
               <w:bottom w:val="single" w:color="BFBFBF" w:sz="4"/>
               <w:right w:val="single" w:color="BFBFBF" w:sz="4"/>
             </w:tcBorders>
-            <w:shd w:fill="F0EFEC" w:color="auto" w:val="clear"/>
             <w:tcMar>
               <w:top w:type="dxa" w:w="70"/>
               <w:left w:type="dxa" w:w="110"/>
@@ -5923,7 +6052,7 @@
                 <w:sz w:val="19"/>
                 <w:szCs w:val="19"/>
               </w:rPr>
-              <w:t xml:space="preserve">Fri 30 Oct</w:t>
+              <w:t xml:space="preserve">Thu 29 Oct</w:t>
             </w:r>
           </w:p>
         </w:tc>
@@ -5936,7 +6065,6 @@
               <w:bottom w:val="single" w:color="BFBFBF" w:sz="4"/>
               <w:right w:val="single" w:color="BFBFBF" w:sz="4"/>
             </w:tcBorders>
-            <w:shd w:fill="F0EFEC" w:color="auto" w:val="clear"/>
             <w:tcMar>
               <w:top w:type="dxa" w:w="70"/>
               <w:left w:type="dxa" w:w="110"/>
@@ -5967,25 +6095,24 @@
               <w:bottom w:val="single" w:color="BFBFBF" w:sz="4"/>
               <w:right w:val="single" w:color="BFBFBF" w:sz="4"/>
             </w:tcBorders>
-            <w:shd w:fill="F0EFEC" w:color="auto" w:val="clear"/>
-            <w:tcMar>
-              <w:top w:type="dxa" w:w="70"/>
-              <w:left w:type="dxa" w:w="110"/>
-              <w:bottom w:type="dxa" w:w="70"/>
-              <w:right w:type="dxa" w:w="110"/>
-            </w:tcMar>
-            <w:vAlign w:val="top"/>
-          </w:tcPr>
-          <w:p>
-            <w:r>
-              <w:rPr>
-                <w:rFonts w:ascii="Calibri" w:cs="Calibri" w:eastAsia="Calibri" w:hAnsi="Calibri"/>
-                <w:b w:val="false"/>
-                <w:bCs w:val="false"/>
-                <w:sz w:val="19"/>
-                <w:szCs w:val="19"/>
-              </w:rPr>
-              <w:t xml:space="preserve">Sprint review and retrospective</w:t>
+            <w:tcMar>
+              <w:top w:type="dxa" w:w="70"/>
+              <w:left w:type="dxa" w:w="110"/>
+              <w:bottom w:type="dxa" w:w="70"/>
+              <w:right w:type="dxa" w:w="110"/>
+            </w:tcMar>
+            <w:vAlign w:val="top"/>
+          </w:tcPr>
+          <w:p>
+            <w:r>
+              <w:rPr>
+                <w:rFonts w:ascii="Calibri" w:cs="Calibri" w:eastAsia="Calibri" w:hAnsi="Calibri"/>
+                <w:b w:val="false"/>
+                <w:bCs w:val="false"/>
+                <w:sz w:val="19"/>
+                <w:szCs w:val="19"/>
+              </w:rPr>
+              <w:t xml:space="preserve">As the team, I want to test the full journey on the live site, so that we know it works before the demo.</w:t>
             </w:r>
           </w:p>
         </w:tc>
@@ -5998,25 +6125,186 @@
               <w:bottom w:val="single" w:color="BFBFBF" w:sz="4"/>
               <w:right w:val="single" w:color="BFBFBF" w:sz="4"/>
             </w:tcBorders>
-            <w:shd w:fill="F0EFEC" w:color="auto" w:val="clear"/>
-            <w:tcMar>
-              <w:top w:type="dxa" w:w="70"/>
-              <w:left w:type="dxa" w:w="110"/>
-              <w:bottom w:type="dxa" w:w="70"/>
-              <w:right w:type="dxa" w:w="110"/>
-            </w:tcMar>
-            <w:vAlign w:val="top"/>
-          </w:tcPr>
-          <w:p>
-            <w:r>
-              <w:rPr>
-                <w:rFonts w:ascii="Calibri" w:cs="Calibri" w:eastAsia="Calibri" w:hAnsi="Calibri"/>
-                <w:b w:val="false"/>
-                <w:bCs w:val="false"/>
-                <w:sz w:val="19"/>
-                <w:szCs w:val="19"/>
-              </w:rPr>
-              <w:t xml:space="preserve">Demo rehearsed and presented; Jira stories updated; retro note (what went well, what to change) saved in docs/sprints</w:t>
+            <w:tcMar>
+              <w:top w:type="dxa" w:w="70"/>
+              <w:left w:type="dxa" w:w="110"/>
+              <w:bottom w:type="dxa" w:w="70"/>
+              <w:right w:type="dxa" w:w="110"/>
+            </w:tcMar>
+            <w:vAlign w:val="top"/>
+          </w:tcPr>
+          <w:p>
+            <w:r>
+              <w:rPr>
+                <w:rFonts w:ascii="Calibri" w:cs="Calibri" w:eastAsia="Calibri" w:hAnsi="Calibri"/>
+                <w:b w:val="false"/>
+                <w:bCs w:val="false"/>
+                <w:sz w:val="19"/>
+                <w:szCs w:val="19"/>
+              </w:rPr>
+              <w:t xml:space="preserve">Submit on a phone → classified → agent switches tone, edits and sends → staff member sees the reply; bugs logged in Jira and fixed</w:t>
+            </w:r>
+          </w:p>
+        </w:tc>
+        <w:tc>
+          <w:tcPr>
+            <w:tcW w:type="dxa" w:w="1400"/>
+            <w:tcBorders>
+              <w:top w:val="single" w:color="BFBFBF" w:sz="4"/>
+              <w:left w:val="single" w:color="BFBFBF" w:sz="4"/>
+              <w:bottom w:val="single" w:color="BFBFBF" w:sz="4"/>
+              <w:right w:val="single" w:color="BFBFBF" w:sz="4"/>
+            </w:tcBorders>
+            <w:tcMar>
+              <w:top w:type="dxa" w:w="70"/>
+              <w:left w:type="dxa" w:w="110"/>
+              <w:bottom w:type="dxa" w:w="70"/>
+              <w:right w:type="dxa" w:w="110"/>
+            </w:tcMar>
+            <w:vAlign w:val="top"/>
+          </w:tcPr>
+          <w:p>
+            <w:r>
+              <w:rPr>
+                <w:rFonts w:ascii="Calibri" w:cs="Calibri" w:eastAsia="Calibri" w:hAnsi="Calibri"/>
+                <w:b w:val="false"/>
+                <w:bCs w:val="false"/>
+                <w:sz w:val="19"/>
+                <w:szCs w:val="19"/>
+              </w:rPr>
+              <w:t xml:space="preserve">Not started</w:t>
+            </w:r>
+          </w:p>
+        </w:tc>
+      </w:tr>
+      <w:tr>
+        <w:trPr>
+          <w:cantSplit/>
+        </w:trPr>
+        <w:tc>
+          <w:tcPr>
+            <w:tcW w:type="dxa" w:w="1500"/>
+            <w:tcBorders>
+              <w:top w:val="single" w:color="BFBFBF" w:sz="4"/>
+              <w:left w:val="single" w:color="BFBFBF" w:sz="4"/>
+              <w:bottom w:val="single" w:color="BFBFBF" w:sz="4"/>
+              <w:right w:val="single" w:color="BFBFBF" w:sz="4"/>
+            </w:tcBorders>
+            <w:shd w:fill="F0EFEC" w:color="auto" w:val="clear"/>
+            <w:tcMar>
+              <w:top w:type="dxa" w:w="70"/>
+              <w:left w:type="dxa" w:w="110"/>
+              <w:bottom w:type="dxa" w:w="70"/>
+              <w:right w:type="dxa" w:w="110"/>
+            </w:tcMar>
+            <w:vAlign w:val="center"/>
+          </w:tcPr>
+          <w:p>
+            <w:pPr>
+              <w:jc w:val="center"/>
+            </w:pPr>
+            <w:r>
+              <w:rPr>
+                <w:rFonts w:ascii="Calibri" w:cs="Calibri" w:eastAsia="Calibri" w:hAnsi="Calibri"/>
+                <w:b/>
+                <w:bCs/>
+                <w:sz w:val="19"/>
+                <w:szCs w:val="19"/>
+              </w:rPr>
+              <w:t xml:space="preserve">Fri 30 Oct</w:t>
+            </w:r>
+          </w:p>
+        </w:tc>
+        <w:tc>
+          <w:tcPr>
+            <w:tcW w:type="dxa" w:w="1700"/>
+            <w:tcBorders>
+              <w:top w:val="single" w:color="BFBFBF" w:sz="4"/>
+              <w:left w:val="single" w:color="BFBFBF" w:sz="4"/>
+              <w:bottom w:val="single" w:color="BFBFBF" w:sz="4"/>
+              <w:right w:val="single" w:color="BFBFBF" w:sz="4"/>
+            </w:tcBorders>
+            <w:shd w:fill="F0EFEC" w:color="auto" w:val="clear"/>
+            <w:tcMar>
+              <w:top w:type="dxa" w:w="70"/>
+              <w:left w:type="dxa" w:w="110"/>
+              <w:bottom w:type="dxa" w:w="70"/>
+              <w:right w:type="dxa" w:w="110"/>
+            </w:tcMar>
+            <w:vAlign w:val="top"/>
+          </w:tcPr>
+          <w:p>
+            <w:r>
+              <w:rPr>
+                <w:rFonts w:ascii="Calibri" w:cs="Calibri" w:eastAsia="Calibri" w:hAnsi="Calibri"/>
+                <w:b/>
+                <w:bCs/>
+                <w:sz w:val="19"/>
+                <w:szCs w:val="19"/>
+              </w:rPr>
+              <w:t xml:space="preserve">All members</w:t>
+            </w:r>
+          </w:p>
+        </w:tc>
+        <w:tc>
+          <w:tcPr>
+            <w:tcW w:type="dxa" w:w="5000"/>
+            <w:tcBorders>
+              <w:top w:val="single" w:color="BFBFBF" w:sz="4"/>
+              <w:left w:val="single" w:color="BFBFBF" w:sz="4"/>
+              <w:bottom w:val="single" w:color="BFBFBF" w:sz="4"/>
+              <w:right w:val="single" w:color="BFBFBF" w:sz="4"/>
+            </w:tcBorders>
+            <w:shd w:fill="F0EFEC" w:color="auto" w:val="clear"/>
+            <w:tcMar>
+              <w:top w:type="dxa" w:w="70"/>
+              <w:left w:type="dxa" w:w="110"/>
+              <w:bottom w:type="dxa" w:w="70"/>
+              <w:right w:type="dxa" w:w="110"/>
+            </w:tcMar>
+            <w:vAlign w:val="top"/>
+          </w:tcPr>
+          <w:p>
+            <w:r>
+              <w:rPr>
+                <w:rFonts w:ascii="Calibri" w:cs="Calibri" w:eastAsia="Calibri" w:hAnsi="Calibri"/>
+                <w:b w:val="false"/>
+                <w:bCs w:val="false"/>
+                <w:sz w:val="19"/>
+                <w:szCs w:val="19"/>
+              </w:rPr>
+              <w:t xml:space="preserve">As the team, I want to demo our work and reflect on the sprint, so that we get feedback and improve in Sprint 2.</w:t>
+            </w:r>
+          </w:p>
+        </w:tc>
+        <w:tc>
+          <w:tcPr>
+            <w:tcW w:type="dxa" w:w="5078"/>
+            <w:tcBorders>
+              <w:top w:val="single" w:color="BFBFBF" w:sz="4"/>
+              <w:left w:val="single" w:color="BFBFBF" w:sz="4"/>
+              <w:bottom w:val="single" w:color="BFBFBF" w:sz="4"/>
+              <w:right w:val="single" w:color="BFBFBF" w:sz="4"/>
+            </w:tcBorders>
+            <w:shd w:fill="F0EFEC" w:color="auto" w:val="clear"/>
+            <w:tcMar>
+              <w:top w:type="dxa" w:w="70"/>
+              <w:left w:type="dxa" w:w="110"/>
+              <w:bottom w:type="dxa" w:w="70"/>
+              <w:right w:type="dxa" w:w="110"/>
+            </w:tcMar>
+            <w:vAlign w:val="top"/>
+          </w:tcPr>
+          <w:p>
+            <w:r>
+              <w:rPr>
+                <w:rFonts w:ascii="Calibri" w:cs="Calibri" w:eastAsia="Calibri" w:hAnsi="Calibri"/>
+                <w:b w:val="false"/>
+                <w:bCs w:val="false"/>
+                <w:sz w:val="19"/>
+                <w:szCs w:val="19"/>
+              </w:rPr>
+              <w:t xml:space="preserve">Demo presented at the sprint review; Jira stories updated; retro note (what went well, what to change) saved in docs/sprints</w:t>
             </w:r>
           </w:p>
         </w:tc>

--- a/docs/sprints/Sprint1_Plan.docx
+++ b/docs/sprints/Sprint1_Plan.docx
@@ -1484,7 +1484,7 @@
           <w:sz w:val="21"/>
           <w:szCs w:val="21"/>
         </w:rPr>
-        <w:t xml:space="preserve"> column after each daily stand-up: Not started, In progress, Done or Blocked.</w:t>
+        <w:t xml:space="preserve"> column after each daily stand-up: Not started, In progress, Done or Blocked. Acceptance criteria are written as Given / When / Then scenarios: each one is a test the reviewer runs before the story is marked Done.</w:t>
       </w:r>
     </w:p>
     <w:tbl>
@@ -1500,11 +1500,11 @@
         </w:tblBorders>
       </w:tblPr>
       <w:tblGrid>
+        <w:gridCol w:w="1400"/>
         <w:gridCol w:w="1500"/>
-        <w:gridCol w:w="1700"/>
-        <w:gridCol w:w="5000"/>
-        <w:gridCol w:w="5078"/>
-        <w:gridCol w:w="1400"/>
+        <w:gridCol w:w="4500"/>
+        <w:gridCol w:w="5978"/>
+        <w:gridCol w:w="1300"/>
       </w:tblGrid>
       <w:tr>
         <w:trPr>
@@ -1512,6 +1512,38 @@
         </w:trPr>
         <w:tc>
           <w:tcPr>
+            <w:tcW w:type="dxa" w:w="1400"/>
+            <w:tcBorders>
+              <w:top w:val="single" w:color="BFBFBF" w:sz="4"/>
+              <w:left w:val="single" w:color="BFBFBF" w:sz="4"/>
+              <w:bottom w:val="single" w:color="BFBFBF" w:sz="4"/>
+              <w:right w:val="single" w:color="BFBFBF" w:sz="4"/>
+            </w:tcBorders>
+            <w:shd w:fill="1F3A5F" w:color="auto" w:val="clear"/>
+            <w:tcMar>
+              <w:top w:type="dxa" w:w="70"/>
+              <w:left w:type="dxa" w:w="110"/>
+              <w:bottom w:type="dxa" w:w="70"/>
+              <w:right w:type="dxa" w:w="110"/>
+            </w:tcMar>
+            <w:vAlign w:val="top"/>
+          </w:tcPr>
+          <w:p>
+            <w:r>
+              <w:rPr>
+                <w:rFonts w:ascii="Calibri" w:cs="Calibri" w:eastAsia="Calibri" w:hAnsi="Calibri"/>
+                <w:b/>
+                <w:bCs/>
+                <w:color w:val="FFFFFF"/>
+                <w:sz w:val="19"/>
+                <w:szCs w:val="19"/>
+              </w:rPr>
+              <w:t xml:space="preserve">Date</w:t>
+            </w:r>
+          </w:p>
+        </w:tc>
+        <w:tc>
+          <w:tcPr>
             <w:tcW w:type="dxa" w:w="1500"/>
             <w:tcBorders>
               <w:top w:val="single" w:color="BFBFBF" w:sz="4"/>
@@ -1538,13 +1570,13 @@
                 <w:sz w:val="19"/>
                 <w:szCs w:val="19"/>
               </w:rPr>
-              <w:t xml:space="preserve">Date</w:t>
-            </w:r>
-          </w:p>
-        </w:tc>
-        <w:tc>
-          <w:tcPr>
-            <w:tcW w:type="dxa" w:w="1700"/>
+              <w:t xml:space="preserve">Member</w:t>
+            </w:r>
+          </w:p>
+        </w:tc>
+        <w:tc>
+          <w:tcPr>
+            <w:tcW w:type="dxa" w:w="4500"/>
             <w:tcBorders>
               <w:top w:val="single" w:color="BFBFBF" w:sz="4"/>
               <w:left w:val="single" w:color="BFBFBF" w:sz="4"/>
@@ -1570,13 +1602,13 @@
                 <w:sz w:val="19"/>
                 <w:szCs w:val="19"/>
               </w:rPr>
-              <w:t xml:space="preserve">Member</w:t>
-            </w:r>
-          </w:p>
-        </w:tc>
-        <w:tc>
-          <w:tcPr>
-            <w:tcW w:type="dxa" w:w="5000"/>
+              <w:t xml:space="preserve">User story</w:t>
+            </w:r>
+          </w:p>
+        </w:tc>
+        <w:tc>
+          <w:tcPr>
+            <w:tcW w:type="dxa" w:w="5978"/>
             <w:tcBorders>
               <w:top w:val="single" w:color="BFBFBF" w:sz="4"/>
               <w:left w:val="single" w:color="BFBFBF" w:sz="4"/>
@@ -1602,45 +1634,13 @@
                 <w:sz w:val="19"/>
                 <w:szCs w:val="19"/>
               </w:rPr>
-              <w:t xml:space="preserve">User story</w:t>
-            </w:r>
-          </w:p>
-        </w:tc>
-        <w:tc>
-          <w:tcPr>
-            <w:tcW w:type="dxa" w:w="5078"/>
-            <w:tcBorders>
-              <w:top w:val="single" w:color="BFBFBF" w:sz="4"/>
-              <w:left w:val="single" w:color="BFBFBF" w:sz="4"/>
-              <w:bottom w:val="single" w:color="BFBFBF" w:sz="4"/>
-              <w:right w:val="single" w:color="BFBFBF" w:sz="4"/>
-            </w:tcBorders>
-            <w:shd w:fill="1F3A5F" w:color="auto" w:val="clear"/>
-            <w:tcMar>
-              <w:top w:type="dxa" w:w="70"/>
-              <w:left w:type="dxa" w:w="110"/>
-              <w:bottom w:type="dxa" w:w="70"/>
-              <w:right w:type="dxa" w:w="110"/>
-            </w:tcMar>
-            <w:vAlign w:val="top"/>
-          </w:tcPr>
-          <w:p>
-            <w:r>
-              <w:rPr>
-                <w:rFonts w:ascii="Calibri" w:cs="Calibri" w:eastAsia="Calibri" w:hAnsi="Calibri"/>
-                <w:b/>
-                <w:bCs/>
-                <w:color w:val="FFFFFF"/>
-                <w:sz w:val="19"/>
-                <w:szCs w:val="19"/>
-              </w:rPr>
               <w:t xml:space="preserve">Acceptance criteria</w:t>
             </w:r>
           </w:p>
         </w:tc>
         <w:tc>
           <w:tcPr>
-            <w:tcW w:type="dxa" w:w="1400"/>
+            <w:tcW w:type="dxa" w:w="1300"/>
             <w:tcBorders>
               <w:top w:val="single" w:color="BFBFBF" w:sz="4"/>
               <w:left w:val="single" w:color="BFBFBF" w:sz="4"/>
@@ -1677,6 +1677,39 @@
         </w:trPr>
         <w:tc>
           <w:tcPr>
+            <w:tcW w:type="dxa" w:w="1400"/>
+            <w:tcBorders>
+              <w:top w:val="single" w:color="BFBFBF" w:sz="4"/>
+              <w:left w:val="single" w:color="BFBFBF" w:sz="4"/>
+              <w:bottom w:val="single" w:color="BFBFBF" w:sz="4"/>
+              <w:right w:val="single" w:color="BFBFBF" w:sz="4"/>
+            </w:tcBorders>
+            <w:tcMar>
+              <w:top w:type="dxa" w:w="70"/>
+              <w:left w:type="dxa" w:w="110"/>
+              <w:bottom w:type="dxa" w:w="70"/>
+              <w:right w:type="dxa" w:w="110"/>
+            </w:tcMar>
+            <w:vAlign w:val="center"/>
+          </w:tcPr>
+          <w:p>
+            <w:pPr>
+              <w:jc w:val="center"/>
+            </w:pPr>
+            <w:r>
+              <w:rPr>
+                <w:rFonts w:ascii="Calibri" w:cs="Calibri" w:eastAsia="Calibri" w:hAnsi="Calibri"/>
+                <w:b/>
+                <w:bCs/>
+                <w:sz w:val="19"/>
+                <w:szCs w:val="19"/>
+              </w:rPr>
+              <w:t xml:space="preserve">Mon 19 Oct</w:t>
+            </w:r>
+          </w:p>
+        </w:tc>
+        <w:tc>
+          <w:tcPr>
             <w:tcW w:type="dxa" w:w="1500"/>
             <w:tcBorders>
               <w:top w:val="single" w:color="BFBFBF" w:sz="4"/>
@@ -1690,39 +1723,6 @@
               <w:bottom w:type="dxa" w:w="70"/>
               <w:right w:type="dxa" w:w="110"/>
             </w:tcMar>
-            <w:vAlign w:val="center"/>
-          </w:tcPr>
-          <w:p>
-            <w:pPr>
-              <w:jc w:val="center"/>
-            </w:pPr>
-            <w:r>
-              <w:rPr>
-                <w:rFonts w:ascii="Calibri" w:cs="Calibri" w:eastAsia="Calibri" w:hAnsi="Calibri"/>
-                <w:b/>
-                <w:bCs/>
-                <w:sz w:val="19"/>
-                <w:szCs w:val="19"/>
-              </w:rPr>
-              <w:t xml:space="preserve">Mon 19 Oct</w:t>
-            </w:r>
-          </w:p>
-        </w:tc>
-        <w:tc>
-          <w:tcPr>
-            <w:tcW w:type="dxa" w:w="1700"/>
-            <w:tcBorders>
-              <w:top w:val="single" w:color="BFBFBF" w:sz="4"/>
-              <w:left w:val="single" w:color="BFBFBF" w:sz="4"/>
-              <w:bottom w:val="single" w:color="BFBFBF" w:sz="4"/>
-              <w:right w:val="single" w:color="BFBFBF" w:sz="4"/>
-            </w:tcBorders>
-            <w:tcMar>
-              <w:top w:type="dxa" w:w="70"/>
-              <w:left w:type="dxa" w:w="110"/>
-              <w:bottom w:type="dxa" w:w="70"/>
-              <w:right w:type="dxa" w:w="110"/>
-            </w:tcMar>
             <w:vAlign w:val="top"/>
           </w:tcPr>
           <w:p>
@@ -1740,7 +1740,7 @@
         </w:tc>
         <w:tc>
           <w:tcPr>
-            <w:tcW w:type="dxa" w:w="5000"/>
+            <w:tcW w:type="dxa" w:w="4500"/>
             <w:tcBorders>
               <w:top w:val="single" w:color="BFBFBF" w:sz="4"/>
               <w:left w:val="single" w:color="BFBFBF" w:sz="4"/>
@@ -1770,37 +1770,146 @@
         </w:tc>
         <w:tc>
           <w:tcPr>
-            <w:tcW w:type="dxa" w:w="5078"/>
-            <w:tcBorders>
-              <w:top w:val="single" w:color="BFBFBF" w:sz="4"/>
-              <w:left w:val="single" w:color="BFBFBF" w:sz="4"/>
-              <w:bottom w:val="single" w:color="BFBFBF" w:sz="4"/>
-              <w:right w:val="single" w:color="BFBFBF" w:sz="4"/>
-            </w:tcBorders>
-            <w:tcMar>
-              <w:top w:type="dxa" w:w="70"/>
-              <w:left w:type="dxa" w:w="110"/>
-              <w:bottom w:type="dxa" w:w="70"/>
-              <w:right w:type="dxa" w:w="110"/>
-            </w:tcMar>
-            <w:vAlign w:val="top"/>
-          </w:tcPr>
-          <w:p>
-            <w:r>
-              <w:rPr>
-                <w:rFonts w:ascii="Calibri" w:cs="Calibri" w:eastAsia="Calibri" w:hAnsi="Calibri"/>
-                <w:b w:val="false"/>
-                <w:bCs w:val="false"/>
-                <w:sz w:val="19"/>
-                <w:szCs w:val="19"/>
-              </w:rPr>
-              <w:t xml:space="preserve">Idea agreed (Relay for Kopano Freight); 8-week roadmap written; Jira epics created and dated</w:t>
-            </w:r>
-          </w:p>
-        </w:tc>
-        <w:tc>
-          <w:tcPr>
-            <w:tcW w:type="dxa" w:w="1400"/>
+            <w:tcW w:type="dxa" w:w="5978"/>
+            <w:tcBorders>
+              <w:top w:val="single" w:color="BFBFBF" w:sz="4"/>
+              <w:left w:val="single" w:color="BFBFBF" w:sz="4"/>
+              <w:bottom w:val="single" w:color="BFBFBF" w:sz="4"/>
+              <w:right w:val="single" w:color="BFBFBF" w:sz="4"/>
+            </w:tcBorders>
+            <w:tcMar>
+              <w:top w:type="dxa" w:w="70"/>
+              <w:left w:type="dxa" w:w="110"/>
+              <w:bottom w:type="dxa" w:w="70"/>
+              <w:right w:type="dxa" w:w="110"/>
+            </w:tcMar>
+          </w:tcPr>
+          <w:p>
+            <w:pPr>
+              <w:spacing w:after="0"/>
+            </w:pPr>
+            <w:r>
+              <w:rPr>
+                <w:rFonts w:ascii="Calibri" w:cs="Calibri" w:eastAsia="Calibri" w:hAnsi="Calibri"/>
+                <w:b/>
+                <w:bCs/>
+                <w:color w:val="1F3A5F"/>
+                <w:sz w:val="19"/>
+                <w:szCs w:val="19"/>
+              </w:rPr>
+              <w:t xml:space="preserve">Given</w:t>
+            </w:r>
+            <w:r>
+              <w:rPr>
+                <w:rFonts w:ascii="Calibri" w:cs="Calibri" w:eastAsia="Calibri" w:hAnsi="Calibri"/>
+                <w:sz w:val="19"/>
+                <w:szCs w:val="19"/>
+              </w:rPr>
+              <w:t xml:space="preserve"> the CAPACITI curriculum</w:t>
+            </w:r>
+          </w:p>
+          <w:p>
+            <w:pPr>
+              <w:spacing w:after="0"/>
+            </w:pPr>
+            <w:r>
+              <w:rPr>
+                <w:rFonts w:ascii="Calibri" w:cs="Calibri" w:eastAsia="Calibri" w:hAnsi="Calibri"/>
+                <w:b/>
+                <w:bCs/>
+                <w:color w:val="1F3A5F"/>
+                <w:sz w:val="19"/>
+                <w:szCs w:val="19"/>
+              </w:rPr>
+              <w:t xml:space="preserve">When</w:t>
+            </w:r>
+            <w:r>
+              <w:rPr>
+                <w:rFonts w:ascii="Calibri" w:cs="Calibri" w:eastAsia="Calibri" w:hAnsi="Calibri"/>
+                <w:sz w:val="19"/>
+                <w:szCs w:val="19"/>
+              </w:rPr>
+              <w:t xml:space="preserve"> the team finishes planning</w:t>
+            </w:r>
+          </w:p>
+          <w:p>
+            <w:pPr>
+              <w:spacing w:after="0"/>
+            </w:pPr>
+            <w:r>
+              <w:rPr>
+                <w:rFonts w:ascii="Calibri" w:cs="Calibri" w:eastAsia="Calibri" w:hAnsi="Calibri"/>
+                <w:b/>
+                <w:bCs/>
+                <w:color w:val="1F3A5F"/>
+                <w:sz w:val="19"/>
+                <w:szCs w:val="19"/>
+              </w:rPr>
+              <w:t xml:space="preserve">Then</w:t>
+            </w:r>
+            <w:r>
+              <w:rPr>
+                <w:rFonts w:ascii="Calibri" w:cs="Calibri" w:eastAsia="Calibri" w:hAnsi="Calibri"/>
+                <w:sz w:val="19"/>
+                <w:szCs w:val="19"/>
+              </w:rPr>
+              <w:t xml:space="preserve"> the Relay idea for Kopano Freight is agreed</w:t>
+            </w:r>
+          </w:p>
+          <w:p>
+            <w:pPr>
+              <w:spacing w:after="0"/>
+              <w:ind w:left="200"/>
+            </w:pPr>
+            <w:r>
+              <w:rPr>
+                <w:rFonts w:ascii="Calibri" w:cs="Calibri" w:eastAsia="Calibri" w:hAnsi="Calibri"/>
+                <w:b/>
+                <w:bCs/>
+                <w:color w:val="1F3A5F"/>
+                <w:sz w:val="19"/>
+                <w:szCs w:val="19"/>
+              </w:rPr>
+              <w:t xml:space="preserve">And</w:t>
+            </w:r>
+            <w:r>
+              <w:rPr>
+                <w:rFonts w:ascii="Calibri" w:cs="Calibri" w:eastAsia="Calibri" w:hAnsi="Calibri"/>
+                <w:sz w:val="19"/>
+                <w:szCs w:val="19"/>
+              </w:rPr>
+              <w:t xml:space="preserve"> the 8-week roadmap is written</w:t>
+            </w:r>
+          </w:p>
+          <w:p>
+            <w:pPr>
+              <w:spacing w:after="0"/>
+              <w:ind w:left="200"/>
+            </w:pPr>
+            <w:r>
+              <w:rPr>
+                <w:rFonts w:ascii="Calibri" w:cs="Calibri" w:eastAsia="Calibri" w:hAnsi="Calibri"/>
+                <w:b/>
+                <w:bCs/>
+                <w:color w:val="1F3A5F"/>
+                <w:sz w:val="19"/>
+                <w:szCs w:val="19"/>
+              </w:rPr>
+              <w:t xml:space="preserve">And</w:t>
+            </w:r>
+            <w:r>
+              <w:rPr>
+                <w:rFonts w:ascii="Calibri" w:cs="Calibri" w:eastAsia="Calibri" w:hAnsi="Calibri"/>
+                <w:sz w:val="19"/>
+                <w:szCs w:val="19"/>
+              </w:rPr>
+              <w:t xml:space="preserve"> the Jira epics are created with dates</w:t>
+            </w:r>
+          </w:p>
+        </w:tc>
+        <w:tc>
+          <w:tcPr>
+            <w:tcW w:type="dxa" w:w="1300"/>
             <w:tcBorders>
               <w:top w:val="single" w:color="BFBFBF" w:sz="4"/>
               <w:left w:val="single" w:color="BFBFBF" w:sz="4"/>
@@ -1835,6 +1944,40 @@
         </w:trPr>
         <w:tc>
           <w:tcPr>
+            <w:tcW w:type="dxa" w:w="1400"/>
+            <w:tcBorders>
+              <w:top w:val="single" w:color="BFBFBF" w:sz="4"/>
+              <w:left w:val="single" w:color="BFBFBF" w:sz="4"/>
+              <w:bottom w:val="single" w:color="BFBFBF" w:sz="4"/>
+              <w:right w:val="single" w:color="BFBFBF" w:sz="4"/>
+            </w:tcBorders>
+            <w:shd w:fill="F0EFEC" w:color="auto" w:val="clear"/>
+            <w:tcMar>
+              <w:top w:type="dxa" w:w="70"/>
+              <w:left w:type="dxa" w:w="110"/>
+              <w:bottom w:type="dxa" w:w="70"/>
+              <w:right w:type="dxa" w:w="110"/>
+            </w:tcMar>
+            <w:vAlign w:val="center"/>
+          </w:tcPr>
+          <w:p>
+            <w:pPr>
+              <w:jc w:val="center"/>
+            </w:pPr>
+            <w:r>
+              <w:rPr>
+                <w:rFonts w:ascii="Calibri" w:cs="Calibri" w:eastAsia="Calibri" w:hAnsi="Calibri"/>
+                <w:b/>
+                <w:bCs/>
+                <w:sz w:val="19"/>
+                <w:szCs w:val="19"/>
+              </w:rPr>
+              <w:t xml:space="preserve">Tue 20 Oct</w:t>
+            </w:r>
+          </w:p>
+        </w:tc>
+        <w:tc>
+          <w:tcPr>
             <w:tcW w:type="dxa" w:w="1500"/>
             <w:tcBorders>
               <w:top w:val="single" w:color="BFBFBF" w:sz="4"/>
@@ -1849,40 +1992,6 @@
               <w:bottom w:type="dxa" w:w="70"/>
               <w:right w:type="dxa" w:w="110"/>
             </w:tcMar>
-            <w:vAlign w:val="center"/>
-          </w:tcPr>
-          <w:p>
-            <w:pPr>
-              <w:jc w:val="center"/>
-            </w:pPr>
-            <w:r>
-              <w:rPr>
-                <w:rFonts w:ascii="Calibri" w:cs="Calibri" w:eastAsia="Calibri" w:hAnsi="Calibri"/>
-                <w:b/>
-                <w:bCs/>
-                <w:sz w:val="19"/>
-                <w:szCs w:val="19"/>
-              </w:rPr>
-              <w:t xml:space="preserve">Tue 20 Oct</w:t>
-            </w:r>
-          </w:p>
-        </w:tc>
-        <w:tc>
-          <w:tcPr>
-            <w:tcW w:type="dxa" w:w="1700"/>
-            <w:tcBorders>
-              <w:top w:val="single" w:color="BFBFBF" w:sz="4"/>
-              <w:left w:val="single" w:color="BFBFBF" w:sz="4"/>
-              <w:bottom w:val="single" w:color="BFBFBF" w:sz="4"/>
-              <w:right w:val="single" w:color="BFBFBF" w:sz="4"/>
-            </w:tcBorders>
-            <w:shd w:fill="F0EFEC" w:color="auto" w:val="clear"/>
-            <w:tcMar>
-              <w:top w:type="dxa" w:w="70"/>
-              <w:left w:type="dxa" w:w="110"/>
-              <w:bottom w:type="dxa" w:w="70"/>
-              <w:right w:type="dxa" w:w="110"/>
-            </w:tcMar>
             <w:vAlign w:val="top"/>
           </w:tcPr>
           <w:p>
@@ -1900,7 +2009,7 @@
         </w:tc>
         <w:tc>
           <w:tcPr>
-            <w:tcW w:type="dxa" w:w="5000"/>
+            <w:tcW w:type="dxa" w:w="4500"/>
             <w:tcBorders>
               <w:top w:val="single" w:color="BFBFBF" w:sz="4"/>
               <w:left w:val="single" w:color="BFBFBF" w:sz="4"/>
@@ -1931,7 +2040,7 @@
         </w:tc>
         <w:tc>
           <w:tcPr>
-            <w:tcW w:type="dxa" w:w="5078"/>
+            <w:tcW w:type="dxa" w:w="5978"/>
             <w:tcBorders>
               <w:top w:val="single" w:color="BFBFBF" w:sz="4"/>
               <w:left w:val="single" w:color="BFBFBF" w:sz="4"/>
@@ -1945,24 +2054,133 @@
               <w:bottom w:type="dxa" w:w="70"/>
               <w:right w:type="dxa" w:w="110"/>
             </w:tcMar>
-            <w:vAlign w:val="top"/>
-          </w:tcPr>
-          <w:p>
-            <w:r>
-              <w:rPr>
-                <w:rFonts w:ascii="Calibri" w:cs="Calibri" w:eastAsia="Calibri" w:hAnsi="Calibri"/>
-                <w:b w:val="false"/>
-                <w:bCs w:val="false"/>
-                <w:sz w:val="19"/>
-                <w:szCs w:val="19"/>
-              </w:rPr>
-              <w:t xml:space="preserve">Sprint 1 user stories written; owners assigned; GitHub repo created; Vercel connected and live</w:t>
-            </w:r>
-          </w:p>
-        </w:tc>
-        <w:tc>
-          <w:tcPr>
-            <w:tcW w:type="dxa" w:w="1400"/>
+          </w:tcPr>
+          <w:p>
+            <w:pPr>
+              <w:spacing w:after="0"/>
+            </w:pPr>
+            <w:r>
+              <w:rPr>
+                <w:rFonts w:ascii="Calibri" w:cs="Calibri" w:eastAsia="Calibri" w:hAnsi="Calibri"/>
+                <w:b/>
+                <w:bCs/>
+                <w:color w:val="1F3A5F"/>
+                <w:sz w:val="19"/>
+                <w:szCs w:val="19"/>
+              </w:rPr>
+              <w:t xml:space="preserve">Given</w:t>
+            </w:r>
+            <w:r>
+              <w:rPr>
+                <w:rFonts w:ascii="Calibri" w:cs="Calibri" w:eastAsia="Calibri" w:hAnsi="Calibri"/>
+                <w:sz w:val="19"/>
+                <w:szCs w:val="19"/>
+              </w:rPr>
+              <w:t xml:space="preserve"> the agreed roadmap</w:t>
+            </w:r>
+          </w:p>
+          <w:p>
+            <w:pPr>
+              <w:spacing w:after="0"/>
+            </w:pPr>
+            <w:r>
+              <w:rPr>
+                <w:rFonts w:ascii="Calibri" w:cs="Calibri" w:eastAsia="Calibri" w:hAnsi="Calibri"/>
+                <w:b/>
+                <w:bCs/>
+                <w:color w:val="1F3A5F"/>
+                <w:sz w:val="19"/>
+                <w:szCs w:val="19"/>
+              </w:rPr>
+              <w:t xml:space="preserve">When</w:t>
+            </w:r>
+            <w:r>
+              <w:rPr>
+                <w:rFonts w:ascii="Calibri" w:cs="Calibri" w:eastAsia="Calibri" w:hAnsi="Calibri"/>
+                <w:sz w:val="19"/>
+                <w:szCs w:val="19"/>
+              </w:rPr>
+              <w:t xml:space="preserve"> sprint planning ends</w:t>
+            </w:r>
+          </w:p>
+          <w:p>
+            <w:pPr>
+              <w:spacing w:after="0"/>
+            </w:pPr>
+            <w:r>
+              <w:rPr>
+                <w:rFonts w:ascii="Calibri" w:cs="Calibri" w:eastAsia="Calibri" w:hAnsi="Calibri"/>
+                <w:b/>
+                <w:bCs/>
+                <w:color w:val="1F3A5F"/>
+                <w:sz w:val="19"/>
+                <w:szCs w:val="19"/>
+              </w:rPr>
+              <w:t xml:space="preserve">Then</w:t>
+            </w:r>
+            <w:r>
+              <w:rPr>
+                <w:rFonts w:ascii="Calibri" w:cs="Calibri" w:eastAsia="Calibri" w:hAnsi="Calibri"/>
+                <w:sz w:val="19"/>
+                <w:szCs w:val="19"/>
+              </w:rPr>
+              <w:t xml:space="preserve"> every Sprint 1 user story has an owner</w:t>
+            </w:r>
+          </w:p>
+          <w:p>
+            <w:pPr>
+              <w:spacing w:after="0"/>
+              <w:ind w:left="200"/>
+            </w:pPr>
+            <w:r>
+              <w:rPr>
+                <w:rFonts w:ascii="Calibri" w:cs="Calibri" w:eastAsia="Calibri" w:hAnsi="Calibri"/>
+                <w:b/>
+                <w:bCs/>
+                <w:color w:val="1F3A5F"/>
+                <w:sz w:val="19"/>
+                <w:szCs w:val="19"/>
+              </w:rPr>
+              <w:t xml:space="preserve">And</w:t>
+            </w:r>
+            <w:r>
+              <w:rPr>
+                <w:rFonts w:ascii="Calibri" w:cs="Calibri" w:eastAsia="Calibri" w:hAnsi="Calibri"/>
+                <w:sz w:val="19"/>
+                <w:szCs w:val="19"/>
+              </w:rPr>
+              <w:t xml:space="preserve"> the GitHub repo exists</w:t>
+            </w:r>
+          </w:p>
+          <w:p>
+            <w:pPr>
+              <w:spacing w:after="0"/>
+              <w:ind w:left="200"/>
+            </w:pPr>
+            <w:r>
+              <w:rPr>
+                <w:rFonts w:ascii="Calibri" w:cs="Calibri" w:eastAsia="Calibri" w:hAnsi="Calibri"/>
+                <w:b/>
+                <w:bCs/>
+                <w:color w:val="1F3A5F"/>
+                <w:sz w:val="19"/>
+                <w:szCs w:val="19"/>
+              </w:rPr>
+              <w:t xml:space="preserve">And</w:t>
+            </w:r>
+            <w:r>
+              <w:rPr>
+                <w:rFonts w:ascii="Calibri" w:cs="Calibri" w:eastAsia="Calibri" w:hAnsi="Calibri"/>
+                <w:sz w:val="19"/>
+                <w:szCs w:val="19"/>
+              </w:rPr>
+              <w:t xml:space="preserve"> the app is live on Vercel</w:t>
+            </w:r>
+          </w:p>
+        </w:tc>
+        <w:tc>
+          <w:tcPr>
+            <w:tcW w:type="dxa" w:w="1300"/>
             <w:tcBorders>
               <w:top w:val="single" w:color="BFBFBF" w:sz="4"/>
               <w:left w:val="single" w:color="BFBFBF" w:sz="4"/>
@@ -1998,41 +2216,41 @@
         </w:trPr>
         <w:tc>
           <w:tcPr>
+            <w:tcW w:type="dxa" w:w="1400"/>
+            <w:vMerge w:val="restart"/>
+            <w:tcBorders>
+              <w:top w:val="single" w:color="BFBFBF" w:sz="4"/>
+              <w:left w:val="single" w:color="BFBFBF" w:sz="4"/>
+              <w:bottom w:val="single" w:color="BFBFBF" w:sz="4"/>
+              <w:right w:val="single" w:color="BFBFBF" w:sz="4"/>
+            </w:tcBorders>
+            <w:tcMar>
+              <w:top w:type="dxa" w:w="70"/>
+              <w:left w:type="dxa" w:w="110"/>
+              <w:bottom w:type="dxa" w:w="70"/>
+              <w:right w:type="dxa" w:w="110"/>
+            </w:tcMar>
+            <w:vAlign w:val="center"/>
+          </w:tcPr>
+          <w:p>
+            <w:pPr>
+              <w:jc w:val="center"/>
+            </w:pPr>
+            <w:r>
+              <w:rPr>
+                <w:rFonts w:ascii="Calibri" w:cs="Calibri" w:eastAsia="Calibri" w:hAnsi="Calibri"/>
+                <w:b/>
+                <w:bCs/>
+                <w:sz w:val="19"/>
+                <w:szCs w:val="19"/>
+              </w:rPr>
+              <w:t xml:space="preserve">Wed 21 Oct</w:t>
+            </w:r>
+          </w:p>
+        </w:tc>
+        <w:tc>
+          <w:tcPr>
             <w:tcW w:type="dxa" w:w="1500"/>
-            <w:vMerge w:val="restart"/>
-            <w:tcBorders>
-              <w:top w:val="single" w:color="BFBFBF" w:sz="4"/>
-              <w:left w:val="single" w:color="BFBFBF" w:sz="4"/>
-              <w:bottom w:val="single" w:color="BFBFBF" w:sz="4"/>
-              <w:right w:val="single" w:color="BFBFBF" w:sz="4"/>
-            </w:tcBorders>
-            <w:tcMar>
-              <w:top w:type="dxa" w:w="70"/>
-              <w:left w:type="dxa" w:w="110"/>
-              <w:bottom w:type="dxa" w:w="70"/>
-              <w:right w:type="dxa" w:w="110"/>
-            </w:tcMar>
-            <w:vAlign w:val="center"/>
-          </w:tcPr>
-          <w:p>
-            <w:pPr>
-              <w:jc w:val="center"/>
-            </w:pPr>
-            <w:r>
-              <w:rPr>
-                <w:rFonts w:ascii="Calibri" w:cs="Calibri" w:eastAsia="Calibri" w:hAnsi="Calibri"/>
-                <w:b/>
-                <w:bCs/>
-                <w:sz w:val="19"/>
-                <w:szCs w:val="19"/>
-              </w:rPr>
-              <w:t xml:space="preserve">Wed 21 Oct</w:t>
-            </w:r>
-          </w:p>
-        </w:tc>
-        <w:tc>
-          <w:tcPr>
-            <w:tcW w:type="dxa" w:w="1700"/>
             <w:tcBorders>
               <w:top w:val="single" w:color="BFBFBF" w:sz="4"/>
               <w:left w:val="single" w:color="BFBFBF" w:sz="4"/>
@@ -2062,7 +2280,7 @@
         </w:tc>
         <w:tc>
           <w:tcPr>
-            <w:tcW w:type="dxa" w:w="5000"/>
+            <w:tcW w:type="dxa" w:w="4500"/>
             <w:tcBorders>
               <w:top w:val="single" w:color="BFBFBF" w:sz="4"/>
               <w:left w:val="single" w:color="BFBFBF" w:sz="4"/>
@@ -2092,37 +2310,193 @@
         </w:tc>
         <w:tc>
           <w:tcPr>
-            <w:tcW w:type="dxa" w:w="5078"/>
-            <w:tcBorders>
-              <w:top w:val="single" w:color="BFBFBF" w:sz="4"/>
-              <w:left w:val="single" w:color="BFBFBF" w:sz="4"/>
-              <w:bottom w:val="single" w:color="BFBFBF" w:sz="4"/>
-              <w:right w:val="single" w:color="BFBFBF" w:sz="4"/>
-            </w:tcBorders>
-            <w:tcMar>
-              <w:top w:type="dxa" w:w="70"/>
-              <w:left w:type="dxa" w:w="110"/>
-              <w:bottom w:type="dxa" w:w="70"/>
-              <w:right w:type="dxa" w:w="110"/>
-            </w:tcMar>
-            <w:vAlign w:val="top"/>
-          </w:tcPr>
-          <w:p>
-            <w:r>
-              <w:rPr>
-                <w:rFonts w:ascii="Calibri" w:cs="Calibri" w:eastAsia="Calibri" w:hAnsi="Calibri"/>
-                <w:b w:val="false"/>
-                <w:bCs w:val="false"/>
-                <w:sz w:val="19"/>
-                <w:szCs w:val="19"/>
-              </w:rPr>
-              <w:t xml:space="preserve">Supabase project created; migration 0001 run; tickets, classifications, responses, templates and audit_log tables exist; each ticket has created, assigned, answered and closed times; row-level security switched on</w:t>
-            </w:r>
-          </w:p>
-        </w:tc>
-        <w:tc>
-          <w:tcPr>
-            <w:tcW w:type="dxa" w:w="1400"/>
+            <w:tcW w:type="dxa" w:w="5978"/>
+            <w:tcBorders>
+              <w:top w:val="single" w:color="BFBFBF" w:sz="4"/>
+              <w:left w:val="single" w:color="BFBFBF" w:sz="4"/>
+              <w:bottom w:val="single" w:color="BFBFBF" w:sz="4"/>
+              <w:right w:val="single" w:color="BFBFBF" w:sz="4"/>
+            </w:tcBorders>
+            <w:tcMar>
+              <w:top w:type="dxa" w:w="70"/>
+              <w:left w:type="dxa" w:w="110"/>
+              <w:bottom w:type="dxa" w:w="70"/>
+              <w:right w:type="dxa" w:w="110"/>
+            </w:tcMar>
+          </w:tcPr>
+          <w:p>
+            <w:pPr>
+              <w:spacing w:after="0"/>
+            </w:pPr>
+            <w:r>
+              <w:rPr>
+                <w:rFonts w:ascii="Calibri" w:cs="Calibri" w:eastAsia="Calibri" w:hAnsi="Calibri"/>
+                <w:b/>
+                <w:bCs/>
+                <w:color w:val="1F3A5F"/>
+                <w:sz w:val="19"/>
+                <w:szCs w:val="19"/>
+              </w:rPr>
+              <w:t xml:space="preserve">Given</w:t>
+            </w:r>
+            <w:r>
+              <w:rPr>
+                <w:rFonts w:ascii="Calibri" w:cs="Calibri" w:eastAsia="Calibri" w:hAnsi="Calibri"/>
+                <w:sz w:val="19"/>
+                <w:szCs w:val="19"/>
+              </w:rPr>
+              <w:t xml:space="preserve"> a new Supabase project</w:t>
+            </w:r>
+          </w:p>
+          <w:p>
+            <w:pPr>
+              <w:spacing w:after="0"/>
+            </w:pPr>
+            <w:r>
+              <w:rPr>
+                <w:rFonts w:ascii="Calibri" w:cs="Calibri" w:eastAsia="Calibri" w:hAnsi="Calibri"/>
+                <w:b/>
+                <w:bCs/>
+                <w:color w:val="1F3A5F"/>
+                <w:sz w:val="19"/>
+                <w:szCs w:val="19"/>
+              </w:rPr>
+              <w:t xml:space="preserve">When</w:t>
+            </w:r>
+            <w:r>
+              <w:rPr>
+                <w:rFonts w:ascii="Calibri" w:cs="Calibri" w:eastAsia="Calibri" w:hAnsi="Calibri"/>
+                <w:sz w:val="19"/>
+                <w:szCs w:val="19"/>
+              </w:rPr>
+              <w:t xml:space="preserve"> migration 0001 is run</w:t>
+            </w:r>
+          </w:p>
+          <w:p>
+            <w:pPr>
+              <w:spacing w:after="0"/>
+            </w:pPr>
+            <w:r>
+              <w:rPr>
+                <w:rFonts w:ascii="Calibri" w:cs="Calibri" w:eastAsia="Calibri" w:hAnsi="Calibri"/>
+                <w:b/>
+                <w:bCs/>
+                <w:color w:val="1F3A5F"/>
+                <w:sz w:val="19"/>
+                <w:szCs w:val="19"/>
+              </w:rPr>
+              <w:t xml:space="preserve">Then</w:t>
+            </w:r>
+            <w:r>
+              <w:rPr>
+                <w:rFonts w:ascii="Calibri" w:cs="Calibri" w:eastAsia="Calibri" w:hAnsi="Calibri"/>
+                <w:sz w:val="19"/>
+                <w:szCs w:val="19"/>
+              </w:rPr>
+              <w:t xml:space="preserve"> the tickets, classifications, responses, templates and audit_log tables exist</w:t>
+            </w:r>
+          </w:p>
+          <w:p>
+            <w:pPr>
+              <w:spacing w:after="120"/>
+              <w:ind w:left="200"/>
+            </w:pPr>
+            <w:r>
+              <w:rPr>
+                <w:rFonts w:ascii="Calibri" w:cs="Calibri" w:eastAsia="Calibri" w:hAnsi="Calibri"/>
+                <w:b/>
+                <w:bCs/>
+                <w:color w:val="1F3A5F"/>
+                <w:sz w:val="19"/>
+                <w:szCs w:val="19"/>
+              </w:rPr>
+              <w:t xml:space="preserve">And</w:t>
+            </w:r>
+            <w:r>
+              <w:rPr>
+                <w:rFonts w:ascii="Calibri" w:cs="Calibri" w:eastAsia="Calibri" w:hAnsi="Calibri"/>
+                <w:sz w:val="19"/>
+                <w:szCs w:val="19"/>
+              </w:rPr>
+              <w:t xml:space="preserve"> each ticket has created, assigned, answered and closed times</w:t>
+            </w:r>
+          </w:p>
+          <w:p>
+            <w:pPr>
+              <w:spacing w:after="0"/>
+            </w:pPr>
+            <w:r>
+              <w:rPr>
+                <w:rFonts w:ascii="Calibri" w:cs="Calibri" w:eastAsia="Calibri" w:hAnsi="Calibri"/>
+                <w:b/>
+                <w:bCs/>
+                <w:color w:val="1F3A5F"/>
+                <w:sz w:val="19"/>
+                <w:szCs w:val="19"/>
+              </w:rPr>
+              <w:t xml:space="preserve">Given</w:t>
+            </w:r>
+            <w:r>
+              <w:rPr>
+                <w:rFonts w:ascii="Calibri" w:cs="Calibri" w:eastAsia="Calibri" w:hAnsi="Calibri"/>
+                <w:sz w:val="19"/>
+                <w:szCs w:val="19"/>
+              </w:rPr>
+              <w:t xml:space="preserve"> the tables exist</w:t>
+            </w:r>
+          </w:p>
+          <w:p>
+            <w:pPr>
+              <w:spacing w:after="0"/>
+            </w:pPr>
+            <w:r>
+              <w:rPr>
+                <w:rFonts w:ascii="Calibri" w:cs="Calibri" w:eastAsia="Calibri" w:hAnsi="Calibri"/>
+                <w:b/>
+                <w:bCs/>
+                <w:color w:val="1F3A5F"/>
+                <w:sz w:val="19"/>
+                <w:szCs w:val="19"/>
+              </w:rPr>
+              <w:t xml:space="preserve">When</w:t>
+            </w:r>
+            <w:r>
+              <w:rPr>
+                <w:rFonts w:ascii="Calibri" w:cs="Calibri" w:eastAsia="Calibri" w:hAnsi="Calibri"/>
+                <w:sz w:val="19"/>
+                <w:szCs w:val="19"/>
+              </w:rPr>
+              <w:t xml:space="preserve"> someone who is not signed in tries to read them</w:t>
+            </w:r>
+          </w:p>
+          <w:p>
+            <w:pPr>
+              <w:spacing w:after="0"/>
+            </w:pPr>
+            <w:r>
+              <w:rPr>
+                <w:rFonts w:ascii="Calibri" w:cs="Calibri" w:eastAsia="Calibri" w:hAnsi="Calibri"/>
+                <w:b/>
+                <w:bCs/>
+                <w:color w:val="1F3A5F"/>
+                <w:sz w:val="19"/>
+                <w:szCs w:val="19"/>
+              </w:rPr>
+              <w:t xml:space="preserve">Then</w:t>
+            </w:r>
+            <w:r>
+              <w:rPr>
+                <w:rFonts w:ascii="Calibri" w:cs="Calibri" w:eastAsia="Calibri" w:hAnsi="Calibri"/>
+                <w:sz w:val="19"/>
+                <w:szCs w:val="19"/>
+              </w:rPr>
+              <w:t xml:space="preserve"> no data is returned (row-level security is on)</w:t>
+            </w:r>
+          </w:p>
+        </w:tc>
+        <w:tc>
+          <w:tcPr>
+            <w:tcW w:type="dxa" w:w="1300"/>
             <w:tcBorders>
               <w:top w:val="single" w:color="BFBFBF" w:sz="4"/>
               <w:left w:val="single" w:color="BFBFBF" w:sz="4"/>
@@ -2169,7 +2543,7 @@
         </w:tc>
         <w:tc>
           <w:tcPr>
-            <w:tcW w:type="dxa" w:w="1700"/>
+            <w:tcW w:type="dxa" w:w="1500"/>
             <w:tcBorders>
               <w:top w:val="single" w:color="BFBFBF" w:sz="4"/>
               <w:left w:val="single" w:color="BFBFBF" w:sz="4"/>
@@ -2199,7 +2573,7 @@
         </w:tc>
         <w:tc>
           <w:tcPr>
-            <w:tcW w:type="dxa" w:w="5000"/>
+            <w:tcW w:type="dxa" w:w="4500"/>
             <w:tcBorders>
               <w:top w:val="single" w:color="BFBFBF" w:sz="4"/>
               <w:left w:val="single" w:color="BFBFBF" w:sz="4"/>
@@ -2229,37 +2603,121 @@
         </w:tc>
         <w:tc>
           <w:tcPr>
-            <w:tcW w:type="dxa" w:w="5078"/>
-            <w:tcBorders>
-              <w:top w:val="single" w:color="BFBFBF" w:sz="4"/>
-              <w:left w:val="single" w:color="BFBFBF" w:sz="4"/>
-              <w:bottom w:val="single" w:color="BFBFBF" w:sz="4"/>
-              <w:right w:val="single" w:color="BFBFBF" w:sz="4"/>
-            </w:tcBorders>
-            <w:tcMar>
-              <w:top w:type="dxa" w:w="70"/>
-              <w:left w:type="dxa" w:w="110"/>
-              <w:bottom w:type="dxa" w:w="70"/>
-              <w:right w:type="dxa" w:w="110"/>
-            </w:tcMar>
-            <w:vAlign w:val="top"/>
-          </w:tcPr>
-          <w:p>
-            <w:r>
-              <w:rPr>
-                <w:rFonts w:ascii="Calibri" w:cs="Calibri" w:eastAsia="Calibri" w:hAnsi="Calibri"/>
-                <w:b w:val="false"/>
-                <w:bCs w:val="false"/>
-                <w:sz w:val="19"/>
-                <w:szCs w:val="19"/>
-              </w:rPr>
-              <w:t xml:space="preserve">Kaggle IT ticket dataset saved in data/raw; its categories mapped to HR, IT, Finance and Operations</w:t>
-            </w:r>
-          </w:p>
-        </w:tc>
-        <w:tc>
-          <w:tcPr>
-            <w:tcW w:type="dxa" w:w="1400"/>
+            <w:tcW w:type="dxa" w:w="5978"/>
+            <w:tcBorders>
+              <w:top w:val="single" w:color="BFBFBF" w:sz="4"/>
+              <w:left w:val="single" w:color="BFBFBF" w:sz="4"/>
+              <w:bottom w:val="single" w:color="BFBFBF" w:sz="4"/>
+              <w:right w:val="single" w:color="BFBFBF" w:sz="4"/>
+            </w:tcBorders>
+            <w:tcMar>
+              <w:top w:type="dxa" w:w="70"/>
+              <w:left w:type="dxa" w:w="110"/>
+              <w:bottom w:type="dxa" w:w="70"/>
+              <w:right w:type="dxa" w:w="110"/>
+            </w:tcMar>
+          </w:tcPr>
+          <w:p>
+            <w:pPr>
+              <w:spacing w:after="0"/>
+            </w:pPr>
+            <w:r>
+              <w:rPr>
+                <w:rFonts w:ascii="Calibri" w:cs="Calibri" w:eastAsia="Calibri" w:hAnsi="Calibri"/>
+                <w:b/>
+                <w:bCs/>
+                <w:color w:val="1F3A5F"/>
+                <w:sz w:val="19"/>
+                <w:szCs w:val="19"/>
+              </w:rPr>
+              <w:t xml:space="preserve">Given</w:t>
+            </w:r>
+            <w:r>
+              <w:rPr>
+                <w:rFonts w:ascii="Calibri" w:cs="Calibri" w:eastAsia="Calibri" w:hAnsi="Calibri"/>
+                <w:sz w:val="19"/>
+                <w:szCs w:val="19"/>
+              </w:rPr>
+              <w:t xml:space="preserve"> the Kaggle IT ticket dataset</w:t>
+            </w:r>
+          </w:p>
+          <w:p>
+            <w:pPr>
+              <w:spacing w:after="0"/>
+            </w:pPr>
+            <w:r>
+              <w:rPr>
+                <w:rFonts w:ascii="Calibri" w:cs="Calibri" w:eastAsia="Calibri" w:hAnsi="Calibri"/>
+                <w:b/>
+                <w:bCs/>
+                <w:color w:val="1F3A5F"/>
+                <w:sz w:val="19"/>
+                <w:szCs w:val="19"/>
+              </w:rPr>
+              <w:t xml:space="preserve">When</w:t>
+            </w:r>
+            <w:r>
+              <w:rPr>
+                <w:rFonts w:ascii="Calibri" w:cs="Calibri" w:eastAsia="Calibri" w:hAnsi="Calibri"/>
+                <w:sz w:val="19"/>
+                <w:szCs w:val="19"/>
+              </w:rPr>
+              <w:t xml:space="preserve"> it is saved in data/raw</w:t>
+            </w:r>
+          </w:p>
+          <w:p>
+            <w:pPr>
+              <w:spacing w:after="0"/>
+            </w:pPr>
+            <w:r>
+              <w:rPr>
+                <w:rFonts w:ascii="Calibri" w:cs="Calibri" w:eastAsia="Calibri" w:hAnsi="Calibri"/>
+                <w:b/>
+                <w:bCs/>
+                <w:color w:val="1F3A5F"/>
+                <w:sz w:val="19"/>
+                <w:szCs w:val="19"/>
+              </w:rPr>
+              <w:t xml:space="preserve">Then</w:t>
+            </w:r>
+            <w:r>
+              <w:rPr>
+                <w:rFonts w:ascii="Calibri" w:cs="Calibri" w:eastAsia="Calibri" w:hAnsi="Calibri"/>
+                <w:sz w:val="19"/>
+                <w:szCs w:val="19"/>
+              </w:rPr>
+              <w:t xml:space="preserve"> every ticket is mapped to HR, IT, Finance or Operations</w:t>
+            </w:r>
+          </w:p>
+          <w:p>
+            <w:pPr>
+              <w:spacing w:after="0"/>
+              <w:ind w:left="200"/>
+            </w:pPr>
+            <w:r>
+              <w:rPr>
+                <w:rFonts w:ascii="Calibri" w:cs="Calibri" w:eastAsia="Calibri" w:hAnsi="Calibri"/>
+                <w:b/>
+                <w:bCs/>
+                <w:color w:val="1F3A5F"/>
+                <w:sz w:val="19"/>
+                <w:szCs w:val="19"/>
+              </w:rPr>
+              <w:t xml:space="preserve">And</w:t>
+            </w:r>
+            <w:r>
+              <w:rPr>
+                <w:rFonts w:ascii="Calibri" w:cs="Calibri" w:eastAsia="Calibri" w:hAnsi="Calibri"/>
+                <w:sz w:val="19"/>
+                <w:szCs w:val="19"/>
+              </w:rPr>
+              <w:t xml:space="preserve"> no ticket is left without a department</w:t>
+            </w:r>
+          </w:p>
+        </w:tc>
+        <w:tc>
+          <w:tcPr>
+            <w:tcW w:type="dxa" w:w="1300"/>
             <w:tcBorders>
               <w:top w:val="single" w:color="BFBFBF" w:sz="4"/>
               <w:left w:val="single" w:color="BFBFBF" w:sz="4"/>
@@ -2306,7 +2764,7 @@
         </w:tc>
         <w:tc>
           <w:tcPr>
-            <w:tcW w:type="dxa" w:w="1700"/>
+            <w:tcW w:type="dxa" w:w="1500"/>
             <w:tcBorders>
               <w:top w:val="single" w:color="BFBFBF" w:sz="4"/>
               <w:left w:val="single" w:color="BFBFBF" w:sz="4"/>
@@ -2336,7 +2794,7 @@
         </w:tc>
         <w:tc>
           <w:tcPr>
-            <w:tcW w:type="dxa" w:w="5000"/>
+            <w:tcW w:type="dxa" w:w="4500"/>
             <w:tcBorders>
               <w:top w:val="single" w:color="BFBFBF" w:sz="4"/>
               <w:left w:val="single" w:color="BFBFBF" w:sz="4"/>
@@ -2366,37 +2824,168 @@
         </w:tc>
         <w:tc>
           <w:tcPr>
-            <w:tcW w:type="dxa" w:w="5078"/>
-            <w:tcBorders>
-              <w:top w:val="single" w:color="BFBFBF" w:sz="4"/>
-              <w:left w:val="single" w:color="BFBFBF" w:sz="4"/>
-              <w:bottom w:val="single" w:color="BFBFBF" w:sz="4"/>
-              <w:right w:val="single" w:color="BFBFBF" w:sz="4"/>
-            </w:tcBorders>
-            <w:tcMar>
-              <w:top w:type="dxa" w:w="70"/>
-              <w:left w:type="dxa" w:w="110"/>
-              <w:bottom w:type="dxa" w:w="70"/>
-              <w:right w:type="dxa" w:w="110"/>
-            </w:tcMar>
-            <w:vAlign w:val="top"/>
-          </w:tcPr>
-          <w:p>
-            <w:r>
-              <w:rPr>
-                <w:rFonts w:ascii="Calibri" w:cs="Calibri" w:eastAsia="Calibri" w:hAnsi="Calibri"/>
-                <w:b w:val="false"/>
-                <w:bCs w:val="false"/>
-                <w:sz w:val="19"/>
-                <w:szCs w:val="19"/>
-              </w:rPr>
-              <w:t xml:space="preserve">One persona each for staff, agent, manager and compliance; one journey map from problem to resolution</w:t>
-            </w:r>
-          </w:p>
-        </w:tc>
-        <w:tc>
-          <w:tcPr>
-            <w:tcW w:type="dxa" w:w="1400"/>
+            <w:tcW w:type="dxa" w:w="5978"/>
+            <w:tcBorders>
+              <w:top w:val="single" w:color="BFBFBF" w:sz="4"/>
+              <w:left w:val="single" w:color="BFBFBF" w:sz="4"/>
+              <w:bottom w:val="single" w:color="BFBFBF" w:sz="4"/>
+              <w:right w:val="single" w:color="BFBFBF" w:sz="4"/>
+            </w:tcBorders>
+            <w:tcMar>
+              <w:top w:type="dxa" w:w="70"/>
+              <w:left w:type="dxa" w:w="110"/>
+              <w:bottom w:type="dxa" w:w="70"/>
+              <w:right w:type="dxa" w:w="110"/>
+            </w:tcMar>
+          </w:tcPr>
+          <w:p>
+            <w:pPr>
+              <w:spacing w:after="0"/>
+            </w:pPr>
+            <w:r>
+              <w:rPr>
+                <w:rFonts w:ascii="Calibri" w:cs="Calibri" w:eastAsia="Calibri" w:hAnsi="Calibri"/>
+                <w:b/>
+                <w:bCs/>
+                <w:color w:val="1F3A5F"/>
+                <w:sz w:val="19"/>
+                <w:szCs w:val="19"/>
+              </w:rPr>
+              <w:t xml:space="preserve">Given</w:t>
+            </w:r>
+            <w:r>
+              <w:rPr>
+                <w:rFonts w:ascii="Calibri" w:cs="Calibri" w:eastAsia="Calibri" w:hAnsi="Calibri"/>
+                <w:sz w:val="19"/>
+                <w:szCs w:val="19"/>
+              </w:rPr>
+              <w:t xml:space="preserve"> the four roles (staff, agent, manager, compliance)</w:t>
+            </w:r>
+          </w:p>
+          <w:p>
+            <w:pPr>
+              <w:spacing w:after="0"/>
+            </w:pPr>
+            <w:r>
+              <w:rPr>
+                <w:rFonts w:ascii="Calibri" w:cs="Calibri" w:eastAsia="Calibri" w:hAnsi="Calibri"/>
+                <w:b/>
+                <w:bCs/>
+                <w:color w:val="1F3A5F"/>
+                <w:sz w:val="19"/>
+                <w:szCs w:val="19"/>
+              </w:rPr>
+              <w:t xml:space="preserve">When</w:t>
+            </w:r>
+            <w:r>
+              <w:rPr>
+                <w:rFonts w:ascii="Calibri" w:cs="Calibri" w:eastAsia="Calibri" w:hAnsi="Calibri"/>
+                <w:sz w:val="19"/>
+                <w:szCs w:val="19"/>
+              </w:rPr>
+              <w:t xml:space="preserve"> the personas are finished</w:t>
+            </w:r>
+          </w:p>
+          <w:p>
+            <w:pPr>
+              <w:spacing w:after="120"/>
+            </w:pPr>
+            <w:r>
+              <w:rPr>
+                <w:rFonts w:ascii="Calibri" w:cs="Calibri" w:eastAsia="Calibri" w:hAnsi="Calibri"/>
+                <w:b/>
+                <w:bCs/>
+                <w:color w:val="1F3A5F"/>
+                <w:sz w:val="19"/>
+                <w:szCs w:val="19"/>
+              </w:rPr>
+              <w:t xml:space="preserve">Then</w:t>
+            </w:r>
+            <w:r>
+              <w:rPr>
+                <w:rFonts w:ascii="Calibri" w:cs="Calibri" w:eastAsia="Calibri" w:hAnsi="Calibri"/>
+                <w:sz w:val="19"/>
+                <w:szCs w:val="19"/>
+              </w:rPr>
+              <w:t xml:space="preserve"> each role has one persona with goals and frustrations</w:t>
+            </w:r>
+          </w:p>
+          <w:p>
+            <w:pPr>
+              <w:spacing w:after="0"/>
+            </w:pPr>
+            <w:r>
+              <w:rPr>
+                <w:rFonts w:ascii="Calibri" w:cs="Calibri" w:eastAsia="Calibri" w:hAnsi="Calibri"/>
+                <w:b/>
+                <w:bCs/>
+                <w:color w:val="1F3A5F"/>
+                <w:sz w:val="19"/>
+                <w:szCs w:val="19"/>
+              </w:rPr>
+              <w:t xml:space="preserve">Given</w:t>
+            </w:r>
+            <w:r>
+              <w:rPr>
+                <w:rFonts w:ascii="Calibri" w:cs="Calibri" w:eastAsia="Calibri" w:hAnsi="Calibri"/>
+                <w:sz w:val="19"/>
+                <w:szCs w:val="19"/>
+              </w:rPr>
+              <w:t xml:space="preserve"> the staff persona</w:t>
+            </w:r>
+          </w:p>
+          <w:p>
+            <w:pPr>
+              <w:spacing w:after="0"/>
+            </w:pPr>
+            <w:r>
+              <w:rPr>
+                <w:rFonts w:ascii="Calibri" w:cs="Calibri" w:eastAsia="Calibri" w:hAnsi="Calibri"/>
+                <w:b/>
+                <w:bCs/>
+                <w:color w:val="1F3A5F"/>
+                <w:sz w:val="19"/>
+                <w:szCs w:val="19"/>
+              </w:rPr>
+              <w:t xml:space="preserve">When</w:t>
+            </w:r>
+            <w:r>
+              <w:rPr>
+                <w:rFonts w:ascii="Calibri" w:cs="Calibri" w:eastAsia="Calibri" w:hAnsi="Calibri"/>
+                <w:sz w:val="19"/>
+                <w:szCs w:val="19"/>
+              </w:rPr>
+              <w:t xml:space="preserve"> the journey map is drawn</w:t>
+            </w:r>
+          </w:p>
+          <w:p>
+            <w:pPr>
+              <w:spacing w:after="0"/>
+            </w:pPr>
+            <w:r>
+              <w:rPr>
+                <w:rFonts w:ascii="Calibri" w:cs="Calibri" w:eastAsia="Calibri" w:hAnsi="Calibri"/>
+                <w:b/>
+                <w:bCs/>
+                <w:color w:val="1F3A5F"/>
+                <w:sz w:val="19"/>
+                <w:szCs w:val="19"/>
+              </w:rPr>
+              <w:t xml:space="preserve">Then</w:t>
+            </w:r>
+            <w:r>
+              <w:rPr>
+                <w:rFonts w:ascii="Calibri" w:cs="Calibri" w:eastAsia="Calibri" w:hAnsi="Calibri"/>
+                <w:sz w:val="19"/>
+                <w:szCs w:val="19"/>
+              </w:rPr>
+              <w:t xml:space="preserve"> it shows every step from having a problem to getting a reply</w:t>
+            </w:r>
+          </w:p>
+        </w:tc>
+        <w:tc>
+          <w:tcPr>
+            <w:tcW w:type="dxa" w:w="1300"/>
             <w:tcBorders>
               <w:top w:val="single" w:color="BFBFBF" w:sz="4"/>
               <w:left w:val="single" w:color="BFBFBF" w:sz="4"/>
@@ -2443,7 +3032,7 @@
         </w:tc>
         <w:tc>
           <w:tcPr>
-            <w:tcW w:type="dxa" w:w="1700"/>
+            <w:tcW w:type="dxa" w:w="1500"/>
             <w:tcBorders>
               <w:top w:val="single" w:color="BFBFBF" w:sz="4"/>
               <w:left w:val="single" w:color="BFBFBF" w:sz="4"/>
@@ -2473,7 +3062,7 @@
         </w:tc>
         <w:tc>
           <w:tcPr>
-            <w:tcW w:type="dxa" w:w="5000"/>
+            <w:tcW w:type="dxa" w:w="4500"/>
             <w:tcBorders>
               <w:top w:val="single" w:color="BFBFBF" w:sz="4"/>
               <w:left w:val="single" w:color="BFBFBF" w:sz="4"/>
@@ -2503,37 +3092,168 @@
         </w:tc>
         <w:tc>
           <w:tcPr>
-            <w:tcW w:type="dxa" w:w="5078"/>
-            <w:tcBorders>
-              <w:top w:val="single" w:color="BFBFBF" w:sz="4"/>
-              <w:left w:val="single" w:color="BFBFBF" w:sz="4"/>
-              <w:bottom w:val="single" w:color="BFBFBF" w:sz="4"/>
-              <w:right w:val="single" w:color="BFBFBF" w:sz="4"/>
-            </w:tcBorders>
-            <w:tcMar>
-              <w:top w:type="dxa" w:w="70"/>
-              <w:left w:type="dxa" w:w="110"/>
-              <w:bottom w:type="dxa" w:w="70"/>
-              <w:right w:type="dxa" w:w="110"/>
-            </w:tcMar>
-            <w:vAlign w:val="top"/>
-          </w:tcPr>
-          <w:p>
-            <w:r>
-              <w:rPr>
-                <w:rFonts w:ascii="Calibri" w:cs="Calibri" w:eastAsia="Calibri" w:hAnsi="Calibri"/>
-                <w:b w:val="false"/>
-                <w:bCs w:val="false"/>
-                <w:sz w:val="19"/>
-                <w:szCs w:val="19"/>
-              </w:rPr>
-              <w:t xml:space="preserve">At least three templates per department written; Gemini API key created and kept out of the code</w:t>
-            </w:r>
-          </w:p>
-        </w:tc>
-        <w:tc>
-          <w:tcPr>
-            <w:tcW w:type="dxa" w:w="1400"/>
+            <w:tcW w:type="dxa" w:w="5978"/>
+            <w:tcBorders>
+              <w:top w:val="single" w:color="BFBFBF" w:sz="4"/>
+              <w:left w:val="single" w:color="BFBFBF" w:sz="4"/>
+              <w:bottom w:val="single" w:color="BFBFBF" w:sz="4"/>
+              <w:right w:val="single" w:color="BFBFBF" w:sz="4"/>
+            </w:tcBorders>
+            <w:tcMar>
+              <w:top w:type="dxa" w:w="70"/>
+              <w:left w:type="dxa" w:w="110"/>
+              <w:bottom w:type="dxa" w:w="70"/>
+              <w:right w:type="dxa" w:w="110"/>
+            </w:tcMar>
+          </w:tcPr>
+          <w:p>
+            <w:pPr>
+              <w:spacing w:after="0"/>
+            </w:pPr>
+            <w:r>
+              <w:rPr>
+                <w:rFonts w:ascii="Calibri" w:cs="Calibri" w:eastAsia="Calibri" w:hAnsi="Calibri"/>
+                <w:b/>
+                <w:bCs/>
+                <w:color w:val="1F3A5F"/>
+                <w:sz w:val="19"/>
+                <w:szCs w:val="19"/>
+              </w:rPr>
+              <w:t xml:space="preserve">Given</w:t>
+            </w:r>
+            <w:r>
+              <w:rPr>
+                <w:rFonts w:ascii="Calibri" w:cs="Calibri" w:eastAsia="Calibri" w:hAnsi="Calibri"/>
+                <w:sz w:val="19"/>
+                <w:szCs w:val="19"/>
+              </w:rPr>
+              <w:t xml:space="preserve"> the four departments</w:t>
+            </w:r>
+          </w:p>
+          <w:p>
+            <w:pPr>
+              <w:spacing w:after="0"/>
+            </w:pPr>
+            <w:r>
+              <w:rPr>
+                <w:rFonts w:ascii="Calibri" w:cs="Calibri" w:eastAsia="Calibri" w:hAnsi="Calibri"/>
+                <w:b/>
+                <w:bCs/>
+                <w:color w:val="1F3A5F"/>
+                <w:sz w:val="19"/>
+                <w:szCs w:val="19"/>
+              </w:rPr>
+              <w:t xml:space="preserve">When</w:t>
+            </w:r>
+            <w:r>
+              <w:rPr>
+                <w:rFonts w:ascii="Calibri" w:cs="Calibri" w:eastAsia="Calibri" w:hAnsi="Calibri"/>
+                <w:sz w:val="19"/>
+                <w:szCs w:val="19"/>
+              </w:rPr>
+              <w:t xml:space="preserve"> the templates are written</w:t>
+            </w:r>
+          </w:p>
+          <w:p>
+            <w:pPr>
+              <w:spacing w:after="120"/>
+            </w:pPr>
+            <w:r>
+              <w:rPr>
+                <w:rFonts w:ascii="Calibri" w:cs="Calibri" w:eastAsia="Calibri" w:hAnsi="Calibri"/>
+                <w:b/>
+                <w:bCs/>
+                <w:color w:val="1F3A5F"/>
+                <w:sz w:val="19"/>
+                <w:szCs w:val="19"/>
+              </w:rPr>
+              <w:t xml:space="preserve">Then</w:t>
+            </w:r>
+            <w:r>
+              <w:rPr>
+                <w:rFonts w:ascii="Calibri" w:cs="Calibri" w:eastAsia="Calibri" w:hAnsi="Calibri"/>
+                <w:sz w:val="19"/>
+                <w:szCs w:val="19"/>
+              </w:rPr>
+              <w:t xml:space="preserve"> each department has at least three templates</w:t>
+            </w:r>
+          </w:p>
+          <w:p>
+            <w:pPr>
+              <w:spacing w:after="0"/>
+            </w:pPr>
+            <w:r>
+              <w:rPr>
+                <w:rFonts w:ascii="Calibri" w:cs="Calibri" w:eastAsia="Calibri" w:hAnsi="Calibri"/>
+                <w:b/>
+                <w:bCs/>
+                <w:color w:val="1F3A5F"/>
+                <w:sz w:val="19"/>
+                <w:szCs w:val="19"/>
+              </w:rPr>
+              <w:t xml:space="preserve">Given</w:t>
+            </w:r>
+            <w:r>
+              <w:rPr>
+                <w:rFonts w:ascii="Calibri" w:cs="Calibri" w:eastAsia="Calibri" w:hAnsi="Calibri"/>
+                <w:sz w:val="19"/>
+                <w:szCs w:val="19"/>
+              </w:rPr>
+              <w:t xml:space="preserve"> a Gemini API key is created</w:t>
+            </w:r>
+          </w:p>
+          <w:p>
+            <w:pPr>
+              <w:spacing w:after="0"/>
+            </w:pPr>
+            <w:r>
+              <w:rPr>
+                <w:rFonts w:ascii="Calibri" w:cs="Calibri" w:eastAsia="Calibri" w:hAnsi="Calibri"/>
+                <w:b/>
+                <w:bCs/>
+                <w:color w:val="1F3A5F"/>
+                <w:sz w:val="19"/>
+                <w:szCs w:val="19"/>
+              </w:rPr>
+              <w:t xml:space="preserve">When</w:t>
+            </w:r>
+            <w:r>
+              <w:rPr>
+                <w:rFonts w:ascii="Calibri" w:cs="Calibri" w:eastAsia="Calibri" w:hAnsi="Calibri"/>
+                <w:sz w:val="19"/>
+                <w:szCs w:val="19"/>
+              </w:rPr>
+              <w:t xml:space="preserve"> the code is pushed to GitHub</w:t>
+            </w:r>
+          </w:p>
+          <w:p>
+            <w:pPr>
+              <w:spacing w:after="0"/>
+            </w:pPr>
+            <w:r>
+              <w:rPr>
+                <w:rFonts w:ascii="Calibri" w:cs="Calibri" w:eastAsia="Calibri" w:hAnsi="Calibri"/>
+                <w:b/>
+                <w:bCs/>
+                <w:color w:val="1F3A5F"/>
+                <w:sz w:val="19"/>
+                <w:szCs w:val="19"/>
+              </w:rPr>
+              <w:t xml:space="preserve">Then</w:t>
+            </w:r>
+            <w:r>
+              <w:rPr>
+                <w:rFonts w:ascii="Calibri" w:cs="Calibri" w:eastAsia="Calibri" w:hAnsi="Calibri"/>
+                <w:sz w:val="19"/>
+                <w:szCs w:val="19"/>
+              </w:rPr>
+              <w:t xml:space="preserve"> the key does not appear anywhere in the code</w:t>
+            </w:r>
+          </w:p>
+        </w:tc>
+        <w:tc>
+          <w:tcPr>
+            <w:tcW w:type="dxa" w:w="1300"/>
             <w:tcBorders>
               <w:top w:val="single" w:color="BFBFBF" w:sz="4"/>
               <w:left w:val="single" w:color="BFBFBF" w:sz="4"/>
@@ -2568,8 +3288,42 @@
         </w:trPr>
         <w:tc>
           <w:tcPr>
+            <w:tcW w:type="dxa" w:w="1400"/>
+            <w:vMerge w:val="restart"/>
+            <w:tcBorders>
+              <w:top w:val="single" w:color="BFBFBF" w:sz="4"/>
+              <w:left w:val="single" w:color="BFBFBF" w:sz="4"/>
+              <w:bottom w:val="single" w:color="BFBFBF" w:sz="4"/>
+              <w:right w:val="single" w:color="BFBFBF" w:sz="4"/>
+            </w:tcBorders>
+            <w:shd w:fill="F0EFEC" w:color="auto" w:val="clear"/>
+            <w:tcMar>
+              <w:top w:type="dxa" w:w="70"/>
+              <w:left w:type="dxa" w:w="110"/>
+              <w:bottom w:type="dxa" w:w="70"/>
+              <w:right w:type="dxa" w:w="110"/>
+            </w:tcMar>
+            <w:vAlign w:val="center"/>
+          </w:tcPr>
+          <w:p>
+            <w:pPr>
+              <w:jc w:val="center"/>
+            </w:pPr>
+            <w:r>
+              <w:rPr>
+                <w:rFonts w:ascii="Calibri" w:cs="Calibri" w:eastAsia="Calibri" w:hAnsi="Calibri"/>
+                <w:b/>
+                <w:bCs/>
+                <w:sz w:val="19"/>
+                <w:szCs w:val="19"/>
+              </w:rPr>
+              <w:t xml:space="preserve">Thu 22 Oct</w:t>
+            </w:r>
+          </w:p>
+        </w:tc>
+        <w:tc>
+          <w:tcPr>
             <w:tcW w:type="dxa" w:w="1500"/>
-            <w:vMerge w:val="restart"/>
             <w:tcBorders>
               <w:top w:val="single" w:color="BFBFBF" w:sz="4"/>
               <w:left w:val="single" w:color="BFBFBF" w:sz="4"/>
@@ -2583,40 +3337,6 @@
               <w:bottom w:type="dxa" w:w="70"/>
               <w:right w:type="dxa" w:w="110"/>
             </w:tcMar>
-            <w:vAlign w:val="center"/>
-          </w:tcPr>
-          <w:p>
-            <w:pPr>
-              <w:jc w:val="center"/>
-            </w:pPr>
-            <w:r>
-              <w:rPr>
-                <w:rFonts w:ascii="Calibri" w:cs="Calibri" w:eastAsia="Calibri" w:hAnsi="Calibri"/>
-                <w:b/>
-                <w:bCs/>
-                <w:sz w:val="19"/>
-                <w:szCs w:val="19"/>
-              </w:rPr>
-              <w:t xml:space="preserve">Thu 22 Oct</w:t>
-            </w:r>
-          </w:p>
-        </w:tc>
-        <w:tc>
-          <w:tcPr>
-            <w:tcW w:type="dxa" w:w="1700"/>
-            <w:tcBorders>
-              <w:top w:val="single" w:color="BFBFBF" w:sz="4"/>
-              <w:left w:val="single" w:color="BFBFBF" w:sz="4"/>
-              <w:bottom w:val="single" w:color="BFBFBF" w:sz="4"/>
-              <w:right w:val="single" w:color="BFBFBF" w:sz="4"/>
-            </w:tcBorders>
-            <w:shd w:fill="F0EFEC" w:color="auto" w:val="clear"/>
-            <w:tcMar>
-              <w:top w:type="dxa" w:w="70"/>
-              <w:left w:type="dxa" w:w="110"/>
-              <w:bottom w:type="dxa" w:w="70"/>
-              <w:right w:type="dxa" w:w="110"/>
-            </w:tcMar>
             <w:vAlign w:val="top"/>
           </w:tcPr>
           <w:p>
@@ -2634,7 +3354,7 @@
         </w:tc>
         <w:tc>
           <w:tcPr>
-            <w:tcW w:type="dxa" w:w="5000"/>
+            <w:tcW w:type="dxa" w:w="4500"/>
             <w:tcBorders>
               <w:top w:val="single" w:color="BFBFBF" w:sz="4"/>
               <w:left w:val="single" w:color="BFBFBF" w:sz="4"/>
@@ -2665,7 +3385,7 @@
         </w:tc>
         <w:tc>
           <w:tcPr>
-            <w:tcW w:type="dxa" w:w="5078"/>
+            <w:tcW w:type="dxa" w:w="5978"/>
             <w:tcBorders>
               <w:top w:val="single" w:color="BFBFBF" w:sz="4"/>
               <w:left w:val="single" w:color="BFBFBF" w:sz="4"/>
@@ -2679,24 +3399,227 @@
               <w:bottom w:type="dxa" w:w="70"/>
               <w:right w:type="dxa" w:w="110"/>
             </w:tcMar>
-            <w:vAlign w:val="top"/>
-          </w:tcPr>
-          <w:p>
-            <w:r>
-              <w:rPr>
-                <w:rFonts w:ascii="Calibri" w:cs="Calibri" w:eastAsia="Calibri" w:hAnsi="Calibri"/>
-                <w:b w:val="false"/>
-                <w:bCs w:val="false"/>
-                <w:sz w:val="19"/>
-                <w:szCs w:val="19"/>
-              </w:rPr>
-              <w:t xml:space="preserve">Supabase and Gemini keys added to Vercel; all four members clone the repo and run the app locally; rule on main switched on so changes need a reviewed pull request</w:t>
-            </w:r>
-          </w:p>
-        </w:tc>
-        <w:tc>
-          <w:tcPr>
-            <w:tcW w:type="dxa" w:w="1400"/>
+          </w:tcPr>
+          <w:p>
+            <w:pPr>
+              <w:spacing w:after="0"/>
+            </w:pPr>
+            <w:r>
+              <w:rPr>
+                <w:rFonts w:ascii="Calibri" w:cs="Calibri" w:eastAsia="Calibri" w:hAnsi="Calibri"/>
+                <w:b/>
+                <w:bCs/>
+                <w:color w:val="1F3A5F"/>
+                <w:sz w:val="19"/>
+                <w:szCs w:val="19"/>
+              </w:rPr>
+              <w:t xml:space="preserve">Given</w:t>
+            </w:r>
+            <w:r>
+              <w:rPr>
+                <w:rFonts w:ascii="Calibri" w:cs="Calibri" w:eastAsia="Calibri" w:hAnsi="Calibri"/>
+                <w:sz w:val="19"/>
+                <w:szCs w:val="19"/>
+              </w:rPr>
+              <w:t xml:space="preserve"> a team member has cloned the repo and filled in .env.local</w:t>
+            </w:r>
+          </w:p>
+          <w:p>
+            <w:pPr>
+              <w:spacing w:after="0"/>
+            </w:pPr>
+            <w:r>
+              <w:rPr>
+                <w:rFonts w:ascii="Calibri" w:cs="Calibri" w:eastAsia="Calibri" w:hAnsi="Calibri"/>
+                <w:b/>
+                <w:bCs/>
+                <w:color w:val="1F3A5F"/>
+                <w:sz w:val="19"/>
+                <w:szCs w:val="19"/>
+              </w:rPr>
+              <w:t xml:space="preserve">When</w:t>
+            </w:r>
+            <w:r>
+              <w:rPr>
+                <w:rFonts w:ascii="Calibri" w:cs="Calibri" w:eastAsia="Calibri" w:hAnsi="Calibri"/>
+                <w:sz w:val="19"/>
+                <w:szCs w:val="19"/>
+              </w:rPr>
+              <w:t xml:space="preserve"> they run npm run dev</w:t>
+            </w:r>
+          </w:p>
+          <w:p>
+            <w:pPr>
+              <w:spacing w:after="120"/>
+            </w:pPr>
+            <w:r>
+              <w:rPr>
+                <w:rFonts w:ascii="Calibri" w:cs="Calibri" w:eastAsia="Calibri" w:hAnsi="Calibri"/>
+                <w:b/>
+                <w:bCs/>
+                <w:color w:val="1F3A5F"/>
+                <w:sz w:val="19"/>
+                <w:szCs w:val="19"/>
+              </w:rPr>
+              <w:t xml:space="preserve">Then</w:t>
+            </w:r>
+            <w:r>
+              <w:rPr>
+                <w:rFonts w:ascii="Calibri" w:cs="Calibri" w:eastAsia="Calibri" w:hAnsi="Calibri"/>
+                <w:sz w:val="19"/>
+                <w:szCs w:val="19"/>
+              </w:rPr>
+              <w:t xml:space="preserve"> the app opens at localhost:3000</w:t>
+            </w:r>
+          </w:p>
+          <w:p>
+            <w:pPr>
+              <w:spacing w:after="0"/>
+            </w:pPr>
+            <w:r>
+              <w:rPr>
+                <w:rFonts w:ascii="Calibri" w:cs="Calibri" w:eastAsia="Calibri" w:hAnsi="Calibri"/>
+                <w:b/>
+                <w:bCs/>
+                <w:color w:val="1F3A5F"/>
+                <w:sz w:val="19"/>
+                <w:szCs w:val="19"/>
+              </w:rPr>
+              <w:t xml:space="preserve">Given</w:t>
+            </w:r>
+            <w:r>
+              <w:rPr>
+                <w:rFonts w:ascii="Calibri" w:cs="Calibri" w:eastAsia="Calibri" w:hAnsi="Calibri"/>
+                <w:sz w:val="19"/>
+                <w:szCs w:val="19"/>
+              </w:rPr>
+              <w:t xml:space="preserve"> the keys are added in Vercel</w:t>
+            </w:r>
+          </w:p>
+          <w:p>
+            <w:pPr>
+              <w:spacing w:after="0"/>
+            </w:pPr>
+            <w:r>
+              <w:rPr>
+                <w:rFonts w:ascii="Calibri" w:cs="Calibri" w:eastAsia="Calibri" w:hAnsi="Calibri"/>
+                <w:b/>
+                <w:bCs/>
+                <w:color w:val="1F3A5F"/>
+                <w:sz w:val="19"/>
+                <w:szCs w:val="19"/>
+              </w:rPr>
+              <w:t xml:space="preserve">When</w:t>
+            </w:r>
+            <w:r>
+              <w:rPr>
+                <w:rFonts w:ascii="Calibri" w:cs="Calibri" w:eastAsia="Calibri" w:hAnsi="Calibri"/>
+                <w:sz w:val="19"/>
+                <w:szCs w:val="19"/>
+              </w:rPr>
+              <w:t xml:space="preserve"> code is merged to main</w:t>
+            </w:r>
+          </w:p>
+          <w:p>
+            <w:pPr>
+              <w:spacing w:after="120"/>
+            </w:pPr>
+            <w:r>
+              <w:rPr>
+                <w:rFonts w:ascii="Calibri" w:cs="Calibri" w:eastAsia="Calibri" w:hAnsi="Calibri"/>
+                <w:b/>
+                <w:bCs/>
+                <w:color w:val="1F3A5F"/>
+                <w:sz w:val="19"/>
+                <w:szCs w:val="19"/>
+              </w:rPr>
+              <w:t xml:space="preserve">Then</w:t>
+            </w:r>
+            <w:r>
+              <w:rPr>
+                <w:rFonts w:ascii="Calibri" w:cs="Calibri" w:eastAsia="Calibri" w:hAnsi="Calibri"/>
+                <w:sz w:val="19"/>
+                <w:szCs w:val="19"/>
+              </w:rPr>
+              <w:t xml:space="preserve"> the live site deploys without errors</w:t>
+            </w:r>
+          </w:p>
+          <w:p>
+            <w:pPr>
+              <w:spacing w:after="0"/>
+            </w:pPr>
+            <w:r>
+              <w:rPr>
+                <w:rFonts w:ascii="Calibri" w:cs="Calibri" w:eastAsia="Calibri" w:hAnsi="Calibri"/>
+                <w:b/>
+                <w:bCs/>
+                <w:color w:val="1F3A5F"/>
+                <w:sz w:val="19"/>
+                <w:szCs w:val="19"/>
+              </w:rPr>
+              <w:t xml:space="preserve">Given</w:t>
+            </w:r>
+            <w:r>
+              <w:rPr>
+                <w:rFonts w:ascii="Calibri" w:cs="Calibri" w:eastAsia="Calibri" w:hAnsi="Calibri"/>
+                <w:sz w:val="19"/>
+                <w:szCs w:val="19"/>
+              </w:rPr>
+              <w:t xml:space="preserve"> the branch rule is on</w:t>
+            </w:r>
+          </w:p>
+          <w:p>
+            <w:pPr>
+              <w:spacing w:after="0"/>
+            </w:pPr>
+            <w:r>
+              <w:rPr>
+                <w:rFonts w:ascii="Calibri" w:cs="Calibri" w:eastAsia="Calibri" w:hAnsi="Calibri"/>
+                <w:b/>
+                <w:bCs/>
+                <w:color w:val="1F3A5F"/>
+                <w:sz w:val="19"/>
+                <w:szCs w:val="19"/>
+              </w:rPr>
+              <w:t xml:space="preserve">When</w:t>
+            </w:r>
+            <w:r>
+              <w:rPr>
+                <w:rFonts w:ascii="Calibri" w:cs="Calibri" w:eastAsia="Calibri" w:hAnsi="Calibri"/>
+                <w:sz w:val="19"/>
+                <w:szCs w:val="19"/>
+              </w:rPr>
+              <w:t xml:space="preserve"> someone pushes straight to main</w:t>
+            </w:r>
+          </w:p>
+          <w:p>
+            <w:pPr>
+              <w:spacing w:after="0"/>
+            </w:pPr>
+            <w:r>
+              <w:rPr>
+                <w:rFonts w:ascii="Calibri" w:cs="Calibri" w:eastAsia="Calibri" w:hAnsi="Calibri"/>
+                <w:b/>
+                <w:bCs/>
+                <w:color w:val="1F3A5F"/>
+                <w:sz w:val="19"/>
+                <w:szCs w:val="19"/>
+              </w:rPr>
+              <w:t xml:space="preserve">Then</w:t>
+            </w:r>
+            <w:r>
+              <w:rPr>
+                <w:rFonts w:ascii="Calibri" w:cs="Calibri" w:eastAsia="Calibri" w:hAnsi="Calibri"/>
+                <w:sz w:val="19"/>
+                <w:szCs w:val="19"/>
+              </w:rPr>
+              <w:t xml:space="preserve"> GitHub blocks it and asks for a pull request</w:t>
+            </w:r>
+          </w:p>
+        </w:tc>
+        <w:tc>
+          <w:tcPr>
+            <w:tcW w:type="dxa" w:w="1300"/>
             <w:tcBorders>
               <w:top w:val="single" w:color="BFBFBF" w:sz="4"/>
               <w:left w:val="single" w:color="BFBFBF" w:sz="4"/>
@@ -2744,7 +3667,7 @@
         </w:tc>
         <w:tc>
           <w:tcPr>
-            <w:tcW w:type="dxa" w:w="1700"/>
+            <w:tcW w:type="dxa" w:w="1500"/>
             <w:tcBorders>
               <w:top w:val="single" w:color="BFBFBF" w:sz="4"/>
               <w:left w:val="single" w:color="BFBFBF" w:sz="4"/>
@@ -2775,7 +3698,7 @@
         </w:tc>
         <w:tc>
           <w:tcPr>
-            <w:tcW w:type="dxa" w:w="5000"/>
+            <w:tcW w:type="dxa" w:w="4500"/>
             <w:tcBorders>
               <w:top w:val="single" w:color="BFBFBF" w:sz="4"/>
               <w:left w:val="single" w:color="BFBFBF" w:sz="4"/>
@@ -2806,7 +3729,7 @@
         </w:tc>
         <w:tc>
           <w:tcPr>
-            <w:tcW w:type="dxa" w:w="5078"/>
+            <w:tcW w:type="dxa" w:w="5978"/>
             <w:tcBorders>
               <w:top w:val="single" w:color="BFBFBF" w:sz="4"/>
               <w:left w:val="single" w:color="BFBFBF" w:sz="4"/>
@@ -2820,24 +3743,180 @@
               <w:bottom w:type="dxa" w:w="70"/>
               <w:right w:type="dxa" w:w="110"/>
             </w:tcMar>
-            <w:vAlign w:val="top"/>
-          </w:tcPr>
-          <w:p>
-            <w:r>
-              <w:rPr>
-                <w:rFonts w:ascii="Calibri" w:cs="Calibri" w:eastAsia="Calibri" w:hAnsi="Calibri"/>
-                <w:b w:val="false"/>
-                <w:bCs w:val="false"/>
-                <w:sz w:val="19"/>
-                <w:szCs w:val="19"/>
-              </w:rPr>
-              <w:t xml:space="preserve">Synthetic HR, Finance and Operations tickets written; every ticket has a date within the last 12 months, a depot and a priority; departments reasonably balanced; CSV and data dictionary saved</w:t>
-            </w:r>
-          </w:p>
-        </w:tc>
-        <w:tc>
-          <w:tcPr>
-            <w:tcW w:type="dxa" w:w="1400"/>
+          </w:tcPr>
+          <w:p>
+            <w:pPr>
+              <w:spacing w:after="0"/>
+            </w:pPr>
+            <w:r>
+              <w:rPr>
+                <w:rFonts w:ascii="Calibri" w:cs="Calibri" w:eastAsia="Calibri" w:hAnsi="Calibri"/>
+                <w:b/>
+                <w:bCs/>
+                <w:color w:val="1F3A5F"/>
+                <w:sz w:val="19"/>
+                <w:szCs w:val="19"/>
+              </w:rPr>
+              <w:t xml:space="preserve">Given</w:t>
+            </w:r>
+            <w:r>
+              <w:rPr>
+                <w:rFonts w:ascii="Calibri" w:cs="Calibri" w:eastAsia="Calibri" w:hAnsi="Calibri"/>
+                <w:sz w:val="19"/>
+                <w:szCs w:val="19"/>
+              </w:rPr>
+              <w:t xml:space="preserve"> the real IT tickets</w:t>
+            </w:r>
+          </w:p>
+          <w:p>
+            <w:pPr>
+              <w:spacing w:after="0"/>
+            </w:pPr>
+            <w:r>
+              <w:rPr>
+                <w:rFonts w:ascii="Calibri" w:cs="Calibri" w:eastAsia="Calibri" w:hAnsi="Calibri"/>
+                <w:b/>
+                <w:bCs/>
+                <w:color w:val="1F3A5F"/>
+                <w:sz w:val="19"/>
+                <w:szCs w:val="19"/>
+              </w:rPr>
+              <w:t xml:space="preserve">When</w:t>
+            </w:r>
+            <w:r>
+              <w:rPr>
+                <w:rFonts w:ascii="Calibri" w:cs="Calibri" w:eastAsia="Calibri" w:hAnsi="Calibri"/>
+                <w:sz w:val="19"/>
+                <w:szCs w:val="19"/>
+              </w:rPr>
+              <w:t xml:space="preserve"> the synthetic HR, Finance and Operations tickets are added</w:t>
+            </w:r>
+          </w:p>
+          <w:p>
+            <w:pPr>
+              <w:spacing w:after="120"/>
+            </w:pPr>
+            <w:r>
+              <w:rPr>
+                <w:rFonts w:ascii="Calibri" w:cs="Calibri" w:eastAsia="Calibri" w:hAnsi="Calibri"/>
+                <w:b/>
+                <w:bCs/>
+                <w:color w:val="1F3A5F"/>
+                <w:sz w:val="19"/>
+                <w:szCs w:val="19"/>
+              </w:rPr>
+              <w:t xml:space="preserve">Then</w:t>
+            </w:r>
+            <w:r>
+              <w:rPr>
+                <w:rFonts w:ascii="Calibri" w:cs="Calibri" w:eastAsia="Calibri" w:hAnsi="Calibri"/>
+                <w:sz w:val="19"/>
+                <w:szCs w:val="19"/>
+              </w:rPr>
+              <w:t xml:space="preserve"> each department has a similar number of tickets</w:t>
+            </w:r>
+          </w:p>
+          <w:p>
+            <w:pPr>
+              <w:spacing w:after="0"/>
+            </w:pPr>
+            <w:r>
+              <w:rPr>
+                <w:rFonts w:ascii="Calibri" w:cs="Calibri" w:eastAsia="Calibri" w:hAnsi="Calibri"/>
+                <w:b/>
+                <w:bCs/>
+                <w:color w:val="1F3A5F"/>
+                <w:sz w:val="19"/>
+                <w:szCs w:val="19"/>
+              </w:rPr>
+              <w:t xml:space="preserve">Given</w:t>
+            </w:r>
+            <w:r>
+              <w:rPr>
+                <w:rFonts w:ascii="Calibri" w:cs="Calibri" w:eastAsia="Calibri" w:hAnsi="Calibri"/>
+                <w:sz w:val="19"/>
+                <w:szCs w:val="19"/>
+              </w:rPr>
+              <w:t xml:space="preserve"> the combined dataset</w:t>
+            </w:r>
+          </w:p>
+          <w:p>
+            <w:pPr>
+              <w:spacing w:after="0"/>
+            </w:pPr>
+            <w:r>
+              <w:rPr>
+                <w:rFonts w:ascii="Calibri" w:cs="Calibri" w:eastAsia="Calibri" w:hAnsi="Calibri"/>
+                <w:b/>
+                <w:bCs/>
+                <w:color w:val="1F3A5F"/>
+                <w:sz w:val="19"/>
+                <w:szCs w:val="19"/>
+              </w:rPr>
+              <w:t xml:space="preserve">When</w:t>
+            </w:r>
+            <w:r>
+              <w:rPr>
+                <w:rFonts w:ascii="Calibri" w:cs="Calibri" w:eastAsia="Calibri" w:hAnsi="Calibri"/>
+                <w:sz w:val="19"/>
+                <w:szCs w:val="19"/>
+              </w:rPr>
+              <w:t xml:space="preserve"> it is saved as a CSV</w:t>
+            </w:r>
+          </w:p>
+          <w:p>
+            <w:pPr>
+              <w:spacing w:after="0"/>
+            </w:pPr>
+            <w:r>
+              <w:rPr>
+                <w:rFonts w:ascii="Calibri" w:cs="Calibri" w:eastAsia="Calibri" w:hAnsi="Calibri"/>
+                <w:b/>
+                <w:bCs/>
+                <w:color w:val="1F3A5F"/>
+                <w:sz w:val="19"/>
+                <w:szCs w:val="19"/>
+              </w:rPr>
+              <w:t xml:space="preserve">Then</w:t>
+            </w:r>
+            <w:r>
+              <w:rPr>
+                <w:rFonts w:ascii="Calibri" w:cs="Calibri" w:eastAsia="Calibri" w:hAnsi="Calibri"/>
+                <w:sz w:val="19"/>
+                <w:szCs w:val="19"/>
+              </w:rPr>
+              <w:t xml:space="preserve"> every ticket has a date within the last 12 months, a depot and a priority</w:t>
+            </w:r>
+          </w:p>
+          <w:p>
+            <w:pPr>
+              <w:spacing w:after="0"/>
+              <w:ind w:left="200"/>
+            </w:pPr>
+            <w:r>
+              <w:rPr>
+                <w:rFonts w:ascii="Calibri" w:cs="Calibri" w:eastAsia="Calibri" w:hAnsi="Calibri"/>
+                <w:b/>
+                <w:bCs/>
+                <w:color w:val="1F3A5F"/>
+                <w:sz w:val="19"/>
+                <w:szCs w:val="19"/>
+              </w:rPr>
+              <w:t xml:space="preserve">And</w:t>
+            </w:r>
+            <w:r>
+              <w:rPr>
+                <w:rFonts w:ascii="Calibri" w:cs="Calibri" w:eastAsia="Calibri" w:hAnsi="Calibri"/>
+                <w:sz w:val="19"/>
+                <w:szCs w:val="19"/>
+              </w:rPr>
+              <w:t xml:space="preserve"> a data dictionary explains each column</w:t>
+            </w:r>
+          </w:p>
+        </w:tc>
+        <w:tc>
+          <w:tcPr>
+            <w:tcW w:type="dxa" w:w="1300"/>
             <w:tcBorders>
               <w:top w:val="single" w:color="BFBFBF" w:sz="4"/>
               <w:left w:val="single" w:color="BFBFBF" w:sz="4"/>
@@ -2885,7 +3964,7 @@
         </w:tc>
         <w:tc>
           <w:tcPr>
-            <w:tcW w:type="dxa" w:w="1700"/>
+            <w:tcW w:type="dxa" w:w="1500"/>
             <w:tcBorders>
               <w:top w:val="single" w:color="BFBFBF" w:sz="4"/>
               <w:left w:val="single" w:color="BFBFBF" w:sz="4"/>
@@ -2916,7 +3995,7 @@
         </w:tc>
         <w:tc>
           <w:tcPr>
-            <w:tcW w:type="dxa" w:w="5000"/>
+            <w:tcW w:type="dxa" w:w="4500"/>
             <w:tcBorders>
               <w:top w:val="single" w:color="BFBFBF" w:sz="4"/>
               <w:left w:val="single" w:color="BFBFBF" w:sz="4"/>
@@ -2947,7 +4026,7 @@
         </w:tc>
         <w:tc>
           <w:tcPr>
-            <w:tcW w:type="dxa" w:w="5078"/>
+            <w:tcW w:type="dxa" w:w="5978"/>
             <w:tcBorders>
               <w:top w:val="single" w:color="BFBFBF" w:sz="4"/>
               <w:left w:val="single" w:color="BFBFBF" w:sz="4"/>
@@ -2961,24 +4040,155 @@
               <w:bottom w:type="dxa" w:w="70"/>
               <w:right w:type="dxa" w:w="110"/>
             </w:tcMar>
-            <w:vAlign w:val="top"/>
-          </w:tcPr>
-          <w:p>
-            <w:r>
-              <w:rPr>
-                <w:rFonts w:ascii="Calibri" w:cs="Calibri" w:eastAsia="Calibri" w:hAnsi="Calibri"/>
-                <w:b w:val="false"/>
-                <w:bCs w:val="false"/>
-                <w:sz w:val="19"/>
-                <w:szCs w:val="19"/>
-              </w:rPr>
-              <w:t xml:space="preserve">Low-fidelity wireframes for login, submit request, My requests, request detail, agent inbox, ticket view and template library</w:t>
-            </w:r>
-          </w:p>
-        </w:tc>
-        <w:tc>
-          <w:tcPr>
-            <w:tcW w:type="dxa" w:w="1400"/>
+          </w:tcPr>
+          <w:p>
+            <w:pPr>
+              <w:spacing w:after="0"/>
+            </w:pPr>
+            <w:r>
+              <w:rPr>
+                <w:rFonts w:ascii="Calibri" w:cs="Calibri" w:eastAsia="Calibri" w:hAnsi="Calibri"/>
+                <w:b/>
+                <w:bCs/>
+                <w:color w:val="1F3A5F"/>
+                <w:sz w:val="19"/>
+                <w:szCs w:val="19"/>
+              </w:rPr>
+              <w:t xml:space="preserve">Given</w:t>
+            </w:r>
+            <w:r>
+              <w:rPr>
+                <w:rFonts w:ascii="Calibri" w:cs="Calibri" w:eastAsia="Calibri" w:hAnsi="Calibri"/>
+                <w:sz w:val="19"/>
+                <w:szCs w:val="19"/>
+              </w:rPr>
+              <w:t xml:space="preserve"> the Sprint 1 user stories</w:t>
+            </w:r>
+          </w:p>
+          <w:p>
+            <w:pPr>
+              <w:spacing w:after="0"/>
+            </w:pPr>
+            <w:r>
+              <w:rPr>
+                <w:rFonts w:ascii="Calibri" w:cs="Calibri" w:eastAsia="Calibri" w:hAnsi="Calibri"/>
+                <w:b/>
+                <w:bCs/>
+                <w:color w:val="1F3A5F"/>
+                <w:sz w:val="19"/>
+                <w:szCs w:val="19"/>
+              </w:rPr>
+              <w:t xml:space="preserve">When</w:t>
+            </w:r>
+            <w:r>
+              <w:rPr>
+                <w:rFonts w:ascii="Calibri" w:cs="Calibri" w:eastAsia="Calibri" w:hAnsi="Calibri"/>
+                <w:sz w:val="19"/>
+                <w:szCs w:val="19"/>
+              </w:rPr>
+              <w:t xml:space="preserve"> the wireframes are finished</w:t>
+            </w:r>
+          </w:p>
+          <w:p>
+            <w:pPr>
+              <w:spacing w:after="120"/>
+            </w:pPr>
+            <w:r>
+              <w:rPr>
+                <w:rFonts w:ascii="Calibri" w:cs="Calibri" w:eastAsia="Calibri" w:hAnsi="Calibri"/>
+                <w:b/>
+                <w:bCs/>
+                <w:color w:val="1F3A5F"/>
+                <w:sz w:val="19"/>
+                <w:szCs w:val="19"/>
+              </w:rPr>
+              <w:t xml:space="preserve">Then</w:t>
+            </w:r>
+            <w:r>
+              <w:rPr>
+                <w:rFonts w:ascii="Calibri" w:cs="Calibri" w:eastAsia="Calibri" w:hAnsi="Calibri"/>
+                <w:sz w:val="19"/>
+                <w:szCs w:val="19"/>
+              </w:rPr>
+              <w:t xml:space="preserve"> there is a wireframe for login, submit request, My requests, request detail, agent inbox, ticket view and template library</w:t>
+            </w:r>
+          </w:p>
+          <w:p>
+            <w:pPr>
+              <w:spacing w:after="0"/>
+            </w:pPr>
+            <w:r>
+              <w:rPr>
+                <w:rFonts w:ascii="Calibri" w:cs="Calibri" w:eastAsia="Calibri" w:hAnsi="Calibri"/>
+                <w:b/>
+                <w:bCs/>
+                <w:color w:val="1F3A5F"/>
+                <w:sz w:val="19"/>
+                <w:szCs w:val="19"/>
+              </w:rPr>
+              <w:t xml:space="preserve">Given</w:t>
+            </w:r>
+            <w:r>
+              <w:rPr>
+                <w:rFonts w:ascii="Calibri" w:cs="Calibri" w:eastAsia="Calibri" w:hAnsi="Calibri"/>
+                <w:sz w:val="19"/>
+                <w:szCs w:val="19"/>
+              </w:rPr>
+              <w:t xml:space="preserve"> a developer opens a wireframe</w:t>
+            </w:r>
+          </w:p>
+          <w:p>
+            <w:pPr>
+              <w:spacing w:after="0"/>
+            </w:pPr>
+            <w:r>
+              <w:rPr>
+                <w:rFonts w:ascii="Calibri" w:cs="Calibri" w:eastAsia="Calibri" w:hAnsi="Calibri"/>
+                <w:b/>
+                <w:bCs/>
+                <w:color w:val="1F3A5F"/>
+                <w:sz w:val="19"/>
+                <w:szCs w:val="19"/>
+              </w:rPr>
+              <w:t xml:space="preserve">When</w:t>
+            </w:r>
+            <w:r>
+              <w:rPr>
+                <w:rFonts w:ascii="Calibri" w:cs="Calibri" w:eastAsia="Calibri" w:hAnsi="Calibri"/>
+                <w:sz w:val="19"/>
+                <w:szCs w:val="19"/>
+              </w:rPr>
+              <w:t xml:space="preserve"> they read it</w:t>
+            </w:r>
+          </w:p>
+          <w:p>
+            <w:pPr>
+              <w:spacing w:after="0"/>
+            </w:pPr>
+            <w:r>
+              <w:rPr>
+                <w:rFonts w:ascii="Calibri" w:cs="Calibri" w:eastAsia="Calibri" w:hAnsi="Calibri"/>
+                <w:b/>
+                <w:bCs/>
+                <w:color w:val="1F3A5F"/>
+                <w:sz w:val="19"/>
+                <w:szCs w:val="19"/>
+              </w:rPr>
+              <w:t xml:space="preserve">Then</w:t>
+            </w:r>
+            <w:r>
+              <w:rPr>
+                <w:rFonts w:ascii="Calibri" w:cs="Calibri" w:eastAsia="Calibri" w:hAnsi="Calibri"/>
+                <w:sz w:val="19"/>
+                <w:szCs w:val="19"/>
+              </w:rPr>
+              <w:t xml:space="preserve"> they can see every field, button and label the screen needs</w:t>
+            </w:r>
+          </w:p>
+        </w:tc>
+        <w:tc>
+          <w:tcPr>
+            <w:tcW w:type="dxa" w:w="1300"/>
             <w:tcBorders>
               <w:top w:val="single" w:color="BFBFBF" w:sz="4"/>
               <w:left w:val="single" w:color="BFBFBF" w:sz="4"/>
@@ -3026,7 +4236,7 @@
         </w:tc>
         <w:tc>
           <w:tcPr>
-            <w:tcW w:type="dxa" w:w="1700"/>
+            <w:tcW w:type="dxa" w:w="1500"/>
             <w:tcBorders>
               <w:top w:val="single" w:color="BFBFBF" w:sz="4"/>
               <w:left w:val="single" w:color="BFBFBF" w:sz="4"/>
@@ -3057,7 +4267,7 @@
         </w:tc>
         <w:tc>
           <w:tcPr>
-            <w:tcW w:type="dxa" w:w="5000"/>
+            <w:tcW w:type="dxa" w:w="4500"/>
             <w:tcBorders>
               <w:top w:val="single" w:color="BFBFBF" w:sz="4"/>
               <w:left w:val="single" w:color="BFBFBF" w:sz="4"/>
@@ -3088,7 +4298,7 @@
         </w:tc>
         <w:tc>
           <w:tcPr>
-            <w:tcW w:type="dxa" w:w="5078"/>
+            <w:tcW w:type="dxa" w:w="5978"/>
             <w:tcBorders>
               <w:top w:val="single" w:color="BFBFBF" w:sz="4"/>
               <w:left w:val="single" w:color="BFBFBF" w:sz="4"/>
@@ -3102,24 +4312,155 @@
               <w:bottom w:type="dxa" w:w="70"/>
               <w:right w:type="dxa" w:w="110"/>
             </w:tcMar>
-            <w:vAlign w:val="top"/>
-          </w:tcPr>
-          <w:p>
-            <w:r>
-              <w:rPr>
-                <w:rFonts w:ascii="Calibri" w:cs="Calibri" w:eastAsia="Calibri" w:hAnsi="Calibri"/>
-                <w:b w:val="false"/>
-                <w:bCs w:val="false"/>
-                <w:sz w:val="19"/>
-                <w:szCs w:val="19"/>
-              </w:rPr>
-              <w:t xml:space="preserve">Gemini called from a server-side API route; key never reaches the browser; draft builds on the template for the ticket's department</w:t>
-            </w:r>
-          </w:p>
-        </w:tc>
-        <w:tc>
-          <w:tcPr>
-            <w:tcW w:type="dxa" w:w="1400"/>
+          </w:tcPr>
+          <w:p>
+            <w:pPr>
+              <w:spacing w:after="0"/>
+            </w:pPr>
+            <w:r>
+              <w:rPr>
+                <w:rFonts w:ascii="Calibri" w:cs="Calibri" w:eastAsia="Calibri" w:hAnsi="Calibri"/>
+                <w:b/>
+                <w:bCs/>
+                <w:color w:val="1F3A5F"/>
+                <w:sz w:val="19"/>
+                <w:szCs w:val="19"/>
+              </w:rPr>
+              <w:t xml:space="preserve">Given</w:t>
+            </w:r>
+            <w:r>
+              <w:rPr>
+                <w:rFonts w:ascii="Calibri" w:cs="Calibri" w:eastAsia="Calibri" w:hAnsi="Calibri"/>
+                <w:sz w:val="19"/>
+                <w:szCs w:val="19"/>
+              </w:rPr>
+              <w:t xml:space="preserve"> a classified IT ticket</w:t>
+            </w:r>
+          </w:p>
+          <w:p>
+            <w:pPr>
+              <w:spacing w:after="0"/>
+            </w:pPr>
+            <w:r>
+              <w:rPr>
+                <w:rFonts w:ascii="Calibri" w:cs="Calibri" w:eastAsia="Calibri" w:hAnsi="Calibri"/>
+                <w:b/>
+                <w:bCs/>
+                <w:color w:val="1F3A5F"/>
+                <w:sz w:val="19"/>
+                <w:szCs w:val="19"/>
+              </w:rPr>
+              <w:t xml:space="preserve">When</w:t>
+            </w:r>
+            <w:r>
+              <w:rPr>
+                <w:rFonts w:ascii="Calibri" w:cs="Calibri" w:eastAsia="Calibri" w:hAnsi="Calibri"/>
+                <w:sz w:val="19"/>
+                <w:szCs w:val="19"/>
+              </w:rPr>
+              <w:t xml:space="preserve"> a draft is requested</w:t>
+            </w:r>
+          </w:p>
+          <w:p>
+            <w:pPr>
+              <w:spacing w:after="120"/>
+            </w:pPr>
+            <w:r>
+              <w:rPr>
+                <w:rFonts w:ascii="Calibri" w:cs="Calibri" w:eastAsia="Calibri" w:hAnsi="Calibri"/>
+                <w:b/>
+                <w:bCs/>
+                <w:color w:val="1F3A5F"/>
+                <w:sz w:val="19"/>
+                <w:szCs w:val="19"/>
+              </w:rPr>
+              <w:t xml:space="preserve">Then</w:t>
+            </w:r>
+            <w:r>
+              <w:rPr>
+                <w:rFonts w:ascii="Calibri" w:cs="Calibri" w:eastAsia="Calibri" w:hAnsi="Calibri"/>
+                <w:sz w:val="19"/>
+                <w:szCs w:val="19"/>
+              </w:rPr>
+              <w:t xml:space="preserve"> Gemini returns a reply based on an IT template</w:t>
+            </w:r>
+          </w:p>
+          <w:p>
+            <w:pPr>
+              <w:spacing w:after="0"/>
+            </w:pPr>
+            <w:r>
+              <w:rPr>
+                <w:rFonts w:ascii="Calibri" w:cs="Calibri" w:eastAsia="Calibri" w:hAnsi="Calibri"/>
+                <w:b/>
+                <w:bCs/>
+                <w:color w:val="1F3A5F"/>
+                <w:sz w:val="19"/>
+                <w:szCs w:val="19"/>
+              </w:rPr>
+              <w:t xml:space="preserve">Given</w:t>
+            </w:r>
+            <w:r>
+              <w:rPr>
+                <w:rFonts w:ascii="Calibri" w:cs="Calibri" w:eastAsia="Calibri" w:hAnsi="Calibri"/>
+                <w:sz w:val="19"/>
+                <w:szCs w:val="19"/>
+              </w:rPr>
+              <w:t xml:space="preserve"> the draft is being created</w:t>
+            </w:r>
+          </w:p>
+          <w:p>
+            <w:pPr>
+              <w:spacing w:after="0"/>
+            </w:pPr>
+            <w:r>
+              <w:rPr>
+                <w:rFonts w:ascii="Calibri" w:cs="Calibri" w:eastAsia="Calibri" w:hAnsi="Calibri"/>
+                <w:b/>
+                <w:bCs/>
+                <w:color w:val="1F3A5F"/>
+                <w:sz w:val="19"/>
+                <w:szCs w:val="19"/>
+              </w:rPr>
+              <w:t xml:space="preserve">When</w:t>
+            </w:r>
+            <w:r>
+              <w:rPr>
+                <w:rFonts w:ascii="Calibri" w:cs="Calibri" w:eastAsia="Calibri" w:hAnsi="Calibri"/>
+                <w:sz w:val="19"/>
+                <w:szCs w:val="19"/>
+              </w:rPr>
+              <w:t xml:space="preserve"> I check the browser's network tab</w:t>
+            </w:r>
+          </w:p>
+          <w:p>
+            <w:pPr>
+              <w:spacing w:after="0"/>
+            </w:pPr>
+            <w:r>
+              <w:rPr>
+                <w:rFonts w:ascii="Calibri" w:cs="Calibri" w:eastAsia="Calibri" w:hAnsi="Calibri"/>
+                <w:b/>
+                <w:bCs/>
+                <w:color w:val="1F3A5F"/>
+                <w:sz w:val="19"/>
+                <w:szCs w:val="19"/>
+              </w:rPr>
+              <w:t xml:space="preserve">Then</w:t>
+            </w:r>
+            <w:r>
+              <w:rPr>
+                <w:rFonts w:ascii="Calibri" w:cs="Calibri" w:eastAsia="Calibri" w:hAnsi="Calibri"/>
+                <w:sz w:val="19"/>
+                <w:szCs w:val="19"/>
+              </w:rPr>
+              <w:t xml:space="preserve"> the Gemini key is never sent to the browser</w:t>
+            </w:r>
+          </w:p>
+        </w:tc>
+        <w:tc>
+          <w:tcPr>
+            <w:tcW w:type="dxa" w:w="1300"/>
             <w:tcBorders>
               <w:top w:val="single" w:color="BFBFBF" w:sz="4"/>
               <w:left w:val="single" w:color="BFBFBF" w:sz="4"/>
@@ -3155,41 +4496,41 @@
         </w:trPr>
         <w:tc>
           <w:tcPr>
+            <w:tcW w:type="dxa" w:w="1400"/>
+            <w:vMerge w:val="restart"/>
+            <w:tcBorders>
+              <w:top w:val="single" w:color="BFBFBF" w:sz="4"/>
+              <w:left w:val="single" w:color="BFBFBF" w:sz="4"/>
+              <w:bottom w:val="single" w:color="BFBFBF" w:sz="4"/>
+              <w:right w:val="single" w:color="BFBFBF" w:sz="4"/>
+            </w:tcBorders>
+            <w:tcMar>
+              <w:top w:type="dxa" w:w="70"/>
+              <w:left w:type="dxa" w:w="110"/>
+              <w:bottom w:type="dxa" w:w="70"/>
+              <w:right w:type="dxa" w:w="110"/>
+            </w:tcMar>
+            <w:vAlign w:val="center"/>
+          </w:tcPr>
+          <w:p>
+            <w:pPr>
+              <w:jc w:val="center"/>
+            </w:pPr>
+            <w:r>
+              <w:rPr>
+                <w:rFonts w:ascii="Calibri" w:cs="Calibri" w:eastAsia="Calibri" w:hAnsi="Calibri"/>
+                <w:b/>
+                <w:bCs/>
+                <w:sz w:val="19"/>
+                <w:szCs w:val="19"/>
+              </w:rPr>
+              <w:t xml:space="preserve">Fri 23 Oct</w:t>
+            </w:r>
+          </w:p>
+        </w:tc>
+        <w:tc>
+          <w:tcPr>
             <w:tcW w:type="dxa" w:w="1500"/>
-            <w:vMerge w:val="restart"/>
-            <w:tcBorders>
-              <w:top w:val="single" w:color="BFBFBF" w:sz="4"/>
-              <w:left w:val="single" w:color="BFBFBF" w:sz="4"/>
-              <w:bottom w:val="single" w:color="BFBFBF" w:sz="4"/>
-              <w:right w:val="single" w:color="BFBFBF" w:sz="4"/>
-            </w:tcBorders>
-            <w:tcMar>
-              <w:top w:type="dxa" w:w="70"/>
-              <w:left w:type="dxa" w:w="110"/>
-              <w:bottom w:type="dxa" w:w="70"/>
-              <w:right w:type="dxa" w:w="110"/>
-            </w:tcMar>
-            <w:vAlign w:val="center"/>
-          </w:tcPr>
-          <w:p>
-            <w:pPr>
-              <w:jc w:val="center"/>
-            </w:pPr>
-            <w:r>
-              <w:rPr>
-                <w:rFonts w:ascii="Calibri" w:cs="Calibri" w:eastAsia="Calibri" w:hAnsi="Calibri"/>
-                <w:b/>
-                <w:bCs/>
-                <w:sz w:val="19"/>
-                <w:szCs w:val="19"/>
-              </w:rPr>
-              <w:t xml:space="preserve">Fri 23 Oct</w:t>
-            </w:r>
-          </w:p>
-        </w:tc>
-        <w:tc>
-          <w:tcPr>
-            <w:tcW w:type="dxa" w:w="1700"/>
             <w:tcBorders>
               <w:top w:val="single" w:color="BFBFBF" w:sz="4"/>
               <w:left w:val="single" w:color="BFBFBF" w:sz="4"/>
@@ -3219,7 +4560,7 @@
         </w:tc>
         <w:tc>
           <w:tcPr>
-            <w:tcW w:type="dxa" w:w="5000"/>
+            <w:tcW w:type="dxa" w:w="4500"/>
             <w:tcBorders>
               <w:top w:val="single" w:color="BFBFBF" w:sz="4"/>
               <w:left w:val="single" w:color="BFBFBF" w:sz="4"/>
@@ -3249,37 +4590,240 @@
         </w:tc>
         <w:tc>
           <w:tcPr>
-            <w:tcW w:type="dxa" w:w="5078"/>
-            <w:tcBorders>
-              <w:top w:val="single" w:color="BFBFBF" w:sz="4"/>
-              <w:left w:val="single" w:color="BFBFBF" w:sz="4"/>
-              <w:bottom w:val="single" w:color="BFBFBF" w:sz="4"/>
-              <w:right w:val="single" w:color="BFBFBF" w:sz="4"/>
-            </w:tcBorders>
-            <w:tcMar>
-              <w:top w:type="dxa" w:w="70"/>
-              <w:left w:type="dxa" w:w="110"/>
-              <w:bottom w:type="dxa" w:w="70"/>
-              <w:right w:type="dxa" w:w="110"/>
-            </w:tcMar>
-            <w:vAlign w:val="top"/>
-          </w:tcPr>
-          <w:p>
-            <w:r>
-              <w:rPr>
-                <w:rFonts w:ascii="Calibri" w:cs="Calibri" w:eastAsia="Calibri" w:hAnsi="Calibri"/>
-                <w:b w:val="false"/>
-                <w:bCs w:val="false"/>
-                <w:sz w:val="19"/>
-                <w:szCs w:val="19"/>
-              </w:rPr>
-              <w:t xml:space="preserve">Email sign-in with Supabase Auth; each user has a role (staff, agent, manager or compliance); each role lands on its own home screen</w:t>
-            </w:r>
-          </w:p>
-        </w:tc>
-        <w:tc>
-          <w:tcPr>
-            <w:tcW w:type="dxa" w:w="1400"/>
+            <w:tcW w:type="dxa" w:w="5978"/>
+            <w:tcBorders>
+              <w:top w:val="single" w:color="BFBFBF" w:sz="4"/>
+              <w:left w:val="single" w:color="BFBFBF" w:sz="4"/>
+              <w:bottom w:val="single" w:color="BFBFBF" w:sz="4"/>
+              <w:right w:val="single" w:color="BFBFBF" w:sz="4"/>
+            </w:tcBorders>
+            <w:tcMar>
+              <w:top w:type="dxa" w:w="70"/>
+              <w:left w:type="dxa" w:w="110"/>
+              <w:bottom w:type="dxa" w:w="70"/>
+              <w:right w:type="dxa" w:w="110"/>
+            </w:tcMar>
+          </w:tcPr>
+          <w:p>
+            <w:pPr>
+              <w:spacing w:after="0"/>
+            </w:pPr>
+            <w:r>
+              <w:rPr>
+                <w:rFonts w:ascii="Calibri" w:cs="Calibri" w:eastAsia="Calibri" w:hAnsi="Calibri"/>
+                <w:b/>
+                <w:bCs/>
+                <w:color w:val="1F3A5F"/>
+                <w:sz w:val="19"/>
+                <w:szCs w:val="19"/>
+              </w:rPr>
+              <w:t xml:space="preserve">Given</w:t>
+            </w:r>
+            <w:r>
+              <w:rPr>
+                <w:rFonts w:ascii="Calibri" w:cs="Calibri" w:eastAsia="Calibri" w:hAnsi="Calibri"/>
+                <w:sz w:val="19"/>
+                <w:szCs w:val="19"/>
+              </w:rPr>
+              <w:t xml:space="preserve"> I have a staff account</w:t>
+            </w:r>
+          </w:p>
+          <w:p>
+            <w:pPr>
+              <w:spacing w:after="0"/>
+            </w:pPr>
+            <w:r>
+              <w:rPr>
+                <w:rFonts w:ascii="Calibri" w:cs="Calibri" w:eastAsia="Calibri" w:hAnsi="Calibri"/>
+                <w:b/>
+                <w:bCs/>
+                <w:color w:val="1F3A5F"/>
+                <w:sz w:val="19"/>
+                <w:szCs w:val="19"/>
+              </w:rPr>
+              <w:t xml:space="preserve">When</w:t>
+            </w:r>
+            <w:r>
+              <w:rPr>
+                <w:rFonts w:ascii="Calibri" w:cs="Calibri" w:eastAsia="Calibri" w:hAnsi="Calibri"/>
+                <w:sz w:val="19"/>
+                <w:szCs w:val="19"/>
+              </w:rPr>
+              <w:t xml:space="preserve"> I sign in with my email</w:t>
+            </w:r>
+          </w:p>
+          <w:p>
+            <w:pPr>
+              <w:spacing w:after="120"/>
+            </w:pPr>
+            <w:r>
+              <w:rPr>
+                <w:rFonts w:ascii="Calibri" w:cs="Calibri" w:eastAsia="Calibri" w:hAnsi="Calibri"/>
+                <w:b/>
+                <w:bCs/>
+                <w:color w:val="1F3A5F"/>
+                <w:sz w:val="19"/>
+                <w:szCs w:val="19"/>
+              </w:rPr>
+              <w:t xml:space="preserve">Then</w:t>
+            </w:r>
+            <w:r>
+              <w:rPr>
+                <w:rFonts w:ascii="Calibri" w:cs="Calibri" w:eastAsia="Calibri" w:hAnsi="Calibri"/>
+                <w:sz w:val="19"/>
+                <w:szCs w:val="19"/>
+              </w:rPr>
+              <w:t xml:space="preserve"> I land on the staff home screen</w:t>
+            </w:r>
+          </w:p>
+          <w:p>
+            <w:pPr>
+              <w:spacing w:after="0"/>
+            </w:pPr>
+            <w:r>
+              <w:rPr>
+                <w:rFonts w:ascii="Calibri" w:cs="Calibri" w:eastAsia="Calibri" w:hAnsi="Calibri"/>
+                <w:b/>
+                <w:bCs/>
+                <w:color w:val="1F3A5F"/>
+                <w:sz w:val="19"/>
+                <w:szCs w:val="19"/>
+              </w:rPr>
+              <w:t xml:space="preserve">Given</w:t>
+            </w:r>
+            <w:r>
+              <w:rPr>
+                <w:rFonts w:ascii="Calibri" w:cs="Calibri" w:eastAsia="Calibri" w:hAnsi="Calibri"/>
+                <w:sz w:val="19"/>
+                <w:szCs w:val="19"/>
+              </w:rPr>
+              <w:t xml:space="preserve"> I have an agent account</w:t>
+            </w:r>
+          </w:p>
+          <w:p>
+            <w:pPr>
+              <w:spacing w:after="0"/>
+            </w:pPr>
+            <w:r>
+              <w:rPr>
+                <w:rFonts w:ascii="Calibri" w:cs="Calibri" w:eastAsia="Calibri" w:hAnsi="Calibri"/>
+                <w:b/>
+                <w:bCs/>
+                <w:color w:val="1F3A5F"/>
+                <w:sz w:val="19"/>
+                <w:szCs w:val="19"/>
+              </w:rPr>
+              <w:t xml:space="preserve">When</w:t>
+            </w:r>
+            <w:r>
+              <w:rPr>
+                <w:rFonts w:ascii="Calibri" w:cs="Calibri" w:eastAsia="Calibri" w:hAnsi="Calibri"/>
+                <w:sz w:val="19"/>
+                <w:szCs w:val="19"/>
+              </w:rPr>
+              <w:t xml:space="preserve"> I sign in</w:t>
+            </w:r>
+          </w:p>
+          <w:p>
+            <w:pPr>
+              <w:spacing w:after="120"/>
+            </w:pPr>
+            <w:r>
+              <w:rPr>
+                <w:rFonts w:ascii="Calibri" w:cs="Calibri" w:eastAsia="Calibri" w:hAnsi="Calibri"/>
+                <w:b/>
+                <w:bCs/>
+                <w:color w:val="1F3A5F"/>
+                <w:sz w:val="19"/>
+                <w:szCs w:val="19"/>
+              </w:rPr>
+              <w:t xml:space="preserve">Then</w:t>
+            </w:r>
+            <w:r>
+              <w:rPr>
+                <w:rFonts w:ascii="Calibri" w:cs="Calibri" w:eastAsia="Calibri" w:hAnsi="Calibri"/>
+                <w:sz w:val="19"/>
+                <w:szCs w:val="19"/>
+              </w:rPr>
+              <w:t xml:space="preserve"> I land on the agent home screen</w:t>
+            </w:r>
+          </w:p>
+          <w:p>
+            <w:pPr>
+              <w:spacing w:after="0"/>
+            </w:pPr>
+            <w:r>
+              <w:rPr>
+                <w:rFonts w:ascii="Calibri" w:cs="Calibri" w:eastAsia="Calibri" w:hAnsi="Calibri"/>
+                <w:b/>
+                <w:bCs/>
+                <w:color w:val="1F3A5F"/>
+                <w:sz w:val="19"/>
+                <w:szCs w:val="19"/>
+              </w:rPr>
+              <w:t xml:space="preserve">Given</w:t>
+            </w:r>
+            <w:r>
+              <w:rPr>
+                <w:rFonts w:ascii="Calibri" w:cs="Calibri" w:eastAsia="Calibri" w:hAnsi="Calibri"/>
+                <w:sz w:val="19"/>
+                <w:szCs w:val="19"/>
+              </w:rPr>
+              <w:t xml:space="preserve"> I enter the wrong details</w:t>
+            </w:r>
+          </w:p>
+          <w:p>
+            <w:pPr>
+              <w:spacing w:after="0"/>
+            </w:pPr>
+            <w:r>
+              <w:rPr>
+                <w:rFonts w:ascii="Calibri" w:cs="Calibri" w:eastAsia="Calibri" w:hAnsi="Calibri"/>
+                <w:b/>
+                <w:bCs/>
+                <w:color w:val="1F3A5F"/>
+                <w:sz w:val="19"/>
+                <w:szCs w:val="19"/>
+              </w:rPr>
+              <w:t xml:space="preserve">When</w:t>
+            </w:r>
+            <w:r>
+              <w:rPr>
+                <w:rFonts w:ascii="Calibri" w:cs="Calibri" w:eastAsia="Calibri" w:hAnsi="Calibri"/>
+                <w:sz w:val="19"/>
+                <w:szCs w:val="19"/>
+              </w:rPr>
+              <w:t xml:space="preserve"> I try to sign in</w:t>
+            </w:r>
+          </w:p>
+          <w:p>
+            <w:pPr>
+              <w:spacing w:after="0"/>
+            </w:pPr>
+            <w:r>
+              <w:rPr>
+                <w:rFonts w:ascii="Calibri" w:cs="Calibri" w:eastAsia="Calibri" w:hAnsi="Calibri"/>
+                <w:b/>
+                <w:bCs/>
+                <w:color w:val="1F3A5F"/>
+                <w:sz w:val="19"/>
+                <w:szCs w:val="19"/>
+              </w:rPr>
+              <w:t xml:space="preserve">Then</w:t>
+            </w:r>
+            <w:r>
+              <w:rPr>
+                <w:rFonts w:ascii="Calibri" w:cs="Calibri" w:eastAsia="Calibri" w:hAnsi="Calibri"/>
+                <w:sz w:val="19"/>
+                <w:szCs w:val="19"/>
+              </w:rPr>
+              <w:t xml:space="preserve"> I see a clear error and stay on the login page</w:t>
+            </w:r>
+          </w:p>
+        </w:tc>
+        <w:tc>
+          <w:tcPr>
+            <w:tcW w:type="dxa" w:w="1300"/>
             <w:tcBorders>
               <w:top w:val="single" w:color="BFBFBF" w:sz="4"/>
               <w:left w:val="single" w:color="BFBFBF" w:sz="4"/>
@@ -3326,7 +4870,7 @@
         </w:tc>
         <w:tc>
           <w:tcPr>
-            <w:tcW w:type="dxa" w:w="1700"/>
+            <w:tcW w:type="dxa" w:w="1500"/>
             <w:tcBorders>
               <w:top w:val="single" w:color="BFBFBF" w:sz="4"/>
               <w:left w:val="single" w:color="BFBFBF" w:sz="4"/>
@@ -3356,7 +4900,7 @@
         </w:tc>
         <w:tc>
           <w:tcPr>
-            <w:tcW w:type="dxa" w:w="5000"/>
+            <w:tcW w:type="dxa" w:w="4500"/>
             <w:tcBorders>
               <w:top w:val="single" w:color="BFBFBF" w:sz="4"/>
               <w:left w:val="single" w:color="BFBFBF" w:sz="4"/>
@@ -3386,37 +4930,121 @@
         </w:tc>
         <w:tc>
           <w:tcPr>
-            <w:tcW w:type="dxa" w:w="5078"/>
-            <w:tcBorders>
-              <w:top w:val="single" w:color="BFBFBF" w:sz="4"/>
-              <w:left w:val="single" w:color="BFBFBF" w:sz="4"/>
-              <w:bottom w:val="single" w:color="BFBFBF" w:sz="4"/>
-              <w:right w:val="single" w:color="BFBFBF" w:sz="4"/>
-            </w:tcBorders>
-            <w:tcMar>
-              <w:top w:type="dxa" w:w="70"/>
-              <w:left w:type="dxa" w:w="110"/>
-              <w:bottom w:type="dxa" w:w="70"/>
-              <w:right w:type="dxa" w:w="110"/>
-            </w:tcMar>
-            <w:vAlign w:val="top"/>
-          </w:tcPr>
-          <w:p>
-            <w:r>
-              <w:rPr>
-                <w:rFonts w:ascii="Calibri" w:cs="Calibri" w:eastAsia="Calibri" w:hAnsi="Calibri"/>
-                <w:b w:val="false"/>
-                <w:bCs w:val="false"/>
-                <w:sz w:val="19"/>
-                <w:szCs w:val="19"/>
-              </w:rPr>
-              <w:t xml:space="preserve">TF-IDF + logistic regression trained in Google Colab; accuracy reported separately on real tickets it hasn't seen and on synthetic tickets</w:t>
-            </w:r>
-          </w:p>
-        </w:tc>
-        <w:tc>
-          <w:tcPr>
-            <w:tcW w:type="dxa" w:w="1400"/>
+            <w:tcW w:type="dxa" w:w="5978"/>
+            <w:tcBorders>
+              <w:top w:val="single" w:color="BFBFBF" w:sz="4"/>
+              <w:left w:val="single" w:color="BFBFBF" w:sz="4"/>
+              <w:bottom w:val="single" w:color="BFBFBF" w:sz="4"/>
+              <w:right w:val="single" w:color="BFBFBF" w:sz="4"/>
+            </w:tcBorders>
+            <w:tcMar>
+              <w:top w:type="dxa" w:w="70"/>
+              <w:left w:type="dxa" w:w="110"/>
+              <w:bottom w:type="dxa" w:w="70"/>
+              <w:right w:type="dxa" w:w="110"/>
+            </w:tcMar>
+          </w:tcPr>
+          <w:p>
+            <w:pPr>
+              <w:spacing w:after="0"/>
+            </w:pPr>
+            <w:r>
+              <w:rPr>
+                <w:rFonts w:ascii="Calibri" w:cs="Calibri" w:eastAsia="Calibri" w:hAnsi="Calibri"/>
+                <w:b/>
+                <w:bCs/>
+                <w:color w:val="1F3A5F"/>
+                <w:sz w:val="19"/>
+                <w:szCs w:val="19"/>
+              </w:rPr>
+              <w:t xml:space="preserve">Given</w:t>
+            </w:r>
+            <w:r>
+              <w:rPr>
+                <w:rFonts w:ascii="Calibri" w:cs="Calibri" w:eastAsia="Calibri" w:hAnsi="Calibri"/>
+                <w:sz w:val="19"/>
+                <w:szCs w:val="19"/>
+              </w:rPr>
+              <w:t xml:space="preserve"> the combined dataset</w:t>
+            </w:r>
+          </w:p>
+          <w:p>
+            <w:pPr>
+              <w:spacing w:after="0"/>
+            </w:pPr>
+            <w:r>
+              <w:rPr>
+                <w:rFonts w:ascii="Calibri" w:cs="Calibri" w:eastAsia="Calibri" w:hAnsi="Calibri"/>
+                <w:b/>
+                <w:bCs/>
+                <w:color w:val="1F3A5F"/>
+                <w:sz w:val="19"/>
+                <w:szCs w:val="19"/>
+              </w:rPr>
+              <w:t xml:space="preserve">When</w:t>
+            </w:r>
+            <w:r>
+              <w:rPr>
+                <w:rFonts w:ascii="Calibri" w:cs="Calibri" w:eastAsia="Calibri" w:hAnsi="Calibri"/>
+                <w:sz w:val="19"/>
+                <w:szCs w:val="19"/>
+              </w:rPr>
+              <w:t xml:space="preserve"> the TF-IDF + logistic regression model is trained in Google Colab</w:t>
+            </w:r>
+          </w:p>
+          <w:p>
+            <w:pPr>
+              <w:spacing w:after="0"/>
+            </w:pPr>
+            <w:r>
+              <w:rPr>
+                <w:rFonts w:ascii="Calibri" w:cs="Calibri" w:eastAsia="Calibri" w:hAnsi="Calibri"/>
+                <w:b/>
+                <w:bCs/>
+                <w:color w:val="1F3A5F"/>
+                <w:sz w:val="19"/>
+                <w:szCs w:val="19"/>
+              </w:rPr>
+              <w:t xml:space="preserve">Then</w:t>
+            </w:r>
+            <w:r>
+              <w:rPr>
+                <w:rFonts w:ascii="Calibri" w:cs="Calibri" w:eastAsia="Calibri" w:hAnsi="Calibri"/>
+                <w:sz w:val="19"/>
+                <w:szCs w:val="19"/>
+              </w:rPr>
+              <w:t xml:space="preserve"> its accuracy is reported on real tickets it has not seen</w:t>
+            </w:r>
+          </w:p>
+          <w:p>
+            <w:pPr>
+              <w:spacing w:after="0"/>
+              <w:ind w:left="200"/>
+            </w:pPr>
+            <w:r>
+              <w:rPr>
+                <w:rFonts w:ascii="Calibri" w:cs="Calibri" w:eastAsia="Calibri" w:hAnsi="Calibri"/>
+                <w:b/>
+                <w:bCs/>
+                <w:color w:val="1F3A5F"/>
+                <w:sz w:val="19"/>
+                <w:szCs w:val="19"/>
+              </w:rPr>
+              <w:t xml:space="preserve">And</w:t>
+            </w:r>
+            <w:r>
+              <w:rPr>
+                <w:rFonts w:ascii="Calibri" w:cs="Calibri" w:eastAsia="Calibri" w:hAnsi="Calibri"/>
+                <w:sz w:val="19"/>
+                <w:szCs w:val="19"/>
+              </w:rPr>
+              <w:t xml:space="preserve"> separately on synthetic tickets</w:t>
+            </w:r>
+          </w:p>
+        </w:tc>
+        <w:tc>
+          <w:tcPr>
+            <w:tcW w:type="dxa" w:w="1300"/>
             <w:tcBorders>
               <w:top w:val="single" w:color="BFBFBF" w:sz="4"/>
               <w:left w:val="single" w:color="BFBFBF" w:sz="4"/>
@@ -3463,7 +5091,7 @@
         </w:tc>
         <w:tc>
           <w:tcPr>
-            <w:tcW w:type="dxa" w:w="1700"/>
+            <w:tcW w:type="dxa" w:w="1500"/>
             <w:tcBorders>
               <w:top w:val="single" w:color="BFBFBF" w:sz="4"/>
               <w:left w:val="single" w:color="BFBFBF" w:sz="4"/>
@@ -3493,7 +5121,7 @@
         </w:tc>
         <w:tc>
           <w:tcPr>
-            <w:tcW w:type="dxa" w:w="5000"/>
+            <w:tcW w:type="dxa" w:w="4500"/>
             <w:tcBorders>
               <w:top w:val="single" w:color="BFBFBF" w:sz="4"/>
               <w:left w:val="single" w:color="BFBFBF" w:sz="4"/>
@@ -3523,37 +5151,168 @@
         </w:tc>
         <w:tc>
           <w:tcPr>
-            <w:tcW w:type="dxa" w:w="5078"/>
-            <w:tcBorders>
-              <w:top w:val="single" w:color="BFBFBF" w:sz="4"/>
-              <w:left w:val="single" w:color="BFBFBF" w:sz="4"/>
-              <w:bottom w:val="single" w:color="BFBFBF" w:sz="4"/>
-              <w:right w:val="single" w:color="BFBFBF" w:sz="4"/>
-            </w:tcBorders>
-            <w:tcMar>
-              <w:top w:type="dxa" w:w="70"/>
-              <w:left w:type="dxa" w:w="110"/>
-              <w:bottom w:type="dxa" w:w="70"/>
-              <w:right w:type="dxa" w:w="110"/>
-            </w:tcMar>
-            <w:vAlign w:val="top"/>
-          </w:tcPr>
-          <w:p>
-            <w:r>
-              <w:rPr>
-                <w:rFonts w:ascii="Calibri" w:cs="Calibri" w:eastAsia="Calibri" w:hAnsi="Calibri"/>
-                <w:b w:val="false"/>
-                <w:bCs w:val="false"/>
-                <w:sz w:val="19"/>
-                <w:szCs w:val="19"/>
-              </w:rPr>
-              <w:t xml:space="preserve">Wireframes walked through with 2–3 classmates; problems noted; wireframes updated</w:t>
-            </w:r>
-          </w:p>
-        </w:tc>
-        <w:tc>
-          <w:tcPr>
-            <w:tcW w:type="dxa" w:w="1400"/>
+            <w:tcW w:type="dxa" w:w="5978"/>
+            <w:tcBorders>
+              <w:top w:val="single" w:color="BFBFBF" w:sz="4"/>
+              <w:left w:val="single" w:color="BFBFBF" w:sz="4"/>
+              <w:bottom w:val="single" w:color="BFBFBF" w:sz="4"/>
+              <w:right w:val="single" w:color="BFBFBF" w:sz="4"/>
+            </w:tcBorders>
+            <w:tcMar>
+              <w:top w:type="dxa" w:w="70"/>
+              <w:left w:type="dxa" w:w="110"/>
+              <w:bottom w:type="dxa" w:w="70"/>
+              <w:right w:type="dxa" w:w="110"/>
+            </w:tcMar>
+          </w:tcPr>
+          <w:p>
+            <w:pPr>
+              <w:spacing w:after="0"/>
+            </w:pPr>
+            <w:r>
+              <w:rPr>
+                <w:rFonts w:ascii="Calibri" w:cs="Calibri" w:eastAsia="Calibri" w:hAnsi="Calibri"/>
+                <w:b/>
+                <w:bCs/>
+                <w:color w:val="1F3A5F"/>
+                <w:sz w:val="19"/>
+                <w:szCs w:val="19"/>
+              </w:rPr>
+              <w:t xml:space="preserve">Given</w:t>
+            </w:r>
+            <w:r>
+              <w:rPr>
+                <w:rFonts w:ascii="Calibri" w:cs="Calibri" w:eastAsia="Calibri" w:hAnsi="Calibri"/>
+                <w:sz w:val="19"/>
+                <w:szCs w:val="19"/>
+              </w:rPr>
+              <w:t xml:space="preserve"> 2–3 classmates who have not seen the wireframes</w:t>
+            </w:r>
+          </w:p>
+          <w:p>
+            <w:pPr>
+              <w:spacing w:after="0"/>
+            </w:pPr>
+            <w:r>
+              <w:rPr>
+                <w:rFonts w:ascii="Calibri" w:cs="Calibri" w:eastAsia="Calibri" w:hAnsi="Calibri"/>
+                <w:b/>
+                <w:bCs/>
+                <w:color w:val="1F3A5F"/>
+                <w:sz w:val="19"/>
+                <w:szCs w:val="19"/>
+              </w:rPr>
+              <w:t xml:space="preserve">When</w:t>
+            </w:r>
+            <w:r>
+              <w:rPr>
+                <w:rFonts w:ascii="Calibri" w:cs="Calibri" w:eastAsia="Calibri" w:hAnsi="Calibri"/>
+                <w:sz w:val="19"/>
+                <w:szCs w:val="19"/>
+              </w:rPr>
+              <w:t xml:space="preserve"> each one is asked to find where to report a broken scanner</w:t>
+            </w:r>
+          </w:p>
+          <w:p>
+            <w:pPr>
+              <w:spacing w:after="120"/>
+            </w:pPr>
+            <w:r>
+              <w:rPr>
+                <w:rFonts w:ascii="Calibri" w:cs="Calibri" w:eastAsia="Calibri" w:hAnsi="Calibri"/>
+                <w:b/>
+                <w:bCs/>
+                <w:color w:val="1F3A5F"/>
+                <w:sz w:val="19"/>
+                <w:szCs w:val="19"/>
+              </w:rPr>
+              <w:t xml:space="preserve">Then</w:t>
+            </w:r>
+            <w:r>
+              <w:rPr>
+                <w:rFonts w:ascii="Calibri" w:cs="Calibri" w:eastAsia="Calibri" w:hAnsi="Calibri"/>
+                <w:sz w:val="19"/>
+                <w:szCs w:val="19"/>
+              </w:rPr>
+              <w:t xml:space="preserve"> any step where they hesitate is written down</w:t>
+            </w:r>
+          </w:p>
+          <w:p>
+            <w:pPr>
+              <w:spacing w:after="0"/>
+            </w:pPr>
+            <w:r>
+              <w:rPr>
+                <w:rFonts w:ascii="Calibri" w:cs="Calibri" w:eastAsia="Calibri" w:hAnsi="Calibri"/>
+                <w:b/>
+                <w:bCs/>
+                <w:color w:val="1F3A5F"/>
+                <w:sz w:val="19"/>
+                <w:szCs w:val="19"/>
+              </w:rPr>
+              <w:t xml:space="preserve">Given</w:t>
+            </w:r>
+            <w:r>
+              <w:rPr>
+                <w:rFonts w:ascii="Calibri" w:cs="Calibri" w:eastAsia="Calibri" w:hAnsi="Calibri"/>
+                <w:sz w:val="19"/>
+                <w:szCs w:val="19"/>
+              </w:rPr>
+              <w:t xml:space="preserve"> the review notes</w:t>
+            </w:r>
+          </w:p>
+          <w:p>
+            <w:pPr>
+              <w:spacing w:after="0"/>
+            </w:pPr>
+            <w:r>
+              <w:rPr>
+                <w:rFonts w:ascii="Calibri" w:cs="Calibri" w:eastAsia="Calibri" w:hAnsi="Calibri"/>
+                <w:b/>
+                <w:bCs/>
+                <w:color w:val="1F3A5F"/>
+                <w:sz w:val="19"/>
+                <w:szCs w:val="19"/>
+              </w:rPr>
+              <w:t xml:space="preserve">When</w:t>
+            </w:r>
+            <w:r>
+              <w:rPr>
+                <w:rFonts w:ascii="Calibri" w:cs="Calibri" w:eastAsia="Calibri" w:hAnsi="Calibri"/>
+                <w:sz w:val="19"/>
+                <w:szCs w:val="19"/>
+              </w:rPr>
+              <w:t xml:space="preserve"> the review ends</w:t>
+            </w:r>
+          </w:p>
+          <w:p>
+            <w:pPr>
+              <w:spacing w:after="0"/>
+            </w:pPr>
+            <w:r>
+              <w:rPr>
+                <w:rFonts w:ascii="Calibri" w:cs="Calibri" w:eastAsia="Calibri" w:hAnsi="Calibri"/>
+                <w:b/>
+                <w:bCs/>
+                <w:color w:val="1F3A5F"/>
+                <w:sz w:val="19"/>
+                <w:szCs w:val="19"/>
+              </w:rPr>
+              <w:t xml:space="preserve">Then</w:t>
+            </w:r>
+            <w:r>
+              <w:rPr>
+                <w:rFonts w:ascii="Calibri" w:cs="Calibri" w:eastAsia="Calibri" w:hAnsi="Calibri"/>
+                <w:sz w:val="19"/>
+                <w:szCs w:val="19"/>
+              </w:rPr>
+              <w:t xml:space="preserve"> the wireframes are updated to fix each problem</w:t>
+            </w:r>
+          </w:p>
+        </w:tc>
+        <w:tc>
+          <w:tcPr>
+            <w:tcW w:type="dxa" w:w="1300"/>
             <w:tcBorders>
               <w:top w:val="single" w:color="BFBFBF" w:sz="4"/>
               <w:left w:val="single" w:color="BFBFBF" w:sz="4"/>
@@ -3600,7 +5359,7 @@
         </w:tc>
         <w:tc>
           <w:tcPr>
-            <w:tcW w:type="dxa" w:w="1700"/>
+            <w:tcW w:type="dxa" w:w="1500"/>
             <w:tcBorders>
               <w:top w:val="single" w:color="BFBFBF" w:sz="4"/>
               <w:left w:val="single" w:color="BFBFBF" w:sz="4"/>
@@ -3630,7 +5389,7 @@
         </w:tc>
         <w:tc>
           <w:tcPr>
-            <w:tcW w:type="dxa" w:w="5000"/>
+            <w:tcW w:type="dxa" w:w="4500"/>
             <w:tcBorders>
               <w:top w:val="single" w:color="BFBFBF" w:sz="4"/>
               <w:left w:val="single" w:color="BFBFBF" w:sz="4"/>
@@ -3660,37 +5419,121 @@
         </w:tc>
         <w:tc>
           <w:tcPr>
-            <w:tcW w:type="dxa" w:w="5078"/>
-            <w:tcBorders>
-              <w:top w:val="single" w:color="BFBFBF" w:sz="4"/>
-              <w:left w:val="single" w:color="BFBFBF" w:sz="4"/>
-              <w:bottom w:val="single" w:color="BFBFBF" w:sz="4"/>
-              <w:right w:val="single" w:color="BFBFBF" w:sz="4"/>
-            </w:tcBorders>
-            <w:tcMar>
-              <w:top w:type="dxa" w:w="70"/>
-              <w:left w:type="dxa" w:w="110"/>
-              <w:bottom w:type="dxa" w:w="70"/>
-              <w:right w:type="dxa" w:w="110"/>
-            </w:tcMar>
-            <w:vAlign w:val="top"/>
-          </w:tcPr>
-          <w:p>
-            <w:r>
-              <w:rPr>
-                <w:rFonts w:ascii="Calibri" w:cs="Calibri" w:eastAsia="Calibri" w:hAnsi="Calibri"/>
-                <w:b w:val="false"/>
-                <w:bCs w:val="false"/>
-                <w:sz w:val="19"/>
-                <w:szCs w:val="19"/>
-              </w:rPr>
-              <w:t xml:space="preserve">Colours, type and spacing defined; Tailwind and shadcn/ui set up in the repo</w:t>
-            </w:r>
-          </w:p>
-        </w:tc>
-        <w:tc>
-          <w:tcPr>
-            <w:tcW w:type="dxa" w:w="1400"/>
+            <w:tcW w:type="dxa" w:w="5978"/>
+            <w:tcBorders>
+              <w:top w:val="single" w:color="BFBFBF" w:sz="4"/>
+              <w:left w:val="single" w:color="BFBFBF" w:sz="4"/>
+              <w:bottom w:val="single" w:color="BFBFBF" w:sz="4"/>
+              <w:right w:val="single" w:color="BFBFBF" w:sz="4"/>
+            </w:tcBorders>
+            <w:tcMar>
+              <w:top w:type="dxa" w:w="70"/>
+              <w:left w:type="dxa" w:w="110"/>
+              <w:bottom w:type="dxa" w:w="70"/>
+              <w:right w:type="dxa" w:w="110"/>
+            </w:tcMar>
+          </w:tcPr>
+          <w:p>
+            <w:pPr>
+              <w:spacing w:after="0"/>
+            </w:pPr>
+            <w:r>
+              <w:rPr>
+                <w:rFonts w:ascii="Calibri" w:cs="Calibri" w:eastAsia="Calibri" w:hAnsi="Calibri"/>
+                <w:b/>
+                <w:bCs/>
+                <w:color w:val="1F3A5F"/>
+                <w:sz w:val="19"/>
+                <w:szCs w:val="19"/>
+              </w:rPr>
+              <w:t xml:space="preserve">Given</w:t>
+            </w:r>
+            <w:r>
+              <w:rPr>
+                <w:rFonts w:ascii="Calibri" w:cs="Calibri" w:eastAsia="Calibri" w:hAnsi="Calibri"/>
+                <w:sz w:val="19"/>
+                <w:szCs w:val="19"/>
+              </w:rPr>
+              <w:t xml:space="preserve"> the repo</w:t>
+            </w:r>
+          </w:p>
+          <w:p>
+            <w:pPr>
+              <w:spacing w:after="0"/>
+            </w:pPr>
+            <w:r>
+              <w:rPr>
+                <w:rFonts w:ascii="Calibri" w:cs="Calibri" w:eastAsia="Calibri" w:hAnsi="Calibri"/>
+                <w:b/>
+                <w:bCs/>
+                <w:color w:val="1F3A5F"/>
+                <w:sz w:val="19"/>
+                <w:szCs w:val="19"/>
+              </w:rPr>
+              <w:t xml:space="preserve">When</w:t>
+            </w:r>
+            <w:r>
+              <w:rPr>
+                <w:rFonts w:ascii="Calibri" w:cs="Calibri" w:eastAsia="Calibri" w:hAnsi="Calibri"/>
+                <w:sz w:val="19"/>
+                <w:szCs w:val="19"/>
+              </w:rPr>
+              <w:t xml:space="preserve"> a developer builds a new screen</w:t>
+            </w:r>
+          </w:p>
+          <w:p>
+            <w:pPr>
+              <w:spacing w:after="0"/>
+            </w:pPr>
+            <w:r>
+              <w:rPr>
+                <w:rFonts w:ascii="Calibri" w:cs="Calibri" w:eastAsia="Calibri" w:hAnsi="Calibri"/>
+                <w:b/>
+                <w:bCs/>
+                <w:color w:val="1F3A5F"/>
+                <w:sz w:val="19"/>
+                <w:szCs w:val="19"/>
+              </w:rPr>
+              <w:t xml:space="preserve">Then</w:t>
+            </w:r>
+            <w:r>
+              <w:rPr>
+                <w:rFonts w:ascii="Calibri" w:cs="Calibri" w:eastAsia="Calibri" w:hAnsi="Calibri"/>
+                <w:sz w:val="19"/>
+                <w:szCs w:val="19"/>
+              </w:rPr>
+              <w:t xml:space="preserve"> they can use the shared colours, fonts and spacing</w:t>
+            </w:r>
+          </w:p>
+          <w:p>
+            <w:pPr>
+              <w:spacing w:after="0"/>
+              <w:ind w:left="200"/>
+            </w:pPr>
+            <w:r>
+              <w:rPr>
+                <w:rFonts w:ascii="Calibri" w:cs="Calibri" w:eastAsia="Calibri" w:hAnsi="Calibri"/>
+                <w:b/>
+                <w:bCs/>
+                <w:color w:val="1F3A5F"/>
+                <w:sz w:val="19"/>
+                <w:szCs w:val="19"/>
+              </w:rPr>
+              <w:t xml:space="preserve">And</w:t>
+            </w:r>
+            <w:r>
+              <w:rPr>
+                <w:rFonts w:ascii="Calibri" w:cs="Calibri" w:eastAsia="Calibri" w:hAnsi="Calibri"/>
+                <w:sz w:val="19"/>
+                <w:szCs w:val="19"/>
+              </w:rPr>
+              <w:t xml:space="preserve"> ready-made shadcn/ui buttons, inputs and cards</w:t>
+            </w:r>
+          </w:p>
+        </w:tc>
+        <w:tc>
+          <w:tcPr>
+            <w:tcW w:type="dxa" w:w="1300"/>
             <w:tcBorders>
               <w:top w:val="single" w:color="BFBFBF" w:sz="4"/>
               <w:left w:val="single" w:color="BFBFBF" w:sz="4"/>
@@ -3737,7 +5580,7 @@
         </w:tc>
         <w:tc>
           <w:tcPr>
-            <w:tcW w:type="dxa" w:w="1700"/>
+            <w:tcW w:type="dxa" w:w="1500"/>
             <w:tcBorders>
               <w:top w:val="single" w:color="BFBFBF" w:sz="4"/>
               <w:left w:val="single" w:color="BFBFBF" w:sz="4"/>
@@ -3767,7 +5610,7 @@
         </w:tc>
         <w:tc>
           <w:tcPr>
-            <w:tcW w:type="dxa" w:w="5000"/>
+            <w:tcW w:type="dxa" w:w="4500"/>
             <w:tcBorders>
               <w:top w:val="single" w:color="BFBFBF" w:sz="4"/>
               <w:left w:val="single" w:color="BFBFBF" w:sz="4"/>
@@ -3797,37 +5640,168 @@
         </w:tc>
         <w:tc>
           <w:tcPr>
-            <w:tcW w:type="dxa" w:w="5078"/>
-            <w:tcBorders>
-              <w:top w:val="single" w:color="BFBFBF" w:sz="4"/>
-              <w:left w:val="single" w:color="BFBFBF" w:sz="4"/>
-              <w:bottom w:val="single" w:color="BFBFBF" w:sz="4"/>
-              <w:right w:val="single" w:color="BFBFBF" w:sz="4"/>
-            </w:tcBorders>
-            <w:tcMar>
-              <w:top w:type="dxa" w:w="70"/>
-              <w:left w:type="dxa" w:w="110"/>
-              <w:bottom w:type="dxa" w:w="70"/>
-              <w:right w:type="dxa" w:w="110"/>
-            </w:tcMar>
-            <w:vAlign w:val="top"/>
-          </w:tcPr>
-          <w:p>
-            <w:r>
-              <w:rPr>
-                <w:rFonts w:ascii="Calibri" w:cs="Calibri" w:eastAsia="Calibri" w:hAnsi="Calibri"/>
-                <w:b w:val="false"/>
-                <w:bCs w:val="false"/>
-                <w:sz w:val="19"/>
-                <w:szCs w:val="19"/>
-              </w:rPr>
-              <w:t xml:space="preserve">Draft saved to the responses table; template text used if Gemini fails or takes too long</w:t>
-            </w:r>
-          </w:p>
-        </w:tc>
-        <w:tc>
-          <w:tcPr>
-            <w:tcW w:type="dxa" w:w="1400"/>
+            <w:tcW w:type="dxa" w:w="5978"/>
+            <w:tcBorders>
+              <w:top w:val="single" w:color="BFBFBF" w:sz="4"/>
+              <w:left w:val="single" w:color="BFBFBF" w:sz="4"/>
+              <w:bottom w:val="single" w:color="BFBFBF" w:sz="4"/>
+              <w:right w:val="single" w:color="BFBFBF" w:sz="4"/>
+            </w:tcBorders>
+            <w:tcMar>
+              <w:top w:type="dxa" w:w="70"/>
+              <w:left w:type="dxa" w:w="110"/>
+              <w:bottom w:type="dxa" w:w="70"/>
+              <w:right w:type="dxa" w:w="110"/>
+            </w:tcMar>
+          </w:tcPr>
+          <w:p>
+            <w:pPr>
+              <w:spacing w:after="0"/>
+            </w:pPr>
+            <w:r>
+              <w:rPr>
+                <w:rFonts w:ascii="Calibri" w:cs="Calibri" w:eastAsia="Calibri" w:hAnsi="Calibri"/>
+                <w:b/>
+                <w:bCs/>
+                <w:color w:val="1F3A5F"/>
+                <w:sz w:val="19"/>
+                <w:szCs w:val="19"/>
+              </w:rPr>
+              <w:t xml:space="preserve">Given</w:t>
+            </w:r>
+            <w:r>
+              <w:rPr>
+                <w:rFonts w:ascii="Calibri" w:cs="Calibri" w:eastAsia="Calibri" w:hAnsi="Calibri"/>
+                <w:sz w:val="19"/>
+                <w:szCs w:val="19"/>
+              </w:rPr>
+              <w:t xml:space="preserve"> a ticket</w:t>
+            </w:r>
+          </w:p>
+          <w:p>
+            <w:pPr>
+              <w:spacing w:after="0"/>
+            </w:pPr>
+            <w:r>
+              <w:rPr>
+                <w:rFonts w:ascii="Calibri" w:cs="Calibri" w:eastAsia="Calibri" w:hAnsi="Calibri"/>
+                <w:b/>
+                <w:bCs/>
+                <w:color w:val="1F3A5F"/>
+                <w:sz w:val="19"/>
+                <w:szCs w:val="19"/>
+              </w:rPr>
+              <w:t xml:space="preserve">When</w:t>
+            </w:r>
+            <w:r>
+              <w:rPr>
+                <w:rFonts w:ascii="Calibri" w:cs="Calibri" w:eastAsia="Calibri" w:hAnsi="Calibri"/>
+                <w:sz w:val="19"/>
+                <w:szCs w:val="19"/>
+              </w:rPr>
+              <w:t xml:space="preserve"> Gemini returns a draft</w:t>
+            </w:r>
+          </w:p>
+          <w:p>
+            <w:pPr>
+              <w:spacing w:after="120"/>
+            </w:pPr>
+            <w:r>
+              <w:rPr>
+                <w:rFonts w:ascii="Calibri" w:cs="Calibri" w:eastAsia="Calibri" w:hAnsi="Calibri"/>
+                <w:b/>
+                <w:bCs/>
+                <w:color w:val="1F3A5F"/>
+                <w:sz w:val="19"/>
+                <w:szCs w:val="19"/>
+              </w:rPr>
+              <w:t xml:space="preserve">Then</w:t>
+            </w:r>
+            <w:r>
+              <w:rPr>
+                <w:rFonts w:ascii="Calibri" w:cs="Calibri" w:eastAsia="Calibri" w:hAnsi="Calibri"/>
+                <w:sz w:val="19"/>
+                <w:szCs w:val="19"/>
+              </w:rPr>
+              <w:t xml:space="preserve"> the draft is saved in the responses table</w:t>
+            </w:r>
+          </w:p>
+          <w:p>
+            <w:pPr>
+              <w:spacing w:after="0"/>
+            </w:pPr>
+            <w:r>
+              <w:rPr>
+                <w:rFonts w:ascii="Calibri" w:cs="Calibri" w:eastAsia="Calibri" w:hAnsi="Calibri"/>
+                <w:b/>
+                <w:bCs/>
+                <w:color w:val="1F3A5F"/>
+                <w:sz w:val="19"/>
+                <w:szCs w:val="19"/>
+              </w:rPr>
+              <w:t xml:space="preserve">Given</w:t>
+            </w:r>
+            <w:r>
+              <w:rPr>
+                <w:rFonts w:ascii="Calibri" w:cs="Calibri" w:eastAsia="Calibri" w:hAnsi="Calibri"/>
+                <w:sz w:val="19"/>
+                <w:szCs w:val="19"/>
+              </w:rPr>
+              <w:t xml:space="preserve"> Gemini fails or takes longer than 10 seconds</w:t>
+            </w:r>
+          </w:p>
+          <w:p>
+            <w:pPr>
+              <w:spacing w:after="0"/>
+            </w:pPr>
+            <w:r>
+              <w:rPr>
+                <w:rFonts w:ascii="Calibri" w:cs="Calibri" w:eastAsia="Calibri" w:hAnsi="Calibri"/>
+                <w:b/>
+                <w:bCs/>
+                <w:color w:val="1F3A5F"/>
+                <w:sz w:val="19"/>
+                <w:szCs w:val="19"/>
+              </w:rPr>
+              <w:t xml:space="preserve">When</w:t>
+            </w:r>
+            <w:r>
+              <w:rPr>
+                <w:rFonts w:ascii="Calibri" w:cs="Calibri" w:eastAsia="Calibri" w:hAnsi="Calibri"/>
+                <w:sz w:val="19"/>
+                <w:szCs w:val="19"/>
+              </w:rPr>
+              <w:t xml:space="preserve"> a draft is requested</w:t>
+            </w:r>
+          </w:p>
+          <w:p>
+            <w:pPr>
+              <w:spacing w:after="0"/>
+            </w:pPr>
+            <w:r>
+              <w:rPr>
+                <w:rFonts w:ascii="Calibri" w:cs="Calibri" w:eastAsia="Calibri" w:hAnsi="Calibri"/>
+                <w:b/>
+                <w:bCs/>
+                <w:color w:val="1F3A5F"/>
+                <w:sz w:val="19"/>
+                <w:szCs w:val="19"/>
+              </w:rPr>
+              <w:t xml:space="preserve">Then</w:t>
+            </w:r>
+            <w:r>
+              <w:rPr>
+                <w:rFonts w:ascii="Calibri" w:cs="Calibri" w:eastAsia="Calibri" w:hAnsi="Calibri"/>
+                <w:sz w:val="19"/>
+                <w:szCs w:val="19"/>
+              </w:rPr>
+              <w:t xml:space="preserve"> the department template text is used as the draft instead</w:t>
+            </w:r>
+          </w:p>
+        </w:tc>
+        <w:tc>
+          <w:tcPr>
+            <w:tcW w:type="dxa" w:w="1300"/>
             <w:tcBorders>
               <w:top w:val="single" w:color="BFBFBF" w:sz="4"/>
               <w:left w:val="single" w:color="BFBFBF" w:sz="4"/>
@@ -3874,7 +5848,7 @@
         </w:tc>
         <w:tc>
           <w:tcPr>
-            <w:tcW w:type="dxa" w:w="1700"/>
+            <w:tcW w:type="dxa" w:w="1500"/>
             <w:tcBorders>
               <w:top w:val="single" w:color="BFBFBF" w:sz="4"/>
               <w:left w:val="single" w:color="BFBFBF" w:sz="4"/>
@@ -3904,7 +5878,7 @@
         </w:tc>
         <w:tc>
           <w:tcPr>
-            <w:tcW w:type="dxa" w:w="5000"/>
+            <w:tcW w:type="dxa" w:w="4500"/>
             <w:tcBorders>
               <w:top w:val="single" w:color="BFBFBF" w:sz="4"/>
               <w:left w:val="single" w:color="BFBFBF" w:sz="4"/>
@@ -3934,37 +5908,168 @@
         </w:tc>
         <w:tc>
           <w:tcPr>
-            <w:tcW w:type="dxa" w:w="5078"/>
-            <w:tcBorders>
-              <w:top w:val="single" w:color="BFBFBF" w:sz="4"/>
-              <w:left w:val="single" w:color="BFBFBF" w:sz="4"/>
-              <w:bottom w:val="single" w:color="BFBFBF" w:sz="4"/>
-              <w:right w:val="single" w:color="BFBFBF" w:sz="4"/>
-            </w:tcBorders>
-            <w:tcMar>
-              <w:top w:type="dxa" w:w="70"/>
-              <w:left w:type="dxa" w:w="110"/>
-              <w:bottom w:type="dxa" w:w="70"/>
-              <w:right w:type="dxa" w:w="110"/>
-            </w:tcMar>
-            <w:vAlign w:val="top"/>
-          </w:tcPr>
-          <w:p>
-            <w:r>
-              <w:rPr>
-                <w:rFonts w:ascii="Calibri" w:cs="Calibri" w:eastAsia="Calibri" w:hAnsi="Calibri"/>
-                <w:b w:val="false"/>
-                <w:bCs w:val="false"/>
-                <w:sz w:val="19"/>
-                <w:szCs w:val="19"/>
-              </w:rPr>
-              <w:t xml:space="preserve">Tone toggle with three options; switching tone creates a new draft; the tone used is saved with the reply</w:t>
-            </w:r>
-          </w:p>
-        </w:tc>
-        <w:tc>
-          <w:tcPr>
-            <w:tcW w:type="dxa" w:w="1400"/>
+            <w:tcW w:type="dxa" w:w="5978"/>
+            <w:tcBorders>
+              <w:top w:val="single" w:color="BFBFBF" w:sz="4"/>
+              <w:left w:val="single" w:color="BFBFBF" w:sz="4"/>
+              <w:bottom w:val="single" w:color="BFBFBF" w:sz="4"/>
+              <w:right w:val="single" w:color="BFBFBF" w:sz="4"/>
+            </w:tcBorders>
+            <w:tcMar>
+              <w:top w:type="dxa" w:w="70"/>
+              <w:left w:type="dxa" w:w="110"/>
+              <w:bottom w:type="dxa" w:w="70"/>
+              <w:right w:type="dxa" w:w="110"/>
+            </w:tcMar>
+          </w:tcPr>
+          <w:p>
+            <w:pPr>
+              <w:spacing w:after="0"/>
+            </w:pPr>
+            <w:r>
+              <w:rPr>
+                <w:rFonts w:ascii="Calibri" w:cs="Calibri" w:eastAsia="Calibri" w:hAnsi="Calibri"/>
+                <w:b/>
+                <w:bCs/>
+                <w:color w:val="1F3A5F"/>
+                <w:sz w:val="19"/>
+                <w:szCs w:val="19"/>
+              </w:rPr>
+              <w:t xml:space="preserve">Given</w:t>
+            </w:r>
+            <w:r>
+              <w:rPr>
+                <w:rFonts w:ascii="Calibri" w:cs="Calibri" w:eastAsia="Calibri" w:hAnsi="Calibri"/>
+                <w:sz w:val="19"/>
+                <w:szCs w:val="19"/>
+              </w:rPr>
+              <w:t xml:space="preserve"> a draft in formal tone</w:t>
+            </w:r>
+          </w:p>
+          <w:p>
+            <w:pPr>
+              <w:spacing w:after="0"/>
+            </w:pPr>
+            <w:r>
+              <w:rPr>
+                <w:rFonts w:ascii="Calibri" w:cs="Calibri" w:eastAsia="Calibri" w:hAnsi="Calibri"/>
+                <w:b/>
+                <w:bCs/>
+                <w:color w:val="1F3A5F"/>
+                <w:sz w:val="19"/>
+                <w:szCs w:val="19"/>
+              </w:rPr>
+              <w:t xml:space="preserve">When</w:t>
+            </w:r>
+            <w:r>
+              <w:rPr>
+                <w:rFonts w:ascii="Calibri" w:cs="Calibri" w:eastAsia="Calibri" w:hAnsi="Calibri"/>
+                <w:sz w:val="19"/>
+                <w:szCs w:val="19"/>
+              </w:rPr>
+              <w:t xml:space="preserve"> I select friendly</w:t>
+            </w:r>
+          </w:p>
+          <w:p>
+            <w:pPr>
+              <w:spacing w:after="120"/>
+            </w:pPr>
+            <w:r>
+              <w:rPr>
+                <w:rFonts w:ascii="Calibri" w:cs="Calibri" w:eastAsia="Calibri" w:hAnsi="Calibri"/>
+                <w:b/>
+                <w:bCs/>
+                <w:color w:val="1F3A5F"/>
+                <w:sz w:val="19"/>
+                <w:szCs w:val="19"/>
+              </w:rPr>
+              <w:t xml:space="preserve">Then</w:t>
+            </w:r>
+            <w:r>
+              <w:rPr>
+                <w:rFonts w:ascii="Calibri" w:cs="Calibri" w:eastAsia="Calibri" w:hAnsi="Calibri"/>
+                <w:sz w:val="19"/>
+                <w:szCs w:val="19"/>
+              </w:rPr>
+              <w:t xml:space="preserve"> a new friendly draft replaces it</w:t>
+            </w:r>
+          </w:p>
+          <w:p>
+            <w:pPr>
+              <w:spacing w:after="0"/>
+            </w:pPr>
+            <w:r>
+              <w:rPr>
+                <w:rFonts w:ascii="Calibri" w:cs="Calibri" w:eastAsia="Calibri" w:hAnsi="Calibri"/>
+                <w:b/>
+                <w:bCs/>
+                <w:color w:val="1F3A5F"/>
+                <w:sz w:val="19"/>
+                <w:szCs w:val="19"/>
+              </w:rPr>
+              <w:t xml:space="preserve">Given</w:t>
+            </w:r>
+            <w:r>
+              <w:rPr>
+                <w:rFonts w:ascii="Calibri" w:cs="Calibri" w:eastAsia="Calibri" w:hAnsi="Calibri"/>
+                <w:sz w:val="19"/>
+                <w:szCs w:val="19"/>
+              </w:rPr>
+              <w:t xml:space="preserve"> I send a reply</w:t>
+            </w:r>
+          </w:p>
+          <w:p>
+            <w:pPr>
+              <w:spacing w:after="0"/>
+            </w:pPr>
+            <w:r>
+              <w:rPr>
+                <w:rFonts w:ascii="Calibri" w:cs="Calibri" w:eastAsia="Calibri" w:hAnsi="Calibri"/>
+                <w:b/>
+                <w:bCs/>
+                <w:color w:val="1F3A5F"/>
+                <w:sz w:val="19"/>
+                <w:szCs w:val="19"/>
+              </w:rPr>
+              <w:t xml:space="preserve">When</w:t>
+            </w:r>
+            <w:r>
+              <w:rPr>
+                <w:rFonts w:ascii="Calibri" w:cs="Calibri" w:eastAsia="Calibri" w:hAnsi="Calibri"/>
+                <w:sz w:val="19"/>
+                <w:szCs w:val="19"/>
+              </w:rPr>
+              <w:t xml:space="preserve"> it is saved</w:t>
+            </w:r>
+          </w:p>
+          <w:p>
+            <w:pPr>
+              <w:spacing w:after="0"/>
+            </w:pPr>
+            <w:r>
+              <w:rPr>
+                <w:rFonts w:ascii="Calibri" w:cs="Calibri" w:eastAsia="Calibri" w:hAnsi="Calibri"/>
+                <w:b/>
+                <w:bCs/>
+                <w:color w:val="1F3A5F"/>
+                <w:sz w:val="19"/>
+                <w:szCs w:val="19"/>
+              </w:rPr>
+              <w:t xml:space="preserve">Then</w:t>
+            </w:r>
+            <w:r>
+              <w:rPr>
+                <w:rFonts w:ascii="Calibri" w:cs="Calibri" w:eastAsia="Calibri" w:hAnsi="Calibri"/>
+                <w:sz w:val="19"/>
+                <w:szCs w:val="19"/>
+              </w:rPr>
+              <w:t xml:space="preserve"> the tone I used is saved with it</w:t>
+            </w:r>
+          </w:p>
+        </w:tc>
+        <w:tc>
+          <w:tcPr>
+            <w:tcW w:type="dxa" w:w="1300"/>
             <w:tcBorders>
               <w:top w:val="single" w:color="BFBFBF" w:sz="4"/>
               <w:left w:val="single" w:color="BFBFBF" w:sz="4"/>
@@ -3999,8 +6104,42 @@
         </w:trPr>
         <w:tc>
           <w:tcPr>
+            <w:tcW w:type="dxa" w:w="1400"/>
+            <w:vMerge w:val="restart"/>
+            <w:tcBorders>
+              <w:top w:val="single" w:color="BFBFBF" w:sz="4"/>
+              <w:left w:val="single" w:color="BFBFBF" w:sz="4"/>
+              <w:bottom w:val="single" w:color="BFBFBF" w:sz="4"/>
+              <w:right w:val="single" w:color="BFBFBF" w:sz="4"/>
+            </w:tcBorders>
+            <w:shd w:fill="F0EFEC" w:color="auto" w:val="clear"/>
+            <w:tcMar>
+              <w:top w:type="dxa" w:w="70"/>
+              <w:left w:type="dxa" w:w="110"/>
+              <w:bottom w:type="dxa" w:w="70"/>
+              <w:right w:type="dxa" w:w="110"/>
+            </w:tcMar>
+            <w:vAlign w:val="center"/>
+          </w:tcPr>
+          <w:p>
+            <w:pPr>
+              <w:jc w:val="center"/>
+            </w:pPr>
+            <w:r>
+              <w:rPr>
+                <w:rFonts w:ascii="Calibri" w:cs="Calibri" w:eastAsia="Calibri" w:hAnsi="Calibri"/>
+                <w:b/>
+                <w:bCs/>
+                <w:sz w:val="19"/>
+                <w:szCs w:val="19"/>
+              </w:rPr>
+              <w:t xml:space="preserve">Mon 26 Oct</w:t>
+            </w:r>
+          </w:p>
+        </w:tc>
+        <w:tc>
+          <w:tcPr>
             <w:tcW w:type="dxa" w:w="1500"/>
-            <w:vMerge w:val="restart"/>
             <w:tcBorders>
               <w:top w:val="single" w:color="BFBFBF" w:sz="4"/>
               <w:left w:val="single" w:color="BFBFBF" w:sz="4"/>
@@ -4014,40 +6153,6 @@
               <w:bottom w:type="dxa" w:w="70"/>
               <w:right w:type="dxa" w:w="110"/>
             </w:tcMar>
-            <w:vAlign w:val="center"/>
-          </w:tcPr>
-          <w:p>
-            <w:pPr>
-              <w:jc w:val="center"/>
-            </w:pPr>
-            <w:r>
-              <w:rPr>
-                <w:rFonts w:ascii="Calibri" w:cs="Calibri" w:eastAsia="Calibri" w:hAnsi="Calibri"/>
-                <w:b/>
-                <w:bCs/>
-                <w:sz w:val="19"/>
-                <w:szCs w:val="19"/>
-              </w:rPr>
-              <w:t xml:space="preserve">Mon 26 Oct</w:t>
-            </w:r>
-          </w:p>
-        </w:tc>
-        <w:tc>
-          <w:tcPr>
-            <w:tcW w:type="dxa" w:w="1700"/>
-            <w:tcBorders>
-              <w:top w:val="single" w:color="BFBFBF" w:sz="4"/>
-              <w:left w:val="single" w:color="BFBFBF" w:sz="4"/>
-              <w:bottom w:val="single" w:color="BFBFBF" w:sz="4"/>
-              <w:right w:val="single" w:color="BFBFBF" w:sz="4"/>
-            </w:tcBorders>
-            <w:shd w:fill="F0EFEC" w:color="auto" w:val="clear"/>
-            <w:tcMar>
-              <w:top w:type="dxa" w:w="70"/>
-              <w:left w:type="dxa" w:w="110"/>
-              <w:bottom w:type="dxa" w:w="70"/>
-              <w:right w:type="dxa" w:w="110"/>
-            </w:tcMar>
             <w:vAlign w:val="top"/>
           </w:tcPr>
           <w:p>
@@ -4065,7 +6170,7 @@
         </w:tc>
         <w:tc>
           <w:tcPr>
-            <w:tcW w:type="dxa" w:w="5000"/>
+            <w:tcW w:type="dxa" w:w="4500"/>
             <w:tcBorders>
               <w:top w:val="single" w:color="BFBFBF" w:sz="4"/>
               <w:left w:val="single" w:color="BFBFBF" w:sz="4"/>
@@ -4096,7 +6201,7 @@
         </w:tc>
         <w:tc>
           <w:tcPr>
-            <w:tcW w:type="dxa" w:w="5078"/>
+            <w:tcW w:type="dxa" w:w="5978"/>
             <w:tcBorders>
               <w:top w:val="single" w:color="BFBFBF" w:sz="4"/>
               <w:left w:val="single" w:color="BFBFBF" w:sz="4"/>
@@ -4110,24 +6215,155 @@
               <w:bottom w:type="dxa" w:w="70"/>
               <w:right w:type="dxa" w:w="110"/>
             </w:tcMar>
-            <w:vAlign w:val="top"/>
-          </w:tcPr>
-          <w:p>
-            <w:r>
-              <w:rPr>
-                <w:rFonts w:ascii="Calibri" w:cs="Calibri" w:eastAsia="Calibri" w:hAnsi="Calibri"/>
-                <w:b w:val="false"/>
-                <w:bCs w:val="false"/>
-                <w:sz w:val="19"/>
-                <w:szCs w:val="19"/>
-              </w:rPr>
-              <w:t xml:space="preserve">Row-level security rules added; staff see only their own requests; staff cannot open agent or manager pages</w:t>
-            </w:r>
-          </w:p>
-        </w:tc>
-        <w:tc>
-          <w:tcPr>
-            <w:tcW w:type="dxa" w:w="1400"/>
+          </w:tcPr>
+          <w:p>
+            <w:pPr>
+              <w:spacing w:after="0"/>
+            </w:pPr>
+            <w:r>
+              <w:rPr>
+                <w:rFonts w:ascii="Calibri" w:cs="Calibri" w:eastAsia="Calibri" w:hAnsi="Calibri"/>
+                <w:b/>
+                <w:bCs/>
+                <w:color w:val="1F3A5F"/>
+                <w:sz w:val="19"/>
+                <w:szCs w:val="19"/>
+              </w:rPr>
+              <w:t xml:space="preserve">Given</w:t>
+            </w:r>
+            <w:r>
+              <w:rPr>
+                <w:rFonts w:ascii="Calibri" w:cs="Calibri" w:eastAsia="Calibri" w:hAnsi="Calibri"/>
+                <w:sz w:val="19"/>
+                <w:szCs w:val="19"/>
+              </w:rPr>
+              <w:t xml:space="preserve"> two staff members have each submitted a request</w:t>
+            </w:r>
+          </w:p>
+          <w:p>
+            <w:pPr>
+              <w:spacing w:after="0"/>
+            </w:pPr>
+            <w:r>
+              <w:rPr>
+                <w:rFonts w:ascii="Calibri" w:cs="Calibri" w:eastAsia="Calibri" w:hAnsi="Calibri"/>
+                <w:b/>
+                <w:bCs/>
+                <w:color w:val="1F3A5F"/>
+                <w:sz w:val="19"/>
+                <w:szCs w:val="19"/>
+              </w:rPr>
+              <w:t xml:space="preserve">When</w:t>
+            </w:r>
+            <w:r>
+              <w:rPr>
+                <w:rFonts w:ascii="Calibri" w:cs="Calibri" w:eastAsia="Calibri" w:hAnsi="Calibri"/>
+                <w:sz w:val="19"/>
+                <w:szCs w:val="19"/>
+              </w:rPr>
+              <w:t xml:space="preserve"> one of them opens My requests</w:t>
+            </w:r>
+          </w:p>
+          <w:p>
+            <w:pPr>
+              <w:spacing w:after="120"/>
+            </w:pPr>
+            <w:r>
+              <w:rPr>
+                <w:rFonts w:ascii="Calibri" w:cs="Calibri" w:eastAsia="Calibri" w:hAnsi="Calibri"/>
+                <w:b/>
+                <w:bCs/>
+                <w:color w:val="1F3A5F"/>
+                <w:sz w:val="19"/>
+                <w:szCs w:val="19"/>
+              </w:rPr>
+              <w:t xml:space="preserve">Then</w:t>
+            </w:r>
+            <w:r>
+              <w:rPr>
+                <w:rFonts w:ascii="Calibri" w:cs="Calibri" w:eastAsia="Calibri" w:hAnsi="Calibri"/>
+                <w:sz w:val="19"/>
+                <w:szCs w:val="19"/>
+              </w:rPr>
+              <w:t xml:space="preserve"> they see only their own request</w:t>
+            </w:r>
+          </w:p>
+          <w:p>
+            <w:pPr>
+              <w:spacing w:after="0"/>
+            </w:pPr>
+            <w:r>
+              <w:rPr>
+                <w:rFonts w:ascii="Calibri" w:cs="Calibri" w:eastAsia="Calibri" w:hAnsi="Calibri"/>
+                <w:b/>
+                <w:bCs/>
+                <w:color w:val="1F3A5F"/>
+                <w:sz w:val="19"/>
+                <w:szCs w:val="19"/>
+              </w:rPr>
+              <w:t xml:space="preserve">Given</w:t>
+            </w:r>
+            <w:r>
+              <w:rPr>
+                <w:rFonts w:ascii="Calibri" w:cs="Calibri" w:eastAsia="Calibri" w:hAnsi="Calibri"/>
+                <w:sz w:val="19"/>
+                <w:szCs w:val="19"/>
+              </w:rPr>
+              <w:t xml:space="preserve"> I am signed in as staff</w:t>
+            </w:r>
+          </w:p>
+          <w:p>
+            <w:pPr>
+              <w:spacing w:after="0"/>
+            </w:pPr>
+            <w:r>
+              <w:rPr>
+                <w:rFonts w:ascii="Calibri" w:cs="Calibri" w:eastAsia="Calibri" w:hAnsi="Calibri"/>
+                <w:b/>
+                <w:bCs/>
+                <w:color w:val="1F3A5F"/>
+                <w:sz w:val="19"/>
+                <w:szCs w:val="19"/>
+              </w:rPr>
+              <w:t xml:space="preserve">When</w:t>
+            </w:r>
+            <w:r>
+              <w:rPr>
+                <w:rFonts w:ascii="Calibri" w:cs="Calibri" w:eastAsia="Calibri" w:hAnsi="Calibri"/>
+                <w:sz w:val="19"/>
+                <w:szCs w:val="19"/>
+              </w:rPr>
+              <w:t xml:space="preserve"> I type the agent inbox address into the browser</w:t>
+            </w:r>
+          </w:p>
+          <w:p>
+            <w:pPr>
+              <w:spacing w:after="0"/>
+            </w:pPr>
+            <w:r>
+              <w:rPr>
+                <w:rFonts w:ascii="Calibri" w:cs="Calibri" w:eastAsia="Calibri" w:hAnsi="Calibri"/>
+                <w:b/>
+                <w:bCs/>
+                <w:color w:val="1F3A5F"/>
+                <w:sz w:val="19"/>
+                <w:szCs w:val="19"/>
+              </w:rPr>
+              <w:t xml:space="preserve">Then</w:t>
+            </w:r>
+            <w:r>
+              <w:rPr>
+                <w:rFonts w:ascii="Calibri" w:cs="Calibri" w:eastAsia="Calibri" w:hAnsi="Calibri"/>
+                <w:sz w:val="19"/>
+                <w:szCs w:val="19"/>
+              </w:rPr>
+              <w:t xml:space="preserve"> I am sent back to my home screen</w:t>
+            </w:r>
+          </w:p>
+        </w:tc>
+        <w:tc>
+          <w:tcPr>
+            <w:tcW w:type="dxa" w:w="1300"/>
             <w:tcBorders>
               <w:top w:val="single" w:color="BFBFBF" w:sz="4"/>
               <w:left w:val="single" w:color="BFBFBF" w:sz="4"/>
@@ -4175,7 +6411,7 @@
         </w:tc>
         <w:tc>
           <w:tcPr>
-            <w:tcW w:type="dxa" w:w="1700"/>
+            <w:tcW w:type="dxa" w:w="1500"/>
             <w:tcBorders>
               <w:top w:val="single" w:color="BFBFBF" w:sz="4"/>
               <w:left w:val="single" w:color="BFBFBF" w:sz="4"/>
@@ -4206,7 +6442,7 @@
         </w:tc>
         <w:tc>
           <w:tcPr>
-            <w:tcW w:type="dxa" w:w="5000"/>
+            <w:tcW w:type="dxa" w:w="4500"/>
             <w:tcBorders>
               <w:top w:val="single" w:color="BFBFBF" w:sz="4"/>
               <w:left w:val="single" w:color="BFBFBF" w:sz="4"/>
@@ -4237,7 +6473,7 @@
         </w:tc>
         <w:tc>
           <w:tcPr>
-            <w:tcW w:type="dxa" w:w="5078"/>
+            <w:tcW w:type="dxa" w:w="5978"/>
             <w:tcBorders>
               <w:top w:val="single" w:color="BFBFBF" w:sz="4"/>
               <w:left w:val="single" w:color="BFBFBF" w:sz="4"/>
@@ -4251,24 +6487,180 @@
               <w:bottom w:type="dxa" w:w="70"/>
               <w:right w:type="dxa" w:w="110"/>
             </w:tcMar>
-            <w:vAlign w:val="top"/>
-          </w:tcPr>
-          <w:p>
-            <w:r>
-              <w:rPr>
-                <w:rFonts w:ascii="Calibri" w:cs="Calibri" w:eastAsia="Calibri" w:hAnsi="Calibri"/>
-                <w:b w:val="false"/>
-                <w:bCs w:val="false"/>
-                <w:sz w:val="19"/>
-                <w:szCs w:val="19"/>
-              </w:rPr>
-              <w:t xml:space="preserve">Confusion matrix included; 85% or higher on real tickets it hasn't seen; notebook saved in ml/notebooks; model exported to JSON in ml/model</w:t>
-            </w:r>
-          </w:p>
-        </w:tc>
-        <w:tc>
-          <w:tcPr>
-            <w:tcW w:type="dxa" w:w="1400"/>
+          </w:tcPr>
+          <w:p>
+            <w:pPr>
+              <w:spacing w:after="0"/>
+            </w:pPr>
+            <w:r>
+              <w:rPr>
+                <w:rFonts w:ascii="Calibri" w:cs="Calibri" w:eastAsia="Calibri" w:hAnsi="Calibri"/>
+                <w:b/>
+                <w:bCs/>
+                <w:color w:val="1F3A5F"/>
+                <w:sz w:val="19"/>
+                <w:szCs w:val="19"/>
+              </w:rPr>
+              <w:t xml:space="preserve">Given</w:t>
+            </w:r>
+            <w:r>
+              <w:rPr>
+                <w:rFonts w:ascii="Calibri" w:cs="Calibri" w:eastAsia="Calibri" w:hAnsi="Calibri"/>
+                <w:sz w:val="19"/>
+                <w:szCs w:val="19"/>
+              </w:rPr>
+              <w:t xml:space="preserve"> the trained model</w:t>
+            </w:r>
+          </w:p>
+          <w:p>
+            <w:pPr>
+              <w:spacing w:after="0"/>
+            </w:pPr>
+            <w:r>
+              <w:rPr>
+                <w:rFonts w:ascii="Calibri" w:cs="Calibri" w:eastAsia="Calibri" w:hAnsi="Calibri"/>
+                <w:b/>
+                <w:bCs/>
+                <w:color w:val="1F3A5F"/>
+                <w:sz w:val="19"/>
+                <w:szCs w:val="19"/>
+              </w:rPr>
+              <w:t xml:space="preserve">When</w:t>
+            </w:r>
+            <w:r>
+              <w:rPr>
+                <w:rFonts w:ascii="Calibri" w:cs="Calibri" w:eastAsia="Calibri" w:hAnsi="Calibri"/>
+                <w:sz w:val="19"/>
+                <w:szCs w:val="19"/>
+              </w:rPr>
+              <w:t xml:space="preserve"> it is tested on real tickets it has not seen</w:t>
+            </w:r>
+          </w:p>
+          <w:p>
+            <w:pPr>
+              <w:spacing w:after="0"/>
+            </w:pPr>
+            <w:r>
+              <w:rPr>
+                <w:rFonts w:ascii="Calibri" w:cs="Calibri" w:eastAsia="Calibri" w:hAnsi="Calibri"/>
+                <w:b/>
+                <w:bCs/>
+                <w:color w:val="1F3A5F"/>
+                <w:sz w:val="19"/>
+                <w:szCs w:val="19"/>
+              </w:rPr>
+              <w:t xml:space="preserve">Then</w:t>
+            </w:r>
+            <w:r>
+              <w:rPr>
+                <w:rFonts w:ascii="Calibri" w:cs="Calibri" w:eastAsia="Calibri" w:hAnsi="Calibri"/>
+                <w:sz w:val="19"/>
+                <w:szCs w:val="19"/>
+              </w:rPr>
+              <w:t xml:space="preserve"> accuracy is 85% or higher</w:t>
+            </w:r>
+          </w:p>
+          <w:p>
+            <w:pPr>
+              <w:spacing w:after="120"/>
+              <w:ind w:left="200"/>
+            </w:pPr>
+            <w:r>
+              <w:rPr>
+                <w:rFonts w:ascii="Calibri" w:cs="Calibri" w:eastAsia="Calibri" w:hAnsi="Calibri"/>
+                <w:b/>
+                <w:bCs/>
+                <w:color w:val="1F3A5F"/>
+                <w:sz w:val="19"/>
+                <w:szCs w:val="19"/>
+              </w:rPr>
+              <w:t xml:space="preserve">And</w:t>
+            </w:r>
+            <w:r>
+              <w:rPr>
+                <w:rFonts w:ascii="Calibri" w:cs="Calibri" w:eastAsia="Calibri" w:hAnsi="Calibri"/>
+                <w:sz w:val="19"/>
+                <w:szCs w:val="19"/>
+              </w:rPr>
+              <w:t xml:space="preserve"> a confusion matrix shows where it makes mistakes</w:t>
+            </w:r>
+          </w:p>
+          <w:p>
+            <w:pPr>
+              <w:spacing w:after="0"/>
+            </w:pPr>
+            <w:r>
+              <w:rPr>
+                <w:rFonts w:ascii="Calibri" w:cs="Calibri" w:eastAsia="Calibri" w:hAnsi="Calibri"/>
+                <w:b/>
+                <w:bCs/>
+                <w:color w:val="1F3A5F"/>
+                <w:sz w:val="19"/>
+                <w:szCs w:val="19"/>
+              </w:rPr>
+              <w:t xml:space="preserve">Given</w:t>
+            </w:r>
+            <w:r>
+              <w:rPr>
+                <w:rFonts w:ascii="Calibri" w:cs="Calibri" w:eastAsia="Calibri" w:hAnsi="Calibri"/>
+                <w:sz w:val="19"/>
+                <w:szCs w:val="19"/>
+              </w:rPr>
+              <w:t xml:space="preserve"> the final model</w:t>
+            </w:r>
+          </w:p>
+          <w:p>
+            <w:pPr>
+              <w:spacing w:after="0"/>
+            </w:pPr>
+            <w:r>
+              <w:rPr>
+                <w:rFonts w:ascii="Calibri" w:cs="Calibri" w:eastAsia="Calibri" w:hAnsi="Calibri"/>
+                <w:b/>
+                <w:bCs/>
+                <w:color w:val="1F3A5F"/>
+                <w:sz w:val="19"/>
+                <w:szCs w:val="19"/>
+              </w:rPr>
+              <w:t xml:space="preserve">When</w:t>
+            </w:r>
+            <w:r>
+              <w:rPr>
+                <w:rFonts w:ascii="Calibri" w:cs="Calibri" w:eastAsia="Calibri" w:hAnsi="Calibri"/>
+                <w:sz w:val="19"/>
+                <w:szCs w:val="19"/>
+              </w:rPr>
+              <w:t xml:space="preserve"> it is exported</w:t>
+            </w:r>
+          </w:p>
+          <w:p>
+            <w:pPr>
+              <w:spacing w:after="0"/>
+            </w:pPr>
+            <w:r>
+              <w:rPr>
+                <w:rFonts w:ascii="Calibri" w:cs="Calibri" w:eastAsia="Calibri" w:hAnsi="Calibri"/>
+                <w:b/>
+                <w:bCs/>
+                <w:color w:val="1F3A5F"/>
+                <w:sz w:val="19"/>
+                <w:szCs w:val="19"/>
+              </w:rPr>
+              <w:t xml:space="preserve">Then</w:t>
+            </w:r>
+            <w:r>
+              <w:rPr>
+                <w:rFonts w:ascii="Calibri" w:cs="Calibri" w:eastAsia="Calibri" w:hAnsi="Calibri"/>
+                <w:sz w:val="19"/>
+                <w:szCs w:val="19"/>
+              </w:rPr>
+              <w:t xml:space="preserve"> a JSON file is saved in ml/model and the notebook in ml/notebooks</w:t>
+            </w:r>
+          </w:p>
+        </w:tc>
+        <w:tc>
+          <w:tcPr>
+            <w:tcW w:type="dxa" w:w="1300"/>
             <w:tcBorders>
               <w:top w:val="single" w:color="BFBFBF" w:sz="4"/>
               <w:left w:val="single" w:color="BFBFBF" w:sz="4"/>
@@ -4316,7 +6708,7 @@
         </w:tc>
         <w:tc>
           <w:tcPr>
-            <w:tcW w:type="dxa" w:w="1700"/>
+            <w:tcW w:type="dxa" w:w="1500"/>
             <w:tcBorders>
               <w:top w:val="single" w:color="BFBFBF" w:sz="4"/>
               <w:left w:val="single" w:color="BFBFBF" w:sz="4"/>
@@ -4347,7 +6739,7 @@
         </w:tc>
         <w:tc>
           <w:tcPr>
-            <w:tcW w:type="dxa" w:w="5000"/>
+            <w:tcW w:type="dxa" w:w="4500"/>
             <w:tcBorders>
               <w:top w:val="single" w:color="BFBFBF" w:sz="4"/>
               <w:left w:val="single" w:color="BFBFBF" w:sz="4"/>
@@ -4378,7 +6770,7 @@
         </w:tc>
         <w:tc>
           <w:tcPr>
-            <w:tcW w:type="dxa" w:w="5078"/>
+            <w:tcW w:type="dxa" w:w="5978"/>
             <w:tcBorders>
               <w:top w:val="single" w:color="BFBFBF" w:sz="4"/>
               <w:left w:val="single" w:color="BFBFBF" w:sz="4"/>
@@ -4392,24 +6784,155 @@
               <w:bottom w:type="dxa" w:w="70"/>
               <w:right w:type="dxa" w:w="110"/>
             </w:tcMar>
-            <w:vAlign w:val="top"/>
-          </w:tcPr>
-          <w:p>
-            <w:r>
-              <w:rPr>
-                <w:rFonts w:ascii="Calibri" w:cs="Calibri" w:eastAsia="Calibri" w:hAnsi="Calibri"/>
-                <w:b w:val="false"/>
-                <w:bCs w:val="false"/>
-                <w:sz w:val="19"/>
-                <w:szCs w:val="19"/>
-              </w:rPr>
-              <w:t xml:space="preserve">Historical tickets imported with their original dates; seed script saved in supabase/seed so it can be run again</w:t>
-            </w:r>
-          </w:p>
-        </w:tc>
-        <w:tc>
-          <w:tcPr>
-            <w:tcW w:type="dxa" w:w="1400"/>
+          </w:tcPr>
+          <w:p>
+            <w:pPr>
+              <w:spacing w:after="0"/>
+            </w:pPr>
+            <w:r>
+              <w:rPr>
+                <w:rFonts w:ascii="Calibri" w:cs="Calibri" w:eastAsia="Calibri" w:hAnsi="Calibri"/>
+                <w:b/>
+                <w:bCs/>
+                <w:color w:val="1F3A5F"/>
+                <w:sz w:val="19"/>
+                <w:szCs w:val="19"/>
+              </w:rPr>
+              <w:t xml:space="preserve">Given</w:t>
+            </w:r>
+            <w:r>
+              <w:rPr>
+                <w:rFonts w:ascii="Calibri" w:cs="Calibri" w:eastAsia="Calibri" w:hAnsi="Calibri"/>
+                <w:sz w:val="19"/>
+                <w:szCs w:val="19"/>
+              </w:rPr>
+              <w:t xml:space="preserve"> the combined dataset</w:t>
+            </w:r>
+          </w:p>
+          <w:p>
+            <w:pPr>
+              <w:spacing w:after="0"/>
+            </w:pPr>
+            <w:r>
+              <w:rPr>
+                <w:rFonts w:ascii="Calibri" w:cs="Calibri" w:eastAsia="Calibri" w:hAnsi="Calibri"/>
+                <w:b/>
+                <w:bCs/>
+                <w:color w:val="1F3A5F"/>
+                <w:sz w:val="19"/>
+                <w:szCs w:val="19"/>
+              </w:rPr>
+              <w:t xml:space="preserve">When</w:t>
+            </w:r>
+            <w:r>
+              <w:rPr>
+                <w:rFonts w:ascii="Calibri" w:cs="Calibri" w:eastAsia="Calibri" w:hAnsi="Calibri"/>
+                <w:sz w:val="19"/>
+                <w:szCs w:val="19"/>
+              </w:rPr>
+              <w:t xml:space="preserve"> the seed script is run</w:t>
+            </w:r>
+          </w:p>
+          <w:p>
+            <w:pPr>
+              <w:spacing w:after="120"/>
+            </w:pPr>
+            <w:r>
+              <w:rPr>
+                <w:rFonts w:ascii="Calibri" w:cs="Calibri" w:eastAsia="Calibri" w:hAnsi="Calibri"/>
+                <w:b/>
+                <w:bCs/>
+                <w:color w:val="1F3A5F"/>
+                <w:sz w:val="19"/>
+                <w:szCs w:val="19"/>
+              </w:rPr>
+              <w:t xml:space="preserve">Then</w:t>
+            </w:r>
+            <w:r>
+              <w:rPr>
+                <w:rFonts w:ascii="Calibri" w:cs="Calibri" w:eastAsia="Calibri" w:hAnsi="Calibri"/>
+                <w:sz w:val="19"/>
+                <w:szCs w:val="19"/>
+              </w:rPr>
+              <w:t xml:space="preserve"> the historical tickets appear in the tickets table with their original dates</w:t>
+            </w:r>
+          </w:p>
+          <w:p>
+            <w:pPr>
+              <w:spacing w:after="0"/>
+            </w:pPr>
+            <w:r>
+              <w:rPr>
+                <w:rFonts w:ascii="Calibri" w:cs="Calibri" w:eastAsia="Calibri" w:hAnsi="Calibri"/>
+                <w:b/>
+                <w:bCs/>
+                <w:color w:val="1F3A5F"/>
+                <w:sz w:val="19"/>
+                <w:szCs w:val="19"/>
+              </w:rPr>
+              <w:t xml:space="preserve">Given</w:t>
+            </w:r>
+            <w:r>
+              <w:rPr>
+                <w:rFonts w:ascii="Calibri" w:cs="Calibri" w:eastAsia="Calibri" w:hAnsi="Calibri"/>
+                <w:sz w:val="19"/>
+                <w:szCs w:val="19"/>
+              </w:rPr>
+              <w:t xml:space="preserve"> the seed script has already run</w:t>
+            </w:r>
+          </w:p>
+          <w:p>
+            <w:pPr>
+              <w:spacing w:after="0"/>
+            </w:pPr>
+            <w:r>
+              <w:rPr>
+                <w:rFonts w:ascii="Calibri" w:cs="Calibri" w:eastAsia="Calibri" w:hAnsi="Calibri"/>
+                <w:b/>
+                <w:bCs/>
+                <w:color w:val="1F3A5F"/>
+                <w:sz w:val="19"/>
+                <w:szCs w:val="19"/>
+              </w:rPr>
+              <w:t xml:space="preserve">When</w:t>
+            </w:r>
+            <w:r>
+              <w:rPr>
+                <w:rFonts w:ascii="Calibri" w:cs="Calibri" w:eastAsia="Calibri" w:hAnsi="Calibri"/>
+                <w:sz w:val="19"/>
+                <w:szCs w:val="19"/>
+              </w:rPr>
+              <w:t xml:space="preserve"> someone runs it again</w:t>
+            </w:r>
+          </w:p>
+          <w:p>
+            <w:pPr>
+              <w:spacing w:after="0"/>
+            </w:pPr>
+            <w:r>
+              <w:rPr>
+                <w:rFonts w:ascii="Calibri" w:cs="Calibri" w:eastAsia="Calibri" w:hAnsi="Calibri"/>
+                <w:b/>
+                <w:bCs/>
+                <w:color w:val="1F3A5F"/>
+                <w:sz w:val="19"/>
+                <w:szCs w:val="19"/>
+              </w:rPr>
+              <w:t xml:space="preserve">Then</w:t>
+            </w:r>
+            <w:r>
+              <w:rPr>
+                <w:rFonts w:ascii="Calibri" w:cs="Calibri" w:eastAsia="Calibri" w:hAnsi="Calibri"/>
+                <w:sz w:val="19"/>
+                <w:szCs w:val="19"/>
+              </w:rPr>
+              <w:t xml:space="preserve"> no tickets are duplicated</w:t>
+            </w:r>
+          </w:p>
+        </w:tc>
+        <w:tc>
+          <w:tcPr>
+            <w:tcW w:type="dxa" w:w="1300"/>
             <w:tcBorders>
               <w:top w:val="single" w:color="BFBFBF" w:sz="4"/>
               <w:left w:val="single" w:color="BFBFBF" w:sz="4"/>
@@ -4457,7 +6980,7 @@
         </w:tc>
         <w:tc>
           <w:tcPr>
-            <w:tcW w:type="dxa" w:w="1700"/>
+            <w:tcW w:type="dxa" w:w="1500"/>
             <w:tcBorders>
               <w:top w:val="single" w:color="BFBFBF" w:sz="4"/>
               <w:left w:val="single" w:color="BFBFBF" w:sz="4"/>
@@ -4488,7 +7011,7 @@
         </w:tc>
         <w:tc>
           <w:tcPr>
-            <w:tcW w:type="dxa" w:w="5000"/>
+            <w:tcW w:type="dxa" w:w="4500"/>
             <w:tcBorders>
               <w:top w:val="single" w:color="BFBFBF" w:sz="4"/>
               <w:left w:val="single" w:color="BFBFBF" w:sz="4"/>
@@ -4519,7 +7042,7 @@
         </w:tc>
         <w:tc>
           <w:tcPr>
-            <w:tcW w:type="dxa" w:w="5078"/>
+            <w:tcW w:type="dxa" w:w="5978"/>
             <w:tcBorders>
               <w:top w:val="single" w:color="BFBFBF" w:sz="4"/>
               <w:left w:val="single" w:color="BFBFBF" w:sz="4"/>
@@ -4533,24 +7056,227 @@
               <w:bottom w:type="dxa" w:w="70"/>
               <w:right w:type="dxa" w:w="110"/>
             </w:tcMar>
-            <w:vAlign w:val="top"/>
-          </w:tcPr>
-          <w:p>
-            <w:r>
-              <w:rPr>
-                <w:rFonts w:ascii="Calibri" w:cs="Calibri" w:eastAsia="Calibri" w:hAnsi="Calibri"/>
-                <w:b w:val="false"/>
-                <w:bCs w:val="false"/>
-                <w:sz w:val="19"/>
-                <w:szCs w:val="19"/>
-              </w:rPr>
-              <w:t xml:space="preserve">App layout with a menu that changes by role; colour contrast meets WCAG 2.1 AA</w:t>
-            </w:r>
-          </w:p>
-        </w:tc>
-        <w:tc>
-          <w:tcPr>
-            <w:tcW w:type="dxa" w:w="1400"/>
+          </w:tcPr>
+          <w:p>
+            <w:pPr>
+              <w:spacing w:after="0"/>
+            </w:pPr>
+            <w:r>
+              <w:rPr>
+                <w:rFonts w:ascii="Calibri" w:cs="Calibri" w:eastAsia="Calibri" w:hAnsi="Calibri"/>
+                <w:b/>
+                <w:bCs/>
+                <w:color w:val="1F3A5F"/>
+                <w:sz w:val="19"/>
+                <w:szCs w:val="19"/>
+              </w:rPr>
+              <w:t xml:space="preserve">Given</w:t>
+            </w:r>
+            <w:r>
+              <w:rPr>
+                <w:rFonts w:ascii="Calibri" w:cs="Calibri" w:eastAsia="Calibri" w:hAnsi="Calibri"/>
+                <w:sz w:val="19"/>
+                <w:szCs w:val="19"/>
+              </w:rPr>
+              <w:t xml:space="preserve"> I am signed in as staff</w:t>
+            </w:r>
+          </w:p>
+          <w:p>
+            <w:pPr>
+              <w:spacing w:after="0"/>
+            </w:pPr>
+            <w:r>
+              <w:rPr>
+                <w:rFonts w:ascii="Calibri" w:cs="Calibri" w:eastAsia="Calibri" w:hAnsi="Calibri"/>
+                <w:b/>
+                <w:bCs/>
+                <w:color w:val="1F3A5F"/>
+                <w:sz w:val="19"/>
+                <w:szCs w:val="19"/>
+              </w:rPr>
+              <w:t xml:space="preserve">When</w:t>
+            </w:r>
+            <w:r>
+              <w:rPr>
+                <w:rFonts w:ascii="Calibri" w:cs="Calibri" w:eastAsia="Calibri" w:hAnsi="Calibri"/>
+                <w:sz w:val="19"/>
+                <w:szCs w:val="19"/>
+              </w:rPr>
+              <w:t xml:space="preserve"> I open the menu</w:t>
+            </w:r>
+          </w:p>
+          <w:p>
+            <w:pPr>
+              <w:spacing w:after="120"/>
+            </w:pPr>
+            <w:r>
+              <w:rPr>
+                <w:rFonts w:ascii="Calibri" w:cs="Calibri" w:eastAsia="Calibri" w:hAnsi="Calibri"/>
+                <w:b/>
+                <w:bCs/>
+                <w:color w:val="1F3A5F"/>
+                <w:sz w:val="19"/>
+                <w:szCs w:val="19"/>
+              </w:rPr>
+              <w:t xml:space="preserve">Then</w:t>
+            </w:r>
+            <w:r>
+              <w:rPr>
+                <w:rFonts w:ascii="Calibri" w:cs="Calibri" w:eastAsia="Calibri" w:hAnsi="Calibri"/>
+                <w:sz w:val="19"/>
+                <w:szCs w:val="19"/>
+              </w:rPr>
+              <w:t xml:space="preserve"> I see Submit request and My requests only</w:t>
+            </w:r>
+          </w:p>
+          <w:p>
+            <w:pPr>
+              <w:spacing w:after="0"/>
+            </w:pPr>
+            <w:r>
+              <w:rPr>
+                <w:rFonts w:ascii="Calibri" w:cs="Calibri" w:eastAsia="Calibri" w:hAnsi="Calibri"/>
+                <w:b/>
+                <w:bCs/>
+                <w:color w:val="1F3A5F"/>
+                <w:sz w:val="19"/>
+                <w:szCs w:val="19"/>
+              </w:rPr>
+              <w:t xml:space="preserve">Given</w:t>
+            </w:r>
+            <w:r>
+              <w:rPr>
+                <w:rFonts w:ascii="Calibri" w:cs="Calibri" w:eastAsia="Calibri" w:hAnsi="Calibri"/>
+                <w:sz w:val="19"/>
+                <w:szCs w:val="19"/>
+              </w:rPr>
+              <w:t xml:space="preserve"> I am signed in as an agent</w:t>
+            </w:r>
+          </w:p>
+          <w:p>
+            <w:pPr>
+              <w:spacing w:after="0"/>
+            </w:pPr>
+            <w:r>
+              <w:rPr>
+                <w:rFonts w:ascii="Calibri" w:cs="Calibri" w:eastAsia="Calibri" w:hAnsi="Calibri"/>
+                <w:b/>
+                <w:bCs/>
+                <w:color w:val="1F3A5F"/>
+                <w:sz w:val="19"/>
+                <w:szCs w:val="19"/>
+              </w:rPr>
+              <w:t xml:space="preserve">When</w:t>
+            </w:r>
+            <w:r>
+              <w:rPr>
+                <w:rFonts w:ascii="Calibri" w:cs="Calibri" w:eastAsia="Calibri" w:hAnsi="Calibri"/>
+                <w:sz w:val="19"/>
+                <w:szCs w:val="19"/>
+              </w:rPr>
+              <w:t xml:space="preserve"> I open the menu</w:t>
+            </w:r>
+          </w:p>
+          <w:p>
+            <w:pPr>
+              <w:spacing w:after="120"/>
+            </w:pPr>
+            <w:r>
+              <w:rPr>
+                <w:rFonts w:ascii="Calibri" w:cs="Calibri" w:eastAsia="Calibri" w:hAnsi="Calibri"/>
+                <w:b/>
+                <w:bCs/>
+                <w:color w:val="1F3A5F"/>
+                <w:sz w:val="19"/>
+                <w:szCs w:val="19"/>
+              </w:rPr>
+              <w:t xml:space="preserve">Then</w:t>
+            </w:r>
+            <w:r>
+              <w:rPr>
+                <w:rFonts w:ascii="Calibri" w:cs="Calibri" w:eastAsia="Calibri" w:hAnsi="Calibri"/>
+                <w:sz w:val="19"/>
+                <w:szCs w:val="19"/>
+              </w:rPr>
+              <w:t xml:space="preserve"> I see Inbox and Templates</w:t>
+            </w:r>
+          </w:p>
+          <w:p>
+            <w:pPr>
+              <w:spacing w:after="0"/>
+            </w:pPr>
+            <w:r>
+              <w:rPr>
+                <w:rFonts w:ascii="Calibri" w:cs="Calibri" w:eastAsia="Calibri" w:hAnsi="Calibri"/>
+                <w:b/>
+                <w:bCs/>
+                <w:color w:val="1F3A5F"/>
+                <w:sz w:val="19"/>
+                <w:szCs w:val="19"/>
+              </w:rPr>
+              <w:t xml:space="preserve">Given</w:t>
+            </w:r>
+            <w:r>
+              <w:rPr>
+                <w:rFonts w:ascii="Calibri" w:cs="Calibri" w:eastAsia="Calibri" w:hAnsi="Calibri"/>
+                <w:sz w:val="19"/>
+                <w:szCs w:val="19"/>
+              </w:rPr>
+              <w:t xml:space="preserve"> any screen</w:t>
+            </w:r>
+          </w:p>
+          <w:p>
+            <w:pPr>
+              <w:spacing w:after="0"/>
+            </w:pPr>
+            <w:r>
+              <w:rPr>
+                <w:rFonts w:ascii="Calibri" w:cs="Calibri" w:eastAsia="Calibri" w:hAnsi="Calibri"/>
+                <w:b/>
+                <w:bCs/>
+                <w:color w:val="1F3A5F"/>
+                <w:sz w:val="19"/>
+                <w:szCs w:val="19"/>
+              </w:rPr>
+              <w:t xml:space="preserve">When</w:t>
+            </w:r>
+            <w:r>
+              <w:rPr>
+                <w:rFonts w:ascii="Calibri" w:cs="Calibri" w:eastAsia="Calibri" w:hAnsi="Calibri"/>
+                <w:sz w:val="19"/>
+                <w:szCs w:val="19"/>
+              </w:rPr>
+              <w:t xml:space="preserve"> it is checked with a contrast checker</w:t>
+            </w:r>
+          </w:p>
+          <w:p>
+            <w:pPr>
+              <w:spacing w:after="0"/>
+            </w:pPr>
+            <w:r>
+              <w:rPr>
+                <w:rFonts w:ascii="Calibri" w:cs="Calibri" w:eastAsia="Calibri" w:hAnsi="Calibri"/>
+                <w:b/>
+                <w:bCs/>
+                <w:color w:val="1F3A5F"/>
+                <w:sz w:val="19"/>
+                <w:szCs w:val="19"/>
+              </w:rPr>
+              <w:t xml:space="preserve">Then</w:t>
+            </w:r>
+            <w:r>
+              <w:rPr>
+                <w:rFonts w:ascii="Calibri" w:cs="Calibri" w:eastAsia="Calibri" w:hAnsi="Calibri"/>
+                <w:sz w:val="19"/>
+                <w:szCs w:val="19"/>
+              </w:rPr>
+              <w:t xml:space="preserve"> the text meets WCAG 2.1 AA</w:t>
+            </w:r>
+          </w:p>
+        </w:tc>
+        <w:tc>
+          <w:tcPr>
+            <w:tcW w:type="dxa" w:w="1300"/>
             <w:tcBorders>
               <w:top w:val="single" w:color="BFBFBF" w:sz="4"/>
               <w:left w:val="single" w:color="BFBFBF" w:sz="4"/>
@@ -4598,7 +7324,7 @@
         </w:tc>
         <w:tc>
           <w:tcPr>
-            <w:tcW w:type="dxa" w:w="1700"/>
+            <w:tcW w:type="dxa" w:w="1500"/>
             <w:tcBorders>
               <w:top w:val="single" w:color="BFBFBF" w:sz="4"/>
               <w:left w:val="single" w:color="BFBFBF" w:sz="4"/>
@@ -4629,7 +7355,7 @@
         </w:tc>
         <w:tc>
           <w:tcPr>
-            <w:tcW w:type="dxa" w:w="5000"/>
+            <w:tcW w:type="dxa" w:w="4500"/>
             <w:tcBorders>
               <w:top w:val="single" w:color="BFBFBF" w:sz="4"/>
               <w:left w:val="single" w:color="BFBFBF" w:sz="4"/>
@@ -4660,7 +7386,7 @@
         </w:tc>
         <w:tc>
           <w:tcPr>
-            <w:tcW w:type="dxa" w:w="5078"/>
+            <w:tcW w:type="dxa" w:w="5978"/>
             <w:tcBorders>
               <w:top w:val="single" w:color="BFBFBF" w:sz="4"/>
               <w:left w:val="single" w:color="BFBFBF" w:sz="4"/>
@@ -4674,24 +7400,227 @@
               <w:bottom w:type="dxa" w:w="70"/>
               <w:right w:type="dxa" w:w="110"/>
             </w:tcMar>
-            <w:vAlign w:val="top"/>
-          </w:tcPr>
-          <w:p>
-            <w:r>
-              <w:rPr>
-                <w:rFonts w:ascii="Calibri" w:cs="Calibri" w:eastAsia="Calibri" w:hAnsi="Calibri"/>
-                <w:b w:val="false"/>
-                <w:bCs w:val="false"/>
-                <w:sz w:val="19"/>
-                <w:szCs w:val="19"/>
-              </w:rPr>
-              <w:t xml:space="preserve">Shows only my department's tickets; most urgent first, then oldest; filter by status; "Needs review" tickets clearly marked</w:t>
-            </w:r>
-          </w:p>
-        </w:tc>
-        <w:tc>
-          <w:tcPr>
-            <w:tcW w:type="dxa" w:w="1400"/>
+          </w:tcPr>
+          <w:p>
+            <w:pPr>
+              <w:spacing w:after="0"/>
+            </w:pPr>
+            <w:r>
+              <w:rPr>
+                <w:rFonts w:ascii="Calibri" w:cs="Calibri" w:eastAsia="Calibri" w:hAnsi="Calibri"/>
+                <w:b/>
+                <w:bCs/>
+                <w:color w:val="1F3A5F"/>
+                <w:sz w:val="19"/>
+                <w:szCs w:val="19"/>
+              </w:rPr>
+              <w:t xml:space="preserve">Given</w:t>
+            </w:r>
+            <w:r>
+              <w:rPr>
+                <w:rFonts w:ascii="Calibri" w:cs="Calibri" w:eastAsia="Calibri" w:hAnsi="Calibri"/>
+                <w:sz w:val="19"/>
+                <w:szCs w:val="19"/>
+              </w:rPr>
+              <w:t xml:space="preserve"> I am an IT agent</w:t>
+            </w:r>
+          </w:p>
+          <w:p>
+            <w:pPr>
+              <w:spacing w:after="0"/>
+            </w:pPr>
+            <w:r>
+              <w:rPr>
+                <w:rFonts w:ascii="Calibri" w:cs="Calibri" w:eastAsia="Calibri" w:hAnsi="Calibri"/>
+                <w:b/>
+                <w:bCs/>
+                <w:color w:val="1F3A5F"/>
+                <w:sz w:val="19"/>
+                <w:szCs w:val="19"/>
+              </w:rPr>
+              <w:t xml:space="preserve">When</w:t>
+            </w:r>
+            <w:r>
+              <w:rPr>
+                <w:rFonts w:ascii="Calibri" w:cs="Calibri" w:eastAsia="Calibri" w:hAnsi="Calibri"/>
+                <w:sz w:val="19"/>
+                <w:szCs w:val="19"/>
+              </w:rPr>
+              <w:t xml:space="preserve"> I open my inbox</w:t>
+            </w:r>
+          </w:p>
+          <w:p>
+            <w:pPr>
+              <w:spacing w:after="120"/>
+            </w:pPr>
+            <w:r>
+              <w:rPr>
+                <w:rFonts w:ascii="Calibri" w:cs="Calibri" w:eastAsia="Calibri" w:hAnsi="Calibri"/>
+                <w:b/>
+                <w:bCs/>
+                <w:color w:val="1F3A5F"/>
+                <w:sz w:val="19"/>
+                <w:szCs w:val="19"/>
+              </w:rPr>
+              <w:t xml:space="preserve">Then</w:t>
+            </w:r>
+            <w:r>
+              <w:rPr>
+                <w:rFonts w:ascii="Calibri" w:cs="Calibri" w:eastAsia="Calibri" w:hAnsi="Calibri"/>
+                <w:sz w:val="19"/>
+                <w:szCs w:val="19"/>
+              </w:rPr>
+              <w:t xml:space="preserve"> I see only IT tickets, most urgent first, then oldest</w:t>
+            </w:r>
+          </w:p>
+          <w:p>
+            <w:pPr>
+              <w:spacing w:after="0"/>
+            </w:pPr>
+            <w:r>
+              <w:rPr>
+                <w:rFonts w:ascii="Calibri" w:cs="Calibri" w:eastAsia="Calibri" w:hAnsi="Calibri"/>
+                <w:b/>
+                <w:bCs/>
+                <w:color w:val="1F3A5F"/>
+                <w:sz w:val="19"/>
+                <w:szCs w:val="19"/>
+              </w:rPr>
+              <w:t xml:space="preserve">Given</w:t>
+            </w:r>
+            <w:r>
+              <w:rPr>
+                <w:rFonts w:ascii="Calibri" w:cs="Calibri" w:eastAsia="Calibri" w:hAnsi="Calibri"/>
+                <w:sz w:val="19"/>
+                <w:szCs w:val="19"/>
+              </w:rPr>
+              <w:t xml:space="preserve"> my inbox</w:t>
+            </w:r>
+          </w:p>
+          <w:p>
+            <w:pPr>
+              <w:spacing w:after="0"/>
+            </w:pPr>
+            <w:r>
+              <w:rPr>
+                <w:rFonts w:ascii="Calibri" w:cs="Calibri" w:eastAsia="Calibri" w:hAnsi="Calibri"/>
+                <w:b/>
+                <w:bCs/>
+                <w:color w:val="1F3A5F"/>
+                <w:sz w:val="19"/>
+                <w:szCs w:val="19"/>
+              </w:rPr>
+              <w:t xml:space="preserve">When</w:t>
+            </w:r>
+            <w:r>
+              <w:rPr>
+                <w:rFonts w:ascii="Calibri" w:cs="Calibri" w:eastAsia="Calibri" w:hAnsi="Calibri"/>
+                <w:sz w:val="19"/>
+                <w:szCs w:val="19"/>
+              </w:rPr>
+              <w:t xml:space="preserve"> I filter by Answered</w:t>
+            </w:r>
+          </w:p>
+          <w:p>
+            <w:pPr>
+              <w:spacing w:after="120"/>
+            </w:pPr>
+            <w:r>
+              <w:rPr>
+                <w:rFonts w:ascii="Calibri" w:cs="Calibri" w:eastAsia="Calibri" w:hAnsi="Calibri"/>
+                <w:b/>
+                <w:bCs/>
+                <w:color w:val="1F3A5F"/>
+                <w:sz w:val="19"/>
+                <w:szCs w:val="19"/>
+              </w:rPr>
+              <w:t xml:space="preserve">Then</w:t>
+            </w:r>
+            <w:r>
+              <w:rPr>
+                <w:rFonts w:ascii="Calibri" w:cs="Calibri" w:eastAsia="Calibri" w:hAnsi="Calibri"/>
+                <w:sz w:val="19"/>
+                <w:szCs w:val="19"/>
+              </w:rPr>
+              <w:t xml:space="preserve"> only answered tickets are shown</w:t>
+            </w:r>
+          </w:p>
+          <w:p>
+            <w:pPr>
+              <w:spacing w:after="0"/>
+            </w:pPr>
+            <w:r>
+              <w:rPr>
+                <w:rFonts w:ascii="Calibri" w:cs="Calibri" w:eastAsia="Calibri" w:hAnsi="Calibri"/>
+                <w:b/>
+                <w:bCs/>
+                <w:color w:val="1F3A5F"/>
+                <w:sz w:val="19"/>
+                <w:szCs w:val="19"/>
+              </w:rPr>
+              <w:t xml:space="preserve">Given</w:t>
+            </w:r>
+            <w:r>
+              <w:rPr>
+                <w:rFonts w:ascii="Calibri" w:cs="Calibri" w:eastAsia="Calibri" w:hAnsi="Calibri"/>
+                <w:sz w:val="19"/>
+                <w:szCs w:val="19"/>
+              </w:rPr>
+              <w:t xml:space="preserve"> a ticket is flagged "Needs review"</w:t>
+            </w:r>
+          </w:p>
+          <w:p>
+            <w:pPr>
+              <w:spacing w:after="0"/>
+            </w:pPr>
+            <w:r>
+              <w:rPr>
+                <w:rFonts w:ascii="Calibri" w:cs="Calibri" w:eastAsia="Calibri" w:hAnsi="Calibri"/>
+                <w:b/>
+                <w:bCs/>
+                <w:color w:val="1F3A5F"/>
+                <w:sz w:val="19"/>
+                <w:szCs w:val="19"/>
+              </w:rPr>
+              <w:t xml:space="preserve">When</w:t>
+            </w:r>
+            <w:r>
+              <w:rPr>
+                <w:rFonts w:ascii="Calibri" w:cs="Calibri" w:eastAsia="Calibri" w:hAnsi="Calibri"/>
+                <w:sz w:val="19"/>
+                <w:szCs w:val="19"/>
+              </w:rPr>
+              <w:t xml:space="preserve"> I view the inbox</w:t>
+            </w:r>
+          </w:p>
+          <w:p>
+            <w:pPr>
+              <w:spacing w:after="0"/>
+            </w:pPr>
+            <w:r>
+              <w:rPr>
+                <w:rFonts w:ascii="Calibri" w:cs="Calibri" w:eastAsia="Calibri" w:hAnsi="Calibri"/>
+                <w:b/>
+                <w:bCs/>
+                <w:color w:val="1F3A5F"/>
+                <w:sz w:val="19"/>
+                <w:szCs w:val="19"/>
+              </w:rPr>
+              <w:t xml:space="preserve">Then</w:t>
+            </w:r>
+            <w:r>
+              <w:rPr>
+                <w:rFonts w:ascii="Calibri" w:cs="Calibri" w:eastAsia="Calibri" w:hAnsi="Calibri"/>
+                <w:sz w:val="19"/>
+                <w:szCs w:val="19"/>
+              </w:rPr>
+              <w:t xml:space="preserve"> that ticket is clearly marked</w:t>
+            </w:r>
+          </w:p>
+        </w:tc>
+        <w:tc>
+          <w:tcPr>
+            <w:tcW w:type="dxa" w:w="1300"/>
             <w:tcBorders>
               <w:top w:val="single" w:color="BFBFBF" w:sz="4"/>
               <w:left w:val="single" w:color="BFBFBF" w:sz="4"/>
@@ -4727,41 +7656,41 @@
         </w:trPr>
         <w:tc>
           <w:tcPr>
+            <w:tcW w:type="dxa" w:w="1400"/>
+            <w:vMerge w:val="restart"/>
+            <w:tcBorders>
+              <w:top w:val="single" w:color="BFBFBF" w:sz="4"/>
+              <w:left w:val="single" w:color="BFBFBF" w:sz="4"/>
+              <w:bottom w:val="single" w:color="BFBFBF" w:sz="4"/>
+              <w:right w:val="single" w:color="BFBFBF" w:sz="4"/>
+            </w:tcBorders>
+            <w:tcMar>
+              <w:top w:type="dxa" w:w="70"/>
+              <w:left w:type="dxa" w:w="110"/>
+              <w:bottom w:type="dxa" w:w="70"/>
+              <w:right w:type="dxa" w:w="110"/>
+            </w:tcMar>
+            <w:vAlign w:val="center"/>
+          </w:tcPr>
+          <w:p>
+            <w:pPr>
+              <w:jc w:val="center"/>
+            </w:pPr>
+            <w:r>
+              <w:rPr>
+                <w:rFonts w:ascii="Calibri" w:cs="Calibri" w:eastAsia="Calibri" w:hAnsi="Calibri"/>
+                <w:b/>
+                <w:bCs/>
+                <w:sz w:val="19"/>
+                <w:szCs w:val="19"/>
+              </w:rPr>
+              <w:t xml:space="preserve">Tue 27 Oct</w:t>
+            </w:r>
+          </w:p>
+        </w:tc>
+        <w:tc>
+          <w:tcPr>
             <w:tcW w:type="dxa" w:w="1500"/>
-            <w:vMerge w:val="restart"/>
-            <w:tcBorders>
-              <w:top w:val="single" w:color="BFBFBF" w:sz="4"/>
-              <w:left w:val="single" w:color="BFBFBF" w:sz="4"/>
-              <w:bottom w:val="single" w:color="BFBFBF" w:sz="4"/>
-              <w:right w:val="single" w:color="BFBFBF" w:sz="4"/>
-            </w:tcBorders>
-            <w:tcMar>
-              <w:top w:type="dxa" w:w="70"/>
-              <w:left w:type="dxa" w:w="110"/>
-              <w:bottom w:type="dxa" w:w="70"/>
-              <w:right w:type="dxa" w:w="110"/>
-            </w:tcMar>
-            <w:vAlign w:val="center"/>
-          </w:tcPr>
-          <w:p>
-            <w:pPr>
-              <w:jc w:val="center"/>
-            </w:pPr>
-            <w:r>
-              <w:rPr>
-                <w:rFonts w:ascii="Calibri" w:cs="Calibri" w:eastAsia="Calibri" w:hAnsi="Calibri"/>
-                <w:b/>
-                <w:bCs/>
-                <w:sz w:val="19"/>
-                <w:szCs w:val="19"/>
-              </w:rPr>
-              <w:t xml:space="preserve">Tue 27 Oct</w:t>
-            </w:r>
-          </w:p>
-        </w:tc>
-        <w:tc>
-          <w:tcPr>
-            <w:tcW w:type="dxa" w:w="1700"/>
             <w:tcBorders>
               <w:top w:val="single" w:color="BFBFBF" w:sz="4"/>
               <w:left w:val="single" w:color="BFBFBF" w:sz="4"/>
@@ -4791,7 +7720,7 @@
         </w:tc>
         <w:tc>
           <w:tcPr>
-            <w:tcW w:type="dxa" w:w="5000"/>
+            <w:tcW w:type="dxa" w:w="4500"/>
             <w:tcBorders>
               <w:top w:val="single" w:color="BFBFBF" w:sz="4"/>
               <w:left w:val="single" w:color="BFBFBF" w:sz="4"/>
@@ -4821,37 +7750,146 @@
         </w:tc>
         <w:tc>
           <w:tcPr>
-            <w:tcW w:type="dxa" w:w="5078"/>
-            <w:tcBorders>
-              <w:top w:val="single" w:color="BFBFBF" w:sz="4"/>
-              <w:left w:val="single" w:color="BFBFBF" w:sz="4"/>
-              <w:bottom w:val="single" w:color="BFBFBF" w:sz="4"/>
-              <w:right w:val="single" w:color="BFBFBF" w:sz="4"/>
-            </w:tcBorders>
-            <w:tcMar>
-              <w:top w:type="dxa" w:w="70"/>
-              <w:left w:type="dxa" w:w="110"/>
-              <w:bottom w:type="dxa" w:w="70"/>
-              <w:right w:type="dxa" w:w="110"/>
-            </w:tcMar>
-            <w:vAlign w:val="top"/>
-          </w:tcPr>
-          <w:p>
-            <w:r>
-              <w:rPr>
-                <w:rFonts w:ascii="Calibri" w:cs="Calibri" w:eastAsia="Calibri" w:hAnsi="Calibri"/>
-                <w:b w:val="false"/>
-                <w:bCs w:val="false"/>
-                <w:sz w:val="19"/>
-                <w:szCs w:val="19"/>
-              </w:rPr>
-              <w:t xml:space="preserve">Architecture diagram; each component and why it was chosen; data model</w:t>
-            </w:r>
-          </w:p>
-        </w:tc>
-        <w:tc>
-          <w:tcPr>
-            <w:tcW w:type="dxa" w:w="1400"/>
+            <w:tcW w:type="dxa" w:w="5978"/>
+            <w:tcBorders>
+              <w:top w:val="single" w:color="BFBFBF" w:sz="4"/>
+              <w:left w:val="single" w:color="BFBFBF" w:sz="4"/>
+              <w:bottom w:val="single" w:color="BFBFBF" w:sz="4"/>
+              <w:right w:val="single" w:color="BFBFBF" w:sz="4"/>
+            </w:tcBorders>
+            <w:tcMar>
+              <w:top w:type="dxa" w:w="70"/>
+              <w:left w:type="dxa" w:w="110"/>
+              <w:bottom w:type="dxa" w:w="70"/>
+              <w:right w:type="dxa" w:w="110"/>
+            </w:tcMar>
+          </w:tcPr>
+          <w:p>
+            <w:pPr>
+              <w:spacing w:after="0"/>
+            </w:pPr>
+            <w:r>
+              <w:rPr>
+                <w:rFonts w:ascii="Calibri" w:cs="Calibri" w:eastAsia="Calibri" w:hAnsi="Calibri"/>
+                <w:b/>
+                <w:bCs/>
+                <w:color w:val="1F3A5F"/>
+                <w:sz w:val="19"/>
+                <w:szCs w:val="19"/>
+              </w:rPr>
+              <w:t xml:space="preserve">Given</w:t>
+            </w:r>
+            <w:r>
+              <w:rPr>
+                <w:rFonts w:ascii="Calibri" w:cs="Calibri" w:eastAsia="Calibri" w:hAnsi="Calibri"/>
+                <w:sz w:val="19"/>
+                <w:szCs w:val="19"/>
+              </w:rPr>
+              <w:t xml:space="preserve"> the architecture document in /docs</w:t>
+            </w:r>
+          </w:p>
+          <w:p>
+            <w:pPr>
+              <w:spacing w:after="0"/>
+            </w:pPr>
+            <w:r>
+              <w:rPr>
+                <w:rFonts w:ascii="Calibri" w:cs="Calibri" w:eastAsia="Calibri" w:hAnsi="Calibri"/>
+                <w:b/>
+                <w:bCs/>
+                <w:color w:val="1F3A5F"/>
+                <w:sz w:val="19"/>
+                <w:szCs w:val="19"/>
+              </w:rPr>
+              <w:t xml:space="preserve">When</w:t>
+            </w:r>
+            <w:r>
+              <w:rPr>
+                <w:rFonts w:ascii="Calibri" w:cs="Calibri" w:eastAsia="Calibri" w:hAnsi="Calibri"/>
+                <w:sz w:val="19"/>
+                <w:szCs w:val="19"/>
+              </w:rPr>
+              <w:t xml:space="preserve"> an assessor reads it</w:t>
+            </w:r>
+          </w:p>
+          <w:p>
+            <w:pPr>
+              <w:spacing w:after="0"/>
+            </w:pPr>
+            <w:r>
+              <w:rPr>
+                <w:rFonts w:ascii="Calibri" w:cs="Calibri" w:eastAsia="Calibri" w:hAnsi="Calibri"/>
+                <w:b/>
+                <w:bCs/>
+                <w:color w:val="1F3A5F"/>
+                <w:sz w:val="19"/>
+                <w:szCs w:val="19"/>
+              </w:rPr>
+              <w:t xml:space="preserve">Then</w:t>
+            </w:r>
+            <w:r>
+              <w:rPr>
+                <w:rFonts w:ascii="Calibri" w:cs="Calibri" w:eastAsia="Calibri" w:hAnsi="Calibri"/>
+                <w:sz w:val="19"/>
+                <w:szCs w:val="19"/>
+              </w:rPr>
+              <w:t xml:space="preserve"> they see a diagram of all components</w:t>
+            </w:r>
+          </w:p>
+          <w:p>
+            <w:pPr>
+              <w:spacing w:after="0"/>
+              <w:ind w:left="200"/>
+            </w:pPr>
+            <w:r>
+              <w:rPr>
+                <w:rFonts w:ascii="Calibri" w:cs="Calibri" w:eastAsia="Calibri" w:hAnsi="Calibri"/>
+                <w:b/>
+                <w:bCs/>
+                <w:color w:val="1F3A5F"/>
+                <w:sz w:val="19"/>
+                <w:szCs w:val="19"/>
+              </w:rPr>
+              <w:t xml:space="preserve">And</w:t>
+            </w:r>
+            <w:r>
+              <w:rPr>
+                <w:rFonts w:ascii="Calibri" w:cs="Calibri" w:eastAsia="Calibri" w:hAnsi="Calibri"/>
+                <w:sz w:val="19"/>
+                <w:szCs w:val="19"/>
+              </w:rPr>
+              <w:t xml:space="preserve"> why each one was chosen</w:t>
+            </w:r>
+          </w:p>
+          <w:p>
+            <w:pPr>
+              <w:spacing w:after="0"/>
+              <w:ind w:left="200"/>
+            </w:pPr>
+            <w:r>
+              <w:rPr>
+                <w:rFonts w:ascii="Calibri" w:cs="Calibri" w:eastAsia="Calibri" w:hAnsi="Calibri"/>
+                <w:b/>
+                <w:bCs/>
+                <w:color w:val="1F3A5F"/>
+                <w:sz w:val="19"/>
+                <w:szCs w:val="19"/>
+              </w:rPr>
+              <w:t xml:space="preserve">And</w:t>
+            </w:r>
+            <w:r>
+              <w:rPr>
+                <w:rFonts w:ascii="Calibri" w:cs="Calibri" w:eastAsia="Calibri" w:hAnsi="Calibri"/>
+                <w:sz w:val="19"/>
+                <w:szCs w:val="19"/>
+              </w:rPr>
+              <w:t xml:space="preserve"> the data model</w:t>
+            </w:r>
+          </w:p>
+        </w:tc>
+        <w:tc>
+          <w:tcPr>
+            <w:tcW w:type="dxa" w:w="1300"/>
             <w:tcBorders>
               <w:top w:val="single" w:color="BFBFBF" w:sz="4"/>
               <w:left w:val="single" w:color="BFBFBF" w:sz="4"/>
@@ -4898,7 +7936,7 @@
         </w:tc>
         <w:tc>
           <w:tcPr>
-            <w:tcW w:type="dxa" w:w="1700"/>
+            <w:tcW w:type="dxa" w:w="1500"/>
             <w:tcBorders>
               <w:top w:val="single" w:color="BFBFBF" w:sz="4"/>
               <w:left w:val="single" w:color="BFBFBF" w:sz="4"/>
@@ -4928,7 +7966,7 @@
         </w:tc>
         <w:tc>
           <w:tcPr>
-            <w:tcW w:type="dxa" w:w="5000"/>
+            <w:tcW w:type="dxa" w:w="4500"/>
             <w:tcBorders>
               <w:top w:val="single" w:color="BFBFBF" w:sz="4"/>
               <w:left w:val="single" w:color="BFBFBF" w:sz="4"/>
@@ -4958,37 +7996,168 @@
         </w:tc>
         <w:tc>
           <w:tcPr>
-            <w:tcW w:type="dxa" w:w="5078"/>
-            <w:tcBorders>
-              <w:top w:val="single" w:color="BFBFBF" w:sz="4"/>
-              <w:left w:val="single" w:color="BFBFBF" w:sz="4"/>
-              <w:bottom w:val="single" w:color="BFBFBF" w:sz="4"/>
-              <w:right w:val="single" w:color="BFBFBF" w:sz="4"/>
-            </w:tcBorders>
-            <w:tcMar>
-              <w:top w:type="dxa" w:w="70"/>
-              <w:left w:type="dxa" w:w="110"/>
-              <w:bottom w:type="dxa" w:w="70"/>
-              <w:right w:type="dxa" w:w="110"/>
-            </w:tcMar>
-            <w:vAlign w:val="top"/>
-          </w:tcPr>
-          <w:p>
-            <w:r>
-              <w:rPr>
-                <w:rFonts w:ascii="Calibri" w:cs="Calibri" w:eastAsia="Calibri" w:hAnsi="Calibri"/>
-                <w:b w:val="false"/>
-                <w:bCs w:val="false"/>
-                <w:sz w:val="19"/>
-                <w:szCs w:val="19"/>
-              </w:rPr>
-              <w:t xml:space="preserve">The test version of /api/classify replaced by the real model; returns department and confidence in under one second; result saved to classifications with the model version</w:t>
-            </w:r>
-          </w:p>
-        </w:tc>
-        <w:tc>
-          <w:tcPr>
-            <w:tcW w:type="dxa" w:w="1400"/>
+            <w:tcW w:type="dxa" w:w="5978"/>
+            <w:tcBorders>
+              <w:top w:val="single" w:color="BFBFBF" w:sz="4"/>
+              <w:left w:val="single" w:color="BFBFBF" w:sz="4"/>
+              <w:bottom w:val="single" w:color="BFBFBF" w:sz="4"/>
+              <w:right w:val="single" w:color="BFBFBF" w:sz="4"/>
+            </w:tcBorders>
+            <w:tcMar>
+              <w:top w:type="dxa" w:w="70"/>
+              <w:left w:type="dxa" w:w="110"/>
+              <w:bottom w:type="dxa" w:w="70"/>
+              <w:right w:type="dxa" w:w="110"/>
+            </w:tcMar>
+          </w:tcPr>
+          <w:p>
+            <w:pPr>
+              <w:spacing w:after="0"/>
+            </w:pPr>
+            <w:r>
+              <w:rPr>
+                <w:rFonts w:ascii="Calibri" w:cs="Calibri" w:eastAsia="Calibri" w:hAnsi="Calibri"/>
+                <w:b/>
+                <w:bCs/>
+                <w:color w:val="1F3A5F"/>
+                <w:sz w:val="19"/>
+                <w:szCs w:val="19"/>
+              </w:rPr>
+              <w:t xml:space="preserve">Given</w:t>
+            </w:r>
+            <w:r>
+              <w:rPr>
+                <w:rFonts w:ascii="Calibri" w:cs="Calibri" w:eastAsia="Calibri" w:hAnsi="Calibri"/>
+                <w:sz w:val="19"/>
+                <w:szCs w:val="19"/>
+              </w:rPr>
+              <w:t xml:space="preserve"> I submit "My payslip is wrong"</w:t>
+            </w:r>
+          </w:p>
+          <w:p>
+            <w:pPr>
+              <w:spacing w:after="0"/>
+            </w:pPr>
+            <w:r>
+              <w:rPr>
+                <w:rFonts w:ascii="Calibri" w:cs="Calibri" w:eastAsia="Calibri" w:hAnsi="Calibri"/>
+                <w:b/>
+                <w:bCs/>
+                <w:color w:val="1F3A5F"/>
+                <w:sz w:val="19"/>
+                <w:szCs w:val="19"/>
+              </w:rPr>
+              <w:t xml:space="preserve">When</w:t>
+            </w:r>
+            <w:r>
+              <w:rPr>
+                <w:rFonts w:ascii="Calibri" w:cs="Calibri" w:eastAsia="Calibri" w:hAnsi="Calibri"/>
+                <w:sz w:val="19"/>
+                <w:szCs w:val="19"/>
+              </w:rPr>
+              <w:t xml:space="preserve"> the request is classified</w:t>
+            </w:r>
+          </w:p>
+          <w:p>
+            <w:pPr>
+              <w:spacing w:after="120"/>
+            </w:pPr>
+            <w:r>
+              <w:rPr>
+                <w:rFonts w:ascii="Calibri" w:cs="Calibri" w:eastAsia="Calibri" w:hAnsi="Calibri"/>
+                <w:b/>
+                <w:bCs/>
+                <w:color w:val="1F3A5F"/>
+                <w:sz w:val="19"/>
+                <w:szCs w:val="19"/>
+              </w:rPr>
+              <w:t xml:space="preserve">Then</w:t>
+            </w:r>
+            <w:r>
+              <w:rPr>
+                <w:rFonts w:ascii="Calibri" w:cs="Calibri" w:eastAsia="Calibri" w:hAnsi="Calibri"/>
+                <w:sz w:val="19"/>
+                <w:szCs w:val="19"/>
+              </w:rPr>
+              <w:t xml:space="preserve"> it is sent to HR within one second</w:t>
+            </w:r>
+          </w:p>
+          <w:p>
+            <w:pPr>
+              <w:spacing w:after="0"/>
+            </w:pPr>
+            <w:r>
+              <w:rPr>
+                <w:rFonts w:ascii="Calibri" w:cs="Calibri" w:eastAsia="Calibri" w:hAnsi="Calibri"/>
+                <w:b/>
+                <w:bCs/>
+                <w:color w:val="1F3A5F"/>
+                <w:sz w:val="19"/>
+                <w:szCs w:val="19"/>
+              </w:rPr>
+              <w:t xml:space="preserve">Given</w:t>
+            </w:r>
+            <w:r>
+              <w:rPr>
+                <w:rFonts w:ascii="Calibri" w:cs="Calibri" w:eastAsia="Calibri" w:hAnsi="Calibri"/>
+                <w:sz w:val="19"/>
+                <w:szCs w:val="19"/>
+              </w:rPr>
+              <w:t xml:space="preserve"> any classified request</w:t>
+            </w:r>
+          </w:p>
+          <w:p>
+            <w:pPr>
+              <w:spacing w:after="0"/>
+            </w:pPr>
+            <w:r>
+              <w:rPr>
+                <w:rFonts w:ascii="Calibri" w:cs="Calibri" w:eastAsia="Calibri" w:hAnsi="Calibri"/>
+                <w:b/>
+                <w:bCs/>
+                <w:color w:val="1F3A5F"/>
+                <w:sz w:val="19"/>
+                <w:szCs w:val="19"/>
+              </w:rPr>
+              <w:t xml:space="preserve">When</w:t>
+            </w:r>
+            <w:r>
+              <w:rPr>
+                <w:rFonts w:ascii="Calibri" w:cs="Calibri" w:eastAsia="Calibri" w:hAnsi="Calibri"/>
+                <w:sz w:val="19"/>
+                <w:szCs w:val="19"/>
+              </w:rPr>
+              <w:t xml:space="preserve"> the result is saved</w:t>
+            </w:r>
+          </w:p>
+          <w:p>
+            <w:pPr>
+              <w:spacing w:after="0"/>
+            </w:pPr>
+            <w:r>
+              <w:rPr>
+                <w:rFonts w:ascii="Calibri" w:cs="Calibri" w:eastAsia="Calibri" w:hAnsi="Calibri"/>
+                <w:b/>
+                <w:bCs/>
+                <w:color w:val="1F3A5F"/>
+                <w:sz w:val="19"/>
+                <w:szCs w:val="19"/>
+              </w:rPr>
+              <w:t xml:space="preserve">Then</w:t>
+            </w:r>
+            <w:r>
+              <w:rPr>
+                <w:rFonts w:ascii="Calibri" w:cs="Calibri" w:eastAsia="Calibri" w:hAnsi="Calibri"/>
+                <w:sz w:val="19"/>
+                <w:szCs w:val="19"/>
+              </w:rPr>
+              <w:t xml:space="preserve"> the department, confidence and model version are stored in classifications</w:t>
+            </w:r>
+          </w:p>
+        </w:tc>
+        <w:tc>
+          <w:tcPr>
+            <w:tcW w:type="dxa" w:w="1300"/>
             <w:tcBorders>
               <w:top w:val="single" w:color="BFBFBF" w:sz="4"/>
               <w:left w:val="single" w:color="BFBFBF" w:sz="4"/>
@@ -5035,7 +8204,7 @@
         </w:tc>
         <w:tc>
           <w:tcPr>
-            <w:tcW w:type="dxa" w:w="1700"/>
+            <w:tcW w:type="dxa" w:w="1500"/>
             <w:tcBorders>
               <w:top w:val="single" w:color="BFBFBF" w:sz="4"/>
               <w:left w:val="single" w:color="BFBFBF" w:sz="4"/>
@@ -5065,7 +8234,7 @@
         </w:tc>
         <w:tc>
           <w:tcPr>
-            <w:tcW w:type="dxa" w:w="5000"/>
+            <w:tcW w:type="dxa" w:w="4500"/>
             <w:tcBorders>
               <w:top w:val="single" w:color="BFBFBF" w:sz="4"/>
               <w:left w:val="single" w:color="BFBFBF" w:sz="4"/>
@@ -5095,37 +8264,240 @@
         </w:tc>
         <w:tc>
           <w:tcPr>
-            <w:tcW w:type="dxa" w:w="5078"/>
-            <w:tcBorders>
-              <w:top w:val="single" w:color="BFBFBF" w:sz="4"/>
-              <w:left w:val="single" w:color="BFBFBF" w:sz="4"/>
-              <w:bottom w:val="single" w:color="BFBFBF" w:sz="4"/>
-              <w:right w:val="single" w:color="BFBFBF" w:sz="4"/>
-            </w:tcBorders>
-            <w:tcMar>
-              <w:top w:type="dxa" w:w="70"/>
-              <w:left w:type="dxa" w:w="110"/>
-              <w:bottom w:type="dxa" w:w="70"/>
-              <w:right w:type="dxa" w:w="110"/>
-            </w:tcMar>
-            <w:vAlign w:val="top"/>
-          </w:tcPr>
-          <w:p>
-            <w:r>
-              <w:rPr>
-                <w:rFonts w:ascii="Calibri" w:cs="Calibri" w:eastAsia="Calibri" w:hAnsi="Calibri"/>
-                <w:b w:val="false"/>
-                <w:bCs w:val="false"/>
-                <w:sz w:val="19"/>
-                <w:szCs w:val="19"/>
-              </w:rPr>
-              <w:t xml:space="preserve">Subject, description and depot fields, all labelled; works on a 360px-wide screen; clear error messages; after submitting, shows a reference number and the department it went to</w:t>
-            </w:r>
-          </w:p>
-        </w:tc>
-        <w:tc>
-          <w:tcPr>
-            <w:tcW w:type="dxa" w:w="1400"/>
+            <w:tcW w:type="dxa" w:w="5978"/>
+            <w:tcBorders>
+              <w:top w:val="single" w:color="BFBFBF" w:sz="4"/>
+              <w:left w:val="single" w:color="BFBFBF" w:sz="4"/>
+              <w:bottom w:val="single" w:color="BFBFBF" w:sz="4"/>
+              <w:right w:val="single" w:color="BFBFBF" w:sz="4"/>
+            </w:tcBorders>
+            <w:tcMar>
+              <w:top w:type="dxa" w:w="70"/>
+              <w:left w:type="dxa" w:w="110"/>
+              <w:bottom w:type="dxa" w:w="70"/>
+              <w:right w:type="dxa" w:w="110"/>
+            </w:tcMar>
+          </w:tcPr>
+          <w:p>
+            <w:pPr>
+              <w:spacing w:after="0"/>
+            </w:pPr>
+            <w:r>
+              <w:rPr>
+                <w:rFonts w:ascii="Calibri" w:cs="Calibri" w:eastAsia="Calibri" w:hAnsi="Calibri"/>
+                <w:b/>
+                <w:bCs/>
+                <w:color w:val="1F3A5F"/>
+                <w:sz w:val="19"/>
+                <w:szCs w:val="19"/>
+              </w:rPr>
+              <w:t xml:space="preserve">Given</w:t>
+            </w:r>
+            <w:r>
+              <w:rPr>
+                <w:rFonts w:ascii="Calibri" w:cs="Calibri" w:eastAsia="Calibri" w:hAnsi="Calibri"/>
+                <w:sz w:val="19"/>
+                <w:szCs w:val="19"/>
+              </w:rPr>
+              <w:t xml:space="preserve"> I am on a 360px-wide phone screen</w:t>
+            </w:r>
+          </w:p>
+          <w:p>
+            <w:pPr>
+              <w:spacing w:after="0"/>
+            </w:pPr>
+            <w:r>
+              <w:rPr>
+                <w:rFonts w:ascii="Calibri" w:cs="Calibri" w:eastAsia="Calibri" w:hAnsi="Calibri"/>
+                <w:b/>
+                <w:bCs/>
+                <w:color w:val="1F3A5F"/>
+                <w:sz w:val="19"/>
+                <w:szCs w:val="19"/>
+              </w:rPr>
+              <w:t xml:space="preserve">When</w:t>
+            </w:r>
+            <w:r>
+              <w:rPr>
+                <w:rFonts w:ascii="Calibri" w:cs="Calibri" w:eastAsia="Calibri" w:hAnsi="Calibri"/>
+                <w:sz w:val="19"/>
+                <w:szCs w:val="19"/>
+              </w:rPr>
+              <w:t xml:space="preserve"> I open the submit form</w:t>
+            </w:r>
+          </w:p>
+          <w:p>
+            <w:pPr>
+              <w:spacing w:after="120"/>
+            </w:pPr>
+            <w:r>
+              <w:rPr>
+                <w:rFonts w:ascii="Calibri" w:cs="Calibri" w:eastAsia="Calibri" w:hAnsi="Calibri"/>
+                <w:b/>
+                <w:bCs/>
+                <w:color w:val="1F3A5F"/>
+                <w:sz w:val="19"/>
+                <w:szCs w:val="19"/>
+              </w:rPr>
+              <w:t xml:space="preserve">Then</w:t>
+            </w:r>
+            <w:r>
+              <w:rPr>
+                <w:rFonts w:ascii="Calibri" w:cs="Calibri" w:eastAsia="Calibri" w:hAnsi="Calibri"/>
+                <w:sz w:val="19"/>
+                <w:szCs w:val="19"/>
+              </w:rPr>
+              <w:t xml:space="preserve"> I can fill in subject, description and depot without zooming</w:t>
+            </w:r>
+          </w:p>
+          <w:p>
+            <w:pPr>
+              <w:spacing w:after="0"/>
+            </w:pPr>
+            <w:r>
+              <w:rPr>
+                <w:rFonts w:ascii="Calibri" w:cs="Calibri" w:eastAsia="Calibri" w:hAnsi="Calibri"/>
+                <w:b/>
+                <w:bCs/>
+                <w:color w:val="1F3A5F"/>
+                <w:sz w:val="19"/>
+                <w:szCs w:val="19"/>
+              </w:rPr>
+              <w:t xml:space="preserve">Given</w:t>
+            </w:r>
+            <w:r>
+              <w:rPr>
+                <w:rFonts w:ascii="Calibri" w:cs="Calibri" w:eastAsia="Calibri" w:hAnsi="Calibri"/>
+                <w:sz w:val="19"/>
+                <w:szCs w:val="19"/>
+              </w:rPr>
+              <w:t xml:space="preserve"> I leave the description empty</w:t>
+            </w:r>
+          </w:p>
+          <w:p>
+            <w:pPr>
+              <w:spacing w:after="0"/>
+            </w:pPr>
+            <w:r>
+              <w:rPr>
+                <w:rFonts w:ascii="Calibri" w:cs="Calibri" w:eastAsia="Calibri" w:hAnsi="Calibri"/>
+                <w:b/>
+                <w:bCs/>
+                <w:color w:val="1F3A5F"/>
+                <w:sz w:val="19"/>
+                <w:szCs w:val="19"/>
+              </w:rPr>
+              <w:t xml:space="preserve">When</w:t>
+            </w:r>
+            <w:r>
+              <w:rPr>
+                <w:rFonts w:ascii="Calibri" w:cs="Calibri" w:eastAsia="Calibri" w:hAnsi="Calibri"/>
+                <w:sz w:val="19"/>
+                <w:szCs w:val="19"/>
+              </w:rPr>
+              <w:t xml:space="preserve"> I tap Submit</w:t>
+            </w:r>
+          </w:p>
+          <w:p>
+            <w:pPr>
+              <w:spacing w:after="120"/>
+            </w:pPr>
+            <w:r>
+              <w:rPr>
+                <w:rFonts w:ascii="Calibri" w:cs="Calibri" w:eastAsia="Calibri" w:hAnsi="Calibri"/>
+                <w:b/>
+                <w:bCs/>
+                <w:color w:val="1F3A5F"/>
+                <w:sz w:val="19"/>
+                <w:szCs w:val="19"/>
+              </w:rPr>
+              <w:t xml:space="preserve">Then</w:t>
+            </w:r>
+            <w:r>
+              <w:rPr>
+                <w:rFonts w:ascii="Calibri" w:cs="Calibri" w:eastAsia="Calibri" w:hAnsi="Calibri"/>
+                <w:sz w:val="19"/>
+                <w:szCs w:val="19"/>
+              </w:rPr>
+              <w:t xml:space="preserve"> I see "Please describe your request" and the form is not sent</w:t>
+            </w:r>
+          </w:p>
+          <w:p>
+            <w:pPr>
+              <w:spacing w:after="0"/>
+            </w:pPr>
+            <w:r>
+              <w:rPr>
+                <w:rFonts w:ascii="Calibri" w:cs="Calibri" w:eastAsia="Calibri" w:hAnsi="Calibri"/>
+                <w:b/>
+                <w:bCs/>
+                <w:color w:val="1F3A5F"/>
+                <w:sz w:val="19"/>
+                <w:szCs w:val="19"/>
+              </w:rPr>
+              <w:t xml:space="preserve">Given</w:t>
+            </w:r>
+            <w:r>
+              <w:rPr>
+                <w:rFonts w:ascii="Calibri" w:cs="Calibri" w:eastAsia="Calibri" w:hAnsi="Calibri"/>
+                <w:sz w:val="19"/>
+                <w:szCs w:val="19"/>
+              </w:rPr>
+              <w:t xml:space="preserve"> I fill in every field</w:t>
+            </w:r>
+          </w:p>
+          <w:p>
+            <w:pPr>
+              <w:spacing w:after="0"/>
+            </w:pPr>
+            <w:r>
+              <w:rPr>
+                <w:rFonts w:ascii="Calibri" w:cs="Calibri" w:eastAsia="Calibri" w:hAnsi="Calibri"/>
+                <w:b/>
+                <w:bCs/>
+                <w:color w:val="1F3A5F"/>
+                <w:sz w:val="19"/>
+                <w:szCs w:val="19"/>
+              </w:rPr>
+              <w:t xml:space="preserve">When</w:t>
+            </w:r>
+            <w:r>
+              <w:rPr>
+                <w:rFonts w:ascii="Calibri" w:cs="Calibri" w:eastAsia="Calibri" w:hAnsi="Calibri"/>
+                <w:sz w:val="19"/>
+                <w:szCs w:val="19"/>
+              </w:rPr>
+              <w:t xml:space="preserve"> I tap Submit</w:t>
+            </w:r>
+          </w:p>
+          <w:p>
+            <w:pPr>
+              <w:spacing w:after="0"/>
+            </w:pPr>
+            <w:r>
+              <w:rPr>
+                <w:rFonts w:ascii="Calibri" w:cs="Calibri" w:eastAsia="Calibri" w:hAnsi="Calibri"/>
+                <w:b/>
+                <w:bCs/>
+                <w:color w:val="1F3A5F"/>
+                <w:sz w:val="19"/>
+                <w:szCs w:val="19"/>
+              </w:rPr>
+              <w:t xml:space="preserve">Then</w:t>
+            </w:r>
+            <w:r>
+              <w:rPr>
+                <w:rFonts w:ascii="Calibri" w:cs="Calibri" w:eastAsia="Calibri" w:hAnsi="Calibri"/>
+                <w:sz w:val="19"/>
+                <w:szCs w:val="19"/>
+              </w:rPr>
+              <w:t xml:space="preserve"> I see a reference number and the department my request went to</w:t>
+            </w:r>
+          </w:p>
+        </w:tc>
+        <w:tc>
+          <w:tcPr>
+            <w:tcW w:type="dxa" w:w="1300"/>
             <w:tcBorders>
               <w:top w:val="single" w:color="BFBFBF" w:sz="4"/>
               <w:left w:val="single" w:color="BFBFBF" w:sz="4"/>
@@ -5172,7 +8544,7 @@
         </w:tc>
         <w:tc>
           <w:tcPr>
-            <w:tcW w:type="dxa" w:w="1700"/>
+            <w:tcW w:type="dxa" w:w="1500"/>
             <w:tcBorders>
               <w:top w:val="single" w:color="BFBFBF" w:sz="4"/>
               <w:left w:val="single" w:color="BFBFBF" w:sz="4"/>
@@ -5202,7 +8574,7 @@
         </w:tc>
         <w:tc>
           <w:tcPr>
-            <w:tcW w:type="dxa" w:w="5000"/>
+            <w:tcW w:type="dxa" w:w="4500"/>
             <w:tcBorders>
               <w:top w:val="single" w:color="BFBFBF" w:sz="4"/>
               <w:left w:val="single" w:color="BFBFBF" w:sz="4"/>
@@ -5232,37 +8604,193 @@
         </w:tc>
         <w:tc>
           <w:tcPr>
-            <w:tcW w:type="dxa" w:w="5078"/>
-            <w:tcBorders>
-              <w:top w:val="single" w:color="BFBFBF" w:sz="4"/>
-              <w:left w:val="single" w:color="BFBFBF" w:sz="4"/>
-              <w:bottom w:val="single" w:color="BFBFBF" w:sz="4"/>
-              <w:right w:val="single" w:color="BFBFBF" w:sz="4"/>
-            </w:tcBorders>
-            <w:tcMar>
-              <w:top w:type="dxa" w:w="70"/>
-              <w:left w:type="dxa" w:w="110"/>
-              <w:bottom w:type="dxa" w:w="70"/>
-              <w:right w:type="dxa" w:w="110"/>
-            </w:tcMar>
-            <w:vAlign w:val="top"/>
-          </w:tcPr>
-          <w:p>
-            <w:r>
-              <w:rPr>
-                <w:rFonts w:ascii="Calibri" w:cs="Calibri" w:eastAsia="Calibri" w:hAnsi="Calibri"/>
-                <w:b w:val="false"/>
-                <w:bCs w:val="false"/>
-                <w:sz w:val="19"/>
-                <w:szCs w:val="19"/>
-              </w:rPr>
-              <w:t xml:space="preserve">Draft shown with an "AI-drafted" label; agent can edit it; sending sets the ticket to answered and records the time</w:t>
-            </w:r>
-          </w:p>
-        </w:tc>
-        <w:tc>
-          <w:tcPr>
-            <w:tcW w:type="dxa" w:w="1400"/>
+            <w:tcW w:type="dxa" w:w="5978"/>
+            <w:tcBorders>
+              <w:top w:val="single" w:color="BFBFBF" w:sz="4"/>
+              <w:left w:val="single" w:color="BFBFBF" w:sz="4"/>
+              <w:bottom w:val="single" w:color="BFBFBF" w:sz="4"/>
+              <w:right w:val="single" w:color="BFBFBF" w:sz="4"/>
+            </w:tcBorders>
+            <w:tcMar>
+              <w:top w:type="dxa" w:w="70"/>
+              <w:left w:type="dxa" w:w="110"/>
+              <w:bottom w:type="dxa" w:w="70"/>
+              <w:right w:type="dxa" w:w="110"/>
+            </w:tcMar>
+          </w:tcPr>
+          <w:p>
+            <w:pPr>
+              <w:spacing w:after="0"/>
+            </w:pPr>
+            <w:r>
+              <w:rPr>
+                <w:rFonts w:ascii="Calibri" w:cs="Calibri" w:eastAsia="Calibri" w:hAnsi="Calibri"/>
+                <w:b/>
+                <w:bCs/>
+                <w:color w:val="1F3A5F"/>
+                <w:sz w:val="19"/>
+                <w:szCs w:val="19"/>
+              </w:rPr>
+              <w:t xml:space="preserve">Given</w:t>
+            </w:r>
+            <w:r>
+              <w:rPr>
+                <w:rFonts w:ascii="Calibri" w:cs="Calibri" w:eastAsia="Calibri" w:hAnsi="Calibri"/>
+                <w:sz w:val="19"/>
+                <w:szCs w:val="19"/>
+              </w:rPr>
+              <w:t xml:space="preserve"> I open a ticket with an AI draft</w:t>
+            </w:r>
+          </w:p>
+          <w:p>
+            <w:pPr>
+              <w:spacing w:after="0"/>
+            </w:pPr>
+            <w:r>
+              <w:rPr>
+                <w:rFonts w:ascii="Calibri" w:cs="Calibri" w:eastAsia="Calibri" w:hAnsi="Calibri"/>
+                <w:b/>
+                <w:bCs/>
+                <w:color w:val="1F3A5F"/>
+                <w:sz w:val="19"/>
+                <w:szCs w:val="19"/>
+              </w:rPr>
+              <w:t xml:space="preserve">When</w:t>
+            </w:r>
+            <w:r>
+              <w:rPr>
+                <w:rFonts w:ascii="Calibri" w:cs="Calibri" w:eastAsia="Calibri" w:hAnsi="Calibri"/>
+                <w:sz w:val="19"/>
+                <w:szCs w:val="19"/>
+              </w:rPr>
+              <w:t xml:space="preserve"> the draft loads</w:t>
+            </w:r>
+          </w:p>
+          <w:p>
+            <w:pPr>
+              <w:spacing w:after="120"/>
+            </w:pPr>
+            <w:r>
+              <w:rPr>
+                <w:rFonts w:ascii="Calibri" w:cs="Calibri" w:eastAsia="Calibri" w:hAnsi="Calibri"/>
+                <w:b/>
+                <w:bCs/>
+                <w:color w:val="1F3A5F"/>
+                <w:sz w:val="19"/>
+                <w:szCs w:val="19"/>
+              </w:rPr>
+              <w:t xml:space="preserve">Then</w:t>
+            </w:r>
+            <w:r>
+              <w:rPr>
+                <w:rFonts w:ascii="Calibri" w:cs="Calibri" w:eastAsia="Calibri" w:hAnsi="Calibri"/>
+                <w:sz w:val="19"/>
+                <w:szCs w:val="19"/>
+              </w:rPr>
+              <w:t xml:space="preserve"> it is marked "AI-drafted"</w:t>
+            </w:r>
+          </w:p>
+          <w:p>
+            <w:pPr>
+              <w:spacing w:after="0"/>
+            </w:pPr>
+            <w:r>
+              <w:rPr>
+                <w:rFonts w:ascii="Calibri" w:cs="Calibri" w:eastAsia="Calibri" w:hAnsi="Calibri"/>
+                <w:b/>
+                <w:bCs/>
+                <w:color w:val="1F3A5F"/>
+                <w:sz w:val="19"/>
+                <w:szCs w:val="19"/>
+              </w:rPr>
+              <w:t xml:space="preserve">Given</w:t>
+            </w:r>
+            <w:r>
+              <w:rPr>
+                <w:rFonts w:ascii="Calibri" w:cs="Calibri" w:eastAsia="Calibri" w:hAnsi="Calibri"/>
+                <w:sz w:val="19"/>
+                <w:szCs w:val="19"/>
+              </w:rPr>
+              <w:t xml:space="preserve"> I edit the draft</w:t>
+            </w:r>
+          </w:p>
+          <w:p>
+            <w:pPr>
+              <w:spacing w:after="0"/>
+            </w:pPr>
+            <w:r>
+              <w:rPr>
+                <w:rFonts w:ascii="Calibri" w:cs="Calibri" w:eastAsia="Calibri" w:hAnsi="Calibri"/>
+                <w:b/>
+                <w:bCs/>
+                <w:color w:val="1F3A5F"/>
+                <w:sz w:val="19"/>
+                <w:szCs w:val="19"/>
+              </w:rPr>
+              <w:t xml:space="preserve">When</w:t>
+            </w:r>
+            <w:r>
+              <w:rPr>
+                <w:rFonts w:ascii="Calibri" w:cs="Calibri" w:eastAsia="Calibri" w:hAnsi="Calibri"/>
+                <w:sz w:val="19"/>
+                <w:szCs w:val="19"/>
+              </w:rPr>
+              <w:t xml:space="preserve"> I click Send</w:t>
+            </w:r>
+          </w:p>
+          <w:p>
+            <w:pPr>
+              <w:spacing w:after="0"/>
+            </w:pPr>
+            <w:r>
+              <w:rPr>
+                <w:rFonts w:ascii="Calibri" w:cs="Calibri" w:eastAsia="Calibri" w:hAnsi="Calibri"/>
+                <w:b/>
+                <w:bCs/>
+                <w:color w:val="1F3A5F"/>
+                <w:sz w:val="19"/>
+                <w:szCs w:val="19"/>
+              </w:rPr>
+              <w:t xml:space="preserve">Then</w:t>
+            </w:r>
+            <w:r>
+              <w:rPr>
+                <w:rFonts w:ascii="Calibri" w:cs="Calibri" w:eastAsia="Calibri" w:hAnsi="Calibri"/>
+                <w:sz w:val="19"/>
+                <w:szCs w:val="19"/>
+              </w:rPr>
+              <w:t xml:space="preserve"> the edited text is sent</w:t>
+            </w:r>
+          </w:p>
+          <w:p>
+            <w:pPr>
+              <w:spacing w:after="0"/>
+              <w:ind w:left="200"/>
+            </w:pPr>
+            <w:r>
+              <w:rPr>
+                <w:rFonts w:ascii="Calibri" w:cs="Calibri" w:eastAsia="Calibri" w:hAnsi="Calibri"/>
+                <w:b/>
+                <w:bCs/>
+                <w:color w:val="1F3A5F"/>
+                <w:sz w:val="19"/>
+                <w:szCs w:val="19"/>
+              </w:rPr>
+              <w:t xml:space="preserve">And</w:t>
+            </w:r>
+            <w:r>
+              <w:rPr>
+                <w:rFonts w:ascii="Calibri" w:cs="Calibri" w:eastAsia="Calibri" w:hAnsi="Calibri"/>
+                <w:sz w:val="19"/>
+                <w:szCs w:val="19"/>
+              </w:rPr>
+              <w:t xml:space="preserve"> the ticket status becomes Answered with the time recorded</w:t>
+            </w:r>
+          </w:p>
+        </w:tc>
+        <w:tc>
+          <w:tcPr>
+            <w:tcW w:type="dxa" w:w="1300"/>
             <w:tcBorders>
               <w:top w:val="single" w:color="BFBFBF" w:sz="4"/>
               <w:left w:val="single" w:color="BFBFBF" w:sz="4"/>
@@ -5297,8 +8825,42 @@
         </w:trPr>
         <w:tc>
           <w:tcPr>
+            <w:tcW w:type="dxa" w:w="1400"/>
+            <w:vMerge w:val="restart"/>
+            <w:tcBorders>
+              <w:top w:val="single" w:color="BFBFBF" w:sz="4"/>
+              <w:left w:val="single" w:color="BFBFBF" w:sz="4"/>
+              <w:bottom w:val="single" w:color="BFBFBF" w:sz="4"/>
+              <w:right w:val="single" w:color="BFBFBF" w:sz="4"/>
+            </w:tcBorders>
+            <w:shd w:fill="F0EFEC" w:color="auto" w:val="clear"/>
+            <w:tcMar>
+              <w:top w:type="dxa" w:w="70"/>
+              <w:left w:type="dxa" w:w="110"/>
+              <w:bottom w:type="dxa" w:w="70"/>
+              <w:right w:type="dxa" w:w="110"/>
+            </w:tcMar>
+            <w:vAlign w:val="center"/>
+          </w:tcPr>
+          <w:p>
+            <w:pPr>
+              <w:jc w:val="center"/>
+            </w:pPr>
+            <w:r>
+              <w:rPr>
+                <w:rFonts w:ascii="Calibri" w:cs="Calibri" w:eastAsia="Calibri" w:hAnsi="Calibri"/>
+                <w:b/>
+                <w:bCs/>
+                <w:sz w:val="19"/>
+                <w:szCs w:val="19"/>
+              </w:rPr>
+              <w:t xml:space="preserve">Wed 28 Oct</w:t>
+            </w:r>
+          </w:p>
+        </w:tc>
+        <w:tc>
+          <w:tcPr>
             <w:tcW w:type="dxa" w:w="1500"/>
-            <w:vMerge w:val="restart"/>
             <w:tcBorders>
               <w:top w:val="single" w:color="BFBFBF" w:sz="4"/>
               <w:left w:val="single" w:color="BFBFBF" w:sz="4"/>
@@ -5312,40 +8874,6 @@
               <w:bottom w:type="dxa" w:w="70"/>
               <w:right w:type="dxa" w:w="110"/>
             </w:tcMar>
-            <w:vAlign w:val="center"/>
-          </w:tcPr>
-          <w:p>
-            <w:pPr>
-              <w:jc w:val="center"/>
-            </w:pPr>
-            <w:r>
-              <w:rPr>
-                <w:rFonts w:ascii="Calibri" w:cs="Calibri" w:eastAsia="Calibri" w:hAnsi="Calibri"/>
-                <w:b/>
-                <w:bCs/>
-                <w:sz w:val="19"/>
-                <w:szCs w:val="19"/>
-              </w:rPr>
-              <w:t xml:space="preserve">Wed 28 Oct</w:t>
-            </w:r>
-          </w:p>
-        </w:tc>
-        <w:tc>
-          <w:tcPr>
-            <w:tcW w:type="dxa" w:w="1700"/>
-            <w:tcBorders>
-              <w:top w:val="single" w:color="BFBFBF" w:sz="4"/>
-              <w:left w:val="single" w:color="BFBFBF" w:sz="4"/>
-              <w:bottom w:val="single" w:color="BFBFBF" w:sz="4"/>
-              <w:right w:val="single" w:color="BFBFBF" w:sz="4"/>
-            </w:tcBorders>
-            <w:shd w:fill="F0EFEC" w:color="auto" w:val="clear"/>
-            <w:tcMar>
-              <w:top w:type="dxa" w:w="70"/>
-              <w:left w:type="dxa" w:w="110"/>
-              <w:bottom w:type="dxa" w:w="70"/>
-              <w:right w:type="dxa" w:w="110"/>
-            </w:tcMar>
             <w:vAlign w:val="top"/>
           </w:tcPr>
           <w:p>
@@ -5363,7 +8891,7 @@
         </w:tc>
         <w:tc>
           <w:tcPr>
-            <w:tcW w:type="dxa" w:w="5000"/>
+            <w:tcW w:type="dxa" w:w="4500"/>
             <w:tcBorders>
               <w:top w:val="single" w:color="BFBFBF" w:sz="4"/>
               <w:left w:val="single" w:color="BFBFBF" w:sz="4"/>
@@ -5394,7 +8922,7 @@
         </w:tc>
         <w:tc>
           <w:tcPr>
-            <w:tcW w:type="dxa" w:w="5078"/>
+            <w:tcW w:type="dxa" w:w="5978"/>
             <w:tcBorders>
               <w:top w:val="single" w:color="BFBFBF" w:sz="4"/>
               <w:left w:val="single" w:color="BFBFBF" w:sz="4"/>
@@ -5408,24 +8936,133 @@
               <w:bottom w:type="dxa" w:w="70"/>
               <w:right w:type="dxa" w:w="110"/>
             </w:tcMar>
-            <w:vAlign w:val="top"/>
-          </w:tcPr>
-          <w:p>
-            <w:r>
-              <w:rPr>
-                <w:rFonts w:ascii="Calibri" w:cs="Calibri" w:eastAsia="Calibri" w:hAnsi="Calibri"/>
-                <w:b w:val="false"/>
-                <w:bCs w:val="false"/>
-                <w:sz w:val="19"/>
-                <w:szCs w:val="19"/>
-              </w:rPr>
-              <w:t xml:space="preserve">Request flow from submit to reply; roles and security; how the design supports the later sprints; saved in /docs</w:t>
-            </w:r>
-          </w:p>
-        </w:tc>
-        <w:tc>
-          <w:tcPr>
-            <w:tcW w:type="dxa" w:w="1400"/>
+          </w:tcPr>
+          <w:p>
+            <w:pPr>
+              <w:spacing w:after="0"/>
+            </w:pPr>
+            <w:r>
+              <w:rPr>
+                <w:rFonts w:ascii="Calibri" w:cs="Calibri" w:eastAsia="Calibri" w:hAnsi="Calibri"/>
+                <w:b/>
+                <w:bCs/>
+                <w:color w:val="1F3A5F"/>
+                <w:sz w:val="19"/>
+                <w:szCs w:val="19"/>
+              </w:rPr>
+              <w:t xml:space="preserve">Given</w:t>
+            </w:r>
+            <w:r>
+              <w:rPr>
+                <w:rFonts w:ascii="Calibri" w:cs="Calibri" w:eastAsia="Calibri" w:hAnsi="Calibri"/>
+                <w:sz w:val="19"/>
+                <w:szCs w:val="19"/>
+              </w:rPr>
+              <w:t xml:space="preserve"> the architecture document</w:t>
+            </w:r>
+          </w:p>
+          <w:p>
+            <w:pPr>
+              <w:spacing w:after="0"/>
+            </w:pPr>
+            <w:r>
+              <w:rPr>
+                <w:rFonts w:ascii="Calibri" w:cs="Calibri" w:eastAsia="Calibri" w:hAnsi="Calibri"/>
+                <w:b/>
+                <w:bCs/>
+                <w:color w:val="1F3A5F"/>
+                <w:sz w:val="19"/>
+                <w:szCs w:val="19"/>
+              </w:rPr>
+              <w:t xml:space="preserve">When</w:t>
+            </w:r>
+            <w:r>
+              <w:rPr>
+                <w:rFonts w:ascii="Calibri" w:cs="Calibri" w:eastAsia="Calibri" w:hAnsi="Calibri"/>
+                <w:sz w:val="19"/>
+                <w:szCs w:val="19"/>
+              </w:rPr>
+              <w:t xml:space="preserve"> a new team member reads it</w:t>
+            </w:r>
+          </w:p>
+          <w:p>
+            <w:pPr>
+              <w:spacing w:after="0"/>
+            </w:pPr>
+            <w:r>
+              <w:rPr>
+                <w:rFonts w:ascii="Calibri" w:cs="Calibri" w:eastAsia="Calibri" w:hAnsi="Calibri"/>
+                <w:b/>
+                <w:bCs/>
+                <w:color w:val="1F3A5F"/>
+                <w:sz w:val="19"/>
+                <w:szCs w:val="19"/>
+              </w:rPr>
+              <w:t xml:space="preserve">Then</w:t>
+            </w:r>
+            <w:r>
+              <w:rPr>
+                <w:rFonts w:ascii="Calibri" w:cs="Calibri" w:eastAsia="Calibri" w:hAnsi="Calibri"/>
+                <w:sz w:val="19"/>
+                <w:szCs w:val="19"/>
+              </w:rPr>
+              <w:t xml:space="preserve"> they can follow a ticket from submit to reply</w:t>
+            </w:r>
+          </w:p>
+          <w:p>
+            <w:pPr>
+              <w:spacing w:after="0"/>
+              <w:ind w:left="200"/>
+            </w:pPr>
+            <w:r>
+              <w:rPr>
+                <w:rFonts w:ascii="Calibri" w:cs="Calibri" w:eastAsia="Calibri" w:hAnsi="Calibri"/>
+                <w:b/>
+                <w:bCs/>
+                <w:color w:val="1F3A5F"/>
+                <w:sz w:val="19"/>
+                <w:szCs w:val="19"/>
+              </w:rPr>
+              <w:t xml:space="preserve">And</w:t>
+            </w:r>
+            <w:r>
+              <w:rPr>
+                <w:rFonts w:ascii="Calibri" w:cs="Calibri" w:eastAsia="Calibri" w:hAnsi="Calibri"/>
+                <w:sz w:val="19"/>
+                <w:szCs w:val="19"/>
+              </w:rPr>
+              <w:t xml:space="preserve"> see which role can access what</w:t>
+            </w:r>
+          </w:p>
+          <w:p>
+            <w:pPr>
+              <w:spacing w:after="0"/>
+              <w:ind w:left="200"/>
+            </w:pPr>
+            <w:r>
+              <w:rPr>
+                <w:rFonts w:ascii="Calibri" w:cs="Calibri" w:eastAsia="Calibri" w:hAnsi="Calibri"/>
+                <w:b/>
+                <w:bCs/>
+                <w:color w:val="1F3A5F"/>
+                <w:sz w:val="19"/>
+                <w:szCs w:val="19"/>
+              </w:rPr>
+              <w:t xml:space="preserve">And</w:t>
+            </w:r>
+            <w:r>
+              <w:rPr>
+                <w:rFonts w:ascii="Calibri" w:cs="Calibri" w:eastAsia="Calibri" w:hAnsi="Calibri"/>
+                <w:sz w:val="19"/>
+                <w:szCs w:val="19"/>
+              </w:rPr>
+              <w:t xml:space="preserve"> how the design supports the later sprints</w:t>
+            </w:r>
+          </w:p>
+        </w:tc>
+        <w:tc>
+          <w:tcPr>
+            <w:tcW w:type="dxa" w:w="1300"/>
             <w:tcBorders>
               <w:top w:val="single" w:color="BFBFBF" w:sz="4"/>
               <w:left w:val="single" w:color="BFBFBF" w:sz="4"/>
@@ -5473,7 +9110,7 @@
         </w:tc>
         <w:tc>
           <w:tcPr>
-            <w:tcW w:type="dxa" w:w="1700"/>
+            <w:tcW w:type="dxa" w:w="1500"/>
             <w:tcBorders>
               <w:top w:val="single" w:color="BFBFBF" w:sz="4"/>
               <w:left w:val="single" w:color="BFBFBF" w:sz="4"/>
@@ -5504,7 +9141,7 @@
         </w:tc>
         <w:tc>
           <w:tcPr>
-            <w:tcW w:type="dxa" w:w="5000"/>
+            <w:tcW w:type="dxa" w:w="4500"/>
             <w:tcBorders>
               <w:top w:val="single" w:color="BFBFBF" w:sz="4"/>
               <w:left w:val="single" w:color="BFBFBF" w:sz="4"/>
@@ -5535,7 +9172,7 @@
         </w:tc>
         <w:tc>
           <w:tcPr>
-            <w:tcW w:type="dxa" w:w="5078"/>
+            <w:tcW w:type="dxa" w:w="5978"/>
             <w:tcBorders>
               <w:top w:val="single" w:color="BFBFBF" w:sz="4"/>
               <w:left w:val="single" w:color="BFBFBF" w:sz="4"/>
@@ -5549,24 +9186,180 @@
               <w:bottom w:type="dxa" w:w="70"/>
               <w:right w:type="dxa" w:w="110"/>
             </w:tcMar>
-            <w:vAlign w:val="top"/>
-          </w:tcPr>
-          <w:p>
-            <w:r>
-              <w:rPr>
-                <w:rFonts w:ascii="Calibri" w:cs="Calibri" w:eastAsia="Calibri" w:hAnsi="Calibri"/>
-                <w:b w:val="false"/>
-                <w:bCs w:val="false"/>
-                <w:sz w:val="19"/>
-                <w:szCs w:val="19"/>
-              </w:rPr>
-              <w:t xml:space="preserve">Tickets below 0.6 confidence marked "Needs review"; agent can change the department; every change saved with who made it and when</w:t>
-            </w:r>
-          </w:p>
-        </w:tc>
-        <w:tc>
-          <w:tcPr>
-            <w:tcW w:type="dxa" w:w="1400"/>
+          </w:tcPr>
+          <w:p>
+            <w:pPr>
+              <w:spacing w:after="0"/>
+            </w:pPr>
+            <w:r>
+              <w:rPr>
+                <w:rFonts w:ascii="Calibri" w:cs="Calibri" w:eastAsia="Calibri" w:hAnsi="Calibri"/>
+                <w:b/>
+                <w:bCs/>
+                <w:color w:val="1F3A5F"/>
+                <w:sz w:val="19"/>
+                <w:szCs w:val="19"/>
+              </w:rPr>
+              <w:t xml:space="preserve">Given</w:t>
+            </w:r>
+            <w:r>
+              <w:rPr>
+                <w:rFonts w:ascii="Calibri" w:cs="Calibri" w:eastAsia="Calibri" w:hAnsi="Calibri"/>
+                <w:sz w:val="19"/>
+                <w:szCs w:val="19"/>
+              </w:rPr>
+              <w:t xml:space="preserve"> a request is classified with confidence below 0.6</w:t>
+            </w:r>
+          </w:p>
+          <w:p>
+            <w:pPr>
+              <w:spacing w:after="0"/>
+            </w:pPr>
+            <w:r>
+              <w:rPr>
+                <w:rFonts w:ascii="Calibri" w:cs="Calibri" w:eastAsia="Calibri" w:hAnsi="Calibri"/>
+                <w:b/>
+                <w:bCs/>
+                <w:color w:val="1F3A5F"/>
+                <w:sz w:val="19"/>
+                <w:szCs w:val="19"/>
+              </w:rPr>
+              <w:t xml:space="preserve">When</w:t>
+            </w:r>
+            <w:r>
+              <w:rPr>
+                <w:rFonts w:ascii="Calibri" w:cs="Calibri" w:eastAsia="Calibri" w:hAnsi="Calibri"/>
+                <w:sz w:val="19"/>
+                <w:szCs w:val="19"/>
+              </w:rPr>
+              <w:t xml:space="preserve"> it is saved</w:t>
+            </w:r>
+          </w:p>
+          <w:p>
+            <w:pPr>
+              <w:spacing w:after="120"/>
+            </w:pPr>
+            <w:r>
+              <w:rPr>
+                <w:rFonts w:ascii="Calibri" w:cs="Calibri" w:eastAsia="Calibri" w:hAnsi="Calibri"/>
+                <w:b/>
+                <w:bCs/>
+                <w:color w:val="1F3A5F"/>
+                <w:sz w:val="19"/>
+                <w:szCs w:val="19"/>
+              </w:rPr>
+              <w:t xml:space="preserve">Then</w:t>
+            </w:r>
+            <w:r>
+              <w:rPr>
+                <w:rFonts w:ascii="Calibri" w:cs="Calibri" w:eastAsia="Calibri" w:hAnsi="Calibri"/>
+                <w:sz w:val="19"/>
+                <w:szCs w:val="19"/>
+              </w:rPr>
+              <w:t xml:space="preserve"> it is marked "Needs review"</w:t>
+            </w:r>
+          </w:p>
+          <w:p>
+            <w:pPr>
+              <w:spacing w:after="0"/>
+            </w:pPr>
+            <w:r>
+              <w:rPr>
+                <w:rFonts w:ascii="Calibri" w:cs="Calibri" w:eastAsia="Calibri" w:hAnsi="Calibri"/>
+                <w:b/>
+                <w:bCs/>
+                <w:color w:val="1F3A5F"/>
+                <w:sz w:val="19"/>
+                <w:szCs w:val="19"/>
+              </w:rPr>
+              <w:t xml:space="preserve">Given</w:t>
+            </w:r>
+            <w:r>
+              <w:rPr>
+                <w:rFonts w:ascii="Calibri" w:cs="Calibri" w:eastAsia="Calibri" w:hAnsi="Calibri"/>
+                <w:sz w:val="19"/>
+                <w:szCs w:val="19"/>
+              </w:rPr>
+              <w:t xml:space="preserve"> a ticket marked "Needs review"</w:t>
+            </w:r>
+          </w:p>
+          <w:p>
+            <w:pPr>
+              <w:spacing w:after="0"/>
+            </w:pPr>
+            <w:r>
+              <w:rPr>
+                <w:rFonts w:ascii="Calibri" w:cs="Calibri" w:eastAsia="Calibri" w:hAnsi="Calibri"/>
+                <w:b/>
+                <w:bCs/>
+                <w:color w:val="1F3A5F"/>
+                <w:sz w:val="19"/>
+                <w:szCs w:val="19"/>
+              </w:rPr>
+              <w:t xml:space="preserve">When</w:t>
+            </w:r>
+            <w:r>
+              <w:rPr>
+                <w:rFonts w:ascii="Calibri" w:cs="Calibri" w:eastAsia="Calibri" w:hAnsi="Calibri"/>
+                <w:sz w:val="19"/>
+                <w:szCs w:val="19"/>
+              </w:rPr>
+              <w:t xml:space="preserve"> I change its department</w:t>
+            </w:r>
+          </w:p>
+          <w:p>
+            <w:pPr>
+              <w:spacing w:after="0"/>
+            </w:pPr>
+            <w:r>
+              <w:rPr>
+                <w:rFonts w:ascii="Calibri" w:cs="Calibri" w:eastAsia="Calibri" w:hAnsi="Calibri"/>
+                <w:b/>
+                <w:bCs/>
+                <w:color w:val="1F3A5F"/>
+                <w:sz w:val="19"/>
+                <w:szCs w:val="19"/>
+              </w:rPr>
+              <w:t xml:space="preserve">Then</w:t>
+            </w:r>
+            <w:r>
+              <w:rPr>
+                <w:rFonts w:ascii="Calibri" w:cs="Calibri" w:eastAsia="Calibri" w:hAnsi="Calibri"/>
+                <w:sz w:val="19"/>
+                <w:szCs w:val="19"/>
+              </w:rPr>
+              <w:t xml:space="preserve"> it moves to the new department's inbox</w:t>
+            </w:r>
+          </w:p>
+          <w:p>
+            <w:pPr>
+              <w:spacing w:after="0"/>
+              <w:ind w:left="200"/>
+            </w:pPr>
+            <w:r>
+              <w:rPr>
+                <w:rFonts w:ascii="Calibri" w:cs="Calibri" w:eastAsia="Calibri" w:hAnsi="Calibri"/>
+                <w:b/>
+                <w:bCs/>
+                <w:color w:val="1F3A5F"/>
+                <w:sz w:val="19"/>
+                <w:szCs w:val="19"/>
+              </w:rPr>
+              <w:t xml:space="preserve">And</w:t>
+            </w:r>
+            <w:r>
+              <w:rPr>
+                <w:rFonts w:ascii="Calibri" w:cs="Calibri" w:eastAsia="Calibri" w:hAnsi="Calibri"/>
+                <w:sz w:val="19"/>
+                <w:szCs w:val="19"/>
+              </w:rPr>
+              <w:t xml:space="preserve"> the change is saved with my name and the time</w:t>
+            </w:r>
+          </w:p>
+        </w:tc>
+        <w:tc>
+          <w:tcPr>
+            <w:tcW w:type="dxa" w:w="1300"/>
             <w:tcBorders>
               <w:top w:val="single" w:color="BFBFBF" w:sz="4"/>
               <w:left w:val="single" w:color="BFBFBF" w:sz="4"/>
@@ -5614,7 +9407,7 @@
         </w:tc>
         <w:tc>
           <w:tcPr>
-            <w:tcW w:type="dxa" w:w="1700"/>
+            <w:tcW w:type="dxa" w:w="1500"/>
             <w:tcBorders>
               <w:top w:val="single" w:color="BFBFBF" w:sz="4"/>
               <w:left w:val="single" w:color="BFBFBF" w:sz="4"/>
@@ -5645,7 +9438,7 @@
         </w:tc>
         <w:tc>
           <w:tcPr>
-            <w:tcW w:type="dxa" w:w="5000"/>
+            <w:tcW w:type="dxa" w:w="4500"/>
             <w:tcBorders>
               <w:top w:val="single" w:color="BFBFBF" w:sz="4"/>
               <w:left w:val="single" w:color="BFBFBF" w:sz="4"/>
@@ -5676,7 +9469,7 @@
         </w:tc>
         <w:tc>
           <w:tcPr>
-            <w:tcW w:type="dxa" w:w="5078"/>
+            <w:tcW w:type="dxa" w:w="5978"/>
             <w:tcBorders>
               <w:top w:val="single" w:color="BFBFBF" w:sz="4"/>
               <w:left w:val="single" w:color="BFBFBF" w:sz="4"/>
@@ -5690,24 +9483,155 @@
               <w:bottom w:type="dxa" w:w="70"/>
               <w:right w:type="dxa" w:w="110"/>
             </w:tcMar>
-            <w:vAlign w:val="top"/>
-          </w:tcPr>
-          <w:p>
-            <w:r>
-              <w:rPr>
-                <w:rFonts w:ascii="Calibri" w:cs="Calibri" w:eastAsia="Calibri" w:hAnsi="Calibri"/>
-                <w:b w:val="false"/>
-                <w:bCs w:val="false"/>
-                <w:sz w:val="19"/>
-                <w:szCs w:val="19"/>
-              </w:rPr>
-              <w:t xml:space="preserve">My requests list, newest first; status shown in words and colour; detail page shows department, status history and the reply once sent</w:t>
-            </w:r>
-          </w:p>
-        </w:tc>
-        <w:tc>
-          <w:tcPr>
-            <w:tcW w:type="dxa" w:w="1400"/>
+          </w:tcPr>
+          <w:p>
+            <w:pPr>
+              <w:spacing w:after="0"/>
+            </w:pPr>
+            <w:r>
+              <w:rPr>
+                <w:rFonts w:ascii="Calibri" w:cs="Calibri" w:eastAsia="Calibri" w:hAnsi="Calibri"/>
+                <w:b/>
+                <w:bCs/>
+                <w:color w:val="1F3A5F"/>
+                <w:sz w:val="19"/>
+                <w:szCs w:val="19"/>
+              </w:rPr>
+              <w:t xml:space="preserve">Given</w:t>
+            </w:r>
+            <w:r>
+              <w:rPr>
+                <w:rFonts w:ascii="Calibri" w:cs="Calibri" w:eastAsia="Calibri" w:hAnsi="Calibri"/>
+                <w:sz w:val="19"/>
+                <w:szCs w:val="19"/>
+              </w:rPr>
+              <w:t xml:space="preserve"> I have submitted requests</w:t>
+            </w:r>
+          </w:p>
+          <w:p>
+            <w:pPr>
+              <w:spacing w:after="0"/>
+            </w:pPr>
+            <w:r>
+              <w:rPr>
+                <w:rFonts w:ascii="Calibri" w:cs="Calibri" w:eastAsia="Calibri" w:hAnsi="Calibri"/>
+                <w:b/>
+                <w:bCs/>
+                <w:color w:val="1F3A5F"/>
+                <w:sz w:val="19"/>
+                <w:szCs w:val="19"/>
+              </w:rPr>
+              <w:t xml:space="preserve">When</w:t>
+            </w:r>
+            <w:r>
+              <w:rPr>
+                <w:rFonts w:ascii="Calibri" w:cs="Calibri" w:eastAsia="Calibri" w:hAnsi="Calibri"/>
+                <w:sz w:val="19"/>
+                <w:szCs w:val="19"/>
+              </w:rPr>
+              <w:t xml:space="preserve"> I open My requests</w:t>
+            </w:r>
+          </w:p>
+          <w:p>
+            <w:pPr>
+              <w:spacing w:after="120"/>
+            </w:pPr>
+            <w:r>
+              <w:rPr>
+                <w:rFonts w:ascii="Calibri" w:cs="Calibri" w:eastAsia="Calibri" w:hAnsi="Calibri"/>
+                <w:b/>
+                <w:bCs/>
+                <w:color w:val="1F3A5F"/>
+                <w:sz w:val="19"/>
+                <w:szCs w:val="19"/>
+              </w:rPr>
+              <w:t xml:space="preserve">Then</w:t>
+            </w:r>
+            <w:r>
+              <w:rPr>
+                <w:rFonts w:ascii="Calibri" w:cs="Calibri" w:eastAsia="Calibri" w:hAnsi="Calibri"/>
+                <w:sz w:val="19"/>
+                <w:szCs w:val="19"/>
+              </w:rPr>
+              <w:t xml:space="preserve"> I see them newest first, each with its status in words and colour</w:t>
+            </w:r>
+          </w:p>
+          <w:p>
+            <w:pPr>
+              <w:spacing w:after="0"/>
+            </w:pPr>
+            <w:r>
+              <w:rPr>
+                <w:rFonts w:ascii="Calibri" w:cs="Calibri" w:eastAsia="Calibri" w:hAnsi="Calibri"/>
+                <w:b/>
+                <w:bCs/>
+                <w:color w:val="1F3A5F"/>
+                <w:sz w:val="19"/>
+                <w:szCs w:val="19"/>
+              </w:rPr>
+              <w:t xml:space="preserve">Given</w:t>
+            </w:r>
+            <w:r>
+              <w:rPr>
+                <w:rFonts w:ascii="Calibri" w:cs="Calibri" w:eastAsia="Calibri" w:hAnsi="Calibri"/>
+                <w:sz w:val="19"/>
+                <w:szCs w:val="19"/>
+              </w:rPr>
+              <w:t xml:space="preserve"> I open one request</w:t>
+            </w:r>
+          </w:p>
+          <w:p>
+            <w:pPr>
+              <w:spacing w:after="0"/>
+            </w:pPr>
+            <w:r>
+              <w:rPr>
+                <w:rFonts w:ascii="Calibri" w:cs="Calibri" w:eastAsia="Calibri" w:hAnsi="Calibri"/>
+                <w:b/>
+                <w:bCs/>
+                <w:color w:val="1F3A5F"/>
+                <w:sz w:val="19"/>
+                <w:szCs w:val="19"/>
+              </w:rPr>
+              <w:t xml:space="preserve">When</w:t>
+            </w:r>
+            <w:r>
+              <w:rPr>
+                <w:rFonts w:ascii="Calibri" w:cs="Calibri" w:eastAsia="Calibri" w:hAnsi="Calibri"/>
+                <w:sz w:val="19"/>
+                <w:szCs w:val="19"/>
+              </w:rPr>
+              <w:t xml:space="preserve"> the detail page loads</w:t>
+            </w:r>
+          </w:p>
+          <w:p>
+            <w:pPr>
+              <w:spacing w:after="0"/>
+            </w:pPr>
+            <w:r>
+              <w:rPr>
+                <w:rFonts w:ascii="Calibri" w:cs="Calibri" w:eastAsia="Calibri" w:hAnsi="Calibri"/>
+                <w:b/>
+                <w:bCs/>
+                <w:color w:val="1F3A5F"/>
+                <w:sz w:val="19"/>
+                <w:szCs w:val="19"/>
+              </w:rPr>
+              <w:t xml:space="preserve">Then</w:t>
+            </w:r>
+            <w:r>
+              <w:rPr>
+                <w:rFonts w:ascii="Calibri" w:cs="Calibri" w:eastAsia="Calibri" w:hAnsi="Calibri"/>
+                <w:sz w:val="19"/>
+                <w:szCs w:val="19"/>
+              </w:rPr>
+              <w:t xml:space="preserve"> I see its department, status history and the reply once one is sent</w:t>
+            </w:r>
+          </w:p>
+        </w:tc>
+        <w:tc>
+          <w:tcPr>
+            <w:tcW w:type="dxa" w:w="1300"/>
             <w:tcBorders>
               <w:top w:val="single" w:color="BFBFBF" w:sz="4"/>
               <w:left w:val="single" w:color="BFBFBF" w:sz="4"/>
@@ -5755,7 +9679,7 @@
         </w:tc>
         <w:tc>
           <w:tcPr>
-            <w:tcW w:type="dxa" w:w="1700"/>
+            <w:tcW w:type="dxa" w:w="1500"/>
             <w:tcBorders>
               <w:top w:val="single" w:color="BFBFBF" w:sz="4"/>
               <w:left w:val="single" w:color="BFBFBF" w:sz="4"/>
@@ -5786,7 +9710,7 @@
         </w:tc>
         <w:tc>
           <w:tcPr>
-            <w:tcW w:type="dxa" w:w="5000"/>
+            <w:tcW w:type="dxa" w:w="4500"/>
             <w:tcBorders>
               <w:top w:val="single" w:color="BFBFBF" w:sz="4"/>
               <w:left w:val="single" w:color="BFBFBF" w:sz="4"/>
@@ -5817,7 +9741,7 @@
         </w:tc>
         <w:tc>
           <w:tcPr>
-            <w:tcW w:type="dxa" w:w="5078"/>
+            <w:tcW w:type="dxa" w:w="5978"/>
             <w:tcBorders>
               <w:top w:val="single" w:color="BFBFBF" w:sz="4"/>
               <w:left w:val="single" w:color="BFBFBF" w:sz="4"/>
@@ -5831,24 +9755,155 @@
               <w:bottom w:type="dxa" w:w="70"/>
               <w:right w:type="dxa" w:w="110"/>
             </w:tcMar>
-            <w:vAlign w:val="top"/>
-          </w:tcPr>
-          <w:p>
-            <w:r>
-              <w:rPr>
-                <w:rFonts w:ascii="Calibri" w:cs="Calibri" w:eastAsia="Calibri" w:hAnsi="Calibri"/>
-                <w:b w:val="false"/>
-                <w:bCs w:val="false"/>
-                <w:sz w:val="19"/>
-                <w:szCs w:val="19"/>
-              </w:rPr>
-              <w:t xml:space="preserve">Screen lists templates by department; agent can edit a template; changes saved</w:t>
-            </w:r>
-          </w:p>
-        </w:tc>
-        <w:tc>
-          <w:tcPr>
-            <w:tcW w:type="dxa" w:w="1400"/>
+          </w:tcPr>
+          <w:p>
+            <w:pPr>
+              <w:spacing w:after="0"/>
+            </w:pPr>
+            <w:r>
+              <w:rPr>
+                <w:rFonts w:ascii="Calibri" w:cs="Calibri" w:eastAsia="Calibri" w:hAnsi="Calibri"/>
+                <w:b/>
+                <w:bCs/>
+                <w:color w:val="1F3A5F"/>
+                <w:sz w:val="19"/>
+                <w:szCs w:val="19"/>
+              </w:rPr>
+              <w:t xml:space="preserve">Given</w:t>
+            </w:r>
+            <w:r>
+              <w:rPr>
+                <w:rFonts w:ascii="Calibri" w:cs="Calibri" w:eastAsia="Calibri" w:hAnsi="Calibri"/>
+                <w:sz w:val="19"/>
+                <w:szCs w:val="19"/>
+              </w:rPr>
+              <w:t xml:space="preserve"> I am an agent</w:t>
+            </w:r>
+          </w:p>
+          <w:p>
+            <w:pPr>
+              <w:spacing w:after="0"/>
+            </w:pPr>
+            <w:r>
+              <w:rPr>
+                <w:rFonts w:ascii="Calibri" w:cs="Calibri" w:eastAsia="Calibri" w:hAnsi="Calibri"/>
+                <w:b/>
+                <w:bCs/>
+                <w:color w:val="1F3A5F"/>
+                <w:sz w:val="19"/>
+                <w:szCs w:val="19"/>
+              </w:rPr>
+              <w:t xml:space="preserve">When</w:t>
+            </w:r>
+            <w:r>
+              <w:rPr>
+                <w:rFonts w:ascii="Calibri" w:cs="Calibri" w:eastAsia="Calibri" w:hAnsi="Calibri"/>
+                <w:sz w:val="19"/>
+                <w:szCs w:val="19"/>
+              </w:rPr>
+              <w:t xml:space="preserve"> I open Templates</w:t>
+            </w:r>
+          </w:p>
+          <w:p>
+            <w:pPr>
+              <w:spacing w:after="120"/>
+            </w:pPr>
+            <w:r>
+              <w:rPr>
+                <w:rFonts w:ascii="Calibri" w:cs="Calibri" w:eastAsia="Calibri" w:hAnsi="Calibri"/>
+                <w:b/>
+                <w:bCs/>
+                <w:color w:val="1F3A5F"/>
+                <w:sz w:val="19"/>
+                <w:szCs w:val="19"/>
+              </w:rPr>
+              <w:t xml:space="preserve">Then</w:t>
+            </w:r>
+            <w:r>
+              <w:rPr>
+                <w:rFonts w:ascii="Calibri" w:cs="Calibri" w:eastAsia="Calibri" w:hAnsi="Calibri"/>
+                <w:sz w:val="19"/>
+                <w:szCs w:val="19"/>
+              </w:rPr>
+              <w:t xml:space="preserve"> I see the templates grouped by department</w:t>
+            </w:r>
+          </w:p>
+          <w:p>
+            <w:pPr>
+              <w:spacing w:after="0"/>
+            </w:pPr>
+            <w:r>
+              <w:rPr>
+                <w:rFonts w:ascii="Calibri" w:cs="Calibri" w:eastAsia="Calibri" w:hAnsi="Calibri"/>
+                <w:b/>
+                <w:bCs/>
+                <w:color w:val="1F3A5F"/>
+                <w:sz w:val="19"/>
+                <w:szCs w:val="19"/>
+              </w:rPr>
+              <w:t xml:space="preserve">Given</w:t>
+            </w:r>
+            <w:r>
+              <w:rPr>
+                <w:rFonts w:ascii="Calibri" w:cs="Calibri" w:eastAsia="Calibri" w:hAnsi="Calibri"/>
+                <w:sz w:val="19"/>
+                <w:szCs w:val="19"/>
+              </w:rPr>
+              <w:t xml:space="preserve"> I edit a template</w:t>
+            </w:r>
+          </w:p>
+          <w:p>
+            <w:pPr>
+              <w:spacing w:after="0"/>
+            </w:pPr>
+            <w:r>
+              <w:rPr>
+                <w:rFonts w:ascii="Calibri" w:cs="Calibri" w:eastAsia="Calibri" w:hAnsi="Calibri"/>
+                <w:b/>
+                <w:bCs/>
+                <w:color w:val="1F3A5F"/>
+                <w:sz w:val="19"/>
+                <w:szCs w:val="19"/>
+              </w:rPr>
+              <w:t xml:space="preserve">When</w:t>
+            </w:r>
+            <w:r>
+              <w:rPr>
+                <w:rFonts w:ascii="Calibri" w:cs="Calibri" w:eastAsia="Calibri" w:hAnsi="Calibri"/>
+                <w:sz w:val="19"/>
+                <w:szCs w:val="19"/>
+              </w:rPr>
+              <w:t xml:space="preserve"> I click Save</w:t>
+            </w:r>
+          </w:p>
+          <w:p>
+            <w:pPr>
+              <w:spacing w:after="0"/>
+            </w:pPr>
+            <w:r>
+              <w:rPr>
+                <w:rFonts w:ascii="Calibri" w:cs="Calibri" w:eastAsia="Calibri" w:hAnsi="Calibri"/>
+                <w:b/>
+                <w:bCs/>
+                <w:color w:val="1F3A5F"/>
+                <w:sz w:val="19"/>
+                <w:szCs w:val="19"/>
+              </w:rPr>
+              <w:t xml:space="preserve">Then</w:t>
+            </w:r>
+            <w:r>
+              <w:rPr>
+                <w:rFonts w:ascii="Calibri" w:cs="Calibri" w:eastAsia="Calibri" w:hAnsi="Calibri"/>
+                <w:sz w:val="19"/>
+                <w:szCs w:val="19"/>
+              </w:rPr>
+              <w:t xml:space="preserve"> the next AI draft uses the updated wording</w:t>
+            </w:r>
+          </w:p>
+        </w:tc>
+        <w:tc>
+          <w:tcPr>
+            <w:tcW w:type="dxa" w:w="1300"/>
             <w:tcBorders>
               <w:top w:val="single" w:color="BFBFBF" w:sz="4"/>
               <w:left w:val="single" w:color="BFBFBF" w:sz="4"/>
@@ -5896,7 +9951,7 @@
         </w:tc>
         <w:tc>
           <w:tcPr>
-            <w:tcW w:type="dxa" w:w="1700"/>
+            <w:tcW w:type="dxa" w:w="1500"/>
             <w:tcBorders>
               <w:top w:val="single" w:color="BFBFBF" w:sz="4"/>
               <w:left w:val="single" w:color="BFBFBF" w:sz="4"/>
@@ -5927,7 +9982,7 @@
         </w:tc>
         <w:tc>
           <w:tcPr>
-            <w:tcW w:type="dxa" w:w="5000"/>
+            <w:tcW w:type="dxa" w:w="4500"/>
             <w:tcBorders>
               <w:top w:val="single" w:color="BFBFBF" w:sz="4"/>
               <w:left w:val="single" w:color="BFBFBF" w:sz="4"/>
@@ -5958,7 +10013,7 @@
         </w:tc>
         <w:tc>
           <w:tcPr>
-            <w:tcW w:type="dxa" w:w="5078"/>
+            <w:tcW w:type="dxa" w:w="5978"/>
             <w:tcBorders>
               <w:top w:val="single" w:color="BFBFBF" w:sz="4"/>
               <w:left w:val="single" w:color="BFBFBF" w:sz="4"/>
@@ -5972,24 +10027,99 @@
               <w:bottom w:type="dxa" w:w="70"/>
               <w:right w:type="dxa" w:w="110"/>
             </w:tcMar>
-            <w:vAlign w:val="top"/>
-          </w:tcPr>
-          <w:p>
-            <w:r>
-              <w:rPr>
-                <w:rFonts w:ascii="Calibri" w:cs="Calibri" w:eastAsia="Calibri" w:hAnsi="Calibri"/>
-                <w:b w:val="false"/>
-                <w:bCs w:val="false"/>
-                <w:sz w:val="19"/>
-                <w:szCs w:val="19"/>
-              </w:rPr>
-              <w:t xml:space="preserve">Sent reply appears on the staff member's request detail page; tested together with Mihlali</w:t>
-            </w:r>
-          </w:p>
-        </w:tc>
-        <w:tc>
-          <w:tcPr>
-            <w:tcW w:type="dxa" w:w="1400"/>
+          </w:tcPr>
+          <w:p>
+            <w:pPr>
+              <w:spacing w:after="0"/>
+            </w:pPr>
+            <w:r>
+              <w:rPr>
+                <w:rFonts w:ascii="Calibri" w:cs="Calibri" w:eastAsia="Calibri" w:hAnsi="Calibri"/>
+                <w:b/>
+                <w:bCs/>
+                <w:color w:val="1F3A5F"/>
+                <w:sz w:val="19"/>
+                <w:szCs w:val="19"/>
+              </w:rPr>
+              <w:t xml:space="preserve">Given</w:t>
+            </w:r>
+            <w:r>
+              <w:rPr>
+                <w:rFonts w:ascii="Calibri" w:cs="Calibri" w:eastAsia="Calibri" w:hAnsi="Calibri"/>
+                <w:sz w:val="19"/>
+                <w:szCs w:val="19"/>
+              </w:rPr>
+              <w:t xml:space="preserve"> an agent has sent a reply to my request</w:t>
+            </w:r>
+          </w:p>
+          <w:p>
+            <w:pPr>
+              <w:spacing w:after="0"/>
+            </w:pPr>
+            <w:r>
+              <w:rPr>
+                <w:rFonts w:ascii="Calibri" w:cs="Calibri" w:eastAsia="Calibri" w:hAnsi="Calibri"/>
+                <w:b/>
+                <w:bCs/>
+                <w:color w:val="1F3A5F"/>
+                <w:sz w:val="19"/>
+                <w:szCs w:val="19"/>
+              </w:rPr>
+              <w:t xml:space="preserve">When</w:t>
+            </w:r>
+            <w:r>
+              <w:rPr>
+                <w:rFonts w:ascii="Calibri" w:cs="Calibri" w:eastAsia="Calibri" w:hAnsi="Calibri"/>
+                <w:sz w:val="19"/>
+                <w:szCs w:val="19"/>
+              </w:rPr>
+              <w:t xml:space="preserve"> I open that request</w:t>
+            </w:r>
+          </w:p>
+          <w:p>
+            <w:pPr>
+              <w:spacing w:after="0"/>
+            </w:pPr>
+            <w:r>
+              <w:rPr>
+                <w:rFonts w:ascii="Calibri" w:cs="Calibri" w:eastAsia="Calibri" w:hAnsi="Calibri"/>
+                <w:b/>
+                <w:bCs/>
+                <w:color w:val="1F3A5F"/>
+                <w:sz w:val="19"/>
+                <w:szCs w:val="19"/>
+              </w:rPr>
+              <w:t xml:space="preserve">Then</w:t>
+            </w:r>
+            <w:r>
+              <w:rPr>
+                <w:rFonts w:ascii="Calibri" w:cs="Calibri" w:eastAsia="Calibri" w:hAnsi="Calibri"/>
+                <w:sz w:val="19"/>
+                <w:szCs w:val="19"/>
+              </w:rPr>
+              <w:t xml:space="preserve"> I see the reply and the time it was sent</w:t>
+            </w:r>
+          </w:p>
+          <w:p>
+            <w:pPr>
+              <w:spacing w:after="0"/>
+            </w:pPr>
+            <w:r>
+              <w:rPr>
+                <w:rFonts w:ascii="Calibri" w:cs="Calibri" w:eastAsia="Calibri" w:hAnsi="Calibri"/>
+                <w:i/>
+                <w:iCs/>
+                <w:color w:val="595959"/>
+                <w:sz w:val="18"/>
+                <w:szCs w:val="18"/>
+              </w:rPr>
+              <w:t xml:space="preserve">(Tested together with Mihlali)</w:t>
+            </w:r>
+          </w:p>
+        </w:tc>
+        <w:tc>
+          <w:tcPr>
+            <w:tcW w:type="dxa" w:w="1300"/>
             <w:tcBorders>
               <w:top w:val="single" w:color="BFBFBF" w:sz="4"/>
               <w:left w:val="single" w:color="BFBFBF" w:sz="4"/>
@@ -6025,6 +10155,39 @@
         </w:trPr>
         <w:tc>
           <w:tcPr>
+            <w:tcW w:type="dxa" w:w="1400"/>
+            <w:tcBorders>
+              <w:top w:val="single" w:color="BFBFBF" w:sz="4"/>
+              <w:left w:val="single" w:color="BFBFBF" w:sz="4"/>
+              <w:bottom w:val="single" w:color="BFBFBF" w:sz="4"/>
+              <w:right w:val="single" w:color="BFBFBF" w:sz="4"/>
+            </w:tcBorders>
+            <w:tcMar>
+              <w:top w:type="dxa" w:w="70"/>
+              <w:left w:type="dxa" w:w="110"/>
+              <w:bottom w:type="dxa" w:w="70"/>
+              <w:right w:type="dxa" w:w="110"/>
+            </w:tcMar>
+            <w:vAlign w:val="center"/>
+          </w:tcPr>
+          <w:p>
+            <w:pPr>
+              <w:jc w:val="center"/>
+            </w:pPr>
+            <w:r>
+              <w:rPr>
+                <w:rFonts w:ascii="Calibri" w:cs="Calibri" w:eastAsia="Calibri" w:hAnsi="Calibri"/>
+                <w:b/>
+                <w:bCs/>
+                <w:sz w:val="19"/>
+                <w:szCs w:val="19"/>
+              </w:rPr>
+              <w:t xml:space="preserve">Thu 29 Oct</w:t>
+            </w:r>
+          </w:p>
+        </w:tc>
+        <w:tc>
+          <w:tcPr>
             <w:tcW w:type="dxa" w:w="1500"/>
             <w:tcBorders>
               <w:top w:val="single" w:color="BFBFBF" w:sz="4"/>
@@ -6038,39 +10201,6 @@
               <w:bottom w:type="dxa" w:w="70"/>
               <w:right w:type="dxa" w:w="110"/>
             </w:tcMar>
-            <w:vAlign w:val="center"/>
-          </w:tcPr>
-          <w:p>
-            <w:pPr>
-              <w:jc w:val="center"/>
-            </w:pPr>
-            <w:r>
-              <w:rPr>
-                <w:rFonts w:ascii="Calibri" w:cs="Calibri" w:eastAsia="Calibri" w:hAnsi="Calibri"/>
-                <w:b/>
-                <w:bCs/>
-                <w:sz w:val="19"/>
-                <w:szCs w:val="19"/>
-              </w:rPr>
-              <w:t xml:space="preserve">Thu 29 Oct</w:t>
-            </w:r>
-          </w:p>
-        </w:tc>
-        <w:tc>
-          <w:tcPr>
-            <w:tcW w:type="dxa" w:w="1700"/>
-            <w:tcBorders>
-              <w:top w:val="single" w:color="BFBFBF" w:sz="4"/>
-              <w:left w:val="single" w:color="BFBFBF" w:sz="4"/>
-              <w:bottom w:val="single" w:color="BFBFBF" w:sz="4"/>
-              <w:right w:val="single" w:color="BFBFBF" w:sz="4"/>
-            </w:tcBorders>
-            <w:tcMar>
-              <w:top w:type="dxa" w:w="70"/>
-              <w:left w:type="dxa" w:w="110"/>
-              <w:bottom w:type="dxa" w:w="70"/>
-              <w:right w:type="dxa" w:w="110"/>
-            </w:tcMar>
             <w:vAlign w:val="top"/>
           </w:tcPr>
           <w:p>
@@ -6088,7 +10218,7 @@
         </w:tc>
         <w:tc>
           <w:tcPr>
-            <w:tcW w:type="dxa" w:w="5000"/>
+            <w:tcW w:type="dxa" w:w="4500"/>
             <w:tcBorders>
               <w:top w:val="single" w:color="BFBFBF" w:sz="4"/>
               <w:left w:val="single" w:color="BFBFBF" w:sz="4"/>
@@ -6118,37 +10248,121 @@
         </w:tc>
         <w:tc>
           <w:tcPr>
-            <w:tcW w:type="dxa" w:w="5078"/>
-            <w:tcBorders>
-              <w:top w:val="single" w:color="BFBFBF" w:sz="4"/>
-              <w:left w:val="single" w:color="BFBFBF" w:sz="4"/>
-              <w:bottom w:val="single" w:color="BFBFBF" w:sz="4"/>
-              <w:right w:val="single" w:color="BFBFBF" w:sz="4"/>
-            </w:tcBorders>
-            <w:tcMar>
-              <w:top w:type="dxa" w:w="70"/>
-              <w:left w:type="dxa" w:w="110"/>
-              <w:bottom w:type="dxa" w:w="70"/>
-              <w:right w:type="dxa" w:w="110"/>
-            </w:tcMar>
-            <w:vAlign w:val="top"/>
-          </w:tcPr>
-          <w:p>
-            <w:r>
-              <w:rPr>
-                <w:rFonts w:ascii="Calibri" w:cs="Calibri" w:eastAsia="Calibri" w:hAnsi="Calibri"/>
-                <w:b w:val="false"/>
-                <w:bCs w:val="false"/>
-                <w:sz w:val="19"/>
-                <w:szCs w:val="19"/>
-              </w:rPr>
-              <w:t xml:space="preserve">Submit on a phone → classified → agent switches tone, edits and sends → staff member sees the reply; bugs logged in Jira and fixed</w:t>
-            </w:r>
-          </w:p>
-        </w:tc>
-        <w:tc>
-          <w:tcPr>
-            <w:tcW w:type="dxa" w:w="1400"/>
+            <w:tcW w:type="dxa" w:w="5978"/>
+            <w:tcBorders>
+              <w:top w:val="single" w:color="BFBFBF" w:sz="4"/>
+              <w:left w:val="single" w:color="BFBFBF" w:sz="4"/>
+              <w:bottom w:val="single" w:color="BFBFBF" w:sz="4"/>
+              <w:right w:val="single" w:color="BFBFBF" w:sz="4"/>
+            </w:tcBorders>
+            <w:tcMar>
+              <w:top w:type="dxa" w:w="70"/>
+              <w:left w:type="dxa" w:w="110"/>
+              <w:bottom w:type="dxa" w:w="70"/>
+              <w:right w:type="dxa" w:w="110"/>
+            </w:tcMar>
+          </w:tcPr>
+          <w:p>
+            <w:pPr>
+              <w:spacing w:after="0"/>
+            </w:pPr>
+            <w:r>
+              <w:rPr>
+                <w:rFonts w:ascii="Calibri" w:cs="Calibri" w:eastAsia="Calibri" w:hAnsi="Calibri"/>
+                <w:b/>
+                <w:bCs/>
+                <w:color w:val="1F3A5F"/>
+                <w:sz w:val="19"/>
+                <w:szCs w:val="19"/>
+              </w:rPr>
+              <w:t xml:space="preserve">Given</w:t>
+            </w:r>
+            <w:r>
+              <w:rPr>
+                <w:rFonts w:ascii="Calibri" w:cs="Calibri" w:eastAsia="Calibri" w:hAnsi="Calibri"/>
+                <w:sz w:val="19"/>
+                <w:szCs w:val="19"/>
+              </w:rPr>
+              <w:t xml:space="preserve"> the live site on a phone</w:t>
+            </w:r>
+          </w:p>
+          <w:p>
+            <w:pPr>
+              <w:spacing w:after="0"/>
+            </w:pPr>
+            <w:r>
+              <w:rPr>
+                <w:rFonts w:ascii="Calibri" w:cs="Calibri" w:eastAsia="Calibri" w:hAnsi="Calibri"/>
+                <w:b/>
+                <w:bCs/>
+                <w:color w:val="1F3A5F"/>
+                <w:sz w:val="19"/>
+                <w:szCs w:val="19"/>
+              </w:rPr>
+              <w:t xml:space="preserve">When</w:t>
+            </w:r>
+            <w:r>
+              <w:rPr>
+                <w:rFonts w:ascii="Calibri" w:cs="Calibri" w:eastAsia="Calibri" w:hAnsi="Calibri"/>
+                <w:sz w:val="19"/>
+                <w:szCs w:val="19"/>
+              </w:rPr>
+              <w:t xml:space="preserve"> a driver submits a request and an agent switches tone, edits and sends a reply</w:t>
+            </w:r>
+          </w:p>
+          <w:p>
+            <w:pPr>
+              <w:spacing w:after="0"/>
+            </w:pPr>
+            <w:r>
+              <w:rPr>
+                <w:rFonts w:ascii="Calibri" w:cs="Calibri" w:eastAsia="Calibri" w:hAnsi="Calibri"/>
+                <w:b/>
+                <w:bCs/>
+                <w:color w:val="1F3A5F"/>
+                <w:sz w:val="19"/>
+                <w:szCs w:val="19"/>
+              </w:rPr>
+              <w:t xml:space="preserve">Then</w:t>
+            </w:r>
+            <w:r>
+              <w:rPr>
+                <w:rFonts w:ascii="Calibri" w:cs="Calibri" w:eastAsia="Calibri" w:hAnsi="Calibri"/>
+                <w:sz w:val="19"/>
+                <w:szCs w:val="19"/>
+              </w:rPr>
+              <w:t xml:space="preserve"> the driver sees the reply on their request</w:t>
+            </w:r>
+          </w:p>
+          <w:p>
+            <w:pPr>
+              <w:spacing w:after="0"/>
+              <w:ind w:left="200"/>
+            </w:pPr>
+            <w:r>
+              <w:rPr>
+                <w:rFonts w:ascii="Calibri" w:cs="Calibri" w:eastAsia="Calibri" w:hAnsi="Calibri"/>
+                <w:b/>
+                <w:bCs/>
+                <w:color w:val="1F3A5F"/>
+                <w:sz w:val="19"/>
+                <w:szCs w:val="19"/>
+              </w:rPr>
+              <w:t xml:space="preserve">And</w:t>
+            </w:r>
+            <w:r>
+              <w:rPr>
+                <w:rFonts w:ascii="Calibri" w:cs="Calibri" w:eastAsia="Calibri" w:hAnsi="Calibri"/>
+                <w:sz w:val="19"/>
+                <w:szCs w:val="19"/>
+              </w:rPr>
+              <w:t xml:space="preserve"> every bug found is logged in Jira and fixed</w:t>
+            </w:r>
+          </w:p>
+        </w:tc>
+        <w:tc>
+          <w:tcPr>
+            <w:tcW w:type="dxa" w:w="1300"/>
             <w:tcBorders>
               <w:top w:val="single" w:color="BFBFBF" w:sz="4"/>
               <w:left w:val="single" w:color="BFBFBF" w:sz="4"/>
@@ -6183,6 +10397,40 @@
         </w:trPr>
         <w:tc>
           <w:tcPr>
+            <w:tcW w:type="dxa" w:w="1400"/>
+            <w:tcBorders>
+              <w:top w:val="single" w:color="BFBFBF" w:sz="4"/>
+              <w:left w:val="single" w:color="BFBFBF" w:sz="4"/>
+              <w:bottom w:val="single" w:color="BFBFBF" w:sz="4"/>
+              <w:right w:val="single" w:color="BFBFBF" w:sz="4"/>
+            </w:tcBorders>
+            <w:shd w:fill="F0EFEC" w:color="auto" w:val="clear"/>
+            <w:tcMar>
+              <w:top w:type="dxa" w:w="70"/>
+              <w:left w:type="dxa" w:w="110"/>
+              <w:bottom w:type="dxa" w:w="70"/>
+              <w:right w:type="dxa" w:w="110"/>
+            </w:tcMar>
+            <w:vAlign w:val="center"/>
+          </w:tcPr>
+          <w:p>
+            <w:pPr>
+              <w:jc w:val="center"/>
+            </w:pPr>
+            <w:r>
+              <w:rPr>
+                <w:rFonts w:ascii="Calibri" w:cs="Calibri" w:eastAsia="Calibri" w:hAnsi="Calibri"/>
+                <w:b/>
+                <w:bCs/>
+                <w:sz w:val="19"/>
+                <w:szCs w:val="19"/>
+              </w:rPr>
+              <w:t xml:space="preserve">Fri 30 Oct</w:t>
+            </w:r>
+          </w:p>
+        </w:tc>
+        <w:tc>
+          <w:tcPr>
             <w:tcW w:type="dxa" w:w="1500"/>
             <w:tcBorders>
               <w:top w:val="single" w:color="BFBFBF" w:sz="4"/>
@@ -6197,40 +10445,6 @@
               <w:bottom w:type="dxa" w:w="70"/>
               <w:right w:type="dxa" w:w="110"/>
             </w:tcMar>
-            <w:vAlign w:val="center"/>
-          </w:tcPr>
-          <w:p>
-            <w:pPr>
-              <w:jc w:val="center"/>
-            </w:pPr>
-            <w:r>
-              <w:rPr>
-                <w:rFonts w:ascii="Calibri" w:cs="Calibri" w:eastAsia="Calibri" w:hAnsi="Calibri"/>
-                <w:b/>
-                <w:bCs/>
-                <w:sz w:val="19"/>
-                <w:szCs w:val="19"/>
-              </w:rPr>
-              <w:t xml:space="preserve">Fri 30 Oct</w:t>
-            </w:r>
-          </w:p>
-        </w:tc>
-        <w:tc>
-          <w:tcPr>
-            <w:tcW w:type="dxa" w:w="1700"/>
-            <w:tcBorders>
-              <w:top w:val="single" w:color="BFBFBF" w:sz="4"/>
-              <w:left w:val="single" w:color="BFBFBF" w:sz="4"/>
-              <w:bottom w:val="single" w:color="BFBFBF" w:sz="4"/>
-              <w:right w:val="single" w:color="BFBFBF" w:sz="4"/>
-            </w:tcBorders>
-            <w:shd w:fill="F0EFEC" w:color="auto" w:val="clear"/>
-            <w:tcMar>
-              <w:top w:type="dxa" w:w="70"/>
-              <w:left w:type="dxa" w:w="110"/>
-              <w:bottom w:type="dxa" w:w="70"/>
-              <w:right w:type="dxa" w:w="110"/>
-            </w:tcMar>
             <w:vAlign w:val="top"/>
           </w:tcPr>
           <w:p>
@@ -6248,7 +10462,7 @@
         </w:tc>
         <w:tc>
           <w:tcPr>
-            <w:tcW w:type="dxa" w:w="5000"/>
+            <w:tcW w:type="dxa" w:w="4500"/>
             <w:tcBorders>
               <w:top w:val="single" w:color="BFBFBF" w:sz="4"/>
               <w:left w:val="single" w:color="BFBFBF" w:sz="4"/>
@@ -6279,7 +10493,7 @@
         </w:tc>
         <w:tc>
           <w:tcPr>
-            <w:tcW w:type="dxa" w:w="5078"/>
+            <w:tcW w:type="dxa" w:w="5978"/>
             <w:tcBorders>
               <w:top w:val="single" w:color="BFBFBF" w:sz="4"/>
               <w:left w:val="single" w:color="BFBFBF" w:sz="4"/>
@@ -6293,24 +10507,133 @@
               <w:bottom w:type="dxa" w:w="70"/>
               <w:right w:type="dxa" w:w="110"/>
             </w:tcMar>
-            <w:vAlign w:val="top"/>
-          </w:tcPr>
-          <w:p>
-            <w:r>
-              <w:rPr>
-                <w:rFonts w:ascii="Calibri" w:cs="Calibri" w:eastAsia="Calibri" w:hAnsi="Calibri"/>
-                <w:b w:val="false"/>
-                <w:bCs w:val="false"/>
-                <w:sz w:val="19"/>
-                <w:szCs w:val="19"/>
-              </w:rPr>
-              <w:t xml:space="preserve">Demo presented at the sprint review; Jira stories updated; retro note (what went well, what to change) saved in docs/sprints</w:t>
-            </w:r>
-          </w:p>
-        </w:tc>
-        <w:tc>
-          <w:tcPr>
-            <w:tcW w:type="dxa" w:w="1400"/>
+          </w:tcPr>
+          <w:p>
+            <w:pPr>
+              <w:spacing w:after="0"/>
+            </w:pPr>
+            <w:r>
+              <w:rPr>
+                <w:rFonts w:ascii="Calibri" w:cs="Calibri" w:eastAsia="Calibri" w:hAnsi="Calibri"/>
+                <w:b/>
+                <w:bCs/>
+                <w:color w:val="1F3A5F"/>
+                <w:sz w:val="19"/>
+                <w:szCs w:val="19"/>
+              </w:rPr>
+              <w:t xml:space="preserve">Given</w:t>
+            </w:r>
+            <w:r>
+              <w:rPr>
+                <w:rFonts w:ascii="Calibri" w:cs="Calibri" w:eastAsia="Calibri" w:hAnsi="Calibri"/>
+                <w:sz w:val="19"/>
+                <w:szCs w:val="19"/>
+              </w:rPr>
+              <w:t xml:space="preserve"> the sprint review</w:t>
+            </w:r>
+          </w:p>
+          <w:p>
+            <w:pPr>
+              <w:spacing w:after="0"/>
+            </w:pPr>
+            <w:r>
+              <w:rPr>
+                <w:rFonts w:ascii="Calibri" w:cs="Calibri" w:eastAsia="Calibri" w:hAnsi="Calibri"/>
+                <w:b/>
+                <w:bCs/>
+                <w:color w:val="1F3A5F"/>
+                <w:sz w:val="19"/>
+                <w:szCs w:val="19"/>
+              </w:rPr>
+              <w:t xml:space="preserve">When</w:t>
+            </w:r>
+            <w:r>
+              <w:rPr>
+                <w:rFonts w:ascii="Calibri" w:cs="Calibri" w:eastAsia="Calibri" w:hAnsi="Calibri"/>
+                <w:sz w:val="19"/>
+                <w:szCs w:val="19"/>
+              </w:rPr>
+              <w:t xml:space="preserve"> the team presents the demo</w:t>
+            </w:r>
+          </w:p>
+          <w:p>
+            <w:pPr>
+              <w:spacing w:after="0"/>
+            </w:pPr>
+            <w:r>
+              <w:rPr>
+                <w:rFonts w:ascii="Calibri" w:cs="Calibri" w:eastAsia="Calibri" w:hAnsi="Calibri"/>
+                <w:b/>
+                <w:bCs/>
+                <w:color w:val="1F3A5F"/>
+                <w:sz w:val="19"/>
+                <w:szCs w:val="19"/>
+              </w:rPr>
+              <w:t xml:space="preserve">Then</w:t>
+            </w:r>
+            <w:r>
+              <w:rPr>
+                <w:rFonts w:ascii="Calibri" w:cs="Calibri" w:eastAsia="Calibri" w:hAnsi="Calibri"/>
+                <w:sz w:val="19"/>
+                <w:szCs w:val="19"/>
+              </w:rPr>
+              <w:t xml:space="preserve"> the full journey is shown live</w:t>
+            </w:r>
+          </w:p>
+          <w:p>
+            <w:pPr>
+              <w:spacing w:after="0"/>
+              <w:ind w:left="200"/>
+            </w:pPr>
+            <w:r>
+              <w:rPr>
+                <w:rFonts w:ascii="Calibri" w:cs="Calibri" w:eastAsia="Calibri" w:hAnsi="Calibri"/>
+                <w:b/>
+                <w:bCs/>
+                <w:color w:val="1F3A5F"/>
+                <w:sz w:val="19"/>
+                <w:szCs w:val="19"/>
+              </w:rPr>
+              <w:t xml:space="preserve">And</w:t>
+            </w:r>
+            <w:r>
+              <w:rPr>
+                <w:rFonts w:ascii="Calibri" w:cs="Calibri" w:eastAsia="Calibri" w:hAnsi="Calibri"/>
+                <w:sz w:val="19"/>
+                <w:szCs w:val="19"/>
+              </w:rPr>
+              <w:t xml:space="preserve"> Jira stories are updated</w:t>
+            </w:r>
+          </w:p>
+          <w:p>
+            <w:pPr>
+              <w:spacing w:after="0"/>
+              <w:ind w:left="200"/>
+            </w:pPr>
+            <w:r>
+              <w:rPr>
+                <w:rFonts w:ascii="Calibri" w:cs="Calibri" w:eastAsia="Calibri" w:hAnsi="Calibri"/>
+                <w:b/>
+                <w:bCs/>
+                <w:color w:val="1F3A5F"/>
+                <w:sz w:val="19"/>
+                <w:szCs w:val="19"/>
+              </w:rPr>
+              <w:t xml:space="preserve">And</w:t>
+            </w:r>
+            <w:r>
+              <w:rPr>
+                <w:rFonts w:ascii="Calibri" w:cs="Calibri" w:eastAsia="Calibri" w:hAnsi="Calibri"/>
+                <w:sz w:val="19"/>
+                <w:szCs w:val="19"/>
+              </w:rPr>
+              <w:t xml:space="preserve"> the retro note (what went well, what to change) is saved in docs/sprints</w:t>
+            </w:r>
+          </w:p>
+        </w:tc>
+        <w:tc>
+          <w:tcPr>
+            <w:tcW w:type="dxa" w:w="1300"/>
             <w:tcBorders>
               <w:top w:val="single" w:color="BFBFBF" w:sz="4"/>
               <w:left w:val="single" w:color="BFBFBF" w:sz="4"/>

--- a/docs/sprints/Sprint1_Plan.docx
+++ b/docs/sprints/Sprint1_Plan.docx
@@ -1740,170 +1740,31 @@
         </w:tc>
         <w:tc>
           <w:tcPr>
-            <w:tcW w:type="dxa" w:w="4500"/>
-            <w:tcBorders>
-              <w:top w:val="single" w:color="BFBFBF" w:sz="4"/>
-              <w:left w:val="single" w:color="BFBFBF" w:sz="4"/>
-              <w:bottom w:val="single" w:color="BFBFBF" w:sz="4"/>
-              <w:right w:val="single" w:color="BFBFBF" w:sz="4"/>
-            </w:tcBorders>
-            <w:tcMar>
-              <w:top w:type="dxa" w:w="70"/>
-              <w:left w:type="dxa" w:w="110"/>
-              <w:bottom w:type="dxa" w:w="70"/>
-              <w:right w:type="dxa" w:w="110"/>
-            </w:tcMar>
-            <w:vAlign w:val="top"/>
-          </w:tcPr>
-          <w:p>
-            <w:r>
-              <w:rPr>
-                <w:rFonts w:ascii="Calibri" w:cs="Calibri" w:eastAsia="Calibri" w:hAnsi="Calibri"/>
-                <w:b w:val="false"/>
-                <w:bCs w:val="false"/>
-                <w:sz w:val="19"/>
-                <w:szCs w:val="19"/>
-              </w:rPr>
-              <w:t xml:space="preserve">As the team, I want an agreed project idea and roadmap, so that everyone works towards the same product.</w:t>
-            </w:r>
-          </w:p>
-        </w:tc>
-        <w:tc>
-          <w:tcPr>
-            <w:tcW w:type="dxa" w:w="5978"/>
-            <w:tcBorders>
-              <w:top w:val="single" w:color="BFBFBF" w:sz="4"/>
-              <w:left w:val="single" w:color="BFBFBF" w:sz="4"/>
-              <w:bottom w:val="single" w:color="BFBFBF" w:sz="4"/>
-              <w:right w:val="single" w:color="BFBFBF" w:sz="4"/>
-            </w:tcBorders>
-            <w:tcMar>
-              <w:top w:type="dxa" w:w="70"/>
-              <w:left w:type="dxa" w:w="110"/>
-              <w:bottom w:type="dxa" w:w="70"/>
-              <w:right w:type="dxa" w:w="110"/>
-            </w:tcMar>
-          </w:tcPr>
-          <w:p>
-            <w:pPr>
-              <w:spacing w:after="0"/>
-            </w:pPr>
-            <w:r>
-              <w:rPr>
-                <w:rFonts w:ascii="Calibri" w:cs="Calibri" w:eastAsia="Calibri" w:hAnsi="Calibri"/>
-                <w:b/>
-                <w:bCs/>
-                <w:color w:val="1F3A5F"/>
-                <w:sz w:val="19"/>
-                <w:szCs w:val="19"/>
-              </w:rPr>
-              <w:t xml:space="preserve">Given</w:t>
-            </w:r>
-            <w:r>
-              <w:rPr>
-                <w:rFonts w:ascii="Calibri" w:cs="Calibri" w:eastAsia="Calibri" w:hAnsi="Calibri"/>
-                <w:sz w:val="19"/>
-                <w:szCs w:val="19"/>
-              </w:rPr>
-              <w:t xml:space="preserve"> the CAPACITI curriculum</w:t>
-            </w:r>
-          </w:p>
-          <w:p>
-            <w:pPr>
-              <w:spacing w:after="0"/>
-            </w:pPr>
-            <w:r>
-              <w:rPr>
-                <w:rFonts w:ascii="Calibri" w:cs="Calibri" w:eastAsia="Calibri" w:hAnsi="Calibri"/>
-                <w:b/>
-                <w:bCs/>
-                <w:color w:val="1F3A5F"/>
-                <w:sz w:val="19"/>
-                <w:szCs w:val="19"/>
-              </w:rPr>
-              <w:t xml:space="preserve">When</w:t>
-            </w:r>
-            <w:r>
-              <w:rPr>
-                <w:rFonts w:ascii="Calibri" w:cs="Calibri" w:eastAsia="Calibri" w:hAnsi="Calibri"/>
-                <w:sz w:val="19"/>
-                <w:szCs w:val="19"/>
-              </w:rPr>
-              <w:t xml:space="preserve"> the team finishes planning</w:t>
-            </w:r>
-          </w:p>
-          <w:p>
-            <w:pPr>
-              <w:spacing w:after="0"/>
-            </w:pPr>
-            <w:r>
-              <w:rPr>
-                <w:rFonts w:ascii="Calibri" w:cs="Calibri" w:eastAsia="Calibri" w:hAnsi="Calibri"/>
-                <w:b/>
-                <w:bCs/>
-                <w:color w:val="1F3A5F"/>
-                <w:sz w:val="19"/>
-                <w:szCs w:val="19"/>
-              </w:rPr>
-              <w:t xml:space="preserve">Then</w:t>
-            </w:r>
-            <w:r>
-              <w:rPr>
-                <w:rFonts w:ascii="Calibri" w:cs="Calibri" w:eastAsia="Calibri" w:hAnsi="Calibri"/>
-                <w:sz w:val="19"/>
-                <w:szCs w:val="19"/>
-              </w:rPr>
-              <w:t xml:space="preserve"> the Relay idea for Kopano Freight is agreed</w:t>
-            </w:r>
-          </w:p>
-          <w:p>
-            <w:pPr>
-              <w:spacing w:after="0"/>
-              <w:ind w:left="200"/>
-            </w:pPr>
-            <w:r>
-              <w:rPr>
-                <w:rFonts w:ascii="Calibri" w:cs="Calibri" w:eastAsia="Calibri" w:hAnsi="Calibri"/>
-                <w:b/>
-                <w:bCs/>
-                <w:color w:val="1F3A5F"/>
-                <w:sz w:val="19"/>
-                <w:szCs w:val="19"/>
-              </w:rPr>
-              <w:t xml:space="preserve">And</w:t>
-            </w:r>
-            <w:r>
-              <w:rPr>
-                <w:rFonts w:ascii="Calibri" w:cs="Calibri" w:eastAsia="Calibri" w:hAnsi="Calibri"/>
-                <w:sz w:val="19"/>
-                <w:szCs w:val="19"/>
-              </w:rPr>
-              <w:t xml:space="preserve"> the 8-week roadmap is written</w:t>
-            </w:r>
-          </w:p>
-          <w:p>
-            <w:pPr>
-              <w:spacing w:after="0"/>
-              <w:ind w:left="200"/>
-            </w:pPr>
-            <w:r>
-              <w:rPr>
-                <w:rFonts w:ascii="Calibri" w:cs="Calibri" w:eastAsia="Calibri" w:hAnsi="Calibri"/>
-                <w:b/>
-                <w:bCs/>
-                <w:color w:val="1F3A5F"/>
-                <w:sz w:val="19"/>
-                <w:szCs w:val="19"/>
-              </w:rPr>
-              <w:t xml:space="preserve">And</w:t>
-            </w:r>
-            <w:r>
-              <w:rPr>
-                <w:rFonts w:ascii="Calibri" w:cs="Calibri" w:eastAsia="Calibri" w:hAnsi="Calibri"/>
-                <w:sz w:val="19"/>
-                <w:szCs w:val="19"/>
-              </w:rPr>
-              <w:t xml:space="preserve"> the Jira epics are created with dates</w:t>
+            <w:tcW w:type="dxa" w:w="10478"/>
+            <w:gridSpan w:val="2"/>
+            <w:tcBorders>
+              <w:top w:val="single" w:color="BFBFBF" w:sz="4"/>
+              <w:left w:val="single" w:color="BFBFBF" w:sz="4"/>
+              <w:bottom w:val="single" w:color="BFBFBF" w:sz="4"/>
+              <w:right w:val="single" w:color="BFBFBF" w:sz="4"/>
+            </w:tcBorders>
+            <w:tcMar>
+              <w:top w:type="dxa" w:w="70"/>
+              <w:left w:type="dxa" w:w="110"/>
+              <w:bottom w:type="dxa" w:w="70"/>
+              <w:right w:type="dxa" w:w="110"/>
+            </w:tcMar>
+          </w:tcPr>
+          <w:p>
+            <w:r>
+              <w:rPr>
+                <w:rFonts w:ascii="Calibri" w:cs="Calibri" w:eastAsia="Calibri" w:hAnsi="Calibri"/>
+                <w:b/>
+                <w:bCs/>
+                <w:sz w:val="19"/>
+                <w:szCs w:val="19"/>
+              </w:rPr>
+              <w:t xml:space="preserve">Planning</w:t>
             </w:r>
           </w:p>
         </w:tc>
@@ -1928,8 +1789,6 @@
             <w:r>
               <w:rPr>
                 <w:rFonts w:ascii="Calibri" w:cs="Calibri" w:eastAsia="Calibri" w:hAnsi="Calibri"/>
-                <w:b w:val="false"/>
-                <w:bCs w:val="false"/>
                 <w:sz w:val="19"/>
                 <w:szCs w:val="19"/>
               </w:rPr>
@@ -2009,7 +1868,8 @@
         </w:tc>
         <w:tc>
           <w:tcPr>
-            <w:tcW w:type="dxa" w:w="4500"/>
+            <w:tcW w:type="dxa" w:w="10478"/>
+            <w:gridSpan w:val="2"/>
             <w:tcBorders>
               <w:top w:val="single" w:color="BFBFBF" w:sz="4"/>
               <w:left w:val="single" w:color="BFBFBF" w:sz="4"/>
@@ -2023,24 +1883,23 @@
               <w:bottom w:type="dxa" w:w="70"/>
               <w:right w:type="dxa" w:w="110"/>
             </w:tcMar>
-            <w:vAlign w:val="top"/>
-          </w:tcPr>
-          <w:p>
-            <w:r>
-              <w:rPr>
-                <w:rFonts w:ascii="Calibri" w:cs="Calibri" w:eastAsia="Calibri" w:hAnsi="Calibri"/>
-                <w:b w:val="false"/>
-                <w:bCs w:val="false"/>
-                <w:sz w:val="19"/>
-                <w:szCs w:val="19"/>
-              </w:rPr>
-              <w:t xml:space="preserve">As the team, I want the sprint planned and our tools set up, so that everyone knows what to build and where.</w:t>
-            </w:r>
-          </w:p>
-        </w:tc>
-        <w:tc>
-          <w:tcPr>
-            <w:tcW w:type="dxa" w:w="5978"/>
+          </w:tcPr>
+          <w:p>
+            <w:r>
+              <w:rPr>
+                <w:rFonts w:ascii="Calibri" w:cs="Calibri" w:eastAsia="Calibri" w:hAnsi="Calibri"/>
+                <w:b/>
+                <w:bCs/>
+                <w:sz w:val="19"/>
+                <w:szCs w:val="19"/>
+              </w:rPr>
+              <w:t xml:space="preserve">Planning</w:t>
+            </w:r>
+          </w:p>
+        </w:tc>
+        <w:tc>
+          <w:tcPr>
+            <w:tcW w:type="dxa" w:w="1300"/>
             <w:tcBorders>
               <w:top w:val="single" w:color="BFBFBF" w:sz="4"/>
               <w:left w:val="single" w:color="BFBFBF" w:sz="4"/>
@@ -2054,154 +1913,12 @@
               <w:bottom w:type="dxa" w:w="70"/>
               <w:right w:type="dxa" w:w="110"/>
             </w:tcMar>
-          </w:tcPr>
-          <w:p>
-            <w:pPr>
-              <w:spacing w:after="0"/>
-            </w:pPr>
-            <w:r>
-              <w:rPr>
-                <w:rFonts w:ascii="Calibri" w:cs="Calibri" w:eastAsia="Calibri" w:hAnsi="Calibri"/>
-                <w:b/>
-                <w:bCs/>
-                <w:color w:val="1F3A5F"/>
-                <w:sz w:val="19"/>
-                <w:szCs w:val="19"/>
-              </w:rPr>
-              <w:t xml:space="preserve">Given</w:t>
-            </w:r>
-            <w:r>
-              <w:rPr>
-                <w:rFonts w:ascii="Calibri" w:cs="Calibri" w:eastAsia="Calibri" w:hAnsi="Calibri"/>
-                <w:sz w:val="19"/>
-                <w:szCs w:val="19"/>
-              </w:rPr>
-              <w:t xml:space="preserve"> the agreed roadmap</w:t>
-            </w:r>
-          </w:p>
-          <w:p>
-            <w:pPr>
-              <w:spacing w:after="0"/>
-            </w:pPr>
-            <w:r>
-              <w:rPr>
-                <w:rFonts w:ascii="Calibri" w:cs="Calibri" w:eastAsia="Calibri" w:hAnsi="Calibri"/>
-                <w:b/>
-                <w:bCs/>
-                <w:color w:val="1F3A5F"/>
-                <w:sz w:val="19"/>
-                <w:szCs w:val="19"/>
-              </w:rPr>
-              <w:t xml:space="preserve">When</w:t>
-            </w:r>
-            <w:r>
-              <w:rPr>
-                <w:rFonts w:ascii="Calibri" w:cs="Calibri" w:eastAsia="Calibri" w:hAnsi="Calibri"/>
-                <w:sz w:val="19"/>
-                <w:szCs w:val="19"/>
-              </w:rPr>
-              <w:t xml:space="preserve"> sprint planning ends</w:t>
-            </w:r>
-          </w:p>
-          <w:p>
-            <w:pPr>
-              <w:spacing w:after="0"/>
-            </w:pPr>
-            <w:r>
-              <w:rPr>
-                <w:rFonts w:ascii="Calibri" w:cs="Calibri" w:eastAsia="Calibri" w:hAnsi="Calibri"/>
-                <w:b/>
-                <w:bCs/>
-                <w:color w:val="1F3A5F"/>
-                <w:sz w:val="19"/>
-                <w:szCs w:val="19"/>
-              </w:rPr>
-              <w:t xml:space="preserve">Then</w:t>
-            </w:r>
-            <w:r>
-              <w:rPr>
-                <w:rFonts w:ascii="Calibri" w:cs="Calibri" w:eastAsia="Calibri" w:hAnsi="Calibri"/>
-                <w:sz w:val="19"/>
-                <w:szCs w:val="19"/>
-              </w:rPr>
-              <w:t xml:space="preserve"> every Sprint 1 user story has an owner</w:t>
-            </w:r>
-          </w:p>
-          <w:p>
-            <w:pPr>
-              <w:spacing w:after="0"/>
-              <w:ind w:left="200"/>
-            </w:pPr>
-            <w:r>
-              <w:rPr>
-                <w:rFonts w:ascii="Calibri" w:cs="Calibri" w:eastAsia="Calibri" w:hAnsi="Calibri"/>
-                <w:b/>
-                <w:bCs/>
-                <w:color w:val="1F3A5F"/>
-                <w:sz w:val="19"/>
-                <w:szCs w:val="19"/>
-              </w:rPr>
-              <w:t xml:space="preserve">And</w:t>
-            </w:r>
-            <w:r>
-              <w:rPr>
-                <w:rFonts w:ascii="Calibri" w:cs="Calibri" w:eastAsia="Calibri" w:hAnsi="Calibri"/>
-                <w:sz w:val="19"/>
-                <w:szCs w:val="19"/>
-              </w:rPr>
-              <w:t xml:space="preserve"> the GitHub repo exists</w:t>
-            </w:r>
-          </w:p>
-          <w:p>
-            <w:pPr>
-              <w:spacing w:after="0"/>
-              <w:ind w:left="200"/>
-            </w:pPr>
-            <w:r>
-              <w:rPr>
-                <w:rFonts w:ascii="Calibri" w:cs="Calibri" w:eastAsia="Calibri" w:hAnsi="Calibri"/>
-                <w:b/>
-                <w:bCs/>
-                <w:color w:val="1F3A5F"/>
-                <w:sz w:val="19"/>
-                <w:szCs w:val="19"/>
-              </w:rPr>
-              <w:t xml:space="preserve">And</w:t>
-            </w:r>
-            <w:r>
-              <w:rPr>
-                <w:rFonts w:ascii="Calibri" w:cs="Calibri" w:eastAsia="Calibri" w:hAnsi="Calibri"/>
-                <w:sz w:val="19"/>
-                <w:szCs w:val="19"/>
-              </w:rPr>
-              <w:t xml:space="preserve"> the app is live on Vercel</w:t>
-            </w:r>
-          </w:p>
-        </w:tc>
-        <w:tc>
-          <w:tcPr>
-            <w:tcW w:type="dxa" w:w="1300"/>
-            <w:tcBorders>
-              <w:top w:val="single" w:color="BFBFBF" w:sz="4"/>
-              <w:left w:val="single" w:color="BFBFBF" w:sz="4"/>
-              <w:bottom w:val="single" w:color="BFBFBF" w:sz="4"/>
-              <w:right w:val="single" w:color="BFBFBF" w:sz="4"/>
-            </w:tcBorders>
-            <w:shd w:fill="F0EFEC" w:color="auto" w:val="clear"/>
-            <w:tcMar>
-              <w:top w:type="dxa" w:w="70"/>
-              <w:left w:type="dxa" w:w="110"/>
-              <w:bottom w:type="dxa" w:w="70"/>
-              <w:right w:type="dxa" w:w="110"/>
-            </w:tcMar>
-            <w:vAlign w:val="top"/>
-          </w:tcPr>
-          <w:p>
-            <w:r>
-              <w:rPr>
-                <w:rFonts w:ascii="Calibri" w:cs="Calibri" w:eastAsia="Calibri" w:hAnsi="Calibri"/>
-                <w:b w:val="false"/>
-                <w:bCs w:val="false"/>
+            <w:vAlign w:val="top"/>
+          </w:tcPr>
+          <w:p>
+            <w:r>
+              <w:rPr>
+                <w:rFonts w:ascii="Calibri" w:cs="Calibri" w:eastAsia="Calibri" w:hAnsi="Calibri"/>
                 <w:sz w:val="19"/>
                 <w:szCs w:val="19"/>
               </w:rPr>

--- a/docs/sprints/Sprint1_Plan.docx
+++ b/docs/sprints/Sprint1_Plan.docx
@@ -10073,7 +10073,7 @@
                 <w:sz w:val="19"/>
                 <w:szCs w:val="19"/>
               </w:rPr>
-              <w:t xml:space="preserve"> every bug found is logged in Jira and fixed</w:t>
+              <w:t xml:space="preserve"> every bug found is logged as a GitHub Issue and fixed</w:t>
             </w:r>
           </w:p>
         </w:tc>
@@ -10319,7 +10319,7 @@
                 <w:sz w:val="19"/>
                 <w:szCs w:val="19"/>
               </w:rPr>
-              <w:t xml:space="preserve"> Jira stories are updated</w:t>
+              <w:t xml:space="preserve"> the Completion column is up to date</w:t>
             </w:r>
           </w:p>
           <w:p>
@@ -10591,7 +10591,7 @@
           <w:sz w:val="21"/>
           <w:szCs w:val="21"/>
         </w:rPr>
-        <w:t xml:space="preserve">a story is done when its acceptance criteria work on the live site, the screens work at phone width, AI output is labelled and editable, data is saved with timestamps, the pull request is reviewed and merged, and the Jira story is moved to Done.</w:t>
+        <w:t xml:space="preserve">a story is done when its acceptance criteria work on the live site, the screens work at phone width, AI output is labelled and editable, data is saved with timestamps, the pull request is reviewed and merged, and the story is marked Done in the Completion column.</w:t>
       </w:r>
     </w:p>
     <w:sectPr>

--- a/docs/sprints/Sprint1_Plan.docx
+++ b/docs/sprints/Sprint1_Plan.docx
@@ -10073,7 +10073,7 @@
                 <w:sz w:val="19"/>
                 <w:szCs w:val="19"/>
               </w:rPr>
-              <w:t xml:space="preserve"> every bug found is logged as a GitHub Issue and fixed</w:t>
+              <w:t xml:space="preserve"> every bug found is logged in Jira and fixed</w:t>
             </w:r>
           </w:p>
         </w:tc>
@@ -10319,7 +10319,7 @@
                 <w:sz w:val="19"/>
                 <w:szCs w:val="19"/>
               </w:rPr>
-              <w:t xml:space="preserve"> the Completion column is up to date</w:t>
+              <w:t xml:space="preserve"> Jira stories are updated</w:t>
             </w:r>
           </w:p>
           <w:p>
@@ -10591,7 +10591,7 @@
           <w:sz w:val="21"/>
           <w:szCs w:val="21"/>
         </w:rPr>
-        <w:t xml:space="preserve">a story is done when its acceptance criteria work on the live site, the screens work at phone width, AI output is labelled and editable, data is saved with timestamps, the pull request is reviewed and merged, and the story is marked Done in the Completion column.</w:t>
+        <w:t xml:space="preserve">a story is done when its acceptance criteria work on the live site, the screens work at phone width, AI output is labelled and editable, data is saved with timestamps, the pull request is reviewed and merged, and the Jira story is moved to Done.</w:t>
       </w:r>
     </w:p>
     <w:sectPr>

--- a/docs/sprints/Sprint1_Plan.docx
+++ b/docs/sprints/Sprint1_Plan.docx
@@ -2237,7 +2237,7 @@
                 <w:sz w:val="19"/>
                 <w:szCs w:val="19"/>
               </w:rPr>
-              <w:t xml:space="preserve">Not started</w:t>
+              <w:t xml:space="preserve">Done (20 Oct)</w:t>
             </w:r>
           </w:p>
         </w:tc>
@@ -3361,7 +3361,7 @@
                 <w:sz w:val="19"/>
                 <w:szCs w:val="19"/>
               </w:rPr>
-              <w:t xml:space="preserve">Not started</w:t>
+              <w:t xml:space="preserve">Done (21 Oct)</w:t>
             </w:r>
           </w:p>
         </w:tc>
@@ -4564,7 +4564,7 @@
                 <w:sz w:val="19"/>
                 <w:szCs w:val="19"/>
               </w:rPr>
-              <w:t xml:space="preserve">Not started</w:t>
+              <w:t xml:space="preserve">Done (21 Oct)</w:t>
             </w:r>
           </w:p>
         </w:tc>

--- a/docs/sprints/Sprint1_Plan.docx
+++ b/docs/sprints/Sprint1_Plan.docx
@@ -6105,7 +6105,7 @@
                 <w:sz w:val="19"/>
                 <w:szCs w:val="19"/>
               </w:rPr>
-              <w:t xml:space="preserve">Not started</w:t>
+              <w:t xml:space="preserve">Done (21 Oct)</w:t>
             </w:r>
           </w:p>
         </w:tc>
